--- a/Invoice(Fatura)_Teiker.docx
+++ b/Invoice(Fatura)_Teiker.docx
@@ -61,7 +61,7 @@
                           </pic:cNvPicPr>
                         </pic:nvPicPr>
                         <pic:blipFill rotWithShape="1">
-                          <a:blip r:embed="rId11" cstate="print">
+                          <a:blip r:embed="rId10" cstate="print">
                             <a:extLst>
                               <a:ext uri="{28A0092B-C50C-407E-A947-70E740481C1C}">
                                 <a14:useLocalDpi xmlns:a14="http://schemas.microsoft.com/office/drawing/2010/main" val="0"/>
@@ -244,6 +244,7 @@
                   <w:docPart w:val="69346F0E2F04434496D0050473145154"/>
                 </w:placeholder>
               </w:sdtPr>
+              <w:sdtEndPr/>
               <w:sdtContent>
                 <w:r>
                   <w:rPr>
@@ -257,7 +258,9 @@
                       <w:name w:val="invoice_date"/>
                       <w:enabled/>
                       <w:calcOnExit w:val="0"/>
-                      <w:textInput/>
+                      <w:textInput>
+                        <w:default w:val="invoice_date"/>
+                      </w:textInput>
                     </w:ffData>
                   </w:fldChar>
                 </w:r>
@@ -296,47 +299,7 @@
                     <w:szCs w:val="24"/>
                     <w:lang w:val="pt-PT"/>
                   </w:rPr>
-                  <w:t> </w:t>
-                </w:r>
-                <w:r>
-                  <w:rPr>
-                    <w:noProof/>
-                    <w:color w:val="375439" w:themeColor="accent1" w:themeShade="80"/>
-                    <w:sz w:val="24"/>
-                    <w:szCs w:val="24"/>
-                    <w:lang w:val="pt-PT"/>
-                  </w:rPr>
-                  <w:t> </w:t>
-                </w:r>
-                <w:r>
-                  <w:rPr>
-                    <w:noProof/>
-                    <w:color w:val="375439" w:themeColor="accent1" w:themeShade="80"/>
-                    <w:sz w:val="24"/>
-                    <w:szCs w:val="24"/>
-                    <w:lang w:val="pt-PT"/>
-                  </w:rPr>
-                  <w:t> </w:t>
-                </w:r>
-                <w:r>
-                  <w:rPr>
-                    <w:noProof/>
-                    <w:color w:val="375439" w:themeColor="accent1" w:themeShade="80"/>
-                    <w:sz w:val="24"/>
-                    <w:szCs w:val="24"/>
-                    <w:lang w:val="pt-PT"/>
-                  </w:rPr>
-                  <w:t> </w:t>
-                </w:r>
-                <w:r>
-                  <w:rPr>
-                    <w:noProof/>
-                    <w:color w:val="375439" w:themeColor="accent1" w:themeShade="80"/>
-                    <w:sz w:val="24"/>
-                    <w:szCs w:val="24"/>
-                    <w:lang w:val="pt-PT"/>
-                  </w:rPr>
-                  <w:t> </w:t>
+                  <w:t>invoice_date</w:t>
                 </w:r>
                 <w:r>
                   <w:rPr>
@@ -413,7 +376,9 @@
                   <w:name w:val="invoice_number"/>
                   <w:enabled/>
                   <w:calcOnExit w:val="0"/>
-                  <w:textInput/>
+                  <w:textInput>
+                    <w:default w:val="invoice_number"/>
+                  </w:textInput>
                 </w:ffData>
               </w:fldChar>
             </w:r>
@@ -452,47 +417,7 @@
                 <w:szCs w:val="24"/>
                 <w:lang w:val="pt-PT"/>
               </w:rPr>
-              <w:t> </w:t>
-            </w:r>
-            <w:r>
-              <w:rPr>
-                <w:noProof/>
-                <w:color w:val="375439" w:themeColor="accent1" w:themeShade="80"/>
-                <w:sz w:val="24"/>
-                <w:szCs w:val="24"/>
-                <w:lang w:val="pt-PT"/>
-              </w:rPr>
-              <w:t> </w:t>
-            </w:r>
-            <w:r>
-              <w:rPr>
-                <w:noProof/>
-                <w:color w:val="375439" w:themeColor="accent1" w:themeShade="80"/>
-                <w:sz w:val="24"/>
-                <w:szCs w:val="24"/>
-                <w:lang w:val="pt-PT"/>
-              </w:rPr>
-              <w:t> </w:t>
-            </w:r>
-            <w:r>
-              <w:rPr>
-                <w:noProof/>
-                <w:color w:val="375439" w:themeColor="accent1" w:themeShade="80"/>
-                <w:sz w:val="24"/>
-                <w:szCs w:val="24"/>
-                <w:lang w:val="pt-PT"/>
-              </w:rPr>
-              <w:t> </w:t>
-            </w:r>
-            <w:r>
-              <w:rPr>
-                <w:noProof/>
-                <w:color w:val="375439" w:themeColor="accent1" w:themeShade="80"/>
-                <w:sz w:val="24"/>
-                <w:szCs w:val="24"/>
-                <w:lang w:val="pt-PT"/>
-              </w:rPr>
-              <w:t> </w:t>
+              <w:t>invoice_number</w:t>
             </w:r>
             <w:r>
               <w:rPr>
@@ -533,6 +458,7 @@
                 <w:docPart w:val="0AB559449F428347B6D28F8DEF044FA2"/>
               </w:placeholder>
             </w:sdtPr>
+            <w:sdtEndPr/>
             <w:sdtContent>
               <w:p>
                 <w:pPr>
@@ -581,6 +507,7 @@
                 <w:docPart w:val="14CB122C902B0546B41E9560F9223D60"/>
               </w:placeholder>
             </w:sdtPr>
+            <w:sdtEndPr/>
             <w:sdtContent>
               <w:p>
                 <w:pPr>
@@ -633,6 +560,7 @@
                 <w:docPart w:val="D14AA4190D95094BA0DAF14EBD6053F5"/>
               </w:placeholder>
             </w:sdtPr>
+            <w:sdtEndPr/>
             <w:sdtContent>
               <w:p>
                 <w:pPr>
@@ -695,6 +623,66 @@
                 <w:docPart w:val="A2BD95426524BC499068E639D1C17270"/>
               </w:placeholder>
             </w:sdtPr>
+            <w:sdtEndPr/>
+            <w:sdtContent>
+              <w:p>
+                <w:pPr>
+                  <w:pStyle w:val="textoalinhadodireita"/>
+                  <w:rPr>
+                    <w:color w:val="375439" w:themeColor="accent1" w:themeShade="80"/>
+                    <w:sz w:val="24"/>
+                    <w:szCs w:val="24"/>
+                    <w:lang w:val="pt-PT"/>
+                  </w:rPr>
+                </w:pPr>
+                <w:proofErr w:type="spellStart"/>
+                <w:r>
+                  <w:rPr>
+                    <w:color w:val="375439" w:themeColor="accent1" w:themeShade="80"/>
+                    <w:sz w:val="24"/>
+                    <w:szCs w:val="24"/>
+                    <w:lang w:val="pt-PT"/>
+                  </w:rPr>
+                  <w:t>Family</w:t>
+                </w:r>
+                <w:proofErr w:type="spellEnd"/>
+                <w:r>
+                  <w:rPr>
+                    <w:color w:val="375439" w:themeColor="accent1" w:themeShade="80"/>
+                    <w:sz w:val="24"/>
+                    <w:szCs w:val="24"/>
+                    <w:lang w:val="pt-PT"/>
+                  </w:rPr>
+                  <w:t xml:space="preserve"> </w:t>
+                </w:r>
+                <w:proofErr w:type="spellStart"/>
+                <w:r>
+                  <w:rPr>
+                    <w:color w:val="375439" w:themeColor="accent1" w:themeShade="80"/>
+                    <w:sz w:val="24"/>
+                    <w:szCs w:val="24"/>
+                    <w:lang w:val="pt-PT"/>
+                  </w:rPr>
+                  <w:t>Lokhorst</w:t>
+                </w:r>
+                <w:proofErr w:type="spellEnd"/>
+              </w:p>
+            </w:sdtContent>
+          </w:sdt>
+          <w:sdt>
+            <w:sdtPr>
+              <w:rPr>
+                <w:color w:val="375439" w:themeColor="accent1" w:themeShade="80"/>
+                <w:sz w:val="24"/>
+                <w:szCs w:val="24"/>
+                <w:lang w:val="pt-PT"/>
+              </w:rPr>
+              <w:id w:val="716560484"/>
+              <w:placeholder>
+                <w:docPart w:val="3A39D44DBAE153429B3976283BD05512"/>
+              </w:placeholder>
+            </w:sdtPr>
+            <w:sdtEndPr/>
             <w:sdtContent>
               <w:p>
                 <w:pPr>
@@ -713,16 +701,9 @@
                     <w:szCs w:val="24"/>
                     <w:lang w:val="pt-PT"/>
                   </w:rPr>
-                  <w:fldChar w:fldCharType="begin">
-                    <w:ffData>
-                      <w:name w:val="client_name"/>
-                      <w:enabled/>
-                      <w:calcOnExit w:val="0"/>
-                      <w:textInput/>
-                    </w:ffData>
-                  </w:fldChar>
+                  <w:t xml:space="preserve">Obere </w:t>
                 </w:r>
-                <w:bookmarkStart w:id="2" w:name="client_name"/>
+                <w:proofErr w:type="spellStart"/>
                 <w:r>
                   <w:rPr>
                     <w:color w:val="375439" w:themeColor="accent1" w:themeShade="80"/>
@@ -730,8 +711,9 @@
                     <w:szCs w:val="24"/>
                     <w:lang w:val="pt-PT"/>
                   </w:rPr>
-                  <w:instrText xml:space="preserve"> FORMTEXT </w:instrText>
+                  <w:t>Fangstrasse</w:t>
                 </w:r>
+                <w:proofErr w:type="spellEnd"/>
                 <w:r>
                   <w:rPr>
                     <w:color w:val="375439" w:themeColor="accent1" w:themeShade="80"/>
@@ -739,193 +721,11 @@
                     <w:szCs w:val="24"/>
                     <w:lang w:val="pt-PT"/>
                   </w:rPr>
-                </w:r>
-                <w:r>
-                  <w:rPr>
-                    <w:color w:val="375439" w:themeColor="accent1" w:themeShade="80"/>
-                    <w:sz w:val="24"/>
-                    <w:szCs w:val="24"/>
-                    <w:lang w:val="pt-PT"/>
-                  </w:rPr>
-                  <w:fldChar w:fldCharType="separate"/>
-                </w:r>
-                <w:r>
-                  <w:rPr>
-                    <w:noProof/>
-                    <w:color w:val="375439" w:themeColor="accent1" w:themeShade="80"/>
-                    <w:sz w:val="24"/>
-                    <w:szCs w:val="24"/>
-                    <w:lang w:val="pt-PT"/>
-                  </w:rPr>
-                  <w:t> </w:t>
-                </w:r>
-                <w:r>
-                  <w:rPr>
-                    <w:noProof/>
-                    <w:color w:val="375439" w:themeColor="accent1" w:themeShade="80"/>
-                    <w:sz w:val="24"/>
-                    <w:szCs w:val="24"/>
-                    <w:lang w:val="pt-PT"/>
-                  </w:rPr>
-                  <w:t> </w:t>
-                </w:r>
-                <w:r>
-                  <w:rPr>
-                    <w:noProof/>
-                    <w:color w:val="375439" w:themeColor="accent1" w:themeShade="80"/>
-                    <w:sz w:val="24"/>
-                    <w:szCs w:val="24"/>
-                    <w:lang w:val="pt-PT"/>
-                  </w:rPr>
-                  <w:t> </w:t>
-                </w:r>
-                <w:r>
-                  <w:rPr>
-                    <w:noProof/>
-                    <w:color w:val="375439" w:themeColor="accent1" w:themeShade="80"/>
-                    <w:sz w:val="24"/>
-                    <w:szCs w:val="24"/>
-                    <w:lang w:val="pt-PT"/>
-                  </w:rPr>
-                  <w:t> </w:t>
-                </w:r>
-                <w:r>
-                  <w:rPr>
-                    <w:noProof/>
-                    <w:color w:val="375439" w:themeColor="accent1" w:themeShade="80"/>
-                    <w:sz w:val="24"/>
-                    <w:szCs w:val="24"/>
-                    <w:lang w:val="pt-PT"/>
-                  </w:rPr>
-                  <w:t> </w:t>
-                </w:r>
-                <w:r>
-                  <w:rPr>
-                    <w:color w:val="375439" w:themeColor="accent1" w:themeShade="80"/>
-                    <w:sz w:val="24"/>
-                    <w:szCs w:val="24"/>
-                    <w:lang w:val="pt-PT"/>
-                  </w:rPr>
-                  <w:fldChar w:fldCharType="end"/>
+                  <w:t xml:space="preserve"> 26</w:t>
                 </w:r>
               </w:p>
-              <w:bookmarkEnd w:id="2" w:displacedByCustomXml="next"/>
             </w:sdtContent>
           </w:sdt>
-          <w:p>
-            <w:pPr>
-              <w:pStyle w:val="textoalinhadodireita"/>
-              <w:rPr>
-                <w:color w:val="375439" w:themeColor="accent1" w:themeShade="80"/>
-                <w:sz w:val="24"/>
-                <w:szCs w:val="24"/>
-                <w:lang w:val="pt-PT"/>
-              </w:rPr>
-            </w:pPr>
-            <w:r>
-              <w:rPr>
-                <w:color w:val="375439" w:themeColor="accent1" w:themeShade="80"/>
-                <w:sz w:val="24"/>
-                <w:szCs w:val="24"/>
-                <w:lang w:val="pt-PT"/>
-              </w:rPr>
-              <w:fldChar w:fldCharType="begin">
-                <w:ffData>
-                  <w:name w:val="client_address"/>
-                  <w:enabled/>
-                  <w:calcOnExit w:val="0"/>
-                  <w:textInput/>
-                </w:ffData>
-              </w:fldChar>
-            </w:r>
-            <w:bookmarkStart w:id="3" w:name="client_address"/>
-            <w:r>
-              <w:rPr>
-                <w:color w:val="375439" w:themeColor="accent1" w:themeShade="80"/>
-                <w:sz w:val="24"/>
-                <w:szCs w:val="24"/>
-                <w:lang w:val="pt-PT"/>
-              </w:rPr>
-              <w:instrText xml:space="preserve"> FORMTEXT </w:instrText>
-            </w:r>
-            <w:r>
-              <w:rPr>
-                <w:color w:val="375439" w:themeColor="accent1" w:themeShade="80"/>
-                <w:sz w:val="24"/>
-                <w:szCs w:val="24"/>
-                <w:lang w:val="pt-PT"/>
-              </w:rPr>
-            </w:r>
-            <w:r>
-              <w:rPr>
-                <w:color w:val="375439" w:themeColor="accent1" w:themeShade="80"/>
-                <w:sz w:val="24"/>
-                <w:szCs w:val="24"/>
-                <w:lang w:val="pt-PT"/>
-              </w:rPr>
-              <w:fldChar w:fldCharType="separate"/>
-            </w:r>
-            <w:r>
-              <w:rPr>
-                <w:noProof/>
-                <w:color w:val="375439" w:themeColor="accent1" w:themeShade="80"/>
-                <w:sz w:val="24"/>
-                <w:szCs w:val="24"/>
-                <w:lang w:val="pt-PT"/>
-              </w:rPr>
-              <w:t> </w:t>
-            </w:r>
-            <w:r>
-              <w:rPr>
-                <w:noProof/>
-                <w:color w:val="375439" w:themeColor="accent1" w:themeShade="80"/>
-                <w:sz w:val="24"/>
-                <w:szCs w:val="24"/>
-                <w:lang w:val="pt-PT"/>
-              </w:rPr>
-              <w:t> </w:t>
-            </w:r>
-            <w:r>
-              <w:rPr>
-                <w:noProof/>
-                <w:color w:val="375439" w:themeColor="accent1" w:themeShade="80"/>
-                <w:sz w:val="24"/>
-                <w:szCs w:val="24"/>
-                <w:lang w:val="pt-PT"/>
-              </w:rPr>
-              <w:t> </w:t>
-            </w:r>
-            <w:r>
-              <w:rPr>
-                <w:noProof/>
-                <w:color w:val="375439" w:themeColor="accent1" w:themeShade="80"/>
-                <w:sz w:val="24"/>
-                <w:szCs w:val="24"/>
-                <w:lang w:val="pt-PT"/>
-              </w:rPr>
-              <w:t> </w:t>
-            </w:r>
-            <w:r>
-              <w:rPr>
-                <w:noProof/>
-                <w:color w:val="375439" w:themeColor="accent1" w:themeShade="80"/>
-                <w:sz w:val="24"/>
-                <w:szCs w:val="24"/>
-                <w:lang w:val="pt-PT"/>
-              </w:rPr>
-              <w:t> </w:t>
-            </w:r>
-            <w:r>
-              <w:rPr>
-                <w:color w:val="375439" w:themeColor="accent1" w:themeShade="80"/>
-                <w:sz w:val="24"/>
-                <w:szCs w:val="24"/>
-                <w:lang w:val="pt-PT"/>
-              </w:rPr>
-              <w:fldChar w:fldCharType="end"/>
-            </w:r>
-            <w:bookmarkEnd w:id="3"/>
-          </w:p>
           <w:sdt>
             <w:sdtPr>
               <w:rPr>
@@ -939,6 +739,7 @@
                 <w:docPart w:val="05EC02B115654142A3572209B071F202"/>
               </w:placeholder>
             </w:sdtPr>
+            <w:sdtEndPr/>
             <w:sdtContent>
               <w:p>
                 <w:pPr>
@@ -957,102 +758,8 @@
                     <w:szCs w:val="24"/>
                     <w:lang w:val="pt-PT"/>
                   </w:rPr>
-                  <w:fldChar w:fldCharType="begin">
-                    <w:ffData>
-                      <w:name w:val="client_postal_code"/>
-                      <w:enabled/>
-                      <w:calcOnExit w:val="0"/>
-                      <w:textInput/>
-                    </w:ffData>
-                  </w:fldChar>
+                  <w:t>3782</w:t>
                 </w:r>
-                <w:bookmarkStart w:id="4" w:name="client_postal_code"/>
-                <w:r>
-                  <w:rPr>
-                    <w:color w:val="375439" w:themeColor="accent1" w:themeShade="80"/>
-                    <w:sz w:val="24"/>
-                    <w:szCs w:val="24"/>
-                    <w:lang w:val="pt-PT"/>
-                  </w:rPr>
-                  <w:instrText xml:space="preserve"> FORMTEXT </w:instrText>
-                </w:r>
-                <w:r>
-                  <w:rPr>
-                    <w:color w:val="375439" w:themeColor="accent1" w:themeShade="80"/>
-                    <w:sz w:val="24"/>
-                    <w:szCs w:val="24"/>
-                    <w:lang w:val="pt-PT"/>
-                  </w:rPr>
-                </w:r>
-                <w:r>
-                  <w:rPr>
-                    <w:color w:val="375439" w:themeColor="accent1" w:themeShade="80"/>
-                    <w:sz w:val="24"/>
-                    <w:szCs w:val="24"/>
-                    <w:lang w:val="pt-PT"/>
-                  </w:rPr>
-                  <w:fldChar w:fldCharType="separate"/>
-                </w:r>
-                <w:r>
-                  <w:rPr>
-                    <w:noProof/>
-                    <w:color w:val="375439" w:themeColor="accent1" w:themeShade="80"/>
-                    <w:sz w:val="24"/>
-                    <w:szCs w:val="24"/>
-                    <w:lang w:val="pt-PT"/>
-                  </w:rPr>
-                  <w:t> </w:t>
-                </w:r>
-                <w:r>
-                  <w:rPr>
-                    <w:noProof/>
-                    <w:color w:val="375439" w:themeColor="accent1" w:themeShade="80"/>
-                    <w:sz w:val="24"/>
-                    <w:szCs w:val="24"/>
-                    <w:lang w:val="pt-PT"/>
-                  </w:rPr>
-                  <w:t> </w:t>
-                </w:r>
-                <w:r>
-                  <w:rPr>
-                    <w:noProof/>
-                    <w:color w:val="375439" w:themeColor="accent1" w:themeShade="80"/>
-                    <w:sz w:val="24"/>
-                    <w:szCs w:val="24"/>
-                    <w:lang w:val="pt-PT"/>
-                  </w:rPr>
-                  <w:t> </w:t>
-                </w:r>
-                <w:r>
-                  <w:rPr>
-                    <w:noProof/>
-                    <w:color w:val="375439" w:themeColor="accent1" w:themeShade="80"/>
-                    <w:sz w:val="24"/>
-                    <w:szCs w:val="24"/>
-                    <w:lang w:val="pt-PT"/>
-                  </w:rPr>
-                  <w:t> </w:t>
-                </w:r>
-                <w:r>
-                  <w:rPr>
-                    <w:noProof/>
-                    <w:color w:val="375439" w:themeColor="accent1" w:themeShade="80"/>
-                    <w:sz w:val="24"/>
-                    <w:szCs w:val="24"/>
-                    <w:lang w:val="pt-PT"/>
-                  </w:rPr>
-                  <w:t> </w:t>
-                </w:r>
-                <w:r>
-                  <w:rPr>
-                    <w:color w:val="375439" w:themeColor="accent1" w:themeShade="80"/>
-                    <w:sz w:val="24"/>
-                    <w:szCs w:val="24"/>
-                    <w:lang w:val="pt-PT"/>
-                  </w:rPr>
-                  <w:fldChar w:fldCharType="end"/>
-                </w:r>
-                <w:bookmarkEnd w:id="4"/>
               </w:p>
               <w:p>
                 <w:pPr>
@@ -1071,24 +778,7 @@
                     <w:szCs w:val="24"/>
                     <w:lang w:val="pt-PT"/>
                   </w:rPr>
-                  <w:fldChar w:fldCharType="begin">
-                    <w:ffData>
-                      <w:name w:val="client_city"/>
-                      <w:enabled/>
-                      <w:calcOnExit w:val="0"/>
-                      <w:textInput/>
-                    </w:ffData>
-                  </w:fldChar>
-                </w:r>
-                <w:bookmarkStart w:id="5" w:name="client_city"/>
-                <w:r>
-                  <w:rPr>
-                    <w:color w:val="375439" w:themeColor="accent1" w:themeShade="80"/>
-                    <w:sz w:val="24"/>
-                    <w:szCs w:val="24"/>
-                    <w:lang w:val="pt-PT"/>
-                  </w:rPr>
-                  <w:instrText xml:space="preserve"> FORMTEXT </w:instrText>
+                  <w:t>L</w:t>
                 </w:r>
                 <w:r>
                   <w:rPr>
@@ -1097,77 +787,9 @@
                     <w:szCs w:val="24"/>
                     <w:lang w:val="pt-PT"/>
                   </w:rPr>
-                </w:r>
-                <w:r>
-                  <w:rPr>
-                    <w:color w:val="375439" w:themeColor="accent1" w:themeShade="80"/>
-                    <w:sz w:val="24"/>
-                    <w:szCs w:val="24"/>
-                    <w:lang w:val="pt-PT"/>
-                  </w:rPr>
-                  <w:fldChar w:fldCharType="separate"/>
-                </w:r>
-                <w:r>
-                  <w:rPr>
-                    <w:noProof/>
-                    <w:color w:val="375439" w:themeColor="accent1" w:themeShade="80"/>
-                    <w:sz w:val="24"/>
-                    <w:szCs w:val="24"/>
-                    <w:lang w:val="pt-PT"/>
-                  </w:rPr>
-                  <w:t> </w:t>
-                </w:r>
-                <w:r>
-                  <w:rPr>
-                    <w:noProof/>
-                    <w:color w:val="375439" w:themeColor="accent1" w:themeShade="80"/>
-                    <w:sz w:val="24"/>
-                    <w:szCs w:val="24"/>
-                    <w:lang w:val="pt-PT"/>
-                  </w:rPr>
-                  <w:t> </w:t>
-                </w:r>
-                <w:r>
-                  <w:rPr>
-                    <w:noProof/>
-                    <w:color w:val="375439" w:themeColor="accent1" w:themeShade="80"/>
-                    <w:sz w:val="24"/>
-                    <w:szCs w:val="24"/>
-                    <w:lang w:val="pt-PT"/>
-                  </w:rPr>
-                  <w:t> </w:t>
-                </w:r>
-                <w:r>
-                  <w:rPr>
-                    <w:noProof/>
-                    <w:color w:val="375439" w:themeColor="accent1" w:themeShade="80"/>
-                    <w:sz w:val="24"/>
-                    <w:szCs w:val="24"/>
-                    <w:lang w:val="pt-PT"/>
-                  </w:rPr>
-                  <w:t> </w:t>
-                </w:r>
-                <w:r>
-                  <w:rPr>
-                    <w:noProof/>
-                    <w:color w:val="375439" w:themeColor="accent1" w:themeShade="80"/>
-                    <w:sz w:val="24"/>
-                    <w:szCs w:val="24"/>
-                    <w:lang w:val="pt-PT"/>
-                  </w:rPr>
-                  <w:t> </w:t>
-                </w:r>
-                <w:r>
-                  <w:rPr>
-                    <w:color w:val="375439" w:themeColor="accent1" w:themeShade="80"/>
-                    <w:sz w:val="24"/>
-                    <w:szCs w:val="24"/>
-                    <w:lang w:val="pt-PT"/>
-                  </w:rPr>
-                  <w:fldChar w:fldCharType="end"/>
+                  <w:t>AUENEN</w:t>
                 </w:r>
               </w:p>
-              <w:bookmarkEnd w:id="5" w:displacedByCustomXml="next"/>
             </w:sdtContent>
           </w:sdt>
         </w:tc>
@@ -1916,6 +1538,55 @@
                 <w:lang w:val="pt-PT"/>
               </w:rPr>
             </w:pPr>
+            <w:r>
+              <w:rPr>
+                <w:color w:val="375439" w:themeColor="accent1" w:themeShade="80"/>
+                <w:sz w:val="24"/>
+                <w:szCs w:val="24"/>
+                <w:lang w:val="pt-PT"/>
+              </w:rPr>
+              <w:t xml:space="preserve">#Payment </w:t>
+            </w:r>
+            <w:proofErr w:type="spellStart"/>
+            <w:r>
+              <w:rPr>
+                <w:color w:val="375439" w:themeColor="accent1" w:themeShade="80"/>
+                <w:sz w:val="24"/>
+                <w:szCs w:val="24"/>
+                <w:lang w:val="pt-PT"/>
+              </w:rPr>
+              <w:t>within</w:t>
+            </w:r>
+            <w:proofErr w:type="spellEnd"/>
+            <w:r>
+              <w:rPr>
+                <w:color w:val="375439" w:themeColor="accent1" w:themeShade="80"/>
+                <w:sz w:val="24"/>
+                <w:szCs w:val="24"/>
+                <w:lang w:val="pt-PT"/>
+              </w:rPr>
+              <w:t xml:space="preserve"> 10 </w:t>
+            </w:r>
+            <w:proofErr w:type="spellStart"/>
+            <w:r>
+              <w:rPr>
+                <w:color w:val="375439" w:themeColor="accent1" w:themeShade="80"/>
+                <w:sz w:val="24"/>
+                <w:szCs w:val="24"/>
+                <w:lang w:val="pt-PT"/>
+              </w:rPr>
+              <w:t>days</w:t>
+            </w:r>
+            <w:proofErr w:type="spellEnd"/>
+            <w:r>
+              <w:rPr>
+                <w:color w:val="375439" w:themeColor="accent1" w:themeShade="80"/>
+                <w:sz w:val="24"/>
+                <w:szCs w:val="24"/>
+                <w:lang w:val="pt-PT"/>
+              </w:rPr>
+              <w:t xml:space="preserve"> net</w:t>
+            </w:r>
           </w:p>
         </w:tc>
       </w:tr>
@@ -1978,6 +1649,7 @@
             <w:docPart w:val="27BD909F2A6B75458648C150E1BFC6D9"/>
           </w:placeholder>
         </w:sdtPr>
+        <w:sdtEndPr/>
         <w:sdtContent>
           <w:proofErr w:type="spellStart"/>
           <w:r>
@@ -2013,6 +1685,7 @@
             <w:docPart w:val="79360773C6411E40A350D24DFC9866FC"/>
           </w:placeholder>
         </w:sdtPr>
+        <w:sdtEndPr/>
         <w:sdtContent>
           <w:proofErr w:type="spellStart"/>
           <w:r>
@@ -2057,6 +1730,7 @@
             <w:docPart w:val="E62327E3A5DAD248B04B1D2A0F6BBA5E"/>
           </w:placeholder>
         </w:sdtPr>
+        <w:sdtEndPr/>
         <w:sdtContent>
           <w:r>
             <w:rPr>
@@ -2118,6 +1792,7 @@
             <w:docPart w:val="03458B7B848F394DACE7E8CB6FDD7E1B"/>
           </w:placeholder>
         </w:sdtPr>
+        <w:sdtEndPr/>
         <w:sdtContent>
           <w:r>
             <w:rPr>
@@ -2126,7 +1801,16 @@
               <w:szCs w:val="24"/>
               <w:lang w:val="pt-PT"/>
             </w:rPr>
-            <w:t>CHE- 132.923.990</w:t>
+            <w:t xml:space="preserve">CHE- </w:t>
+          </w:r>
+          <w:r>
+            <w:rPr>
+              <w:color w:val="375439" w:themeColor="accent1" w:themeShade="80"/>
+              <w:sz w:val="24"/>
+              <w:szCs w:val="24"/>
+              <w:lang w:val="pt-PT"/>
+            </w:rPr>
+            <w:t>274.296.679</w:t>
           </w:r>
         </w:sdtContent>
       </w:sdt>
@@ -2188,19 +1872,16 @@
             <w:docPart w:val="B1C605FF812E0C4EA8A7E2B87E8CBB24"/>
           </w:placeholder>
         </w:sdtPr>
+        <w:sdtEndPr/>
         <w:sdtContent>
-          <w:hyperlink r:id="rId12" w:history="1">
-            <w:r>
-              <w:rPr>
-                <w:rStyle w:val="Hiperligao"/>
-                <w:color w:val="375439" w:themeColor="accent1" w:themeShade="80"/>
-                <w:sz w:val="24"/>
-                <w:szCs w:val="24"/>
-                <w:lang w:val="pt-PT"/>
-              </w:rPr>
-              <w:t>soniapereiracaretaker@gmail.com</w:t>
-            </w:r>
-          </w:hyperlink>
+          <w:r>
+            <w:rPr>
+              <w:color w:val="365438"/>
+              <w:sz w:val="24"/>
+              <w:szCs w:val="24"/>
+            </w:rPr>
+            <w:t>info@teiker.ch</w:t>
+          </w:r>
         </w:sdtContent>
       </w:sdt>
       <w:r>
@@ -2258,6 +1939,7 @@
             <w:docPart w:val="E6B74F44A921604E974D558CB8FE69E4"/>
           </w:placeholder>
         </w:sdtPr>
+        <w:sdtEndPr/>
         <w:sdtContent>
           <w:r>
             <w:rPr>
@@ -2357,6 +2039,7 @@
             <w:docPart w:val="691F379E0C36754A8EFD6AAB3F77B1E8"/>
           </w:placeholder>
         </w:sdtPr>
+        <w:sdtEndPr/>
         <w:sdtContent>
           <w:r>
             <w:rPr>
@@ -2436,7 +2119,7 @@
               <w:sz w:val="24"/>
               <w:szCs w:val="24"/>
             </w:rPr>
-            <w:t>CH72 0079 0042 6034 01535</w:t>
+            <w:t>CH64 0079 0016 6284 5582 0</w:t>
           </w:r>
         </w:sdtContent>
       </w:sdt>
@@ -2545,7 +2228,7 @@
               <w:sz w:val="24"/>
               <w:szCs w:val="24"/>
             </w:rPr>
-            <w:t>0766273768</w:t>
+            <w:t>+41 766 273 768</w:t>
           </w:r>
         </w:sdtContent>
       </w:sdt>
@@ -2621,7 +2304,7 @@
         <v:path o:extrusionok="f" gradientshapeok="t" o:connecttype="rect"/>
         <o:lock v:ext="edit" aspectratio="t"/>
       </v:shapetype>
-      <v:shape id="_x0000_i1025" type="#_x0000_t75" alt="Logo placeholder" style="width:45pt;height:22.5pt" o:bullet="t">
+      <v:shape id="_x0000_i1025" type="#_x0000_t75" alt="Logo placeholder" style="width:3in;height:3in" o:bullet="t">
         <v:imagedata r:id="rId1" o:title="template_logo"/>
       </v:shape>
     </w:pict>
@@ -4065,6 +3748,32 @@
     </w:docPart>
     <w:docPart>
       <w:docPartPr>
+        <w:name w:val="3A39D44DBAE153429B3976283BD05512"/>
+        <w:category>
+          <w:name w:val="Geral"/>
+          <w:gallery w:val="placeholder"/>
+        </w:category>
+        <w:types>
+          <w:type w:val="bbPlcHdr"/>
+        </w:types>
+        <w:behaviors>
+          <w:behavior w:val="content"/>
+        </w:behaviors>
+        <w:guid w:val="{E3C96756-FFB5-D440-A7D7-C2C42F66C69A}"/>
+      </w:docPartPr>
+      <w:docPartBody>
+        <w:p>
+          <w:pPr>
+            <w:pStyle w:val="3A39D44DBAE153429B3976283BD05512"/>
+          </w:pPr>
+          <w:r>
+            <w:t>[Morada]</w:t>
+          </w:r>
+        </w:p>
+      </w:docPartBody>
+    </w:docPart>
+    <w:docPart>
+      <w:docPartPr>
         <w:name w:val="05EC02B115654142A3572209B071F202"/>
         <w:category>
           <w:name w:val="Geral"/>
@@ -4236,21 +3945,19 @@
   </w:compat>
   <w:rsids>
     <w:rsidRoot w:val="008825D6"/>
-    <w:rsid w:val="0006452B"/>
-    <w:rsid w:val="00290C9B"/>
     <w:rsid w:val="003853CA"/>
+    <w:rsid w:val="00430129"/>
     <w:rsid w:val="00481115"/>
     <w:rsid w:val="00567F17"/>
-    <w:rsid w:val="00592AC8"/>
     <w:rsid w:val="00767682"/>
+    <w:rsid w:val="007A1EC5"/>
     <w:rsid w:val="008825D6"/>
+    <w:rsid w:val="008A39E1"/>
+    <w:rsid w:val="0092455F"/>
     <w:rsid w:val="00A4350B"/>
-    <w:rsid w:val="00AA103C"/>
-    <w:rsid w:val="00C14597"/>
+    <w:rsid w:val="00BC1AA5"/>
     <w:rsid w:val="00C74A6C"/>
     <w:rsid w:val="00D12AB3"/>
-    <w:rsid w:val="00E4020A"/>
-    <w:rsid w:val="00E91497"/>
   </w:rsids>
   <m:mathPr>
     <m:mathFont m:val="Cambria Math"/>
@@ -5142,6 +4849,15 @@
 </file>
 
 <file path=customXml/item2.xml><?xml version="1.0" encoding="utf-8"?>
+<?mso-contentType ?>
+<FormTemplates xmlns="http://schemas.microsoft.com/sharepoint/v3/contenttype/forms">
+  <Display>DocumentLibraryForm</Display>
+  <Edit>AssetEditForm</Edit>
+  <New>DocumentLibraryForm</New>
+</FormTemplates>
+</file>
+
+<file path=customXml/item3.xml><?xml version="1.0" encoding="utf-8"?>
 <ct:contentTypeSchema xmlns:ct="http://schemas.microsoft.com/office/2006/metadata/contentType" xmlns:ma="http://schemas.microsoft.com/office/2006/metadata/properties/metaAttributes" ct:_="" ma:_="" ma:contentTypeName="TemplateFile" ma:contentTypeID="0x0101005EB5FCBB1E5ECD4D83FA6E62BA4F98FF04003B76559807ED7042AFCC9CD6E0E16B7A" ma:contentTypeVersion="56" ma:contentTypeDescription="Create a new document." ma:contentTypeScope="" ma:versionID="1bb8166288bc6583df760821a8465e9a">
   <xsd:schema xmlns:xsd="http://www.w3.org/2001/XMLSchema" xmlns:xs="http://www.w3.org/2001/XMLSchema" xmlns:p="http://schemas.microsoft.com/office/2006/metadata/properties" xmlns:ns2="8289c1ac-6532-4c62-99f0-6d047703163c" targetNamespace="http://schemas.microsoft.com/office/2006/metadata/properties" ma:root="true" ma:fieldsID="72dad6d391a7c203314e0cd163637bed" ns2:_="">
     <xsd:import namespace="8289c1ac-6532-4c62-99f0-6d047703163c"/>
@@ -6175,19 +5891,6 @@
 </ct:contentTypeSchema>
 </file>
 
-<file path=customXml/item3.xml><?xml version="1.0" encoding="utf-8"?>
-<?mso-contentType ?>
-<FormTemplates xmlns="http://schemas.microsoft.com/sharepoint/v3/contenttype/forms">
-  <Display>DocumentLibraryForm</Display>
-  <Edit>AssetEditForm</Edit>
-  <New>DocumentLibraryForm</New>
-</FormTemplates>
-</file>
-
-<file path=customXml/item4.xml><?xml version="1.0" encoding="utf-8"?>
-<b:Sources xmlns:b="http://schemas.openxmlformats.org/officeDocument/2006/bibliography" xmlns="http://schemas.openxmlformats.org/officeDocument/2006/bibliography" SelectedStyle="/APASixthEditionOfficeOnline.xsl" StyleName="APA" Version="6"/>
-</file>
-
 <file path=customXml/itemProps1.xml><?xml version="1.0" encoding="utf-8"?>
 <ds:datastoreItem xmlns:ds="http://schemas.openxmlformats.org/officeDocument/2006/customXml" ds:itemID="{8629318E-FB3C-4B31-A572-7E8640CD1647}">
   <ds:schemaRefs>
@@ -6199,6 +5902,14 @@
 </file>
 
 <file path=customXml/itemProps2.xml><?xml version="1.0" encoding="utf-8"?>
+<ds:datastoreItem xmlns:ds="http://schemas.openxmlformats.org/officeDocument/2006/customXml" ds:itemID="{FC836CF2-0FCF-4A80-9A4C-B5C0CC63139B}">
+  <ds:schemaRefs>
+    <ds:schemaRef ds:uri="http://schemas.microsoft.com/sharepoint/v3/contenttype/forms"/>
+  </ds:schemaRefs>
+</ds:datastoreItem>
+</file>
+
+<file path=customXml/itemProps3.xml><?xml version="1.0" encoding="utf-8"?>
 <ds:datastoreItem xmlns:ds="http://schemas.openxmlformats.org/officeDocument/2006/customXml" ds:itemID="{7ED942B4-9D86-4535-907A-8D9FA7D4C764}">
   <ds:schemaRefs>
     <ds:schemaRef ds:uri="http://schemas.microsoft.com/office/2006/metadata/contentType"/>
@@ -6214,20 +5925,4 @@
     <ds:schemaRef ds:uri="http://schemas.microsoft.com/internal/obd"/>
   </ds:schemaRefs>
 </ds:datastoreItem>
-</file>
-
-<file path=customXml/itemProps3.xml><?xml version="1.0" encoding="utf-8"?>
-<ds:datastoreItem xmlns:ds="http://schemas.openxmlformats.org/officeDocument/2006/customXml" ds:itemID="{FC836CF2-0FCF-4A80-9A4C-B5C0CC63139B}">
-  <ds:schemaRefs>
-    <ds:schemaRef ds:uri="http://schemas.microsoft.com/sharepoint/v3/contenttype/forms"/>
-  </ds:schemaRefs>
-</ds:datastoreItem>
-</file>
-
-<file path=customXml/itemProps4.xml><?xml version="1.0" encoding="utf-8"?>
-<ds:datastoreItem xmlns:ds="http://schemas.openxmlformats.org/officeDocument/2006/customXml" ds:itemID="{F579A6E9-6241-7441-A017-215707C8927A}">
-  <ds:schemaRefs>
-    <ds:schemaRef ds:uri="http://schemas.openxmlformats.org/officeDocument/2006/bibliography"/>
-  </ds:schemaRefs>
-</ds:datastoreItem>
 </file>
--- a/Invoice(Fatura)_Teiker.docx
+++ b/Invoice(Fatura)_Teiker.docx
@@ -44,7 +44,7 @@
                 <w:lang w:val="pt-PT" w:eastAsia="pt-PT"/>
               </w:rPr>
               <w:drawing>
-                <wp:inline distT="0" distB="0" distL="0" distR="0" wp14:anchorId="1BE40CE5" wp14:editId="1DD2B654">
+                <wp:inline distT="0" distB="0" distL="0" distR="0" wp14:anchorId="72DA766E" wp14:editId="41FE5D29">
                   <wp:extent cx="1864435" cy="817880"/>
                   <wp:effectExtent l="0" t="0" r="0" b="0"/>
                   <wp:docPr id="1" name="Picture 1"/>
@@ -61,7 +61,7 @@
                           </pic:cNvPicPr>
                         </pic:nvPicPr>
                         <pic:blipFill rotWithShape="1">
-                          <a:blip r:embed="rId10" cstate="print">
+                          <a:blip r:embed="rId4" cstate="print">
                             <a:extLst>
                               <a:ext uri="{28A0092B-C50C-407E-A947-70E740481C1C}">
                                 <a14:useLocalDpi xmlns:a14="http://schemas.microsoft.com/office/drawing/2010/main" val="0"/>
@@ -108,8 +108,8 @@
             <w:pPr>
               <w:pStyle w:val="Ttulo1"/>
               <w:rPr>
-                <w:color w:val="375439" w:themeColor="accent1" w:themeShade="80"/>
-                <w:lang w:val="pt-PT"/>
+                <w:rFonts w:ascii="Microsoft Sans Serif" w:hAnsi="Microsoft Sans Serif" w:cs="Microsoft Sans Serif"/>
+                <w:color w:val="284434"/>
               </w:rPr>
             </w:pPr>
           </w:p>
@@ -132,6 +132,8 @@
             <w:pPr>
               <w:pStyle w:val="slogan"/>
               <w:rPr>
+                <w:rFonts w:ascii="Microsoft Sans Serif" w:hAnsi="Microsoft Sans Serif" w:cs="Microsoft Sans Serif"/>
+                <w:color w:val="284434"/>
                 <w:sz w:val="24"/>
                 <w:szCs w:val="24"/>
                 <w:lang w:val="pt-PT"/>
@@ -142,6 +144,8 @@
             <w:pPr>
               <w:pStyle w:val="slogan"/>
               <w:rPr>
+                <w:rFonts w:ascii="Microsoft Sans Serif" w:hAnsi="Microsoft Sans Serif" w:cs="Microsoft Sans Serif"/>
+                <w:color w:val="284434"/>
                 <w:sz w:val="24"/>
                 <w:szCs w:val="24"/>
                 <w:lang w:val="pt-PT"/>
@@ -152,7 +156,9 @@
             <w:pPr>
               <w:pStyle w:val="slogan"/>
               <w:rPr>
+                <w:rFonts w:ascii="Microsoft Sans Serif" w:hAnsi="Microsoft Sans Serif" w:cs="Microsoft Sans Serif"/>
                 <w:iCs/>
+                <w:color w:val="284434"/>
                 <w:sz w:val="24"/>
                 <w:szCs w:val="24"/>
                 <w:lang w:val="pt-PT"/>
@@ -163,7 +169,9 @@
             <w:pPr>
               <w:pStyle w:val="slogan"/>
               <w:rPr>
+                <w:rFonts w:ascii="Microsoft Sans Serif" w:hAnsi="Microsoft Sans Serif" w:cs="Microsoft Sans Serif"/>
                 <w:iCs/>
+                <w:color w:val="284434"/>
                 <w:sz w:val="24"/>
                 <w:szCs w:val="24"/>
                 <w:lang w:val="pt-PT"/>
@@ -174,8 +182,10 @@
             <w:pPr>
               <w:pStyle w:val="slogan"/>
               <w:rPr>
+                <w:rFonts w:ascii="Microsoft Sans Serif" w:hAnsi="Microsoft Sans Serif" w:cs="Microsoft Sans Serif"/>
                 <w:i w:val="0"/>
                 <w:iCs/>
+                <w:color w:val="284434"/>
                 <w:sz w:val="24"/>
                 <w:szCs w:val="24"/>
                 <w:lang w:val="pt-PT"/>
@@ -183,8 +193,10 @@
             </w:pPr>
             <w:r>
               <w:rPr>
+                <w:rFonts w:ascii="Microsoft Sans Serif" w:hAnsi="Microsoft Sans Serif" w:cs="Microsoft Sans Serif"/>
                 <w:i w:val="0"/>
                 <w:iCs/>
+                <w:color w:val="284434"/>
                 <w:sz w:val="24"/>
                 <w:szCs w:val="24"/>
                 <w:lang w:val="pt-PT"/>
@@ -201,54 +213,40 @@
             <w:pPr>
               <w:pStyle w:val="textoalinhadodireita"/>
               <w:rPr>
-                <w:color w:val="375439" w:themeColor="accent1" w:themeShade="80"/>
+                <w:rFonts w:ascii="Microsoft Sans Serif" w:hAnsi="Microsoft Sans Serif" w:cs="Microsoft Sans Serif"/>
+                <w:color w:val="284434"/>
               </w:rPr>
             </w:pPr>
             <w:r>
               <w:rPr>
-                <w:color w:val="375439" w:themeColor="accent1" w:themeShade="80"/>
+                <w:rFonts w:ascii="Microsoft Sans Serif" w:hAnsi="Microsoft Sans Serif" w:cs="Microsoft Sans Serif"/>
+                <w:color w:val="284434"/>
                 <w:sz w:val="24"/>
                 <w:szCs w:val="24"/>
                 <w:lang w:val="pt-PT"/>
               </w:rPr>
-              <w:t>Date</w:t>
-            </w:r>
-            <w:r>
-              <w:rPr>
-                <w:color w:val="375439" w:themeColor="accent1" w:themeShade="80"/>
-                <w:sz w:val="24"/>
-                <w:szCs w:val="24"/>
-                <w:lang w:val="pt-PT"/>
-              </w:rPr>
-              <w:t>:</w:t>
-            </w:r>
-            <w:r>
-              <w:rPr>
-                <w:color w:val="375439" w:themeColor="accent1" w:themeShade="80"/>
-                <w:sz w:val="24"/>
-                <w:szCs w:val="24"/>
-                <w:lang w:val="pt-PT"/>
-              </w:rPr>
-              <w:t xml:space="preserve"> </w:t>
+              <w:t xml:space="preserve">Date: </w:t>
             </w:r>
             <w:sdt>
               <w:sdtPr>
                 <w:rPr>
-                  <w:color w:val="375439" w:themeColor="accent1" w:themeShade="80"/>
+                  <w:rFonts w:ascii="Microsoft Sans Serif" w:hAnsi="Microsoft Sans Serif" w:cs="Microsoft Sans Serif"/>
+                  <w:color w:val="284434"/>
                   <w:sz w:val="24"/>
                   <w:szCs w:val="24"/>
                   <w:lang w:val="pt-PT"/>
                 </w:rPr>
                 <w:id w:val="850229311"/>
                 <w:placeholder>
-                  <w:docPart w:val="69346F0E2F04434496D0050473145154"/>
+                  <w:docPart w:val="72E7F962CECC08478E7DAB4E20344CBA"/>
                 </w:placeholder>
               </w:sdtPr>
-              <w:sdtEndPr/>
               <w:sdtContent>
+                <w:bookmarkStart w:id="0" w:name="invoice_date"/>
                 <w:r>
                   <w:rPr>
-                    <w:color w:val="375439" w:themeColor="accent1" w:themeShade="80"/>
+                    <w:rFonts w:ascii="Microsoft Sans Serif" w:hAnsi="Microsoft Sans Serif" w:cs="Microsoft Sans Serif"/>
+                    <w:color w:val="284434"/>
                     <w:sz w:val="24"/>
                     <w:szCs w:val="24"/>
                     <w:lang w:val="pt-PT"/>
@@ -264,10 +262,10 @@
                     </w:ffData>
                   </w:fldChar>
                 </w:r>
-                <w:bookmarkStart w:id="0" w:name="invoice_date"/>
                 <w:r>
                   <w:rPr>
-                    <w:color w:val="375439" w:themeColor="accent1" w:themeShade="80"/>
+                    <w:rFonts w:ascii="Microsoft Sans Serif" w:hAnsi="Microsoft Sans Serif" w:cs="Microsoft Sans Serif"/>
+                    <w:color w:val="284434"/>
                     <w:sz w:val="24"/>
                     <w:szCs w:val="24"/>
                     <w:lang w:val="pt-PT"/>
@@ -276,7 +274,8 @@
                 </w:r>
                 <w:r>
                   <w:rPr>
-                    <w:color w:val="375439" w:themeColor="accent1" w:themeShade="80"/>
+                    <w:rFonts w:ascii="Microsoft Sans Serif" w:hAnsi="Microsoft Sans Serif" w:cs="Microsoft Sans Serif"/>
+                    <w:color w:val="284434"/>
                     <w:sz w:val="24"/>
                     <w:szCs w:val="24"/>
                     <w:lang w:val="pt-PT"/>
@@ -284,7 +283,8 @@
                 </w:r>
                 <w:r>
                   <w:rPr>
-                    <w:color w:val="375439" w:themeColor="accent1" w:themeShade="80"/>
+                    <w:rFonts w:ascii="Microsoft Sans Serif" w:hAnsi="Microsoft Sans Serif" w:cs="Microsoft Sans Serif"/>
+                    <w:color w:val="284434"/>
                     <w:sz w:val="24"/>
                     <w:szCs w:val="24"/>
                     <w:lang w:val="pt-PT"/>
@@ -293,8 +293,9 @@
                 </w:r>
                 <w:r>
                   <w:rPr>
+                    <w:rFonts w:ascii="Microsoft Sans Serif" w:hAnsi="Microsoft Sans Serif" w:cs="Microsoft Sans Serif"/>
                     <w:noProof/>
-                    <w:color w:val="375439" w:themeColor="accent1" w:themeShade="80"/>
+                    <w:color w:val="284434"/>
                     <w:sz w:val="24"/>
                     <w:szCs w:val="24"/>
                     <w:lang w:val="pt-PT"/>
@@ -303,7 +304,8 @@
                 </w:r>
                 <w:r>
                   <w:rPr>
-                    <w:color w:val="375439" w:themeColor="accent1" w:themeShade="80"/>
+                    <w:rFonts w:ascii="Microsoft Sans Serif" w:hAnsi="Microsoft Sans Serif" w:cs="Microsoft Sans Serif"/>
+                    <w:color w:val="284434"/>
                     <w:sz w:val="24"/>
                     <w:szCs w:val="24"/>
                     <w:lang w:val="pt-PT"/>
@@ -318,7 +320,8 @@
             <w:pPr>
               <w:pStyle w:val="DataeNmero"/>
               <w:rPr>
-                <w:color w:val="375439" w:themeColor="accent1" w:themeShade="80"/>
+                <w:rFonts w:ascii="Microsoft Sans Serif" w:hAnsi="Microsoft Sans Serif" w:cs="Microsoft Sans Serif"/>
+                <w:color w:val="284434"/>
                 <w:sz w:val="24"/>
                 <w:szCs w:val="24"/>
                 <w:lang w:val="pt-PT"/>
@@ -327,7 +330,8 @@
             <w:proofErr w:type="spellStart"/>
             <w:r>
               <w:rPr>
-                <w:color w:val="375439" w:themeColor="accent1" w:themeShade="80"/>
+                <w:rFonts w:ascii="Microsoft Sans Serif" w:hAnsi="Microsoft Sans Serif" w:cs="Microsoft Sans Serif"/>
+                <w:color w:val="284434"/>
                 <w:sz w:val="24"/>
                 <w:szCs w:val="24"/>
                 <w:lang w:val="pt-PT"/>
@@ -337,7 +341,8 @@
             <w:proofErr w:type="spellEnd"/>
             <w:r>
               <w:rPr>
-                <w:color w:val="375439" w:themeColor="accent1" w:themeShade="80"/>
+                <w:rFonts w:ascii="Microsoft Sans Serif" w:hAnsi="Microsoft Sans Serif" w:cs="Microsoft Sans Serif"/>
+                <w:color w:val="284434"/>
                 <w:sz w:val="24"/>
                 <w:szCs w:val="24"/>
                 <w:lang w:val="pt-PT"/>
@@ -347,7 +352,8 @@
             <w:proofErr w:type="spellStart"/>
             <w:r>
               <w:rPr>
-                <w:color w:val="375439" w:themeColor="accent1" w:themeShade="80"/>
+                <w:rFonts w:ascii="Microsoft Sans Serif" w:hAnsi="Microsoft Sans Serif" w:cs="Microsoft Sans Serif"/>
+                <w:color w:val="284434"/>
                 <w:sz w:val="24"/>
                 <w:szCs w:val="24"/>
                 <w:lang w:val="pt-PT"/>
@@ -357,7 +363,8 @@
             <w:proofErr w:type="spellEnd"/>
             <w:r>
               <w:rPr>
-                <w:color w:val="375439" w:themeColor="accent1" w:themeShade="80"/>
+                <w:rFonts w:ascii="Microsoft Sans Serif" w:hAnsi="Microsoft Sans Serif" w:cs="Microsoft Sans Serif"/>
+                <w:color w:val="284434"/>
                 <w:sz w:val="24"/>
                 <w:szCs w:val="24"/>
                 <w:lang w:val="pt-PT"/>
@@ -366,7 +373,8 @@
             </w:r>
             <w:r>
               <w:rPr>
-                <w:color w:val="375439" w:themeColor="accent1" w:themeShade="80"/>
+                <w:rFonts w:ascii="Microsoft Sans Serif" w:hAnsi="Microsoft Sans Serif" w:cs="Microsoft Sans Serif"/>
+                <w:color w:val="284434"/>
                 <w:sz w:val="24"/>
                 <w:szCs w:val="24"/>
                 <w:lang w:val="pt-PT"/>
@@ -385,7 +393,8 @@
             <w:bookmarkStart w:id="1" w:name="invoice_number"/>
             <w:r>
               <w:rPr>
-                <w:color w:val="375439" w:themeColor="accent1" w:themeShade="80"/>
+                <w:rFonts w:ascii="Microsoft Sans Serif" w:hAnsi="Microsoft Sans Serif" w:cs="Microsoft Sans Serif"/>
+                <w:color w:val="284434"/>
                 <w:sz w:val="24"/>
                 <w:szCs w:val="24"/>
                 <w:lang w:val="pt-PT"/>
@@ -394,7 +403,8 @@
             </w:r>
             <w:r>
               <w:rPr>
-                <w:color w:val="375439" w:themeColor="accent1" w:themeShade="80"/>
+                <w:rFonts w:ascii="Microsoft Sans Serif" w:hAnsi="Microsoft Sans Serif" w:cs="Microsoft Sans Serif"/>
+                <w:color w:val="284434"/>
                 <w:sz w:val="24"/>
                 <w:szCs w:val="24"/>
                 <w:lang w:val="pt-PT"/>
@@ -402,7 +412,8 @@
             </w:r>
             <w:r>
               <w:rPr>
-                <w:color w:val="375439" w:themeColor="accent1" w:themeShade="80"/>
+                <w:rFonts w:ascii="Microsoft Sans Serif" w:hAnsi="Microsoft Sans Serif" w:cs="Microsoft Sans Serif"/>
+                <w:color w:val="284434"/>
                 <w:sz w:val="24"/>
                 <w:szCs w:val="24"/>
                 <w:lang w:val="pt-PT"/>
@@ -411,8 +422,9 @@
             </w:r>
             <w:r>
               <w:rPr>
+                <w:rFonts w:ascii="Microsoft Sans Serif" w:hAnsi="Microsoft Sans Serif" w:cs="Microsoft Sans Serif"/>
                 <w:noProof/>
-                <w:color w:val="375439" w:themeColor="accent1" w:themeShade="80"/>
+                <w:color w:val="284434"/>
                 <w:sz w:val="24"/>
                 <w:szCs w:val="24"/>
                 <w:lang w:val="pt-PT"/>
@@ -421,7 +433,8 @@
             </w:r>
             <w:r>
               <w:rPr>
-                <w:color w:val="375439" w:themeColor="accent1" w:themeShade="80"/>
+                <w:rFonts w:ascii="Microsoft Sans Serif" w:hAnsi="Microsoft Sans Serif" w:cs="Microsoft Sans Serif"/>
+                <w:color w:val="284434"/>
                 <w:sz w:val="24"/>
                 <w:szCs w:val="24"/>
                 <w:lang w:val="pt-PT"/>
@@ -448,24 +461,25 @@
           <w:sdt>
             <w:sdtPr>
               <w:rPr>
-                <w:color w:val="375439" w:themeColor="accent1" w:themeShade="80"/>
+                <w:rFonts w:ascii="Microsoft Sans Serif" w:eastAsia="Microsoft GothicNeo" w:hAnsi="Microsoft Sans Serif" w:cs="Microsoft Sans Serif"/>
+                <w:color w:val="284434"/>
                 <w:sz w:val="24"/>
                 <w:szCs w:val="24"/>
                 <w:lang w:val="pt-PT"/>
               </w:rPr>
               <w:id w:val="764726539"/>
               <w:placeholder>
-                <w:docPart w:val="0AB559449F428347B6D28F8DEF044FA2"/>
+                <w:docPart w:val="20A971050998BC4998293F060963703E"/>
               </w:placeholder>
             </w:sdtPr>
-            <w:sdtEndPr/>
             <w:sdtContent>
               <w:p>
                 <w:pPr>
                   <w:pStyle w:val="textoalinhadodireita"/>
                   <w:jc w:val="left"/>
                   <w:rPr>
-                    <w:color w:val="375439" w:themeColor="accent1" w:themeShade="80"/>
+                    <w:rFonts w:ascii="Microsoft Sans Serif" w:eastAsia="Microsoft GothicNeo" w:hAnsi="Microsoft Sans Serif" w:cs="Microsoft Sans Serif"/>
+                    <w:color w:val="284434"/>
                     <w:sz w:val="24"/>
                     <w:szCs w:val="24"/>
                     <w:lang w:val="pt-PT"/>
@@ -474,7 +488,8 @@
                 <w:proofErr w:type="spellStart"/>
                 <w:r>
                   <w:rPr>
-                    <w:color w:val="375439" w:themeColor="accent1" w:themeShade="80"/>
+                    <w:rFonts w:ascii="Microsoft Sans Serif" w:eastAsia="Microsoft GothicNeo" w:hAnsi="Microsoft Sans Serif" w:cs="Microsoft Sans Serif"/>
+                    <w:color w:val="284434"/>
                     <w:sz w:val="24"/>
                     <w:szCs w:val="24"/>
                     <w:lang w:val="pt-PT"/>
@@ -484,7 +499,8 @@
                 <w:proofErr w:type="spellEnd"/>
                 <w:r>
                   <w:rPr>
-                    <w:color w:val="375439" w:themeColor="accent1" w:themeShade="80"/>
+                    <w:rFonts w:ascii="Microsoft Sans Serif" w:eastAsia="Microsoft GothicNeo" w:hAnsi="Microsoft Sans Serif" w:cs="Microsoft Sans Serif"/>
+                    <w:color w:val="284434"/>
                     <w:sz w:val="24"/>
                     <w:szCs w:val="24"/>
                     <w:lang w:val="pt-PT"/>
@@ -497,24 +513,25 @@
           <w:sdt>
             <w:sdtPr>
               <w:rPr>
-                <w:color w:val="375439" w:themeColor="accent1" w:themeShade="80"/>
+                <w:rFonts w:ascii="Microsoft Sans Serif" w:hAnsi="Microsoft Sans Serif" w:cs="Microsoft Sans Serif"/>
+                <w:color w:val="284434"/>
                 <w:sz w:val="24"/>
                 <w:szCs w:val="24"/>
                 <w:lang w:val="pt-PT"/>
               </w:rPr>
               <w:id w:val="1964772681"/>
               <w:placeholder>
-                <w:docPart w:val="14CB122C902B0546B41E9560F9223D60"/>
+                <w:docPart w:val="205A07211A48D94F9D478B43CA71D4D6"/>
               </w:placeholder>
             </w:sdtPr>
-            <w:sdtEndPr/>
             <w:sdtContent>
               <w:p>
                 <w:pPr>
                   <w:pStyle w:val="textoalinhadodireita"/>
                   <w:jc w:val="left"/>
                   <w:rPr>
-                    <w:color w:val="375439" w:themeColor="accent1" w:themeShade="80"/>
+                    <w:rFonts w:ascii="Microsoft Sans Serif" w:hAnsi="Microsoft Sans Serif" w:cs="Microsoft Sans Serif"/>
+                    <w:color w:val="284434"/>
                     <w:sz w:val="24"/>
                     <w:szCs w:val="24"/>
                     <w:lang w:val="pt-PT"/>
@@ -523,7 +540,8 @@
                 <w:proofErr w:type="spellStart"/>
                 <w:r>
                   <w:rPr>
-                    <w:color w:val="375439" w:themeColor="accent1" w:themeShade="80"/>
+                    <w:rFonts w:ascii="Microsoft Sans Serif" w:hAnsi="Microsoft Sans Serif" w:cs="Microsoft Sans Serif"/>
+                    <w:color w:val="284434"/>
                     <w:sz w:val="24"/>
                     <w:szCs w:val="24"/>
                     <w:lang w:val="pt-PT"/>
@@ -533,7 +551,8 @@
                 <w:proofErr w:type="spellEnd"/>
                 <w:r>
                   <w:rPr>
-                    <w:color w:val="375439" w:themeColor="accent1" w:themeShade="80"/>
+                    <w:rFonts w:ascii="Microsoft Sans Serif" w:hAnsi="Microsoft Sans Serif" w:cs="Microsoft Sans Serif"/>
+                    <w:color w:val="284434"/>
                     <w:sz w:val="24"/>
                     <w:szCs w:val="24"/>
                     <w:lang w:val="pt-PT"/>
@@ -546,10 +565,10 @@
           <w:sdt>
             <w:sdtPr>
               <w:rPr>
-                <w:rFonts w:asciiTheme="majorHAnsi" w:hAnsiTheme="majorHAnsi"/>
+                <w:rFonts w:ascii="Microsoft Sans Serif" w:hAnsi="Microsoft Sans Serif" w:cs="Microsoft Sans Serif"/>
                 <w:bCs/>
                 <w:caps/>
-                <w:color w:val="375439" w:themeColor="accent1" w:themeShade="80"/>
+                <w:color w:val="284434"/>
                 <w:spacing w:val="4"/>
                 <w:sz w:val="24"/>
                 <w:szCs w:val="24"/>
@@ -557,17 +576,17 @@
               </w:rPr>
               <w:id w:val="-13073272"/>
               <w:placeholder>
-                <w:docPart w:val="D14AA4190D95094BA0DAF14EBD6053F5"/>
+                <w:docPart w:val="E7552D7FCA1F7341A7DBB77EAA1847F5"/>
               </w:placeholder>
             </w:sdtPr>
-            <w:sdtEndPr/>
             <w:sdtContent>
               <w:p>
                 <w:pPr>
                   <w:pStyle w:val="textoalinhadodireita"/>
                   <w:jc w:val="left"/>
                   <w:rPr>
-                    <w:color w:val="375439" w:themeColor="accent1" w:themeShade="80"/>
+                    <w:rFonts w:ascii="Microsoft Sans Serif" w:hAnsi="Microsoft Sans Serif" w:cs="Microsoft Sans Serif"/>
+                    <w:color w:val="284434"/>
                     <w:sz w:val="24"/>
                     <w:szCs w:val="24"/>
                     <w:lang w:val="pt-PT"/>
@@ -575,7 +594,8 @@
                 </w:pPr>
                 <w:r>
                   <w:rPr>
-                    <w:color w:val="375439" w:themeColor="accent1" w:themeShade="80"/>
+                    <w:rFonts w:ascii="Microsoft Sans Serif" w:hAnsi="Microsoft Sans Serif" w:cs="Microsoft Sans Serif"/>
+                    <w:color w:val="284434"/>
                     <w:sz w:val="24"/>
                     <w:szCs w:val="24"/>
                     <w:lang w:val="pt-PT"/>
@@ -588,6 +608,9 @@
                   <w:pStyle w:val="cabealhos"/>
                   <w:jc w:val="left"/>
                   <w:rPr>
+                    <w:rFonts w:ascii="Microsoft Sans Serif" w:hAnsi="Microsoft Sans Serif" w:cs="Microsoft Sans Serif"/>
+                    <w:bCs w:val="0"/>
+                    <w:color w:val="284434"/>
                     <w:sz w:val="24"/>
                     <w:szCs w:val="24"/>
                     <w:lang w:val="pt-PT"/>
@@ -595,7 +618,9 @@
                 </w:pPr>
                 <w:r>
                   <w:rPr>
-                    <w:color w:val="375439" w:themeColor="accent1" w:themeShade="80"/>
+                    <w:rFonts w:ascii="Microsoft Sans Serif" w:hAnsi="Microsoft Sans Serif" w:cs="Microsoft Sans Serif"/>
+                    <w:bCs w:val="0"/>
+                    <w:color w:val="284434"/>
                     <w:sz w:val="24"/>
                     <w:szCs w:val="24"/>
                     <w:lang w:val="pt-PT"/>
@@ -613,82 +638,24 @@
           <w:sdt>
             <w:sdtPr>
               <w:rPr>
-                <w:color w:val="375439" w:themeColor="accent1" w:themeShade="80"/>
+                <w:rFonts w:ascii="Microsoft Sans Serif" w:hAnsi="Microsoft Sans Serif" w:cs="Microsoft Sans Serif"/>
+                <w:color w:val="284434"/>
                 <w:sz w:val="24"/>
                 <w:szCs w:val="24"/>
                 <w:lang w:val="pt-PT"/>
               </w:rPr>
               <w:id w:val="716560479"/>
               <w:placeholder>
-                <w:docPart w:val="A2BD95426524BC499068E639D1C17270"/>
+                <w:docPart w:val="8CDF33C59DAEAC45B70E6444CC76E1C0"/>
               </w:placeholder>
             </w:sdtPr>
-            <w:sdtEndPr/>
             <w:sdtContent>
               <w:p>
                 <w:pPr>
                   <w:pStyle w:val="textoalinhadodireita"/>
                   <w:rPr>
-                    <w:color w:val="375439" w:themeColor="accent1" w:themeShade="80"/>
-                    <w:sz w:val="24"/>
-                    <w:szCs w:val="24"/>
-                    <w:lang w:val="pt-PT"/>
-                  </w:rPr>
-                </w:pPr>
-                <w:proofErr w:type="spellStart"/>
-                <w:r>
-                  <w:rPr>
-                    <w:color w:val="375439" w:themeColor="accent1" w:themeShade="80"/>
-                    <w:sz w:val="24"/>
-                    <w:szCs w:val="24"/>
-                    <w:lang w:val="pt-PT"/>
-                  </w:rPr>
-                  <w:t>Family</w:t>
-                </w:r>
-                <w:proofErr w:type="spellEnd"/>
-                <w:r>
-                  <w:rPr>
-                    <w:color w:val="375439" w:themeColor="accent1" w:themeShade="80"/>
-                    <w:sz w:val="24"/>
-                    <w:szCs w:val="24"/>
-                    <w:lang w:val="pt-PT"/>
-                  </w:rPr>
-                  <w:t xml:space="preserve"> </w:t>
-                </w:r>
-                <w:proofErr w:type="spellStart"/>
-                <w:r>
-                  <w:rPr>
-                    <w:color w:val="375439" w:themeColor="accent1" w:themeShade="80"/>
-                    <w:sz w:val="24"/>
-                    <w:szCs w:val="24"/>
-                    <w:lang w:val="pt-PT"/>
-                  </w:rPr>
-                  <w:t>Lokhorst</w:t>
-                </w:r>
-                <w:proofErr w:type="spellEnd"/>
-              </w:p>
-            </w:sdtContent>
-          </w:sdt>
-          <w:sdt>
-            <w:sdtPr>
-              <w:rPr>
-                <w:color w:val="375439" w:themeColor="accent1" w:themeShade="80"/>
-                <w:sz w:val="24"/>
-                <w:szCs w:val="24"/>
-                <w:lang w:val="pt-PT"/>
-              </w:rPr>
-              <w:id w:val="716560484"/>
-              <w:placeholder>
-                <w:docPart w:val="3A39D44DBAE153429B3976283BD05512"/>
-              </w:placeholder>
-            </w:sdtPr>
-            <w:sdtEndPr/>
-            <w:sdtContent>
-              <w:p>
-                <w:pPr>
-                  <w:pStyle w:val="textoalinhadodireita"/>
-                  <w:rPr>
-                    <w:color w:val="375439" w:themeColor="accent1" w:themeShade="80"/>
+                    <w:rFonts w:ascii="Microsoft Sans Serif" w:hAnsi="Microsoft Sans Serif" w:cs="Microsoft Sans Serif"/>
+                    <w:color w:val="284434"/>
                     <w:sz w:val="24"/>
                     <w:szCs w:val="24"/>
                     <w:lang w:val="pt-PT"/>
@@ -696,56 +663,99 @@
                 </w:pPr>
                 <w:r>
                   <w:rPr>
-                    <w:color w:val="375439" w:themeColor="accent1" w:themeShade="80"/>
+                    <w:rFonts w:ascii="Microsoft Sans Serif" w:hAnsi="Microsoft Sans Serif" w:cs="Microsoft Sans Serif"/>
+                    <w:color w:val="284434"/>
                     <w:sz w:val="24"/>
                     <w:szCs w:val="24"/>
                     <w:lang w:val="pt-PT"/>
                   </w:rPr>
-                  <w:t xml:space="preserve">Obere </w:t>
+                  <w:fldChar w:fldCharType="begin">
+                    <w:ffData>
+                      <w:name w:val="client_name"/>
+                      <w:enabled/>
+                      <w:calcOnExit w:val="0"/>
+                      <w:textInput>
+                        <w:default w:val="client_name"/>
+                      </w:textInput>
+                    </w:ffData>
+                  </w:fldChar>
                 </w:r>
-                <w:proofErr w:type="spellStart"/>
+                <w:bookmarkStart w:id="2" w:name="client_name"/>
                 <w:r>
                   <w:rPr>
-                    <w:color w:val="375439" w:themeColor="accent1" w:themeShade="80"/>
+                    <w:rFonts w:ascii="Microsoft Sans Serif" w:hAnsi="Microsoft Sans Serif" w:cs="Microsoft Sans Serif"/>
+                    <w:color w:val="284434"/>
                     <w:sz w:val="24"/>
                     <w:szCs w:val="24"/>
                     <w:lang w:val="pt-PT"/>
                   </w:rPr>
-                  <w:t>Fangstrasse</w:t>
+                  <w:instrText xml:space="preserve"> FORMTEXT </w:instrText>
                 </w:r>
-                <w:proofErr w:type="spellEnd"/>
                 <w:r>
                   <w:rPr>
-                    <w:color w:val="375439" w:themeColor="accent1" w:themeShade="80"/>
+                    <w:rFonts w:ascii="Microsoft Sans Serif" w:hAnsi="Microsoft Sans Serif" w:cs="Microsoft Sans Serif"/>
+                    <w:color w:val="284434"/>
                     <w:sz w:val="24"/>
                     <w:szCs w:val="24"/>
                     <w:lang w:val="pt-PT"/>
                   </w:rPr>
-                  <w:t xml:space="preserve"> 26</w:t>
+                </w:r>
+                <w:r>
+                  <w:rPr>
+                    <w:rFonts w:ascii="Microsoft Sans Serif" w:hAnsi="Microsoft Sans Serif" w:cs="Microsoft Sans Serif"/>
+                    <w:color w:val="284434"/>
+                    <w:sz w:val="24"/>
+                    <w:szCs w:val="24"/>
+                    <w:lang w:val="pt-PT"/>
+                  </w:rPr>
+                  <w:fldChar w:fldCharType="separate"/>
+                </w:r>
+                <w:r>
+                  <w:rPr>
+                    <w:rFonts w:ascii="Microsoft Sans Serif" w:hAnsi="Microsoft Sans Serif" w:cs="Microsoft Sans Serif"/>
+                    <w:noProof/>
+                    <w:color w:val="284434"/>
+                    <w:sz w:val="24"/>
+                    <w:szCs w:val="24"/>
+                    <w:lang w:val="pt-PT"/>
+                  </w:rPr>
+                  <w:t>client_name</w:t>
+                </w:r>
+                <w:r>
+                  <w:rPr>
+                    <w:rFonts w:ascii="Microsoft Sans Serif" w:hAnsi="Microsoft Sans Serif" w:cs="Microsoft Sans Serif"/>
+                    <w:color w:val="284434"/>
+                    <w:sz w:val="24"/>
+                    <w:szCs w:val="24"/>
+                    <w:lang w:val="pt-PT"/>
+                  </w:rPr>
+                  <w:fldChar w:fldCharType="end"/>
                 </w:r>
               </w:p>
+              <w:bookmarkEnd w:id="2" w:displacedByCustomXml="next"/>
             </w:sdtContent>
           </w:sdt>
           <w:sdt>
             <w:sdtPr>
               <w:rPr>
-                <w:color w:val="375439" w:themeColor="accent1" w:themeShade="80"/>
+                <w:rFonts w:ascii="Microsoft Sans Serif" w:hAnsi="Microsoft Sans Serif" w:cs="Microsoft Sans Serif"/>
+                <w:color w:val="284434"/>
                 <w:sz w:val="24"/>
                 <w:szCs w:val="24"/>
                 <w:lang w:val="pt-PT"/>
               </w:rPr>
-              <w:id w:val="716560486"/>
+              <w:id w:val="716560484"/>
               <w:placeholder>
-                <w:docPart w:val="05EC02B115654142A3572209B071F202"/>
+                <w:docPart w:val="C9F40F6B2BA0A54EA20B29870D46A64E"/>
               </w:placeholder>
             </w:sdtPr>
-            <w:sdtEndPr/>
             <w:sdtContent>
               <w:p>
                 <w:pPr>
                   <w:pStyle w:val="textoalinhadodireita"/>
                   <w:rPr>
-                    <w:color w:val="375439" w:themeColor="accent1" w:themeShade="80"/>
+                    <w:rFonts w:ascii="Microsoft Sans Serif" w:hAnsi="Microsoft Sans Serif" w:cs="Microsoft Sans Serif"/>
+                    <w:color w:val="284434"/>
                     <w:sz w:val="24"/>
                     <w:szCs w:val="24"/>
                     <w:lang w:val="pt-PT"/>
@@ -753,19 +763,99 @@
                 </w:pPr>
                 <w:r>
                   <w:rPr>
-                    <w:color w:val="375439" w:themeColor="accent1" w:themeShade="80"/>
+                    <w:rFonts w:ascii="Microsoft Sans Serif" w:hAnsi="Microsoft Sans Serif" w:cs="Microsoft Sans Serif"/>
+                    <w:color w:val="284434"/>
                     <w:sz w:val="24"/>
                     <w:szCs w:val="24"/>
                     <w:lang w:val="pt-PT"/>
                   </w:rPr>
-                  <w:t>3782</w:t>
+                  <w:fldChar w:fldCharType="begin">
+                    <w:ffData>
+                      <w:name w:val="client_address"/>
+                      <w:enabled/>
+                      <w:calcOnExit w:val="0"/>
+                      <w:textInput>
+                        <w:default w:val="client_address"/>
+                      </w:textInput>
+                    </w:ffData>
+                  </w:fldChar>
+                </w:r>
+                <w:bookmarkStart w:id="3" w:name="client_address"/>
+                <w:r>
+                  <w:rPr>
+                    <w:rFonts w:ascii="Microsoft Sans Serif" w:hAnsi="Microsoft Sans Serif" w:cs="Microsoft Sans Serif"/>
+                    <w:color w:val="284434"/>
+                    <w:sz w:val="24"/>
+                    <w:szCs w:val="24"/>
+                    <w:lang w:val="pt-PT"/>
+                  </w:rPr>
+                  <w:instrText xml:space="preserve"> FORMTEXT </w:instrText>
+                </w:r>
+                <w:r>
+                  <w:rPr>
+                    <w:rFonts w:ascii="Microsoft Sans Serif" w:hAnsi="Microsoft Sans Serif" w:cs="Microsoft Sans Serif"/>
+                    <w:color w:val="284434"/>
+                    <w:sz w:val="24"/>
+                    <w:szCs w:val="24"/>
+                    <w:lang w:val="pt-PT"/>
+                  </w:rPr>
+                </w:r>
+                <w:r>
+                  <w:rPr>
+                    <w:rFonts w:ascii="Microsoft Sans Serif" w:hAnsi="Microsoft Sans Serif" w:cs="Microsoft Sans Serif"/>
+                    <w:color w:val="284434"/>
+                    <w:sz w:val="24"/>
+                    <w:szCs w:val="24"/>
+                    <w:lang w:val="pt-PT"/>
+                  </w:rPr>
+                  <w:fldChar w:fldCharType="separate"/>
+                </w:r>
+                <w:r>
+                  <w:rPr>
+                    <w:rFonts w:ascii="Microsoft Sans Serif" w:hAnsi="Microsoft Sans Serif" w:cs="Microsoft Sans Serif"/>
+                    <w:noProof/>
+                    <w:color w:val="284434"/>
+                    <w:sz w:val="24"/>
+                    <w:szCs w:val="24"/>
+                    <w:lang w:val="pt-PT"/>
+                  </w:rPr>
+                  <w:t>client_address</w:t>
+                </w:r>
+                <w:r>
+                  <w:rPr>
+                    <w:rFonts w:ascii="Microsoft Sans Serif" w:hAnsi="Microsoft Sans Serif" w:cs="Microsoft Sans Serif"/>
+                    <w:color w:val="284434"/>
+                    <w:sz w:val="24"/>
+                    <w:szCs w:val="24"/>
+                    <w:lang w:val="pt-PT"/>
+                  </w:rPr>
+                  <w:fldChar w:fldCharType="end"/>
                 </w:r>
               </w:p>
+              <w:bookmarkEnd w:id="3" w:displacedByCustomXml="next"/>
+            </w:sdtContent>
+          </w:sdt>
+          <w:sdt>
+            <w:sdtPr>
+              <w:rPr>
+                <w:rFonts w:ascii="Microsoft Sans Serif" w:hAnsi="Microsoft Sans Serif" w:cs="Microsoft Sans Serif"/>
+                <w:color w:val="284434"/>
+                <w:sz w:val="24"/>
+                <w:szCs w:val="24"/>
+                <w:lang w:val="pt-PT"/>
+              </w:rPr>
+              <w:id w:val="716560486"/>
+              <w:placeholder>
+                <w:docPart w:val="3ABF82A123A74A40884A4770D23568E2"/>
+              </w:placeholder>
+            </w:sdtPr>
+            <w:sdtContent>
               <w:p>
                 <w:pPr>
                   <w:pStyle w:val="textoalinhadodireita"/>
                   <w:rPr>
-                    <w:color w:val="375439" w:themeColor="accent1" w:themeShade="80"/>
+                    <w:rFonts w:ascii="Microsoft Sans Serif" w:hAnsi="Microsoft Sans Serif" w:cs="Microsoft Sans Serif"/>
+                    <w:color w:val="284434"/>
                     <w:sz w:val="24"/>
                     <w:szCs w:val="24"/>
                     <w:lang w:val="pt-PT"/>
@@ -773,23 +863,159 @@
                 </w:pPr>
                 <w:r>
                   <w:rPr>
-                    <w:color w:val="375439" w:themeColor="accent1" w:themeShade="80"/>
+                    <w:rFonts w:ascii="Microsoft Sans Serif" w:hAnsi="Microsoft Sans Serif" w:cs="Microsoft Sans Serif"/>
+                    <w:color w:val="284434"/>
                     <w:sz w:val="24"/>
                     <w:szCs w:val="24"/>
                     <w:lang w:val="pt-PT"/>
                   </w:rPr>
-                  <w:t>L</w:t>
+                  <w:fldChar w:fldCharType="begin">
+                    <w:ffData>
+                      <w:name w:val="client_postal_code"/>
+                      <w:enabled/>
+                      <w:calcOnExit w:val="0"/>
+                      <w:textInput>
+                        <w:default w:val="client_postal_code"/>
+                      </w:textInput>
+                    </w:ffData>
+                  </w:fldChar>
                 </w:r>
+                <w:bookmarkStart w:id="4" w:name="client_postal_code"/>
                 <w:r>
                   <w:rPr>
-                    <w:color w:val="375439" w:themeColor="accent1" w:themeShade="80"/>
+                    <w:rFonts w:ascii="Microsoft Sans Serif" w:hAnsi="Microsoft Sans Serif" w:cs="Microsoft Sans Serif"/>
+                    <w:color w:val="284434"/>
                     <w:sz w:val="24"/>
                     <w:szCs w:val="24"/>
                     <w:lang w:val="pt-PT"/>
                   </w:rPr>
-                  <w:t>AUENEN</w:t>
+                  <w:instrText xml:space="preserve"> FORMTEXT </w:instrText>
+                </w:r>
+                <w:r>
+                  <w:rPr>
+                    <w:rFonts w:ascii="Microsoft Sans Serif" w:hAnsi="Microsoft Sans Serif" w:cs="Microsoft Sans Serif"/>
+                    <w:color w:val="284434"/>
+                    <w:sz w:val="24"/>
+                    <w:szCs w:val="24"/>
+                    <w:lang w:val="pt-PT"/>
+                  </w:rPr>
+                </w:r>
+                <w:r>
+                  <w:rPr>
+                    <w:rFonts w:ascii="Microsoft Sans Serif" w:hAnsi="Microsoft Sans Serif" w:cs="Microsoft Sans Serif"/>
+                    <w:color w:val="284434"/>
+                    <w:sz w:val="24"/>
+                    <w:szCs w:val="24"/>
+                    <w:lang w:val="pt-PT"/>
+                  </w:rPr>
+                  <w:fldChar w:fldCharType="separate"/>
+                </w:r>
+                <w:r>
+                  <w:rPr>
+                    <w:rFonts w:ascii="Microsoft Sans Serif" w:hAnsi="Microsoft Sans Serif" w:cs="Microsoft Sans Serif"/>
+                    <w:noProof/>
+                    <w:color w:val="284434"/>
+                    <w:sz w:val="24"/>
+                    <w:szCs w:val="24"/>
+                    <w:lang w:val="pt-PT"/>
+                  </w:rPr>
+                  <w:t>client_postal_code</w:t>
+                </w:r>
+                <w:r>
+                  <w:rPr>
+                    <w:rFonts w:ascii="Microsoft Sans Serif" w:hAnsi="Microsoft Sans Serif" w:cs="Microsoft Sans Serif"/>
+                    <w:color w:val="284434"/>
+                    <w:sz w:val="24"/>
+                    <w:szCs w:val="24"/>
+                    <w:lang w:val="pt-PT"/>
+                  </w:rPr>
+                  <w:fldChar w:fldCharType="end"/>
+                </w:r>
+                <w:bookmarkEnd w:id="4"/>
+              </w:p>
+              <w:p>
+                <w:pPr>
+                  <w:pStyle w:val="textoalinhadodireita"/>
+                  <w:rPr>
+                    <w:rFonts w:ascii="Microsoft Sans Serif" w:hAnsi="Microsoft Sans Serif" w:cs="Microsoft Sans Serif"/>
+                    <w:color w:val="284434"/>
+                    <w:sz w:val="24"/>
+                    <w:szCs w:val="24"/>
+                    <w:lang w:val="pt-PT"/>
+                  </w:rPr>
+                </w:pPr>
+                <w:r>
+                  <w:rPr>
+                    <w:rFonts w:ascii="Microsoft Sans Serif" w:hAnsi="Microsoft Sans Serif" w:cs="Microsoft Sans Serif"/>
+                    <w:color w:val="284434"/>
+                    <w:sz w:val="24"/>
+                    <w:szCs w:val="24"/>
+                    <w:lang w:val="pt-PT"/>
+                  </w:rPr>
+                  <w:fldChar w:fldCharType="begin">
+                    <w:ffData>
+                      <w:name w:val="client_city"/>
+                      <w:enabled/>
+                      <w:calcOnExit w:val="0"/>
+                      <w:textInput>
+                        <w:default w:val="client_city"/>
+                      </w:textInput>
+                    </w:ffData>
+                  </w:fldChar>
+                </w:r>
+                <w:bookmarkStart w:id="5" w:name="client_city"/>
+                <w:r>
+                  <w:rPr>
+                    <w:rFonts w:ascii="Microsoft Sans Serif" w:hAnsi="Microsoft Sans Serif" w:cs="Microsoft Sans Serif"/>
+                    <w:color w:val="284434"/>
+                    <w:sz w:val="24"/>
+                    <w:szCs w:val="24"/>
+                    <w:lang w:val="pt-PT"/>
+                  </w:rPr>
+                  <w:instrText xml:space="preserve"> FORMTEXT </w:instrText>
+                </w:r>
+                <w:r>
+                  <w:rPr>
+                    <w:rFonts w:ascii="Microsoft Sans Serif" w:hAnsi="Microsoft Sans Serif" w:cs="Microsoft Sans Serif"/>
+                    <w:color w:val="284434"/>
+                    <w:sz w:val="24"/>
+                    <w:szCs w:val="24"/>
+                    <w:lang w:val="pt-PT"/>
+                  </w:rPr>
+                </w:r>
+                <w:r>
+                  <w:rPr>
+                    <w:rFonts w:ascii="Microsoft Sans Serif" w:hAnsi="Microsoft Sans Serif" w:cs="Microsoft Sans Serif"/>
+                    <w:color w:val="284434"/>
+                    <w:sz w:val="24"/>
+                    <w:szCs w:val="24"/>
+                    <w:lang w:val="pt-PT"/>
+                  </w:rPr>
+                  <w:fldChar w:fldCharType="separate"/>
+                </w:r>
+                <w:r>
+                  <w:rPr>
+                    <w:rFonts w:ascii="Microsoft Sans Serif" w:hAnsi="Microsoft Sans Serif" w:cs="Microsoft Sans Serif"/>
+                    <w:noProof/>
+                    <w:color w:val="284434"/>
+                    <w:sz w:val="24"/>
+                    <w:szCs w:val="24"/>
+                    <w:lang w:val="pt-PT"/>
+                  </w:rPr>
+                  <w:t>client_city</w:t>
+                </w:r>
+                <w:r>
+                  <w:rPr>
+                    <w:rFonts w:ascii="Microsoft Sans Serif" w:hAnsi="Microsoft Sans Serif" w:cs="Microsoft Sans Serif"/>
+                    <w:color w:val="284434"/>
+                    <w:sz w:val="24"/>
+                    <w:szCs w:val="24"/>
+                    <w:lang w:val="pt-PT"/>
+                  </w:rPr>
+                  <w:fldChar w:fldCharType="end"/>
                 </w:r>
               </w:p>
+              <w:bookmarkEnd w:id="5" w:displacedByCustomXml="next"/>
             </w:sdtContent>
           </w:sdt>
         </w:tc>
@@ -840,6 +1066,7 @@
     <w:p>
       <w:pPr>
         <w:rPr>
+          <w:rFonts w:ascii="Microsoft Sans Serif" w:hAnsi="Microsoft Sans Serif" w:cs="Microsoft Sans Serif"/>
           <w:lang w:val="pt-PT"/>
         </w:rPr>
       </w:pPr>
@@ -884,18 +1111,22 @@
               <w:bottom w:val="single" w:sz="4" w:space="0" w:color="auto"/>
               <w:right w:val="single" w:sz="4" w:space="0" w:color="auto"/>
             </w:tcBorders>
-            <w:shd w:val="clear" w:color="auto" w:fill="375439" w:themeFill="accent1" w:themeFillShade="80"/>
+            <w:shd w:val="clear" w:color="auto" w:fill="284434"/>
             <w:vAlign w:val="center"/>
           </w:tcPr>
           <w:p>
             <w:pPr>
               <w:pStyle w:val="Cabealhosdascolunas"/>
               <w:rPr>
+                <w:rFonts w:ascii="Microsoft Sans Serif" w:hAnsi="Microsoft Sans Serif" w:cs="Microsoft Sans Serif"/>
                 <w:color w:val="000000" w:themeColor="text1"/>
               </w:rPr>
             </w:pPr>
             <w:proofErr w:type="spellStart"/>
             <w:r>
+              <w:rPr>
+                <w:rFonts w:ascii="Microsoft Sans Serif" w:hAnsi="Microsoft Sans Serif" w:cs="Microsoft Sans Serif"/>
+              </w:rPr>
               <w:t>Description</w:t>
             </w:r>
             <w:proofErr w:type="spellEnd"/>
@@ -910,15 +1141,21 @@
               <w:bottom w:val="single" w:sz="4" w:space="0" w:color="auto"/>
               <w:right w:val="single" w:sz="4" w:space="0" w:color="auto"/>
             </w:tcBorders>
-            <w:shd w:val="clear" w:color="auto" w:fill="375439" w:themeFill="accent1" w:themeFillShade="80"/>
+            <w:shd w:val="clear" w:color="auto" w:fill="284434"/>
             <w:vAlign w:val="center"/>
           </w:tcPr>
           <w:p>
             <w:pPr>
               <w:pStyle w:val="Cabealhosdascolunas"/>
+              <w:rPr>
+                <w:rFonts w:ascii="Microsoft Sans Serif" w:hAnsi="Microsoft Sans Serif" w:cs="Microsoft Sans Serif"/>
+              </w:rPr>
             </w:pPr>
             <w:proofErr w:type="spellStart"/>
             <w:r>
+              <w:rPr>
+                <w:rFonts w:ascii="Microsoft Sans Serif" w:hAnsi="Microsoft Sans Serif" w:cs="Microsoft Sans Serif"/>
+              </w:rPr>
               <w:t>Unit</w:t>
             </w:r>
             <w:proofErr w:type="spellEnd"/>
@@ -933,18 +1170,27 @@
               <w:bottom w:val="single" w:sz="4" w:space="0" w:color="auto"/>
               <w:right w:val="single" w:sz="4" w:space="0" w:color="auto"/>
             </w:tcBorders>
-            <w:shd w:val="clear" w:color="auto" w:fill="375439" w:themeFill="accent1" w:themeFillShade="80"/>
+            <w:shd w:val="clear" w:color="auto" w:fill="284434"/>
             <w:vAlign w:val="center"/>
           </w:tcPr>
           <w:p>
             <w:pPr>
               <w:pStyle w:val="Cabealhosdascolunas"/>
+              <w:rPr>
+                <w:rFonts w:ascii="Microsoft Sans Serif" w:hAnsi="Microsoft Sans Serif" w:cs="Microsoft Sans Serif"/>
+              </w:rPr>
             </w:pPr>
             <w:r>
+              <w:rPr>
+                <w:rFonts w:ascii="Microsoft Sans Serif" w:hAnsi="Microsoft Sans Serif" w:cs="Microsoft Sans Serif"/>
+              </w:rPr>
               <w:t xml:space="preserve">Price Per </w:t>
             </w:r>
             <w:proofErr w:type="spellStart"/>
             <w:r>
+              <w:rPr>
+                <w:rFonts w:ascii="Microsoft Sans Serif" w:hAnsi="Microsoft Sans Serif" w:cs="Microsoft Sans Serif"/>
+              </w:rPr>
               <w:t>Hour</w:t>
             </w:r>
             <w:proofErr w:type="spellEnd"/>
@@ -959,14 +1205,20 @@
               <w:bottom w:val="single" w:sz="4" w:space="0" w:color="auto"/>
               <w:right w:val="single" w:sz="4" w:space="0" w:color="auto"/>
             </w:tcBorders>
-            <w:shd w:val="clear" w:color="auto" w:fill="375439" w:themeFill="accent1" w:themeFillShade="80"/>
+            <w:shd w:val="clear" w:color="auto" w:fill="284434"/>
             <w:vAlign w:val="center"/>
           </w:tcPr>
           <w:p>
             <w:pPr>
               <w:pStyle w:val="Cabealhosdascolunas"/>
+              <w:rPr>
+                <w:rFonts w:ascii="Microsoft Sans Serif" w:hAnsi="Microsoft Sans Serif" w:cs="Microsoft Sans Serif"/>
+              </w:rPr>
             </w:pPr>
             <w:r>
+              <w:rPr>
+                <w:rFonts w:ascii="Microsoft Sans Serif" w:hAnsi="Microsoft Sans Serif" w:cs="Microsoft Sans Serif"/>
+              </w:rPr>
               <w:t>Total</w:t>
             </w:r>
           </w:p>
@@ -991,7 +1243,8 @@
           <w:p>
             <w:pPr>
               <w:rPr>
-                <w:color w:val="375439" w:themeColor="accent1" w:themeShade="80"/>
+                <w:rFonts w:ascii="Microsoft Sans Serif" w:hAnsi="Microsoft Sans Serif" w:cs="Microsoft Sans Serif"/>
+                <w:color w:val="284434"/>
                 <w:sz w:val="24"/>
                 <w:lang w:val="pt-PT"/>
               </w:rPr>
@@ -999,7 +1252,8 @@
             <w:proofErr w:type="spellStart"/>
             <w:r>
               <w:rPr>
-                <w:color w:val="375439" w:themeColor="accent1" w:themeShade="80"/>
+                <w:rFonts w:ascii="Microsoft Sans Serif" w:hAnsi="Microsoft Sans Serif" w:cs="Microsoft Sans Serif"/>
+                <w:color w:val="284434"/>
                 <w:sz w:val="24"/>
                 <w:lang w:val="pt-PT"/>
               </w:rPr>
@@ -1008,7 +1262,8 @@
             <w:proofErr w:type="spellEnd"/>
             <w:r>
               <w:rPr>
-                <w:color w:val="375439" w:themeColor="accent1" w:themeShade="80"/>
+                <w:rFonts w:ascii="Microsoft Sans Serif" w:hAnsi="Microsoft Sans Serif" w:cs="Microsoft Sans Serif"/>
+                <w:color w:val="284434"/>
                 <w:sz w:val="24"/>
                 <w:lang w:val="pt-PT"/>
               </w:rPr>
@@ -1017,7 +1272,8 @@
             <w:proofErr w:type="spellStart"/>
             <w:r>
               <w:rPr>
-                <w:color w:val="375439" w:themeColor="accent1" w:themeShade="80"/>
+                <w:rFonts w:ascii="Microsoft Sans Serif" w:hAnsi="Microsoft Sans Serif" w:cs="Microsoft Sans Serif"/>
+                <w:color w:val="284434"/>
                 <w:sz w:val="24"/>
                 <w:lang w:val="pt-PT"/>
               </w:rPr>
@@ -1026,7 +1282,8 @@
             <w:proofErr w:type="spellEnd"/>
             <w:r>
               <w:rPr>
-                <w:color w:val="375439" w:themeColor="accent1" w:themeShade="80"/>
+                <w:rFonts w:ascii="Microsoft Sans Serif" w:hAnsi="Microsoft Sans Serif" w:cs="Microsoft Sans Serif"/>
+                <w:color w:val="284434"/>
                 <w:sz w:val="24"/>
                 <w:lang w:val="pt-PT"/>
               </w:rPr>
@@ -1035,7 +1292,8 @@
             <w:proofErr w:type="spellStart"/>
             <w:r>
               <w:rPr>
-                <w:color w:val="375439" w:themeColor="accent1" w:themeShade="80"/>
+                <w:rFonts w:ascii="Microsoft Sans Serif" w:hAnsi="Microsoft Sans Serif" w:cs="Microsoft Sans Serif"/>
+                <w:color w:val="284434"/>
                 <w:sz w:val="24"/>
                 <w:lang w:val="pt-PT"/>
               </w:rPr>
@@ -1059,7 +1317,8 @@
             <w:pPr>
               <w:jc w:val="center"/>
               <w:rPr>
-                <w:color w:val="375439" w:themeColor="accent1" w:themeShade="80"/>
+                <w:rFonts w:ascii="Microsoft Sans Serif" w:hAnsi="Microsoft Sans Serif" w:cs="Microsoft Sans Serif"/>
+                <w:color w:val="284434"/>
                 <w:sz w:val="24"/>
                 <w:lang w:val="pt-PT"/>
               </w:rPr>
@@ -1067,7 +1326,8 @@
             <w:proofErr w:type="spellStart"/>
             <w:r>
               <w:rPr>
-                <w:color w:val="375439" w:themeColor="accent1" w:themeShade="80"/>
+                <w:rFonts w:ascii="Microsoft Sans Serif" w:hAnsi="Microsoft Sans Serif" w:cs="Microsoft Sans Serif"/>
+                <w:color w:val="284434"/>
                 <w:sz w:val="24"/>
                 <w:lang w:val="pt-PT"/>
               </w:rPr>
@@ -1091,14 +1351,16 @@
             <w:pPr>
               <w:jc w:val="center"/>
               <w:rPr>
-                <w:color w:val="375439" w:themeColor="accent1" w:themeShade="80"/>
+                <w:rFonts w:ascii="Microsoft Sans Serif" w:hAnsi="Microsoft Sans Serif" w:cs="Microsoft Sans Serif"/>
+                <w:color w:val="284434"/>
                 <w:sz w:val="24"/>
                 <w:lang w:val="pt-PT"/>
               </w:rPr>
             </w:pPr>
             <w:r>
               <w:rPr>
-                <w:color w:val="375439" w:themeColor="accent1" w:themeShade="80"/>
+                <w:rFonts w:ascii="Microsoft Sans Serif" w:hAnsi="Microsoft Sans Serif" w:cs="Microsoft Sans Serif"/>
+                <w:color w:val="284434"/>
                 <w:sz w:val="24"/>
                 <w:lang w:val="pt-PT"/>
               </w:rPr>
@@ -1125,14 +1387,16 @@
             <w:pPr>
               <w:pStyle w:val="Quantidade"/>
               <w:rPr>
-                <w:color w:val="375439" w:themeColor="accent1" w:themeShade="80"/>
+                <w:rFonts w:ascii="Microsoft Sans Serif" w:hAnsi="Microsoft Sans Serif" w:cs="Microsoft Sans Serif"/>
+                <w:color w:val="284434"/>
                 <w:sz w:val="24"/>
                 <w:lang w:val="pt-PT"/>
               </w:rPr>
             </w:pPr>
             <w:r>
               <w:rPr>
-                <w:color w:val="375439" w:themeColor="accent1" w:themeShade="80"/>
+                <w:rFonts w:ascii="Microsoft Sans Serif" w:hAnsi="Microsoft Sans Serif" w:cs="Microsoft Sans Serif"/>
+                <w:color w:val="284434"/>
                 <w:sz w:val="24"/>
                 <w:lang w:val="pt-PT"/>
               </w:rPr>
@@ -1160,7 +1424,8 @@
           <w:p>
             <w:pPr>
               <w:rPr>
-                <w:color w:val="375439" w:themeColor="accent1" w:themeShade="80"/>
+                <w:rFonts w:ascii="Microsoft Sans Serif" w:hAnsi="Microsoft Sans Serif" w:cs="Microsoft Sans Serif"/>
+                <w:color w:val="284434"/>
                 <w:sz w:val="24"/>
                 <w:lang w:val="pt-PT"/>
               </w:rPr>
@@ -1182,7 +1447,8 @@
             <w:pPr>
               <w:jc w:val="center"/>
               <w:rPr>
-                <w:color w:val="375439" w:themeColor="accent1" w:themeShade="80"/>
+                <w:rFonts w:ascii="Microsoft Sans Serif" w:hAnsi="Microsoft Sans Serif" w:cs="Microsoft Sans Serif"/>
+                <w:color w:val="284434"/>
                 <w:sz w:val="24"/>
                 <w:lang w:val="pt-PT"/>
               </w:rPr>
@@ -1204,7 +1470,8 @@
             <w:pPr>
               <w:jc w:val="center"/>
               <w:rPr>
-                <w:color w:val="375439" w:themeColor="accent1" w:themeShade="80"/>
+                <w:rFonts w:ascii="Microsoft Sans Serif" w:hAnsi="Microsoft Sans Serif" w:cs="Microsoft Sans Serif"/>
+                <w:color w:val="284434"/>
                 <w:sz w:val="24"/>
                 <w:lang w:val="pt-PT"/>
               </w:rPr>
@@ -1230,7 +1497,8 @@
             <w:pPr>
               <w:pStyle w:val="Quantidade"/>
               <w:rPr>
-                <w:color w:val="375439" w:themeColor="accent1" w:themeShade="80"/>
+                <w:rFonts w:ascii="Microsoft Sans Serif" w:hAnsi="Microsoft Sans Serif" w:cs="Microsoft Sans Serif"/>
+                <w:color w:val="284434"/>
                 <w:sz w:val="24"/>
                 <w:lang w:val="pt-PT"/>
               </w:rPr>
@@ -1257,7 +1525,8 @@
           <w:p>
             <w:pPr>
               <w:rPr>
-                <w:color w:val="375439" w:themeColor="accent1" w:themeShade="80"/>
+                <w:rFonts w:ascii="Microsoft Sans Serif" w:hAnsi="Microsoft Sans Serif" w:cs="Microsoft Sans Serif"/>
+                <w:color w:val="284434"/>
                 <w:sz w:val="24"/>
                 <w:lang w:val="pt-PT"/>
               </w:rPr>
@@ -1279,7 +1548,8 @@
             <w:pPr>
               <w:jc w:val="center"/>
               <w:rPr>
-                <w:color w:val="375439" w:themeColor="accent1" w:themeShade="80"/>
+                <w:rFonts w:ascii="Microsoft Sans Serif" w:hAnsi="Microsoft Sans Serif" w:cs="Microsoft Sans Serif"/>
+                <w:color w:val="284434"/>
                 <w:sz w:val="24"/>
                 <w:lang w:val="pt-PT"/>
               </w:rPr>
@@ -1301,7 +1571,8 @@
             <w:pPr>
               <w:jc w:val="center"/>
               <w:rPr>
-                <w:color w:val="375439" w:themeColor="accent1" w:themeShade="80"/>
+                <w:rFonts w:ascii="Microsoft Sans Serif" w:hAnsi="Microsoft Sans Serif" w:cs="Microsoft Sans Serif"/>
+                <w:color w:val="284434"/>
                 <w:sz w:val="24"/>
                 <w:lang w:val="pt-PT"/>
               </w:rPr>
@@ -1327,7 +1598,8 @@
             <w:pPr>
               <w:pStyle w:val="Quantidade"/>
               <w:rPr>
-                <w:color w:val="375439" w:themeColor="accent1" w:themeShade="80"/>
+                <w:rFonts w:ascii="Microsoft Sans Serif" w:hAnsi="Microsoft Sans Serif" w:cs="Microsoft Sans Serif"/>
+                <w:color w:val="284434"/>
                 <w:sz w:val="24"/>
                 <w:lang w:val="pt-PT"/>
               </w:rPr>
@@ -1356,7 +1628,8 @@
             <w:pPr>
               <w:pStyle w:val="textoalinhadodireita"/>
               <w:rPr>
-                <w:color w:val="000000" w:themeColor="text1"/>
+                <w:rFonts w:ascii="Microsoft Sans Serif" w:hAnsi="Microsoft Sans Serif" w:cs="Microsoft Sans Serif"/>
+                <w:color w:val="284434"/>
                 <w:sz w:val="24"/>
                 <w:szCs w:val="24"/>
                 <w:lang w:val="pt-PT"/>
@@ -1364,7 +1637,8 @@
             </w:pPr>
             <w:r>
               <w:rPr>
-                <w:color w:val="000000" w:themeColor="text1"/>
+                <w:rFonts w:ascii="Microsoft Sans Serif" w:hAnsi="Microsoft Sans Serif" w:cs="Microsoft Sans Serif"/>
+                <w:color w:val="284434"/>
                 <w:sz w:val="24"/>
                 <w:szCs w:val="24"/>
                 <w:lang w:val="pt-PT"/>
@@ -1392,14 +1666,16 @@
             <w:pPr>
               <w:pStyle w:val="Quantidade"/>
               <w:rPr>
-                <w:color w:val="375439" w:themeColor="accent1" w:themeShade="80"/>
+                <w:rFonts w:ascii="Microsoft Sans Serif" w:hAnsi="Microsoft Sans Serif" w:cs="Microsoft Sans Serif"/>
+                <w:color w:val="284434"/>
                 <w:sz w:val="24"/>
                 <w:lang w:val="pt-PT"/>
               </w:rPr>
             </w:pPr>
             <w:r>
               <w:rPr>
-                <w:color w:val="375439" w:themeColor="accent1" w:themeShade="80"/>
+                <w:rFonts w:ascii="Microsoft Sans Serif" w:hAnsi="Microsoft Sans Serif" w:cs="Microsoft Sans Serif"/>
+                <w:color w:val="284434"/>
                 <w:sz w:val="24"/>
                 <w:lang w:val="pt-PT"/>
               </w:rPr>
@@ -1429,7 +1705,8 @@
             <w:pPr>
               <w:pStyle w:val="textoalinhadodireita"/>
               <w:rPr>
-                <w:color w:val="000000" w:themeColor="text1"/>
+                <w:rFonts w:ascii="Microsoft Sans Serif" w:hAnsi="Microsoft Sans Serif" w:cs="Microsoft Sans Serif"/>
+                <w:color w:val="284434"/>
                 <w:sz w:val="24"/>
                 <w:szCs w:val="24"/>
                 <w:lang w:val="pt-PT"/>
@@ -1437,7 +1714,8 @@
             </w:pPr>
             <w:r>
               <w:rPr>
-                <w:color w:val="000000" w:themeColor="text1"/>
+                <w:rFonts w:ascii="Microsoft Sans Serif" w:hAnsi="Microsoft Sans Serif" w:cs="Microsoft Sans Serif"/>
+                <w:color w:val="284434"/>
                 <w:sz w:val="24"/>
                 <w:szCs w:val="24"/>
                 <w:lang w:val="pt-PT"/>
@@ -1465,14 +1743,16 @@
             <w:pPr>
               <w:pStyle w:val="Quantidade"/>
               <w:rPr>
-                <w:color w:val="375439" w:themeColor="accent1" w:themeShade="80"/>
+                <w:rFonts w:ascii="Microsoft Sans Serif" w:hAnsi="Microsoft Sans Serif" w:cs="Microsoft Sans Serif"/>
+                <w:color w:val="284434"/>
                 <w:sz w:val="24"/>
                 <w:lang w:val="pt-PT"/>
               </w:rPr>
             </w:pPr>
             <w:r>
               <w:rPr>
-                <w:color w:val="375439" w:themeColor="accent1" w:themeShade="80"/>
+                <w:rFonts w:ascii="Microsoft Sans Serif" w:hAnsi="Microsoft Sans Serif" w:cs="Microsoft Sans Serif"/>
+                <w:color w:val="284434"/>
                 <w:sz w:val="24"/>
                 <w:lang w:val="pt-PT"/>
               </w:rPr>
@@ -1485,6 +1765,8 @@
     <w:p>
       <w:pPr>
         <w:rPr>
+          <w:rFonts w:ascii="Microsoft Sans Serif" w:hAnsi="Microsoft Sans Serif" w:cs="Microsoft Sans Serif"/>
+          <w:color w:val="284434"/>
           <w:lang w:val="pt-PT"/>
         </w:rPr>
       </w:pPr>
@@ -1492,6 +1774,8 @@
     <w:p>
       <w:pPr>
         <w:rPr>
+          <w:rFonts w:ascii="Microsoft Sans Serif" w:hAnsi="Microsoft Sans Serif" w:cs="Microsoft Sans Serif"/>
+          <w:color w:val="284434"/>
           <w:lang w:val="pt-PT"/>
         </w:rPr>
       </w:pPr>
@@ -1532,7 +1816,8 @@
             <w:pPr>
               <w:pStyle w:val="Letraspequenas"/>
               <w:rPr>
-                <w:color w:val="375439" w:themeColor="accent1" w:themeShade="80"/>
+                <w:rFonts w:ascii="Microsoft Sans Serif" w:hAnsi="Microsoft Sans Serif" w:cs="Microsoft Sans Serif"/>
+                <w:color w:val="284434"/>
                 <w:sz w:val="24"/>
                 <w:szCs w:val="24"/>
                 <w:lang w:val="pt-PT"/>
@@ -1540,7 +1825,8 @@
             </w:pPr>
             <w:r>
               <w:rPr>
-                <w:color w:val="375439" w:themeColor="accent1" w:themeShade="80"/>
+                <w:rFonts w:ascii="Microsoft Sans Serif" w:hAnsi="Microsoft Sans Serif" w:cs="Microsoft Sans Serif"/>
+                <w:color w:val="284434"/>
                 <w:sz w:val="24"/>
                 <w:szCs w:val="24"/>
                 <w:lang w:val="pt-PT"/>
@@ -1550,7 +1836,8 @@
             <w:proofErr w:type="spellStart"/>
             <w:r>
               <w:rPr>
-                <w:color w:val="375439" w:themeColor="accent1" w:themeShade="80"/>
+                <w:rFonts w:ascii="Microsoft Sans Serif" w:hAnsi="Microsoft Sans Serif" w:cs="Microsoft Sans Serif"/>
+                <w:color w:val="284434"/>
                 <w:sz w:val="24"/>
                 <w:szCs w:val="24"/>
                 <w:lang w:val="pt-PT"/>
@@ -1560,7 +1847,8 @@
             <w:proofErr w:type="spellEnd"/>
             <w:r>
               <w:rPr>
-                <w:color w:val="375439" w:themeColor="accent1" w:themeShade="80"/>
+                <w:rFonts w:ascii="Microsoft Sans Serif" w:hAnsi="Microsoft Sans Serif" w:cs="Microsoft Sans Serif"/>
+                <w:color w:val="284434"/>
                 <w:sz w:val="24"/>
                 <w:szCs w:val="24"/>
                 <w:lang w:val="pt-PT"/>
@@ -1570,7 +1858,8 @@
             <w:proofErr w:type="spellStart"/>
             <w:r>
               <w:rPr>
-                <w:color w:val="375439" w:themeColor="accent1" w:themeShade="80"/>
+                <w:rFonts w:ascii="Microsoft Sans Serif" w:hAnsi="Microsoft Sans Serif" w:cs="Microsoft Sans Serif"/>
+                <w:color w:val="284434"/>
                 <w:sz w:val="24"/>
                 <w:szCs w:val="24"/>
                 <w:lang w:val="pt-PT"/>
@@ -1580,7 +1869,8 @@
             <w:proofErr w:type="spellEnd"/>
             <w:r>
               <w:rPr>
-                <w:color w:val="375439" w:themeColor="accent1" w:themeShade="80"/>
+                <w:rFonts w:ascii="Microsoft Sans Serif" w:hAnsi="Microsoft Sans Serif" w:cs="Microsoft Sans Serif"/>
+                <w:color w:val="284434"/>
                 <w:sz w:val="24"/>
                 <w:szCs w:val="24"/>
                 <w:lang w:val="pt-PT"/>
@@ -1596,6 +1886,8 @@
         <w:pStyle w:val="obrigado"/>
         <w:jc w:val="left"/>
         <w:rPr>
+          <w:rFonts w:ascii="Microsoft Sans Serif" w:hAnsi="Microsoft Sans Serif" w:cs="Microsoft Sans Serif"/>
+          <w:color w:val="284434"/>
           <w:lang w:val="pt-PT"/>
         </w:rPr>
       </w:pPr>
@@ -1605,6 +1897,8 @@
         <w:pStyle w:val="obrigado"/>
         <w:jc w:val="left"/>
         <w:rPr>
+          <w:rFonts w:ascii="Microsoft Sans Serif" w:hAnsi="Microsoft Sans Serif" w:cs="Microsoft Sans Serif"/>
+          <w:color w:val="284434"/>
           <w:lang w:val="pt-PT"/>
         </w:rPr>
       </w:pPr>
@@ -1614,15 +1908,8 @@
         <w:pStyle w:val="obrigado"/>
         <w:jc w:val="left"/>
         <w:rPr>
-          <w:lang w:val="pt-PT"/>
-        </w:rPr>
-      </w:pPr>
-    </w:p>
-    <w:p>
-      <w:pPr>
-        <w:pStyle w:val="obrigado"/>
-        <w:jc w:val="left"/>
-        <w:rPr>
+          <w:rFonts w:ascii="Microsoft Sans Serif" w:hAnsi="Microsoft Sans Serif" w:cs="Microsoft Sans Serif"/>
+          <w:color w:val="284434"/>
           <w:lang w:val="pt-PT"/>
         </w:rPr>
       </w:pPr>
@@ -1632,6 +1919,8 @@
         <w:pStyle w:val="textocentradoinferior"/>
         <w:spacing w:line="360" w:lineRule="auto"/>
         <w:rPr>
+          <w:rFonts w:ascii="Microsoft Sans Serif" w:hAnsi="Microsoft Sans Serif" w:cs="Microsoft Sans Serif"/>
+          <w:color w:val="284434"/>
           <w:sz w:val="24"/>
           <w:szCs w:val="24"/>
           <w:lang w:val="pt-PT"/>
@@ -1640,21 +1929,23 @@
       <w:sdt>
         <w:sdtPr>
           <w:rPr>
+            <w:rFonts w:ascii="Microsoft Sans Serif" w:hAnsi="Microsoft Sans Serif" w:cs="Microsoft Sans Serif"/>
+            <w:color w:val="284434"/>
             <w:sz w:val="24"/>
             <w:szCs w:val="24"/>
             <w:lang w:val="pt-PT"/>
           </w:rPr>
           <w:id w:val="716560525"/>
           <w:placeholder>
-            <w:docPart w:val="27BD909F2A6B75458648C150E1BFC6D9"/>
+            <w:docPart w:val="852317C026D1744BB70F0BDB627EE967"/>
           </w:placeholder>
         </w:sdtPr>
-        <w:sdtEndPr/>
         <w:sdtContent>
           <w:proofErr w:type="spellStart"/>
           <w:r>
             <w:rPr>
-              <w:color w:val="375439" w:themeColor="accent1" w:themeShade="80"/>
+              <w:rFonts w:ascii="Microsoft Sans Serif" w:hAnsi="Microsoft Sans Serif" w:cs="Microsoft Sans Serif"/>
+              <w:color w:val="284434"/>
               <w:sz w:val="24"/>
               <w:szCs w:val="24"/>
               <w:lang w:val="pt-PT"/>
@@ -1666,6 +1957,8 @@
       </w:sdt>
       <w:r>
         <w:rPr>
+          <w:rFonts w:ascii="Microsoft Sans Serif" w:hAnsi="Microsoft Sans Serif" w:cs="Microsoft Sans Serif"/>
+          <w:color w:val="284434"/>
           <w:sz w:val="24"/>
           <w:szCs w:val="24"/>
           <w:lang w:val="pt-PT"/>
@@ -1675,22 +1968,23 @@
       <w:sdt>
         <w:sdtPr>
           <w:rPr>
-            <w:color w:val="375439" w:themeColor="accent1" w:themeShade="80"/>
+            <w:rFonts w:ascii="Microsoft Sans Serif" w:hAnsi="Microsoft Sans Serif" w:cs="Microsoft Sans Serif"/>
+            <w:color w:val="284434"/>
             <w:sz w:val="24"/>
             <w:szCs w:val="24"/>
             <w:lang w:val="pt-PT"/>
           </w:rPr>
           <w:id w:val="716560527"/>
           <w:placeholder>
-            <w:docPart w:val="79360773C6411E40A350D24DFC9866FC"/>
+            <w:docPart w:val="A99C0C36FD85BC429880B5515FAB04DD"/>
           </w:placeholder>
         </w:sdtPr>
-        <w:sdtEndPr/>
         <w:sdtContent>
           <w:proofErr w:type="spellStart"/>
           <w:r>
             <w:rPr>
-              <w:color w:val="375439" w:themeColor="accent1" w:themeShade="80"/>
+              <w:rFonts w:ascii="Microsoft Sans Serif" w:hAnsi="Microsoft Sans Serif" w:cs="Microsoft Sans Serif"/>
+              <w:color w:val="284434"/>
               <w:sz w:val="24"/>
               <w:szCs w:val="24"/>
               <w:lang w:val="pt-PT"/>
@@ -1700,7 +1994,8 @@
           <w:proofErr w:type="spellEnd"/>
           <w:r>
             <w:rPr>
-              <w:color w:val="375439" w:themeColor="accent1" w:themeShade="80"/>
+              <w:rFonts w:ascii="Microsoft Sans Serif" w:hAnsi="Microsoft Sans Serif" w:cs="Microsoft Sans Serif"/>
+              <w:color w:val="284434"/>
               <w:sz w:val="24"/>
               <w:szCs w:val="24"/>
               <w:lang w:val="pt-PT"/>
@@ -1711,7 +2006,8 @@
       </w:sdt>
       <w:r>
         <w:rPr>
-          <w:color w:val="375439" w:themeColor="accent1" w:themeShade="80"/>
+          <w:rFonts w:ascii="Microsoft Sans Serif" w:hAnsi="Microsoft Sans Serif" w:cs="Microsoft Sans Serif"/>
+          <w:color w:val="284434"/>
           <w:sz w:val="24"/>
           <w:szCs w:val="24"/>
           <w:lang w:val="pt-PT"/>
@@ -1721,20 +2017,22 @@
       <w:sdt>
         <w:sdtPr>
           <w:rPr>
+            <w:rFonts w:ascii="Microsoft Sans Serif" w:hAnsi="Microsoft Sans Serif" w:cs="Microsoft Sans Serif"/>
+            <w:color w:val="284434"/>
             <w:sz w:val="24"/>
             <w:szCs w:val="24"/>
             <w:lang w:val="pt-PT"/>
           </w:rPr>
           <w:id w:val="716560530"/>
           <w:placeholder>
-            <w:docPart w:val="E62327E3A5DAD248B04B1D2A0F6BBA5E"/>
+            <w:docPart w:val="BE0411A0EA92AE4686343E4B17C894C1"/>
           </w:placeholder>
         </w:sdtPr>
-        <w:sdtEndPr/>
         <w:sdtContent>
           <w:r>
             <w:rPr>
-              <w:color w:val="375439" w:themeColor="accent1" w:themeShade="80"/>
+              <w:rFonts w:ascii="Microsoft Sans Serif" w:hAnsi="Microsoft Sans Serif" w:cs="Microsoft Sans Serif"/>
+              <w:color w:val="284434"/>
               <w:sz w:val="24"/>
               <w:szCs w:val="24"/>
               <w:lang w:val="pt-PT"/>
@@ -1744,7 +2042,8 @@
           <w:proofErr w:type="spellStart"/>
           <w:r>
             <w:rPr>
-              <w:color w:val="375439" w:themeColor="accent1" w:themeShade="80"/>
+              <w:rFonts w:ascii="Microsoft Sans Serif" w:hAnsi="Microsoft Sans Serif" w:cs="Microsoft Sans Serif"/>
+              <w:color w:val="284434"/>
               <w:sz w:val="24"/>
               <w:szCs w:val="24"/>
               <w:lang w:val="pt-PT"/>
@@ -1756,6 +2055,45 @@
       </w:sdt>
       <w:r>
         <w:rPr>
+          <w:rFonts w:ascii="Microsoft Sans Serif" w:hAnsi="Microsoft Sans Serif" w:cs="Microsoft Sans Serif"/>
+          <w:color w:val="284434"/>
+          <w:sz w:val="24"/>
+          <w:szCs w:val="24"/>
+          <w:lang w:val="pt-PT"/>
+        </w:rPr>
+        <w:t xml:space="preserve">  IDE  </w:t>
+      </w:r>
+      <w:sdt>
+        <w:sdtPr>
+          <w:rPr>
+            <w:rFonts w:ascii="Microsoft Sans Serif" w:hAnsi="Microsoft Sans Serif" w:cs="Microsoft Sans Serif"/>
+            <w:color w:val="284434"/>
+            <w:sz w:val="24"/>
+            <w:szCs w:val="24"/>
+            <w:lang w:val="pt-PT"/>
+          </w:rPr>
+          <w:id w:val="716560532"/>
+          <w:placeholder>
+            <w:docPart w:val="C65B7357356F88418BB31A4037C49578"/>
+          </w:placeholder>
+        </w:sdtPr>
+        <w:sdtContent>
+          <w:r>
+            <w:rPr>
+              <w:rFonts w:ascii="Microsoft Sans Serif" w:hAnsi="Microsoft Sans Serif" w:cs="Microsoft Sans Serif"/>
+              <w:color w:val="284434"/>
+              <w:sz w:val="24"/>
+              <w:szCs w:val="24"/>
+              <w:lang w:val="pt-PT"/>
+            </w:rPr>
+            <w:t>CHE- 274.296.679</w:t>
+          </w:r>
+        </w:sdtContent>
+      </w:sdt>
+      <w:r>
+        <w:rPr>
+          <w:rFonts w:ascii="Microsoft Sans Serif" w:hAnsi="Microsoft Sans Serif" w:cs="Microsoft Sans Serif"/>
+          <w:color w:val="284434"/>
           <w:sz w:val="24"/>
           <w:szCs w:val="24"/>
           <w:lang w:val="pt-PT"/>
@@ -1764,66 +2102,8 @@
       </w:r>
       <w:r>
         <w:rPr>
-          <w:color w:val="0D0D0D" w:themeColor="text1" w:themeTint="F2"/>
-          <w:sz w:val="24"/>
-          <w:szCs w:val="24"/>
-          <w:lang w:val="pt-PT"/>
-        </w:rPr>
-        <w:t xml:space="preserve">IDE </w:t>
-      </w:r>
-      <w:r>
-        <w:rPr>
-          <w:color w:val="0D0D0D" w:themeColor="text1" w:themeTint="F2"/>
-          <w:sz w:val="24"/>
-          <w:szCs w:val="24"/>
-          <w:lang w:val="pt-PT"/>
-        </w:rPr>
-        <w:t xml:space="preserve"> </w:t>
-      </w:r>
-      <w:sdt>
-        <w:sdtPr>
-          <w:rPr>
-            <w:sz w:val="24"/>
-            <w:szCs w:val="24"/>
-            <w:lang w:val="pt-PT"/>
-          </w:rPr>
-          <w:id w:val="716560532"/>
-          <w:placeholder>
-            <w:docPart w:val="03458B7B848F394DACE7E8CB6FDD7E1B"/>
-          </w:placeholder>
-        </w:sdtPr>
-        <w:sdtEndPr/>
-        <w:sdtContent>
-          <w:r>
-            <w:rPr>
-              <w:color w:val="375439" w:themeColor="accent1" w:themeShade="80"/>
-              <w:sz w:val="24"/>
-              <w:szCs w:val="24"/>
-              <w:lang w:val="pt-PT"/>
-            </w:rPr>
-            <w:t xml:space="preserve">CHE- </w:t>
-          </w:r>
-          <w:r>
-            <w:rPr>
-              <w:color w:val="375439" w:themeColor="accent1" w:themeShade="80"/>
-              <w:sz w:val="24"/>
-              <w:szCs w:val="24"/>
-              <w:lang w:val="pt-PT"/>
-            </w:rPr>
-            <w:t>274.296.679</w:t>
-          </w:r>
-        </w:sdtContent>
-      </w:sdt>
-      <w:r>
-        <w:rPr>
-          <w:sz w:val="24"/>
-          <w:szCs w:val="24"/>
-          <w:lang w:val="pt-PT"/>
-        </w:rPr>
-        <w:t xml:space="preserve">  </w:t>
-      </w:r>
-      <w:r>
-        <w:rPr>
+          <w:rFonts w:ascii="Microsoft Sans Serif" w:hAnsi="Microsoft Sans Serif" w:cs="Microsoft Sans Serif"/>
+          <w:color w:val="284434"/>
           <w:sz w:val="24"/>
           <w:szCs w:val="24"/>
           <w:lang w:val="pt-PT"/>
@@ -1832,9 +2112,10 @@
       </w:r>
       <w:r>
         <w:rPr>
+          <w:rFonts w:ascii="Microsoft Sans Serif" w:hAnsi="Microsoft Sans Serif" w:cs="Microsoft Sans Serif"/>
           <w:b/>
           <w:bCs/>
-          <w:color w:val="0D0D0D" w:themeColor="text1" w:themeTint="F2"/>
+          <w:color w:val="284434"/>
           <w:sz w:val="24"/>
           <w:szCs w:val="24"/>
           <w:lang w:val="pt-PT"/>
@@ -1843,40 +2124,33 @@
       </w:r>
       <w:r>
         <w:rPr>
-          <w:color w:val="0D0D0D" w:themeColor="text1" w:themeTint="F2"/>
+          <w:rFonts w:ascii="Microsoft Sans Serif" w:hAnsi="Microsoft Sans Serif" w:cs="Microsoft Sans Serif"/>
+          <w:color w:val="284434"/>
           <w:sz w:val="24"/>
           <w:szCs w:val="24"/>
           <w:lang w:val="pt-PT"/>
         </w:rPr>
-        <w:t xml:space="preserve"> </w:t>
-      </w:r>
-      <w:r>
-        <w:rPr>
-          <w:color w:val="0D0D0D" w:themeColor="text1" w:themeTint="F2"/>
-          <w:sz w:val="24"/>
-          <w:szCs w:val="24"/>
-          <w:lang w:val="pt-PT"/>
-        </w:rPr>
-        <w:t xml:space="preserve"> </w:t>
+        <w:t xml:space="preserve">  </w:t>
       </w:r>
       <w:sdt>
         <w:sdtPr>
           <w:rPr>
-            <w:color w:val="375439" w:themeColor="accent1" w:themeShade="80"/>
+            <w:rFonts w:ascii="Microsoft Sans Serif" w:hAnsi="Microsoft Sans Serif" w:cs="Microsoft Sans Serif"/>
+            <w:color w:val="284434"/>
             <w:sz w:val="24"/>
             <w:szCs w:val="24"/>
             <w:lang w:val="pt-PT"/>
           </w:rPr>
           <w:id w:val="716560542"/>
           <w:placeholder>
-            <w:docPart w:val="B1C605FF812E0C4EA8A7E2B87E8CBB24"/>
+            <w:docPart w:val="117E9EFC2465BC408E674CD01A37E446"/>
           </w:placeholder>
         </w:sdtPr>
-        <w:sdtEndPr/>
         <w:sdtContent>
           <w:r>
             <w:rPr>
-              <w:color w:val="365438"/>
+              <w:rFonts w:ascii="Microsoft Sans Serif" w:hAnsi="Microsoft Sans Serif" w:cs="Microsoft Sans Serif"/>
+              <w:color w:val="284434"/>
               <w:sz w:val="24"/>
               <w:szCs w:val="24"/>
             </w:rPr>
@@ -1886,7 +2160,8 @@
       </w:sdt>
       <w:r>
         <w:rPr>
-          <w:color w:val="375439" w:themeColor="accent1" w:themeShade="80"/>
+          <w:rFonts w:ascii="Microsoft Sans Serif" w:hAnsi="Microsoft Sans Serif" w:cs="Microsoft Sans Serif"/>
+          <w:color w:val="284434"/>
           <w:sz w:val="24"/>
           <w:szCs w:val="24"/>
           <w:lang w:val="pt-PT"/>
@@ -1900,7 +2175,8 @@
         <w:spacing w:line="360" w:lineRule="auto"/>
         <w:jc w:val="center"/>
         <w:rPr>
-          <w:color w:val="AAC7AC" w:themeColor="accent1" w:themeTint="99"/>
+          <w:rFonts w:ascii="Microsoft Sans Serif" w:hAnsi="Microsoft Sans Serif" w:cs="Microsoft Sans Serif"/>
+          <w:color w:val="284434"/>
           <w:sz w:val="24"/>
           <w:szCs w:val="24"/>
           <w:lang w:val="pt-PT"/>
@@ -1909,7 +2185,8 @@
       <w:proofErr w:type="spellStart"/>
       <w:r>
         <w:rPr>
-          <w:color w:val="000000" w:themeColor="text1"/>
+          <w:rFonts w:ascii="Microsoft Sans Serif" w:hAnsi="Microsoft Sans Serif" w:cs="Microsoft Sans Serif"/>
+          <w:color w:val="284434"/>
           <w:sz w:val="24"/>
           <w:szCs w:val="24"/>
           <w:lang w:val="pt-PT"/>
@@ -1919,33 +2196,36 @@
       <w:proofErr w:type="spellEnd"/>
       <w:r>
         <w:rPr>
-          <w:color w:val="000000" w:themeColor="text1"/>
+          <w:rFonts w:ascii="Microsoft Sans Serif" w:hAnsi="Microsoft Sans Serif" w:cs="Microsoft Sans Serif"/>
+          <w:color w:val="284434"/>
           <w:sz w:val="24"/>
           <w:szCs w:val="24"/>
           <w:lang w:val="pt-PT"/>
         </w:rPr>
         <w:t xml:space="preserve">  </w:t>
       </w:r>
+      <w:proofErr w:type="spellStart"/>
       <w:sdt>
         <w:sdtPr>
           <w:rPr>
-            <w:color w:val="AAC7AC" w:themeColor="accent1" w:themeTint="99"/>
+            <w:rFonts w:ascii="Microsoft Sans Serif" w:hAnsi="Microsoft Sans Serif" w:cs="Microsoft Sans Serif"/>
+            <w:color w:val="284434"/>
             <w:sz w:val="24"/>
             <w:szCs w:val="24"/>
             <w:lang w:val="pt-PT"/>
           </w:rPr>
           <w:id w:val="-673412574"/>
           <w:placeholder>
-            <w:docPart w:val="E6B74F44A921604E974D558CB8FE69E4"/>
+            <w:docPart w:val="6975D33416D1F948957A314C3DE3343E"/>
           </w:placeholder>
         </w:sdtPr>
-        <w:sdtEndPr/>
         <w:sdtContent>
           <w:r>
             <w:rPr>
+              <w:rFonts w:ascii="Microsoft Sans Serif" w:hAnsi="Microsoft Sans Serif" w:cs="Microsoft Sans Serif"/>
               <w:b w:val="0"/>
               <w:bCs/>
-              <w:color w:val="375439" w:themeColor="accent1" w:themeShade="80"/>
+              <w:color w:val="284434"/>
               <w:sz w:val="24"/>
               <w:szCs w:val="24"/>
               <w:lang w:val="pt-PT"/>
@@ -1954,7 +2234,31 @@
           </w:r>
           <w:r>
             <w:rPr>
-              <w:color w:val="375439" w:themeColor="accent1" w:themeShade="80"/>
+              <w:rFonts w:ascii="Microsoft Sans Serif" w:hAnsi="Microsoft Sans Serif" w:cs="Microsoft Sans Serif"/>
+              <w:color w:val="284434"/>
+              <w:sz w:val="24"/>
+              <w:szCs w:val="24"/>
+              <w:lang w:val="pt-PT"/>
+            </w:rPr>
+            <w:t xml:space="preserve"> </w:t>
+          </w:r>
+          <w:r>
+            <w:rPr>
+              <w:rFonts w:ascii="Microsoft Sans Serif" w:hAnsi="Microsoft Sans Serif" w:cs="Microsoft Sans Serif"/>
+              <w:b w:val="0"/>
+              <w:bCs/>
+              <w:color w:val="284434"/>
+              <w:sz w:val="24"/>
+              <w:szCs w:val="24"/>
+              <w:lang w:val="pt-PT"/>
+            </w:rPr>
+            <w:t>Berner</w:t>
+          </w:r>
+          <w:proofErr w:type="spellEnd"/>
+          <w:r>
+            <w:rPr>
+              <w:rFonts w:ascii="Microsoft Sans Serif" w:hAnsi="Microsoft Sans Serif" w:cs="Microsoft Sans Serif"/>
+              <w:color w:val="284434"/>
               <w:sz w:val="24"/>
               <w:szCs w:val="24"/>
               <w:lang w:val="pt-PT"/>
@@ -1964,31 +2268,10 @@
           <w:proofErr w:type="spellStart"/>
           <w:r>
             <w:rPr>
+              <w:rFonts w:ascii="Microsoft Sans Serif" w:hAnsi="Microsoft Sans Serif" w:cs="Microsoft Sans Serif"/>
               <w:b w:val="0"/>
               <w:bCs/>
-              <w:color w:val="375439" w:themeColor="accent1" w:themeShade="80"/>
-              <w:sz w:val="24"/>
-              <w:szCs w:val="24"/>
-              <w:lang w:val="pt-PT"/>
-            </w:rPr>
-            <w:t>Berner</w:t>
-          </w:r>
-          <w:proofErr w:type="spellEnd"/>
-          <w:r>
-            <w:rPr>
-              <w:color w:val="375439" w:themeColor="accent1" w:themeShade="80"/>
-              <w:sz w:val="24"/>
-              <w:szCs w:val="24"/>
-              <w:lang w:val="pt-PT"/>
-            </w:rPr>
-            <w:t xml:space="preserve"> </w:t>
-          </w:r>
-          <w:proofErr w:type="spellStart"/>
-          <w:r>
-            <w:rPr>
-              <w:b w:val="0"/>
-              <w:bCs/>
-              <w:color w:val="375439" w:themeColor="accent1" w:themeShade="80"/>
+              <w:color w:val="284434"/>
               <w:sz w:val="24"/>
               <w:szCs w:val="24"/>
               <w:lang w:val="pt-PT"/>
@@ -2000,8 +2283,9 @@
       </w:sdt>
       <w:r>
         <w:rPr>
+          <w:rFonts w:ascii="Microsoft Sans Serif" w:hAnsi="Microsoft Sans Serif" w:cs="Microsoft Sans Serif"/>
           <w:b w:val="0"/>
-          <w:color w:val="AAC7AC" w:themeColor="accent1" w:themeTint="99"/>
+          <w:color w:val="284434"/>
           <w:sz w:val="24"/>
           <w:szCs w:val="24"/>
           <w:lang w:val="pt-PT"/>
@@ -2010,43 +2294,35 @@
       </w:r>
       <w:r>
         <w:rPr>
-          <w:color w:val="000000" w:themeColor="text1"/>
+          <w:rFonts w:ascii="Microsoft Sans Serif" w:hAnsi="Microsoft Sans Serif" w:cs="Microsoft Sans Serif"/>
+          <w:color w:val="284434"/>
           <w:sz w:val="24"/>
           <w:szCs w:val="24"/>
           <w:lang w:val="pt-PT"/>
         </w:rPr>
-        <w:t>SWIFT/BIC</w:t>
-      </w:r>
-      <w:r>
-        <w:rPr>
-          <w:color w:val="000000" w:themeColor="text1"/>
-          <w:sz w:val="24"/>
-          <w:szCs w:val="24"/>
-          <w:lang w:val="pt-PT"/>
-        </w:rPr>
-        <w:t xml:space="preserve">  </w:t>
+        <w:t xml:space="preserve">SWIFT/BIC  </w:t>
       </w:r>
       <w:sdt>
         <w:sdtPr>
           <w:rPr>
-            <w:color w:val="AAC7AC" w:themeColor="accent1" w:themeTint="99"/>
+            <w:rFonts w:ascii="Microsoft Sans Serif" w:hAnsi="Microsoft Sans Serif" w:cs="Microsoft Sans Serif"/>
+            <w:color w:val="284434"/>
             <w:sz w:val="24"/>
             <w:szCs w:val="24"/>
             <w:lang w:val="pt-PT"/>
           </w:rPr>
           <w:id w:val="239907398"/>
           <w:placeholder>
-            <w:docPart w:val="691F379E0C36754A8EFD6AAB3F77B1E8"/>
+            <w:docPart w:val="1D4B21FD3C7EEF4C8BC8F7D5716C0EE4"/>
           </w:placeholder>
         </w:sdtPr>
-        <w:sdtEndPr/>
         <w:sdtContent>
           <w:r>
             <w:rPr>
-              <w:rFonts w:asciiTheme="majorHAnsi" w:hAnsiTheme="majorHAnsi" w:cstheme="majorHAnsi"/>
+              <w:rFonts w:ascii="Microsoft Sans Serif" w:hAnsi="Microsoft Sans Serif" w:cs="Microsoft Sans Serif"/>
               <w:b w:val="0"/>
               <w:bCs/>
-              <w:color w:val="375439" w:themeColor="accent1" w:themeShade="80"/>
+              <w:color w:val="284434"/>
               <w:sz w:val="24"/>
               <w:szCs w:val="24"/>
               <w:lang w:val="de-CH"/>
@@ -2062,60 +2338,52 @@
         <w:spacing w:line="360" w:lineRule="auto"/>
         <w:jc w:val="center"/>
         <w:rPr>
-          <w:rFonts w:asciiTheme="majorHAnsi" w:hAnsiTheme="majorHAnsi" w:cstheme="majorHAnsi"/>
+          <w:rFonts w:ascii="Microsoft Sans Serif" w:hAnsi="Microsoft Sans Serif" w:cs="Microsoft Sans Serif"/>
+          <w:color w:val="284434"/>
           <w:sz w:val="24"/>
           <w:szCs w:val="24"/>
         </w:rPr>
       </w:pPr>
       <w:r>
         <w:rPr>
-          <w:color w:val="000000" w:themeColor="text1"/>
+          <w:rFonts w:ascii="Microsoft Sans Serif" w:hAnsi="Microsoft Sans Serif" w:cs="Microsoft Sans Serif"/>
+          <w:color w:val="284434"/>
           <w:sz w:val="24"/>
           <w:szCs w:val="24"/>
           <w:lang w:val="pt-PT"/>
         </w:rPr>
-        <w:t>IBAN</w:t>
-      </w:r>
-      <w:r>
-        <w:rPr>
-          <w:color w:val="000000" w:themeColor="text1"/>
-          <w:sz w:val="24"/>
-          <w:szCs w:val="24"/>
-          <w:lang w:val="pt-PT"/>
-        </w:rPr>
-        <w:t xml:space="preserve">  </w:t>
+        <w:t xml:space="preserve">IBAN  </w:t>
       </w:r>
       <w:sdt>
         <w:sdtPr>
           <w:rPr>
+            <w:rFonts w:ascii="Microsoft Sans Serif" w:hAnsi="Microsoft Sans Serif" w:cs="Microsoft Sans Serif"/>
             <w:b w:val="0"/>
             <w:bCs/>
-            <w:color w:val="AAC7AC" w:themeColor="accent1" w:themeTint="99"/>
+            <w:color w:val="284434"/>
             <w:sz w:val="24"/>
             <w:szCs w:val="24"/>
             <w:lang w:val="pt-PT"/>
           </w:rPr>
           <w:id w:val="1160813579"/>
           <w:placeholder>
-            <w:docPart w:val="0307DC8A0D3A3642AEBF8F0A5E8D57CA"/>
+            <w:docPart w:val="72F75B7A1E196B499247D258B0596F2A"/>
           </w:placeholder>
         </w:sdtPr>
         <w:sdtEndPr>
           <w:rPr>
-            <w:rFonts w:asciiTheme="majorHAnsi" w:hAnsiTheme="majorHAnsi" w:cstheme="majorHAnsi"/>
             <w:b/>
             <w:bCs w:val="0"/>
-            <w:color w:val="808080" w:themeColor="background1" w:themeShade="80"/>
             <w:lang w:val="en-US"/>
           </w:rPr>
         </w:sdtEndPr>
         <w:sdtContent>
           <w:r>
             <w:rPr>
-              <w:rFonts w:asciiTheme="majorHAnsi" w:hAnsiTheme="majorHAnsi" w:cstheme="majorHAnsi"/>
+              <w:rFonts w:ascii="Microsoft Sans Serif" w:hAnsi="Microsoft Sans Serif" w:cs="Microsoft Sans Serif"/>
               <w:b w:val="0"/>
               <w:bCs/>
-              <w:color w:val="375439" w:themeColor="accent1" w:themeShade="80"/>
+              <w:color w:val="284434"/>
               <w:sz w:val="24"/>
               <w:szCs w:val="24"/>
             </w:rPr>
@@ -2125,7 +2393,8 @@
       </w:sdt>
       <w:r>
         <w:rPr>
-          <w:rFonts w:asciiTheme="majorHAnsi" w:hAnsiTheme="majorHAnsi" w:cstheme="majorHAnsi"/>
+          <w:rFonts w:ascii="Microsoft Sans Serif" w:hAnsi="Microsoft Sans Serif" w:cs="Microsoft Sans Serif"/>
+          <w:color w:val="284434"/>
           <w:sz w:val="24"/>
           <w:szCs w:val="24"/>
         </w:rPr>
@@ -2138,8 +2407,9 @@
         <w:spacing w:line="360" w:lineRule="auto"/>
         <w:jc w:val="center"/>
         <w:rPr>
+          <w:rFonts w:ascii="Microsoft Sans Serif" w:hAnsi="Microsoft Sans Serif" w:cs="Microsoft Sans Serif"/>
           <w:b w:val="0"/>
-          <w:color w:val="AAC7AC" w:themeColor="accent1" w:themeTint="99"/>
+          <w:color w:val="284434"/>
           <w:sz w:val="24"/>
           <w:szCs w:val="24"/>
           <w:lang w:val="pt-PT"/>
@@ -2148,7 +2418,8 @@
       <w:proofErr w:type="spellStart"/>
       <w:r>
         <w:rPr>
-          <w:color w:val="000000" w:themeColor="text1"/>
+          <w:rFonts w:ascii="Microsoft Sans Serif" w:hAnsi="Microsoft Sans Serif" w:cs="Microsoft Sans Serif"/>
+          <w:color w:val="284434"/>
           <w:sz w:val="24"/>
           <w:szCs w:val="24"/>
           <w:lang w:val="pt-PT"/>
@@ -2158,7 +2429,8 @@
       <w:proofErr w:type="spellEnd"/>
       <w:r>
         <w:rPr>
-          <w:color w:val="000000" w:themeColor="text1"/>
+          <w:rFonts w:ascii="Microsoft Sans Serif" w:hAnsi="Microsoft Sans Serif" w:cs="Microsoft Sans Serif"/>
+          <w:color w:val="284434"/>
           <w:sz w:val="24"/>
           <w:szCs w:val="24"/>
           <w:lang w:val="pt-PT"/>
@@ -2168,7 +2440,8 @@
       <w:proofErr w:type="spellStart"/>
       <w:r>
         <w:rPr>
-          <w:color w:val="000000" w:themeColor="text1"/>
+          <w:rFonts w:ascii="Microsoft Sans Serif" w:hAnsi="Microsoft Sans Serif" w:cs="Microsoft Sans Serif"/>
+          <w:color w:val="284434"/>
           <w:sz w:val="24"/>
           <w:szCs w:val="24"/>
           <w:lang w:val="pt-PT"/>
@@ -2178,53 +2451,44 @@
       <w:proofErr w:type="spellEnd"/>
       <w:r>
         <w:rPr>
-          <w:color w:val="000000" w:themeColor="text1"/>
+          <w:rFonts w:ascii="Microsoft Sans Serif" w:hAnsi="Microsoft Sans Serif" w:cs="Microsoft Sans Serif"/>
+          <w:color w:val="284434"/>
           <w:sz w:val="24"/>
           <w:szCs w:val="24"/>
           <w:lang w:val="pt-PT"/>
         </w:rPr>
-        <w:t xml:space="preserve"> TWINT</w:t>
-      </w:r>
-      <w:r>
-        <w:rPr>
-          <w:color w:val="000000" w:themeColor="text1"/>
-          <w:sz w:val="24"/>
-          <w:szCs w:val="24"/>
-          <w:lang w:val="pt-PT"/>
-        </w:rPr>
-        <w:t xml:space="preserve">  </w:t>
+        <w:t xml:space="preserve"> TWINT  </w:t>
       </w:r>
       <w:sdt>
         <w:sdtPr>
           <w:rPr>
+            <w:rFonts w:ascii="Microsoft Sans Serif" w:hAnsi="Microsoft Sans Serif" w:cs="Microsoft Sans Serif"/>
             <w:b w:val="0"/>
             <w:bCs/>
-            <w:color w:val="AAC7AC" w:themeColor="accent1" w:themeTint="99"/>
+            <w:color w:val="284434"/>
             <w:sz w:val="24"/>
             <w:szCs w:val="24"/>
             <w:lang w:val="pt-PT"/>
           </w:rPr>
           <w:id w:val="-1876218180"/>
           <w:placeholder>
-            <w:docPart w:val="4E19F24143E91C46A56E99512557E664"/>
+            <w:docPart w:val="6E924BECE33FE540981B30ED032F2C91"/>
           </w:placeholder>
         </w:sdtPr>
         <w:sdtEndPr>
           <w:rPr>
-            <w:rFonts w:asciiTheme="majorHAnsi" w:hAnsiTheme="majorHAnsi" w:cstheme="majorHAnsi"/>
             <w:b/>
             <w:bCs w:val="0"/>
-            <w:color w:val="808080" w:themeColor="background1" w:themeShade="80"/>
             <w:lang w:val="en-US"/>
           </w:rPr>
         </w:sdtEndPr>
         <w:sdtContent>
           <w:r>
             <w:rPr>
-              <w:rFonts w:asciiTheme="majorHAnsi" w:hAnsiTheme="majorHAnsi" w:cstheme="majorHAnsi"/>
+              <w:rFonts w:ascii="Microsoft Sans Serif" w:hAnsi="Microsoft Sans Serif" w:cs="Microsoft Sans Serif"/>
               <w:b w:val="0"/>
               <w:bCs/>
-              <w:color w:val="375439" w:themeColor="accent1" w:themeShade="80"/>
+              <w:color w:val="284434"/>
               <w:sz w:val="24"/>
               <w:szCs w:val="24"/>
             </w:rPr>
@@ -2234,7 +2498,7 @@
       </w:sdt>
     </w:p>
     <w:sectPr>
-      <w:pgSz w:w="11907" w:h="16840" w:code="9"/>
+      <w:pgSz w:w="11900" w:h="16820" w:code="9"/>
       <w:pgMar w:top="1440" w:right="1797" w:bottom="1440" w:left="1797" w:header="720" w:footer="720" w:gutter="0"/>
       <w:cols w:space="720"/>
       <w:docGrid w:linePitch="360"/>
@@ -2243,437 +2507,137 @@
 </w:document>
 </file>
 
-<file path=word/endnotes.xml><?xml version="1.0" encoding="utf-8"?>
-<w:endnotes xmlns:wpc="http://schemas.microsoft.com/office/word/2010/wordprocessingCanvas" xmlns:cx="http://schemas.microsoft.com/office/drawing/2014/chartex" xmlns:cx1="http://schemas.microsoft.com/office/drawing/2015/9/8/chartex" xmlns:cx2="http://schemas.microsoft.com/office/drawing/2015/10/21/chartex" xmlns:cx3="http://schemas.microsoft.com/office/drawing/2016/5/9/chartex" xmlns:cx4="http://schemas.microsoft.com/office/drawing/2016/5/10/chartex" xmlns:cx5="http://schemas.microsoft.com/office/drawing/2016/5/11/chartex" xmlns:cx6="http://schemas.microsoft.com/office/drawing/2016/5/12/chartex" xmlns:cx7="http://schemas.microsoft.com/office/drawing/2016/5/13/chartex" xmlns:cx8="http://schemas.microsoft.com/office/drawing/2016/5/14/chartex" xmlns:mc="http://schemas.openxmlformats.org/markup-compatibility/2006" xmlns:aink="http://schemas.microsoft.com/office/drawing/2016/ink" xmlns:am3d="http://schemas.microsoft.com/office/drawing/2017/model3d" xmlns:o="urn:schemas-microsoft-com:office:office" xmlns:oel="http://schemas.microsoft.com/office/2019/extlst" xmlns:r="http://schemas.openxmlformats.org/officeDocument/2006/relationships" xmlns:m="http://schemas.openxmlformats.org/officeDocument/2006/math" xmlns:v="urn:schemas-microsoft-com:vml" xmlns:wp14="http://schemas.microsoft.com/office/word/2010/wordprocessingDrawing" xmlns:wp="http://schemas.openxmlformats.org/drawingml/2006/wordprocessingDrawing" xmlns:w10="urn:schemas-microsoft-com:office:word" xmlns:w="http://schemas.openxmlformats.org/wordprocessingml/2006/main" xmlns:w14="http://schemas.microsoft.com/office/word/2010/wordml" xmlns:w15="http://schemas.microsoft.com/office/word/2012/wordml" xmlns:w16cex="http://schemas.microsoft.com/office/word/2018/wordml/cex" xmlns:w16cid="http://schemas.microsoft.com/office/word/2016/wordml/cid" xmlns:w16="http://schemas.microsoft.com/office/word/2018/wordml" xmlns:w16du="http://schemas.microsoft.com/office/word/2023/wordml/word16du" xmlns:w16sdtdh="http://schemas.microsoft.com/office/word/2020/wordml/sdtdatahash" xmlns:w16sdtfl="http://schemas.microsoft.com/office/word/2024/wordml/sdtformatlock" xmlns:w16se="http://schemas.microsoft.com/office/word/2015/wordml/symex" xmlns:wpg="http://schemas.microsoft.com/office/word/2010/wordprocessingGroup" xmlns:wpi="http://schemas.microsoft.com/office/word/2010/wordprocessingInk" xmlns:wne="http://schemas.microsoft.com/office/word/2006/wordml" xmlns:wps="http://schemas.microsoft.com/office/word/2010/wordprocessingShape" mc:Ignorable="w14 w15 w16se w16cid w16 w16cex w16sdtdh w16sdtfl w16du wp14">
-  <w:endnote w:type="separator" w:id="-1">
-    <w:p>
-      <w:r>
-        <w:separator/>
-      </w:r>
-    </w:p>
-  </w:endnote>
-  <w:endnote w:type="continuationSeparator" w:id="0">
-    <w:p>
-      <w:r>
-        <w:continuationSeparator/>
-      </w:r>
-    </w:p>
-  </w:endnote>
-</w:endnotes>
-</file>
-
-<file path=word/footnotes.xml><?xml version="1.0" encoding="utf-8"?>
-<w:footnotes xmlns:wpc="http://schemas.microsoft.com/office/word/2010/wordprocessingCanvas" xmlns:cx="http://schemas.microsoft.com/office/drawing/2014/chartex" xmlns:cx1="http://schemas.microsoft.com/office/drawing/2015/9/8/chartex" xmlns:cx2="http://schemas.microsoft.com/office/drawing/2015/10/21/chartex" xmlns:cx3="http://schemas.microsoft.com/office/drawing/2016/5/9/chartex" xmlns:cx4="http://schemas.microsoft.com/office/drawing/2016/5/10/chartex" xmlns:cx5="http://schemas.microsoft.com/office/drawing/2016/5/11/chartex" xmlns:cx6="http://schemas.microsoft.com/office/drawing/2016/5/12/chartex" xmlns:cx7="http://schemas.microsoft.com/office/drawing/2016/5/13/chartex" xmlns:cx8="http://schemas.microsoft.com/office/drawing/2016/5/14/chartex" xmlns:mc="http://schemas.openxmlformats.org/markup-compatibility/2006" xmlns:aink="http://schemas.microsoft.com/office/drawing/2016/ink" xmlns:am3d="http://schemas.microsoft.com/office/drawing/2017/model3d" xmlns:o="urn:schemas-microsoft-com:office:office" xmlns:oel="http://schemas.microsoft.com/office/2019/extlst" xmlns:r="http://schemas.openxmlformats.org/officeDocument/2006/relationships" xmlns:m="http://schemas.openxmlformats.org/officeDocument/2006/math" xmlns:v="urn:schemas-microsoft-com:vml" xmlns:wp14="http://schemas.microsoft.com/office/word/2010/wordprocessingDrawing" xmlns:wp="http://schemas.openxmlformats.org/drawingml/2006/wordprocessingDrawing" xmlns:w10="urn:schemas-microsoft-com:office:word" xmlns:w="http://schemas.openxmlformats.org/wordprocessingml/2006/main" xmlns:w14="http://schemas.microsoft.com/office/word/2010/wordml" xmlns:w15="http://schemas.microsoft.com/office/word/2012/wordml" xmlns:w16cex="http://schemas.microsoft.com/office/word/2018/wordml/cex" xmlns:w16cid="http://schemas.microsoft.com/office/word/2016/wordml/cid" xmlns:w16="http://schemas.microsoft.com/office/word/2018/wordml" xmlns:w16du="http://schemas.microsoft.com/office/word/2023/wordml/word16du" xmlns:w16sdtdh="http://schemas.microsoft.com/office/word/2020/wordml/sdtdatahash" xmlns:w16sdtfl="http://schemas.microsoft.com/office/word/2024/wordml/sdtformatlock" xmlns:w16se="http://schemas.microsoft.com/office/word/2015/wordml/symex" xmlns:wpg="http://schemas.microsoft.com/office/word/2010/wordprocessingGroup" xmlns:wpi="http://schemas.microsoft.com/office/word/2010/wordprocessingInk" xmlns:wne="http://schemas.microsoft.com/office/word/2006/wordml" xmlns:wps="http://schemas.microsoft.com/office/word/2010/wordprocessingShape" mc:Ignorable="w14 w15 w16se w16cid w16 w16cex w16sdtdh w16sdtfl w16du wp14">
-  <w:footnote w:type="separator" w:id="-1">
-    <w:p>
-      <w:r>
-        <w:separator/>
-      </w:r>
-    </w:p>
-  </w:footnote>
-  <w:footnote w:type="continuationSeparator" w:id="0">
-    <w:p>
-      <w:r>
-        <w:continuationSeparator/>
-      </w:r>
-    </w:p>
-  </w:footnote>
-</w:footnotes>
-</file>
-
-<file path=word/numbering.xml><?xml version="1.0" encoding="utf-8"?>
-<w:numbering xmlns:wpc="http://schemas.microsoft.com/office/word/2010/wordprocessingCanvas" xmlns:cx="http://schemas.microsoft.com/office/drawing/2014/chartex" xmlns:cx1="http://schemas.microsoft.com/office/drawing/2015/9/8/chartex" xmlns:cx2="http://schemas.microsoft.com/office/drawing/2015/10/21/chartex" xmlns:cx3="http://schemas.microsoft.com/office/drawing/2016/5/9/chartex" xmlns:cx4="http://schemas.microsoft.com/office/drawing/2016/5/10/chartex" xmlns:cx5="http://schemas.microsoft.com/office/drawing/2016/5/11/chartex" xmlns:cx6="http://schemas.microsoft.com/office/drawing/2016/5/12/chartex" xmlns:cx7="http://schemas.microsoft.com/office/drawing/2016/5/13/chartex" xmlns:cx8="http://schemas.microsoft.com/office/drawing/2016/5/14/chartex" xmlns:mc="http://schemas.openxmlformats.org/markup-compatibility/2006" xmlns:aink="http://schemas.microsoft.com/office/drawing/2016/ink" xmlns:am3d="http://schemas.microsoft.com/office/drawing/2017/model3d" xmlns:o="urn:schemas-microsoft-com:office:office" xmlns:oel="http://schemas.microsoft.com/office/2019/extlst" xmlns:r="http://schemas.openxmlformats.org/officeDocument/2006/relationships" xmlns:m="http://schemas.openxmlformats.org/officeDocument/2006/math" xmlns:v="urn:schemas-microsoft-com:vml" xmlns:wp14="http://schemas.microsoft.com/office/word/2010/wordprocessingDrawing" xmlns:wp="http://schemas.openxmlformats.org/drawingml/2006/wordprocessingDrawing" xmlns:w10="urn:schemas-microsoft-com:office:word" xmlns:w="http://schemas.openxmlformats.org/wordprocessingml/2006/main" xmlns:w14="http://schemas.microsoft.com/office/word/2010/wordml" xmlns:w15="http://schemas.microsoft.com/office/word/2012/wordml" xmlns:w16cex="http://schemas.microsoft.com/office/word/2018/wordml/cex" xmlns:w16cid="http://schemas.microsoft.com/office/word/2016/wordml/cid" xmlns:w16="http://schemas.microsoft.com/office/word/2018/wordml" xmlns:w16du="http://schemas.microsoft.com/office/word/2023/wordml/word16du" xmlns:w16sdtdh="http://schemas.microsoft.com/office/word/2020/wordml/sdtdatahash" xmlns:w16sdtfl="http://schemas.microsoft.com/office/word/2024/wordml/sdtformatlock" xmlns:w16se="http://schemas.microsoft.com/office/word/2015/wordml/symex" xmlns:wpg="http://schemas.microsoft.com/office/word/2010/wordprocessingGroup" xmlns:wpi="http://schemas.microsoft.com/office/word/2010/wordprocessingInk" xmlns:wne="http://schemas.microsoft.com/office/word/2006/wordml" xmlns:wps="http://schemas.microsoft.com/office/word/2010/wordprocessingShape" mc:Ignorable="w14 w15 w16se w16cid w16 w16cex w16sdtdh w16sdtfl w16du wp14">
-  <w:numPicBullet w:numPicBulletId="0">
-    <w:pict>
-      <v:shapetype w14:anchorId="1BE40CE5" id="_x0000_t75" coordsize="21600,21600" o:spt="75" o:preferrelative="t" path="m@4@5l@4@11@9@11@9@5xe" filled="f" stroked="f">
-        <v:stroke joinstyle="miter"/>
-        <v:formulas>
-          <v:f eqn="if lineDrawn pixelLineWidth 0"/>
-          <v:f eqn="sum @0 1 0"/>
-          <v:f eqn="sum 0 0 @1"/>
-          <v:f eqn="prod @2 1 2"/>
-          <v:f eqn="prod @3 21600 pixelWidth"/>
-          <v:f eqn="prod @3 21600 pixelHeight"/>
-          <v:f eqn="sum @0 0 1"/>
-          <v:f eqn="prod @6 1 2"/>
-          <v:f eqn="prod @7 21600 pixelWidth"/>
-          <v:f eqn="sum @8 21600 0"/>
-          <v:f eqn="prod @7 21600 pixelHeight"/>
-          <v:f eqn="sum @10 21600 0"/>
-        </v:formulas>
-        <v:path o:extrusionok="f" gradientshapeok="t" o:connecttype="rect"/>
-        <o:lock v:ext="edit" aspectratio="t"/>
-      </v:shapetype>
-      <v:shape id="_x0000_i1025" type="#_x0000_t75" alt="Logo placeholder" style="width:3in;height:3in" o:bullet="t">
-        <v:imagedata r:id="rId1" o:title="template_logo"/>
-      </v:shape>
-    </w:pict>
-  </w:numPicBullet>
-  <w:abstractNum w:abstractNumId="0" w15:restartNumberingAfterBreak="0">
-    <w:nsid w:val="FFFFFF7C"/>
-    <w:multiLevelType w:val="singleLevel"/>
-    <w:tmpl w:val="8AA2F14C"/>
-    <w:lvl w:ilvl="0">
-      <w:start w:val="1"/>
-      <w:numFmt w:val="decimal"/>
-      <w:lvlText w:val="%1."/>
-      <w:lvlJc w:val="left"/>
-      <w:pPr>
-        <w:tabs>
-          <w:tab w:val="num" w:pos="1492"/>
-        </w:tabs>
-        <w:ind w:left="1492" w:hanging="360"/>
-      </w:pPr>
-    </w:lvl>
-  </w:abstractNum>
-  <w:abstractNum w:abstractNumId="1" w15:restartNumberingAfterBreak="0">
-    <w:nsid w:val="FFFFFF7D"/>
-    <w:multiLevelType w:val="singleLevel"/>
-    <w:tmpl w:val="BD1EB4BE"/>
-    <w:lvl w:ilvl="0">
-      <w:start w:val="1"/>
-      <w:numFmt w:val="decimal"/>
-      <w:lvlText w:val="%1."/>
-      <w:lvlJc w:val="left"/>
-      <w:pPr>
-        <w:tabs>
-          <w:tab w:val="num" w:pos="1209"/>
-        </w:tabs>
-        <w:ind w:left="1209" w:hanging="360"/>
-      </w:pPr>
-    </w:lvl>
-  </w:abstractNum>
-  <w:abstractNum w:abstractNumId="2" w15:restartNumberingAfterBreak="0">
-    <w:nsid w:val="FFFFFF7E"/>
-    <w:multiLevelType w:val="singleLevel"/>
-    <w:tmpl w:val="C4A44E10"/>
-    <w:lvl w:ilvl="0">
-      <w:start w:val="1"/>
-      <w:numFmt w:val="decimal"/>
-      <w:lvlText w:val="%1."/>
-      <w:lvlJc w:val="left"/>
-      <w:pPr>
-        <w:tabs>
-          <w:tab w:val="num" w:pos="926"/>
-        </w:tabs>
-        <w:ind w:left="926" w:hanging="360"/>
-      </w:pPr>
-    </w:lvl>
-  </w:abstractNum>
-  <w:abstractNum w:abstractNumId="3" w15:restartNumberingAfterBreak="0">
-    <w:nsid w:val="FFFFFF7F"/>
-    <w:multiLevelType w:val="singleLevel"/>
-    <w:tmpl w:val="F28C7400"/>
-    <w:lvl w:ilvl="0">
-      <w:start w:val="1"/>
-      <w:numFmt w:val="decimal"/>
-      <w:lvlText w:val="%1."/>
-      <w:lvlJc w:val="left"/>
-      <w:pPr>
-        <w:tabs>
-          <w:tab w:val="num" w:pos="643"/>
-        </w:tabs>
-        <w:ind w:left="643" w:hanging="360"/>
-      </w:pPr>
-    </w:lvl>
-  </w:abstractNum>
-  <w:abstractNum w:abstractNumId="4" w15:restartNumberingAfterBreak="0">
-    <w:nsid w:val="FFFFFF80"/>
-    <w:multiLevelType w:val="singleLevel"/>
-    <w:tmpl w:val="52ECB13E"/>
-    <w:lvl w:ilvl="0">
-      <w:start w:val="1"/>
-      <w:numFmt w:val="bullet"/>
-      <w:lvlText w:val=""/>
-      <w:lvlJc w:val="left"/>
-      <w:pPr>
-        <w:tabs>
-          <w:tab w:val="num" w:pos="1492"/>
-        </w:tabs>
-        <w:ind w:left="1492" w:hanging="360"/>
-      </w:pPr>
-      <w:rPr>
-        <w:rFonts w:ascii="Symbol" w:hAnsi="Symbol" w:hint="default"/>
-      </w:rPr>
-    </w:lvl>
-  </w:abstractNum>
-  <w:abstractNum w:abstractNumId="5" w15:restartNumberingAfterBreak="0">
-    <w:nsid w:val="FFFFFF81"/>
-    <w:multiLevelType w:val="singleLevel"/>
-    <w:tmpl w:val="A9C8DF04"/>
-    <w:lvl w:ilvl="0">
-      <w:start w:val="1"/>
-      <w:numFmt w:val="bullet"/>
-      <w:lvlText w:val=""/>
-      <w:lvlJc w:val="left"/>
-      <w:pPr>
-        <w:tabs>
-          <w:tab w:val="num" w:pos="1209"/>
-        </w:tabs>
-        <w:ind w:left="1209" w:hanging="360"/>
-      </w:pPr>
-      <w:rPr>
-        <w:rFonts w:ascii="Symbol" w:hAnsi="Symbol" w:hint="default"/>
-      </w:rPr>
-    </w:lvl>
-  </w:abstractNum>
-  <w:abstractNum w:abstractNumId="6" w15:restartNumberingAfterBreak="0">
-    <w:nsid w:val="FFFFFF82"/>
-    <w:multiLevelType w:val="singleLevel"/>
-    <w:tmpl w:val="2F0E7A68"/>
-    <w:lvl w:ilvl="0">
-      <w:start w:val="1"/>
-      <w:numFmt w:val="bullet"/>
-      <w:lvlText w:val=""/>
-      <w:lvlJc w:val="left"/>
-      <w:pPr>
-        <w:tabs>
-          <w:tab w:val="num" w:pos="926"/>
-        </w:tabs>
-        <w:ind w:left="926" w:hanging="360"/>
-      </w:pPr>
-      <w:rPr>
-        <w:rFonts w:ascii="Symbol" w:hAnsi="Symbol" w:hint="default"/>
-      </w:rPr>
-    </w:lvl>
-  </w:abstractNum>
-  <w:abstractNum w:abstractNumId="7" w15:restartNumberingAfterBreak="0">
-    <w:nsid w:val="FFFFFF83"/>
-    <w:multiLevelType w:val="singleLevel"/>
-    <w:tmpl w:val="405683B4"/>
-    <w:lvl w:ilvl="0">
-      <w:start w:val="1"/>
-      <w:numFmt w:val="bullet"/>
-      <w:lvlText w:val=""/>
-      <w:lvlJc w:val="left"/>
-      <w:pPr>
-        <w:tabs>
-          <w:tab w:val="num" w:pos="643"/>
-        </w:tabs>
-        <w:ind w:left="643" w:hanging="360"/>
-      </w:pPr>
-      <w:rPr>
-        <w:rFonts w:ascii="Symbol" w:hAnsi="Symbol" w:hint="default"/>
-      </w:rPr>
-    </w:lvl>
-  </w:abstractNum>
-  <w:abstractNum w:abstractNumId="8" w15:restartNumberingAfterBreak="0">
-    <w:nsid w:val="FFFFFF88"/>
-    <w:multiLevelType w:val="singleLevel"/>
-    <w:tmpl w:val="3774B284"/>
-    <w:lvl w:ilvl="0">
-      <w:start w:val="1"/>
-      <w:numFmt w:val="decimal"/>
-      <w:lvlText w:val="%1."/>
-      <w:lvlJc w:val="left"/>
-      <w:pPr>
-        <w:tabs>
-          <w:tab w:val="num" w:pos="360"/>
-        </w:tabs>
-        <w:ind w:left="360" w:hanging="360"/>
-      </w:pPr>
-    </w:lvl>
-  </w:abstractNum>
-  <w:abstractNum w:abstractNumId="9" w15:restartNumberingAfterBreak="0">
-    <w:nsid w:val="FFFFFF89"/>
-    <w:multiLevelType w:val="singleLevel"/>
-    <w:tmpl w:val="5B16C2FE"/>
-    <w:lvl w:ilvl="0">
-      <w:start w:val="1"/>
-      <w:numFmt w:val="bullet"/>
-      <w:lvlText w:val=""/>
-      <w:lvlJc w:val="left"/>
-      <w:pPr>
-        <w:tabs>
-          <w:tab w:val="num" w:pos="360"/>
-        </w:tabs>
-        <w:ind w:left="360" w:hanging="360"/>
-      </w:pPr>
-      <w:rPr>
-        <w:rFonts w:ascii="Symbol" w:hAnsi="Symbol" w:hint="default"/>
-      </w:rPr>
-    </w:lvl>
-  </w:abstractNum>
-  <w:abstractNum w:abstractNumId="10" w15:restartNumberingAfterBreak="0">
-    <w:nsid w:val="0E5A3F3D"/>
-    <w:multiLevelType w:val="hybridMultilevel"/>
-    <w:tmpl w:val="23BC29EE"/>
-    <w:lvl w:ilvl="0" w:tplc="04C2F4F8">
-      <w:start w:val="1"/>
-      <w:numFmt w:val="decimal"/>
-      <w:lvlText w:val="%1."/>
-      <w:lvlJc w:val="left"/>
-      <w:pPr>
-        <w:tabs>
-          <w:tab w:val="num" w:pos="0"/>
-        </w:tabs>
-        <w:ind w:left="360" w:hanging="360"/>
-      </w:pPr>
-      <w:rPr>
-        <w:rFonts w:hint="default"/>
-      </w:rPr>
-    </w:lvl>
-    <w:lvl w:ilvl="1" w:tplc="04090019" w:tentative="1">
-      <w:start w:val="1"/>
-      <w:numFmt w:val="lowerLetter"/>
-      <w:lvlText w:val="%2."/>
-      <w:lvlJc w:val="left"/>
-      <w:pPr>
-        <w:tabs>
-          <w:tab w:val="num" w:pos="1080"/>
-        </w:tabs>
-        <w:ind w:left="1080" w:hanging="360"/>
-      </w:pPr>
-    </w:lvl>
-    <w:lvl w:ilvl="2" w:tplc="0409001B" w:tentative="1">
-      <w:start w:val="1"/>
-      <w:numFmt w:val="lowerRoman"/>
-      <w:lvlText w:val="%3."/>
-      <w:lvlJc w:val="right"/>
-      <w:pPr>
-        <w:tabs>
-          <w:tab w:val="num" w:pos="1800"/>
-        </w:tabs>
-        <w:ind w:left="1800" w:hanging="180"/>
-      </w:pPr>
-    </w:lvl>
-    <w:lvl w:ilvl="3" w:tplc="0409000F" w:tentative="1">
-      <w:start w:val="1"/>
-      <w:numFmt w:val="decimal"/>
-      <w:lvlText w:val="%4."/>
-      <w:lvlJc w:val="left"/>
-      <w:pPr>
-        <w:tabs>
-          <w:tab w:val="num" w:pos="2520"/>
-        </w:tabs>
-        <w:ind w:left="2520" w:hanging="360"/>
-      </w:pPr>
-    </w:lvl>
-    <w:lvl w:ilvl="4" w:tplc="04090019" w:tentative="1">
-      <w:start w:val="1"/>
-      <w:numFmt w:val="lowerLetter"/>
-      <w:lvlText w:val="%5."/>
-      <w:lvlJc w:val="left"/>
-      <w:pPr>
-        <w:tabs>
-          <w:tab w:val="num" w:pos="3240"/>
-        </w:tabs>
-        <w:ind w:left="3240" w:hanging="360"/>
-      </w:pPr>
-    </w:lvl>
-    <w:lvl w:ilvl="5" w:tplc="0409001B" w:tentative="1">
-      <w:start w:val="1"/>
-      <w:numFmt w:val="lowerRoman"/>
-      <w:lvlText w:val="%6."/>
-      <w:lvlJc w:val="right"/>
-      <w:pPr>
-        <w:tabs>
-          <w:tab w:val="num" w:pos="3960"/>
-        </w:tabs>
-        <w:ind w:left="3960" w:hanging="180"/>
-      </w:pPr>
-    </w:lvl>
-    <w:lvl w:ilvl="6" w:tplc="0409000F" w:tentative="1">
-      <w:start w:val="1"/>
-      <w:numFmt w:val="decimal"/>
-      <w:lvlText w:val="%7."/>
-      <w:lvlJc w:val="left"/>
-      <w:pPr>
-        <w:tabs>
-          <w:tab w:val="num" w:pos="4680"/>
-        </w:tabs>
-        <w:ind w:left="4680" w:hanging="360"/>
-      </w:pPr>
-    </w:lvl>
-    <w:lvl w:ilvl="7" w:tplc="04090019" w:tentative="1">
-      <w:start w:val="1"/>
-      <w:numFmt w:val="lowerLetter"/>
-      <w:lvlText w:val="%8."/>
-      <w:lvlJc w:val="left"/>
-      <w:pPr>
-        <w:tabs>
-          <w:tab w:val="num" w:pos="5400"/>
-        </w:tabs>
-        <w:ind w:left="5400" w:hanging="360"/>
-      </w:pPr>
-    </w:lvl>
-    <w:lvl w:ilvl="8" w:tplc="0409001B" w:tentative="1">
-      <w:start w:val="1"/>
-      <w:numFmt w:val="lowerRoman"/>
-      <w:lvlText w:val="%9."/>
-      <w:lvlJc w:val="right"/>
-      <w:pPr>
-        <w:tabs>
-          <w:tab w:val="num" w:pos="6120"/>
-        </w:tabs>
-        <w:ind w:left="6120" w:hanging="180"/>
-      </w:pPr>
-    </w:lvl>
-  </w:abstractNum>
-  <w:num w:numId="1" w16cid:durableId="1614291259">
-    <w:abstractNumId w:val="10"/>
-  </w:num>
-  <w:num w:numId="2" w16cid:durableId="658265174">
-    <w:abstractNumId w:val="9"/>
-  </w:num>
-  <w:num w:numId="3" w16cid:durableId="1623926213">
-    <w:abstractNumId w:val="7"/>
-  </w:num>
-  <w:num w:numId="4" w16cid:durableId="220558214">
-    <w:abstractNumId w:val="6"/>
-  </w:num>
-  <w:num w:numId="5" w16cid:durableId="1734237047">
-    <w:abstractNumId w:val="5"/>
-  </w:num>
-  <w:num w:numId="6" w16cid:durableId="457068470">
-    <w:abstractNumId w:val="4"/>
-  </w:num>
-  <w:num w:numId="7" w16cid:durableId="1817452502">
-    <w:abstractNumId w:val="8"/>
-  </w:num>
-  <w:num w:numId="8" w16cid:durableId="1107772037">
-    <w:abstractNumId w:val="3"/>
-  </w:num>
-  <w:num w:numId="9" w16cid:durableId="1464040951">
-    <w:abstractNumId w:val="2"/>
-  </w:num>
-  <w:num w:numId="10" w16cid:durableId="1498690644">
-    <w:abstractNumId w:val="1"/>
-  </w:num>
-  <w:num w:numId="11" w16cid:durableId="1467771215">
-    <w:abstractNumId w:val="0"/>
-  </w:num>
-</w:numbering>
-</file>
-
 <file path=word/styles.xml><?xml version="1.0" encoding="utf-8"?>
 <w:styles xmlns:mc="http://schemas.openxmlformats.org/markup-compatibility/2006" xmlns:r="http://schemas.openxmlformats.org/officeDocument/2006/relationships" xmlns:w="http://schemas.openxmlformats.org/wordprocessingml/2006/main" xmlns:w14="http://schemas.microsoft.com/office/word/2010/wordml" xmlns:w15="http://schemas.microsoft.com/office/word/2012/wordml" xmlns:w16cex="http://schemas.microsoft.com/office/word/2018/wordml/cex" xmlns:w16cid="http://schemas.microsoft.com/office/word/2016/wordml/cid" xmlns:w16="http://schemas.microsoft.com/office/word/2018/wordml" xmlns:w16du="http://schemas.microsoft.com/office/word/2023/wordml/word16du" xmlns:w16sdtdh="http://schemas.microsoft.com/office/word/2020/wordml/sdtdatahash" xmlns:w16sdtfl="http://schemas.microsoft.com/office/word/2024/wordml/sdtformatlock" xmlns:w16se="http://schemas.microsoft.com/office/word/2015/wordml/symex" mc:Ignorable="w14 w15 w16se w16cid w16 w16cex w16sdtdh w16sdtfl w16du">
   <w:docDefaults>
     <w:rPrDefault>
       <w:rPr>
-        <w:rFonts w:ascii="Times New Roman" w:eastAsia="Times New Roman" w:hAnsi="Times New Roman" w:cs="Times New Roman"/>
-        <w:lang w:val="en-US" w:eastAsia="en-US" w:bidi="ar-SA"/>
+        <w:rFonts w:asciiTheme="minorHAnsi" w:eastAsiaTheme="minorHAnsi" w:hAnsiTheme="minorHAnsi" w:cstheme="minorBidi"/>
+        <w:kern w:val="2"/>
+        <w:sz w:val="24"/>
+        <w:szCs w:val="24"/>
+        <w:lang w:val="pt-PT" w:eastAsia="en-US" w:bidi="ar-SA"/>
+        <w14:ligatures w14:val="standardContextual"/>
       </w:rPr>
     </w:rPrDefault>
-    <w:pPrDefault/>
+    <w:pPrDefault>
+      <w:pPr>
+        <w:spacing w:after="160" w:line="278" w:lineRule="auto"/>
+      </w:pPr>
+    </w:pPrDefault>
   </w:docDefaults>
-  <w:latentStyles w:defLockedState="0" w:defUIPriority="0" w:defSemiHidden="0" w:defUnhideWhenUsed="0" w:defQFormat="0" w:count="376">
-    <w:lsdException w:name="Normal" w:qFormat="1"/>
-    <w:lsdException w:name="heading 1" w:qFormat="1"/>
-    <w:lsdException w:name="heading 2" w:qFormat="1"/>
-    <w:lsdException w:name="heading 3" w:qFormat="1"/>
-    <w:lsdException w:name="heading 4" w:semiHidden="1" w:unhideWhenUsed="1" w:qFormat="1"/>
-    <w:lsdException w:name="heading 5" w:semiHidden="1" w:unhideWhenUsed="1" w:qFormat="1"/>
-    <w:lsdException w:name="heading 6" w:semiHidden="1" w:unhideWhenUsed="1" w:qFormat="1"/>
-    <w:lsdException w:name="heading 7" w:semiHidden="1" w:unhideWhenUsed="1" w:qFormat="1"/>
-    <w:lsdException w:name="heading 8" w:semiHidden="1" w:unhideWhenUsed="1" w:qFormat="1"/>
-    <w:lsdException w:name="heading 9" w:semiHidden="1" w:unhideWhenUsed="1" w:qFormat="1"/>
-    <w:lsdException w:name="caption" w:semiHidden="1" w:unhideWhenUsed="1" w:qFormat="1"/>
-    <w:lsdException w:name="Title" w:qFormat="1"/>
-    <w:lsdException w:name="Subtitle" w:qFormat="1"/>
-    <w:lsdException w:name="Strong" w:qFormat="1"/>
-    <w:lsdException w:name="Emphasis" w:qFormat="1"/>
+  <w:latentStyles w:defLockedState="0" w:defUIPriority="99" w:defSemiHidden="0" w:defUnhideWhenUsed="0" w:defQFormat="0" w:count="376">
+    <w:lsdException w:name="Normal" w:uiPriority="0" w:qFormat="1"/>
+    <w:lsdException w:name="heading 1" w:uiPriority="0" w:qFormat="1"/>
+    <w:lsdException w:name="heading 2" w:semiHidden="1" w:uiPriority="9" w:unhideWhenUsed="1" w:qFormat="1"/>
+    <w:lsdException w:name="heading 3" w:semiHidden="1" w:uiPriority="9" w:unhideWhenUsed="1" w:qFormat="1"/>
+    <w:lsdException w:name="heading 4" w:semiHidden="1" w:uiPriority="9" w:unhideWhenUsed="1" w:qFormat="1"/>
+    <w:lsdException w:name="heading 5" w:semiHidden="1" w:uiPriority="9" w:unhideWhenUsed="1" w:qFormat="1"/>
+    <w:lsdException w:name="heading 6" w:semiHidden="1" w:uiPriority="9" w:unhideWhenUsed="1" w:qFormat="1"/>
+    <w:lsdException w:name="heading 7" w:semiHidden="1" w:uiPriority="9" w:unhideWhenUsed="1" w:qFormat="1"/>
+    <w:lsdException w:name="heading 8" w:semiHidden="1" w:uiPriority="9" w:unhideWhenUsed="1" w:qFormat="1"/>
+    <w:lsdException w:name="heading 9" w:semiHidden="1" w:uiPriority="9" w:unhideWhenUsed="1" w:qFormat="1"/>
+    <w:lsdException w:name="index 1" w:semiHidden="1" w:unhideWhenUsed="1"/>
+    <w:lsdException w:name="index 2" w:semiHidden="1" w:unhideWhenUsed="1"/>
+    <w:lsdException w:name="index 3" w:semiHidden="1" w:unhideWhenUsed="1"/>
+    <w:lsdException w:name="index 4" w:semiHidden="1" w:unhideWhenUsed="1"/>
+    <w:lsdException w:name="index 5" w:semiHidden="1" w:unhideWhenUsed="1"/>
+    <w:lsdException w:name="index 6" w:semiHidden="1" w:unhideWhenUsed="1"/>
+    <w:lsdException w:name="index 7" w:semiHidden="1" w:unhideWhenUsed="1"/>
+    <w:lsdException w:name="index 8" w:semiHidden="1" w:unhideWhenUsed="1"/>
+    <w:lsdException w:name="index 9" w:semiHidden="1" w:unhideWhenUsed="1"/>
+    <w:lsdException w:name="toc 1" w:semiHidden="1" w:uiPriority="39" w:unhideWhenUsed="1"/>
+    <w:lsdException w:name="toc 2" w:semiHidden="1" w:uiPriority="39" w:unhideWhenUsed="1"/>
+    <w:lsdException w:name="toc 3" w:semiHidden="1" w:uiPriority="39" w:unhideWhenUsed="1"/>
+    <w:lsdException w:name="toc 4" w:semiHidden="1" w:uiPriority="39" w:unhideWhenUsed="1"/>
+    <w:lsdException w:name="toc 5" w:semiHidden="1" w:uiPriority="39" w:unhideWhenUsed="1"/>
+    <w:lsdException w:name="toc 6" w:semiHidden="1" w:uiPriority="39" w:unhideWhenUsed="1"/>
+    <w:lsdException w:name="toc 7" w:semiHidden="1" w:uiPriority="39" w:unhideWhenUsed="1"/>
+    <w:lsdException w:name="toc 8" w:semiHidden="1" w:uiPriority="39" w:unhideWhenUsed="1"/>
+    <w:lsdException w:name="toc 9" w:semiHidden="1" w:uiPriority="39" w:unhideWhenUsed="1"/>
+    <w:lsdException w:name="Normal Indent" w:semiHidden="1" w:unhideWhenUsed="1"/>
+    <w:lsdException w:name="footnote text" w:semiHidden="1" w:unhideWhenUsed="1"/>
+    <w:lsdException w:name="annotation text" w:semiHidden="1" w:unhideWhenUsed="1"/>
+    <w:lsdException w:name="header" w:semiHidden="1" w:unhideWhenUsed="1"/>
+    <w:lsdException w:name="footer" w:semiHidden="1" w:unhideWhenUsed="1"/>
+    <w:lsdException w:name="index heading" w:semiHidden="1" w:unhideWhenUsed="1"/>
+    <w:lsdException w:name="caption" w:semiHidden="1" w:uiPriority="35" w:unhideWhenUsed="1" w:qFormat="1"/>
+    <w:lsdException w:name="table of figures" w:semiHidden="1" w:unhideWhenUsed="1"/>
+    <w:lsdException w:name="envelope address" w:semiHidden="1" w:unhideWhenUsed="1"/>
+    <w:lsdException w:name="envelope return" w:semiHidden="1" w:unhideWhenUsed="1"/>
+    <w:lsdException w:name="footnote reference" w:semiHidden="1" w:unhideWhenUsed="1"/>
+    <w:lsdException w:name="annotation reference" w:semiHidden="1" w:unhideWhenUsed="1"/>
+    <w:lsdException w:name="line number" w:semiHidden="1" w:unhideWhenUsed="1"/>
+    <w:lsdException w:name="page number" w:semiHidden="1" w:unhideWhenUsed="1"/>
+    <w:lsdException w:name="endnote reference" w:semiHidden="1" w:unhideWhenUsed="1"/>
+    <w:lsdException w:name="endnote text" w:semiHidden="1" w:unhideWhenUsed="1"/>
+    <w:lsdException w:name="table of authorities" w:semiHidden="1" w:unhideWhenUsed="1"/>
+    <w:lsdException w:name="macro" w:semiHidden="1" w:unhideWhenUsed="1"/>
+    <w:lsdException w:name="toa heading" w:semiHidden="1" w:unhideWhenUsed="1"/>
+    <w:lsdException w:name="List" w:semiHidden="1" w:unhideWhenUsed="1"/>
+    <w:lsdException w:name="List Bullet" w:semiHidden="1" w:unhideWhenUsed="1"/>
+    <w:lsdException w:name="List Number" w:semiHidden="1" w:unhideWhenUsed="1"/>
+    <w:lsdException w:name="List 2" w:semiHidden="1" w:unhideWhenUsed="1"/>
+    <w:lsdException w:name="List 3" w:semiHidden="1" w:unhideWhenUsed="1"/>
+    <w:lsdException w:name="List 4" w:semiHidden="1" w:unhideWhenUsed="1"/>
+    <w:lsdException w:name="List 5" w:semiHidden="1" w:unhideWhenUsed="1"/>
+    <w:lsdException w:name="List Bullet 2" w:semiHidden="1" w:unhideWhenUsed="1"/>
+    <w:lsdException w:name="List Bullet 3" w:semiHidden="1" w:unhideWhenUsed="1"/>
+    <w:lsdException w:name="List Bullet 4" w:semiHidden="1" w:unhideWhenUsed="1"/>
+    <w:lsdException w:name="List Bullet 5" w:semiHidden="1" w:unhideWhenUsed="1"/>
+    <w:lsdException w:name="List Number 2" w:semiHidden="1" w:unhideWhenUsed="1"/>
+    <w:lsdException w:name="List Number 3" w:semiHidden="1" w:unhideWhenUsed="1"/>
+    <w:lsdException w:name="List Number 4" w:semiHidden="1" w:unhideWhenUsed="1"/>
+    <w:lsdException w:name="List Number 5" w:semiHidden="1" w:unhideWhenUsed="1"/>
+    <w:lsdException w:name="Title" w:uiPriority="10" w:qFormat="1"/>
+    <w:lsdException w:name="Closing" w:semiHidden="1" w:unhideWhenUsed="1"/>
+    <w:lsdException w:name="Signature" w:semiHidden="1" w:unhideWhenUsed="1"/>
+    <w:lsdException w:name="Default Paragraph Font" w:semiHidden="1" w:uiPriority="1" w:unhideWhenUsed="1"/>
+    <w:lsdException w:name="Body Text" w:semiHidden="1" w:unhideWhenUsed="1"/>
+    <w:lsdException w:name="Body Text Indent" w:semiHidden="1" w:unhideWhenUsed="1"/>
+    <w:lsdException w:name="List Continue" w:semiHidden="1" w:unhideWhenUsed="1"/>
+    <w:lsdException w:name="List Continue 2" w:semiHidden="1" w:unhideWhenUsed="1"/>
+    <w:lsdException w:name="List Continue 3" w:semiHidden="1" w:unhideWhenUsed="1"/>
+    <w:lsdException w:name="List Continue 4" w:semiHidden="1" w:unhideWhenUsed="1"/>
+    <w:lsdException w:name="List Continue 5" w:semiHidden="1" w:unhideWhenUsed="1"/>
+    <w:lsdException w:name="Message Header" w:semiHidden="1" w:unhideWhenUsed="1"/>
+    <w:lsdException w:name="Subtitle" w:uiPriority="11" w:qFormat="1"/>
+    <w:lsdException w:name="Salutation" w:semiHidden="1" w:unhideWhenUsed="1"/>
+    <w:lsdException w:name="Date" w:semiHidden="1" w:unhideWhenUsed="1"/>
+    <w:lsdException w:name="Body Text First Indent" w:semiHidden="1" w:unhideWhenUsed="1"/>
+    <w:lsdException w:name="Body Text First Indent 2" w:semiHidden="1" w:unhideWhenUsed="1"/>
+    <w:lsdException w:name="Note Heading" w:semiHidden="1" w:unhideWhenUsed="1"/>
+    <w:lsdException w:name="Body Text 2" w:semiHidden="1" w:unhideWhenUsed="1"/>
+    <w:lsdException w:name="Body Text 3" w:semiHidden="1" w:unhideWhenUsed="1"/>
+    <w:lsdException w:name="Body Text Indent 2" w:semiHidden="1" w:unhideWhenUsed="1"/>
+    <w:lsdException w:name="Body Text Indent 3" w:semiHidden="1" w:unhideWhenUsed="1"/>
+    <w:lsdException w:name="Block Text" w:semiHidden="1" w:unhideWhenUsed="1"/>
+    <w:lsdException w:name="Hyperlink" w:semiHidden="1" w:unhideWhenUsed="1"/>
+    <w:lsdException w:name="FollowedHyperlink" w:semiHidden="1" w:unhideWhenUsed="1"/>
+    <w:lsdException w:name="Strong" w:uiPriority="22" w:qFormat="1"/>
+    <w:lsdException w:name="Emphasis" w:uiPriority="20" w:qFormat="1"/>
+    <w:lsdException w:name="Document Map" w:semiHidden="1" w:unhideWhenUsed="1"/>
+    <w:lsdException w:name="Plain Text" w:semiHidden="1" w:unhideWhenUsed="1"/>
+    <w:lsdException w:name="E-mail Signature" w:semiHidden="1" w:unhideWhenUsed="1"/>
+    <w:lsdException w:name="HTML Top of Form" w:semiHidden="1" w:unhideWhenUsed="1"/>
+    <w:lsdException w:name="HTML Bottom of Form" w:semiHidden="1" w:unhideWhenUsed="1"/>
+    <w:lsdException w:name="Normal (Web)" w:semiHidden="1" w:unhideWhenUsed="1"/>
+    <w:lsdException w:name="HTML Acronym" w:semiHidden="1" w:unhideWhenUsed="1"/>
+    <w:lsdException w:name="HTML Address" w:semiHidden="1" w:unhideWhenUsed="1"/>
+    <w:lsdException w:name="HTML Cite" w:semiHidden="1" w:unhideWhenUsed="1"/>
+    <w:lsdException w:name="HTML Code" w:semiHidden="1" w:unhideWhenUsed="1"/>
+    <w:lsdException w:name="HTML Definition" w:semiHidden="1" w:unhideWhenUsed="1"/>
+    <w:lsdException w:name="HTML Keyboard" w:semiHidden="1" w:unhideWhenUsed="1"/>
+    <w:lsdException w:name="HTML Preformatted" w:semiHidden="1" w:unhideWhenUsed="1"/>
+    <w:lsdException w:name="HTML Sample" w:semiHidden="1" w:unhideWhenUsed="1"/>
+    <w:lsdException w:name="HTML Typewriter" w:semiHidden="1" w:unhideWhenUsed="1"/>
+    <w:lsdException w:name="HTML Variable" w:semiHidden="1" w:unhideWhenUsed="1"/>
     <w:lsdException w:name="Normal Table" w:semiHidden="1" w:unhideWhenUsed="1"/>
+    <w:lsdException w:name="annotation subject" w:semiHidden="1" w:unhideWhenUsed="1"/>
+    <w:lsdException w:name="No List" w:semiHidden="1" w:unhideWhenUsed="1"/>
+    <w:lsdException w:name="Outline List 1" w:semiHidden="1" w:unhideWhenUsed="1"/>
+    <w:lsdException w:name="Outline List 2" w:semiHidden="1" w:unhideWhenUsed="1"/>
+    <w:lsdException w:name="Outline List 3" w:semiHidden="1" w:unhideWhenUsed="1"/>
     <w:lsdException w:name="Table Simple 1" w:semiHidden="1" w:unhideWhenUsed="1"/>
     <w:lsdException w:name="Table Simple 2" w:semiHidden="1" w:unhideWhenUsed="1"/>
     <w:lsdException w:name="Table Simple 3" w:semiHidden="1" w:unhideWhenUsed="1"/>
@@ -2716,8 +2680,10 @@
     <w:lsdException w:name="Table Web 1" w:semiHidden="1" w:unhideWhenUsed="1"/>
     <w:lsdException w:name="Table Web 2" w:semiHidden="1" w:unhideWhenUsed="1"/>
     <w:lsdException w:name="Table Web 3" w:semiHidden="1" w:unhideWhenUsed="1"/>
+    <w:lsdException w:name="Balloon Text" w:semiHidden="1" w:unhideWhenUsed="1"/>
+    <w:lsdException w:name="Table Grid" w:uiPriority="39"/>
     <w:lsdException w:name="Table Theme" w:semiHidden="1" w:unhideWhenUsed="1"/>
-    <w:lsdException w:name="Placeholder Text" w:semiHidden="1" w:uiPriority="99"/>
+    <w:lsdException w:name="Placeholder Text" w:semiHidden="1"/>
     <w:lsdException w:name="No Spacing" w:uiPriority="1" w:qFormat="1"/>
     <w:lsdException w:name="Light Shading" w:uiPriority="60"/>
     <w:lsdException w:name="Light List" w:uiPriority="61"/>
@@ -2739,7 +2705,7 @@
     <w:lsdException w:name="Medium Shading 1 Accent 1" w:uiPriority="63"/>
     <w:lsdException w:name="Medium Shading 2 Accent 1" w:uiPriority="64"/>
     <w:lsdException w:name="Medium List 1 Accent 1" w:uiPriority="65"/>
-    <w:lsdException w:name="Revision" w:semiHidden="1" w:uiPriority="99"/>
+    <w:lsdException w:name="Revision" w:semiHidden="1"/>
     <w:lsdException w:name="List Paragraph" w:uiPriority="34" w:qFormat="1"/>
     <w:lsdException w:name="Quote" w:uiPriority="29" w:qFormat="1"/>
     <w:lsdException w:name="Intense Quote" w:uiPriority="30" w:qFormat="1"/>
@@ -2932,82 +2898,256 @@
     <w:lsdException w:name="List Table 5 Dark Accent 6" w:uiPriority="50"/>
     <w:lsdException w:name="List Table 6 Colorful Accent 6" w:uiPriority="51"/>
     <w:lsdException w:name="List Table 7 Colorful Accent 6" w:uiPriority="52"/>
-    <w:lsdException w:name="Mention" w:semiHidden="1" w:uiPriority="99" w:unhideWhenUsed="1"/>
-    <w:lsdException w:name="Smart Hyperlink" w:semiHidden="1" w:uiPriority="99" w:unhideWhenUsed="1"/>
-    <w:lsdException w:name="Hashtag" w:semiHidden="1" w:uiPriority="99" w:unhideWhenUsed="1"/>
-    <w:lsdException w:name="Unresolved Mention" w:semiHidden="1" w:uiPriority="99" w:unhideWhenUsed="1"/>
-    <w:lsdException w:name="Smart Link" w:semiHidden="1" w:uiPriority="99" w:unhideWhenUsed="1"/>
+    <w:lsdException w:name="Mention" w:semiHidden="1" w:unhideWhenUsed="1"/>
+    <w:lsdException w:name="Smart Hyperlink" w:semiHidden="1" w:unhideWhenUsed="1"/>
+    <w:lsdException w:name="Hashtag" w:semiHidden="1" w:unhideWhenUsed="1"/>
+    <w:lsdException w:name="Unresolved Mention" w:semiHidden="1" w:unhideWhenUsed="1"/>
+    <w:lsdException w:name="Smart Link" w:semiHidden="1" w:unhideWhenUsed="1"/>
   </w:latentStyles>
   <w:style w:type="paragraph" w:default="1" w:styleId="Normal">
     <w:name w:val="Normal"/>
     <w:qFormat/>
-    <w:rsid w:val="00EB267C"/>
+    <w:rsid w:val="000A4855"/>
+    <w:pPr>
+      <w:spacing w:after="0" w:line="240" w:lineRule="auto"/>
+    </w:pPr>
     <w:rPr>
-      <w:rFonts w:asciiTheme="minorHAnsi" w:hAnsiTheme="minorHAnsi"/>
+      <w:rFonts w:eastAsia="Times New Roman" w:cs="Times New Roman"/>
+      <w:kern w:val="0"/>
       <w:sz w:val="16"/>
-      <w:szCs w:val="24"/>
+      <w:lang w:val="en-US"/>
+      <w14:ligatures w14:val="none"/>
     </w:rPr>
   </w:style>
   <w:style w:type="paragraph" w:styleId="Ttulo1">
     <w:name w:val="heading 1"/>
     <w:basedOn w:val="Normal"/>
     <w:next w:val="Normal"/>
-    <w:autoRedefine/>
+    <w:link w:val="Ttulo1Carter"/>
     <w:qFormat/>
-    <w:rsid w:val="00304BC4"/>
+    <w:rsid w:val="000A4855"/>
     <w:pPr>
       <w:keepNext/>
-      <w:spacing w:line="800" w:lineRule="exact"/>
-      <w:jc w:val="right"/>
+      <w:keepLines/>
+      <w:spacing w:before="360" w:after="80" w:line="278" w:lineRule="auto"/>
       <w:outlineLvl w:val="0"/>
     </w:pPr>
     <w:rPr>
-      <w:rFonts w:asciiTheme="majorHAnsi" w:hAnsiTheme="majorHAnsi" w:cs="Arial"/>
-      <w:bCs/>
-      <w:color w:val="DFEADF" w:themeColor="accent2" w:themeTint="66"/>
-      <w:kern w:val="44"/>
-      <w:sz w:val="72"/>
-      <w:szCs w:val="52"/>
+      <w:rFonts w:asciiTheme="majorHAnsi" w:eastAsiaTheme="majorEastAsia" w:hAnsiTheme="majorHAnsi" w:cstheme="majorBidi"/>
+      <w:color w:val="0F4761" w:themeColor="accent1" w:themeShade="BF"/>
+      <w:kern w:val="2"/>
+      <w:sz w:val="40"/>
+      <w:szCs w:val="40"/>
+      <w:lang w:val="pt-PT"/>
+      <w14:ligatures w14:val="standardContextual"/>
     </w:rPr>
   </w:style>
   <w:style w:type="paragraph" w:styleId="Ttulo2">
     <w:name w:val="heading 2"/>
     <w:basedOn w:val="Normal"/>
     <w:next w:val="Normal"/>
+    <w:link w:val="Ttulo2Carter"/>
+    <w:uiPriority w:val="9"/>
+    <w:semiHidden/>
+    <w:unhideWhenUsed/>
     <w:qFormat/>
-    <w:rsid w:val="00304BC4"/>
+    <w:rsid w:val="000A4855"/>
     <w:pPr>
       <w:keepNext/>
-      <w:spacing w:before="240" w:after="60"/>
+      <w:keepLines/>
+      <w:spacing w:before="160" w:after="80" w:line="278" w:lineRule="auto"/>
       <w:outlineLvl w:val="1"/>
     </w:pPr>
     <w:rPr>
-      <w:rFonts w:asciiTheme="majorHAnsi" w:hAnsiTheme="majorHAnsi" w:cs="Arial"/>
-      <w:b/>
-      <w:bCs/>
-      <w:i/>
-      <w:iCs/>
-      <w:sz w:val="28"/>
-      <w:szCs w:val="28"/>
+      <w:rFonts w:asciiTheme="majorHAnsi" w:eastAsiaTheme="majorEastAsia" w:hAnsiTheme="majorHAnsi" w:cstheme="majorBidi"/>
+      <w:color w:val="0F4761" w:themeColor="accent1" w:themeShade="BF"/>
+      <w:kern w:val="2"/>
+      <w:sz w:val="32"/>
+      <w:szCs w:val="32"/>
+      <w:lang w:val="pt-PT"/>
+      <w14:ligatures w14:val="standardContextual"/>
     </w:rPr>
   </w:style>
   <w:style w:type="paragraph" w:styleId="Ttulo3">
     <w:name w:val="heading 3"/>
     <w:basedOn w:val="Normal"/>
     <w:next w:val="Normal"/>
+    <w:link w:val="Ttulo3Carter"/>
+    <w:uiPriority w:val="9"/>
+    <w:semiHidden/>
+    <w:unhideWhenUsed/>
     <w:qFormat/>
-    <w:rsid w:val="00304BC4"/>
+    <w:rsid w:val="000A4855"/>
     <w:pPr>
       <w:keepNext/>
-      <w:spacing w:before="240" w:after="60"/>
+      <w:keepLines/>
+      <w:spacing w:before="160" w:after="80" w:line="278" w:lineRule="auto"/>
       <w:outlineLvl w:val="2"/>
     </w:pPr>
     <w:rPr>
-      <w:rFonts w:asciiTheme="majorHAnsi" w:hAnsiTheme="majorHAnsi" w:cs="Arial"/>
-      <w:b/>
-      <w:bCs/>
-      <w:sz w:val="26"/>
-      <w:szCs w:val="26"/>
+      <w:rFonts w:eastAsiaTheme="majorEastAsia" w:cstheme="majorBidi"/>
+      <w:color w:val="0F4761" w:themeColor="accent1" w:themeShade="BF"/>
+      <w:kern w:val="2"/>
+      <w:sz w:val="28"/>
+      <w:szCs w:val="28"/>
+      <w:lang w:val="pt-PT"/>
+      <w14:ligatures w14:val="standardContextual"/>
+    </w:rPr>
+  </w:style>
+  <w:style w:type="paragraph" w:styleId="Ttulo4">
+    <w:name w:val="heading 4"/>
+    <w:basedOn w:val="Normal"/>
+    <w:next w:val="Normal"/>
+    <w:link w:val="Ttulo4Carter"/>
+    <w:uiPriority w:val="9"/>
+    <w:semiHidden/>
+    <w:unhideWhenUsed/>
+    <w:qFormat/>
+    <w:rsid w:val="000A4855"/>
+    <w:pPr>
+      <w:keepNext/>
+      <w:keepLines/>
+      <w:spacing w:before="80" w:after="40" w:line="278" w:lineRule="auto"/>
+      <w:outlineLvl w:val="3"/>
+    </w:pPr>
+    <w:rPr>
+      <w:rFonts w:eastAsiaTheme="majorEastAsia" w:cstheme="majorBidi"/>
+      <w:i/>
+      <w:iCs/>
+      <w:color w:val="0F4761" w:themeColor="accent1" w:themeShade="BF"/>
+      <w:kern w:val="2"/>
+      <w:sz w:val="24"/>
+      <w:lang w:val="pt-PT"/>
+      <w14:ligatures w14:val="standardContextual"/>
+    </w:rPr>
+  </w:style>
+  <w:style w:type="paragraph" w:styleId="Ttulo5">
+    <w:name w:val="heading 5"/>
+    <w:basedOn w:val="Normal"/>
+    <w:next w:val="Normal"/>
+    <w:link w:val="Ttulo5Carter"/>
+    <w:uiPriority w:val="9"/>
+    <w:semiHidden/>
+    <w:unhideWhenUsed/>
+    <w:qFormat/>
+    <w:rsid w:val="000A4855"/>
+    <w:pPr>
+      <w:keepNext/>
+      <w:keepLines/>
+      <w:spacing w:before="80" w:after="40" w:line="278" w:lineRule="auto"/>
+      <w:outlineLvl w:val="4"/>
+    </w:pPr>
+    <w:rPr>
+      <w:rFonts w:eastAsiaTheme="majorEastAsia" w:cstheme="majorBidi"/>
+      <w:color w:val="0F4761" w:themeColor="accent1" w:themeShade="BF"/>
+      <w:kern w:val="2"/>
+      <w:sz w:val="24"/>
+      <w:lang w:val="pt-PT"/>
+      <w14:ligatures w14:val="standardContextual"/>
+    </w:rPr>
+  </w:style>
+  <w:style w:type="paragraph" w:styleId="Ttulo6">
+    <w:name w:val="heading 6"/>
+    <w:basedOn w:val="Normal"/>
+    <w:next w:val="Normal"/>
+    <w:link w:val="Ttulo6Carter"/>
+    <w:uiPriority w:val="9"/>
+    <w:semiHidden/>
+    <w:unhideWhenUsed/>
+    <w:qFormat/>
+    <w:rsid w:val="000A4855"/>
+    <w:pPr>
+      <w:keepNext/>
+      <w:keepLines/>
+      <w:spacing w:before="40" w:line="278" w:lineRule="auto"/>
+      <w:outlineLvl w:val="5"/>
+    </w:pPr>
+    <w:rPr>
+      <w:rFonts w:eastAsiaTheme="majorEastAsia" w:cstheme="majorBidi"/>
+      <w:i/>
+      <w:iCs/>
+      <w:color w:val="595959" w:themeColor="text1" w:themeTint="A6"/>
+      <w:kern w:val="2"/>
+      <w:sz w:val="24"/>
+      <w:lang w:val="pt-PT"/>
+      <w14:ligatures w14:val="standardContextual"/>
+    </w:rPr>
+  </w:style>
+  <w:style w:type="paragraph" w:styleId="Ttulo7">
+    <w:name w:val="heading 7"/>
+    <w:basedOn w:val="Normal"/>
+    <w:next w:val="Normal"/>
+    <w:link w:val="Ttulo7Carter"/>
+    <w:uiPriority w:val="9"/>
+    <w:semiHidden/>
+    <w:unhideWhenUsed/>
+    <w:qFormat/>
+    <w:rsid w:val="000A4855"/>
+    <w:pPr>
+      <w:keepNext/>
+      <w:keepLines/>
+      <w:spacing w:before="40" w:line="278" w:lineRule="auto"/>
+      <w:outlineLvl w:val="6"/>
+    </w:pPr>
+    <w:rPr>
+      <w:rFonts w:eastAsiaTheme="majorEastAsia" w:cstheme="majorBidi"/>
+      <w:color w:val="595959" w:themeColor="text1" w:themeTint="A6"/>
+      <w:kern w:val="2"/>
+      <w:sz w:val="24"/>
+      <w:lang w:val="pt-PT"/>
+      <w14:ligatures w14:val="standardContextual"/>
+    </w:rPr>
+  </w:style>
+  <w:style w:type="paragraph" w:styleId="Ttulo8">
+    <w:name w:val="heading 8"/>
+    <w:basedOn w:val="Normal"/>
+    <w:next w:val="Normal"/>
+    <w:link w:val="Ttulo8Carter"/>
+    <w:uiPriority w:val="9"/>
+    <w:semiHidden/>
+    <w:unhideWhenUsed/>
+    <w:qFormat/>
+    <w:rsid w:val="000A4855"/>
+    <w:pPr>
+      <w:keepNext/>
+      <w:keepLines/>
+      <w:spacing w:line="278" w:lineRule="auto"/>
+      <w:outlineLvl w:val="7"/>
+    </w:pPr>
+    <w:rPr>
+      <w:rFonts w:eastAsiaTheme="majorEastAsia" w:cstheme="majorBidi"/>
+      <w:i/>
+      <w:iCs/>
+      <w:color w:val="272727" w:themeColor="text1" w:themeTint="D8"/>
+      <w:kern w:val="2"/>
+      <w:sz w:val="24"/>
+      <w:lang w:val="pt-PT"/>
+      <w14:ligatures w14:val="standardContextual"/>
+    </w:rPr>
+  </w:style>
+  <w:style w:type="paragraph" w:styleId="Ttulo9">
+    <w:name w:val="heading 9"/>
+    <w:basedOn w:val="Normal"/>
+    <w:next w:val="Normal"/>
+    <w:link w:val="Ttulo9Carter"/>
+    <w:uiPriority w:val="9"/>
+    <w:semiHidden/>
+    <w:unhideWhenUsed/>
+    <w:qFormat/>
+    <w:rsid w:val="000A4855"/>
+    <w:pPr>
+      <w:keepNext/>
+      <w:keepLines/>
+      <w:spacing w:line="278" w:lineRule="auto"/>
+      <w:outlineLvl w:val="8"/>
+    </w:pPr>
+    <w:rPr>
+      <w:rFonts w:eastAsiaTheme="majorEastAsia" w:cstheme="majorBidi"/>
+      <w:color w:val="272727" w:themeColor="text1" w:themeTint="D8"/>
+      <w:kern w:val="2"/>
+      <w:sz w:val="24"/>
+      <w:lang w:val="pt-PT"/>
+      <w14:ligatures w14:val="standardContextual"/>
     </w:rPr>
   </w:style>
   <w:style w:type="character" w:default="1" w:styleId="Tipodeletrapredefinidodopargrafo">
@@ -3037,10 +3177,324 @@
     <w:semiHidden/>
     <w:unhideWhenUsed/>
   </w:style>
+  <w:style w:type="character" w:customStyle="1" w:styleId="Ttulo1Carter">
+    <w:name w:val="Título 1 Caráter"/>
+    <w:basedOn w:val="Tipodeletrapredefinidodopargrafo"/>
+    <w:link w:val="Ttulo1"/>
+    <w:uiPriority w:val="9"/>
+    <w:rsid w:val="000A4855"/>
+    <w:rPr>
+      <w:rFonts w:asciiTheme="majorHAnsi" w:eastAsiaTheme="majorEastAsia" w:hAnsiTheme="majorHAnsi" w:cstheme="majorBidi"/>
+      <w:color w:val="0F4761" w:themeColor="accent1" w:themeShade="BF"/>
+      <w:sz w:val="40"/>
+      <w:szCs w:val="40"/>
+    </w:rPr>
+  </w:style>
+  <w:style w:type="character" w:customStyle="1" w:styleId="Ttulo2Carter">
+    <w:name w:val="Título 2 Caráter"/>
+    <w:basedOn w:val="Tipodeletrapredefinidodopargrafo"/>
+    <w:link w:val="Ttulo2"/>
+    <w:uiPriority w:val="9"/>
+    <w:semiHidden/>
+    <w:rsid w:val="000A4855"/>
+    <w:rPr>
+      <w:rFonts w:asciiTheme="majorHAnsi" w:eastAsiaTheme="majorEastAsia" w:hAnsiTheme="majorHAnsi" w:cstheme="majorBidi"/>
+      <w:color w:val="0F4761" w:themeColor="accent1" w:themeShade="BF"/>
+      <w:sz w:val="32"/>
+      <w:szCs w:val="32"/>
+    </w:rPr>
+  </w:style>
+  <w:style w:type="character" w:customStyle="1" w:styleId="Ttulo3Carter">
+    <w:name w:val="Título 3 Caráter"/>
+    <w:basedOn w:val="Tipodeletrapredefinidodopargrafo"/>
+    <w:link w:val="Ttulo3"/>
+    <w:uiPriority w:val="9"/>
+    <w:semiHidden/>
+    <w:rsid w:val="000A4855"/>
+    <w:rPr>
+      <w:rFonts w:eastAsiaTheme="majorEastAsia" w:cstheme="majorBidi"/>
+      <w:color w:val="0F4761" w:themeColor="accent1" w:themeShade="BF"/>
+      <w:sz w:val="28"/>
+      <w:szCs w:val="28"/>
+    </w:rPr>
+  </w:style>
+  <w:style w:type="character" w:customStyle="1" w:styleId="Ttulo4Carter">
+    <w:name w:val="Título 4 Caráter"/>
+    <w:basedOn w:val="Tipodeletrapredefinidodopargrafo"/>
+    <w:link w:val="Ttulo4"/>
+    <w:uiPriority w:val="9"/>
+    <w:semiHidden/>
+    <w:rsid w:val="000A4855"/>
+    <w:rPr>
+      <w:rFonts w:eastAsiaTheme="majorEastAsia" w:cstheme="majorBidi"/>
+      <w:i/>
+      <w:iCs/>
+      <w:color w:val="0F4761" w:themeColor="accent1" w:themeShade="BF"/>
+    </w:rPr>
+  </w:style>
+  <w:style w:type="character" w:customStyle="1" w:styleId="Ttulo5Carter">
+    <w:name w:val="Título 5 Caráter"/>
+    <w:basedOn w:val="Tipodeletrapredefinidodopargrafo"/>
+    <w:link w:val="Ttulo5"/>
+    <w:uiPriority w:val="9"/>
+    <w:semiHidden/>
+    <w:rsid w:val="000A4855"/>
+    <w:rPr>
+      <w:rFonts w:eastAsiaTheme="majorEastAsia" w:cstheme="majorBidi"/>
+      <w:color w:val="0F4761" w:themeColor="accent1" w:themeShade="BF"/>
+    </w:rPr>
+  </w:style>
+  <w:style w:type="character" w:customStyle="1" w:styleId="Ttulo6Carter">
+    <w:name w:val="Título 6 Caráter"/>
+    <w:basedOn w:val="Tipodeletrapredefinidodopargrafo"/>
+    <w:link w:val="Ttulo6"/>
+    <w:uiPriority w:val="9"/>
+    <w:semiHidden/>
+    <w:rsid w:val="000A4855"/>
+    <w:rPr>
+      <w:rFonts w:eastAsiaTheme="majorEastAsia" w:cstheme="majorBidi"/>
+      <w:i/>
+      <w:iCs/>
+      <w:color w:val="595959" w:themeColor="text1" w:themeTint="A6"/>
+    </w:rPr>
+  </w:style>
+  <w:style w:type="character" w:customStyle="1" w:styleId="Ttulo7Carter">
+    <w:name w:val="Título 7 Caráter"/>
+    <w:basedOn w:val="Tipodeletrapredefinidodopargrafo"/>
+    <w:link w:val="Ttulo7"/>
+    <w:uiPriority w:val="9"/>
+    <w:semiHidden/>
+    <w:rsid w:val="000A4855"/>
+    <w:rPr>
+      <w:rFonts w:eastAsiaTheme="majorEastAsia" w:cstheme="majorBidi"/>
+      <w:color w:val="595959" w:themeColor="text1" w:themeTint="A6"/>
+    </w:rPr>
+  </w:style>
+  <w:style w:type="character" w:customStyle="1" w:styleId="Ttulo8Carter">
+    <w:name w:val="Título 8 Caráter"/>
+    <w:basedOn w:val="Tipodeletrapredefinidodopargrafo"/>
+    <w:link w:val="Ttulo8"/>
+    <w:uiPriority w:val="9"/>
+    <w:semiHidden/>
+    <w:rsid w:val="000A4855"/>
+    <w:rPr>
+      <w:rFonts w:eastAsiaTheme="majorEastAsia" w:cstheme="majorBidi"/>
+      <w:i/>
+      <w:iCs/>
+      <w:color w:val="272727" w:themeColor="text1" w:themeTint="D8"/>
+    </w:rPr>
+  </w:style>
+  <w:style w:type="character" w:customStyle="1" w:styleId="Ttulo9Carter">
+    <w:name w:val="Título 9 Caráter"/>
+    <w:basedOn w:val="Tipodeletrapredefinidodopargrafo"/>
+    <w:link w:val="Ttulo9"/>
+    <w:uiPriority w:val="9"/>
+    <w:semiHidden/>
+    <w:rsid w:val="000A4855"/>
+    <w:rPr>
+      <w:rFonts w:eastAsiaTheme="majorEastAsia" w:cstheme="majorBidi"/>
+      <w:color w:val="272727" w:themeColor="text1" w:themeTint="D8"/>
+    </w:rPr>
+  </w:style>
+  <w:style w:type="paragraph" w:styleId="Ttulo">
+    <w:name w:val="Title"/>
+    <w:basedOn w:val="Normal"/>
+    <w:next w:val="Normal"/>
+    <w:link w:val="TtuloCarter"/>
+    <w:uiPriority w:val="10"/>
+    <w:qFormat/>
+    <w:rsid w:val="000A4855"/>
+    <w:pPr>
+      <w:spacing w:after="80"/>
+      <w:contextualSpacing/>
+    </w:pPr>
+    <w:rPr>
+      <w:rFonts w:asciiTheme="majorHAnsi" w:eastAsiaTheme="majorEastAsia" w:hAnsiTheme="majorHAnsi" w:cstheme="majorBidi"/>
+      <w:spacing w:val="-10"/>
+      <w:kern w:val="28"/>
+      <w:sz w:val="56"/>
+      <w:szCs w:val="56"/>
+      <w:lang w:val="pt-PT"/>
+      <w14:ligatures w14:val="standardContextual"/>
+    </w:rPr>
+  </w:style>
+  <w:style w:type="character" w:customStyle="1" w:styleId="TtuloCarter">
+    <w:name w:val="Título Caráter"/>
+    <w:basedOn w:val="Tipodeletrapredefinidodopargrafo"/>
+    <w:link w:val="Ttulo"/>
+    <w:uiPriority w:val="10"/>
+    <w:rsid w:val="000A4855"/>
+    <w:rPr>
+      <w:rFonts w:asciiTheme="majorHAnsi" w:eastAsiaTheme="majorEastAsia" w:hAnsiTheme="majorHAnsi" w:cstheme="majorBidi"/>
+      <w:spacing w:val="-10"/>
+      <w:kern w:val="28"/>
+      <w:sz w:val="56"/>
+      <w:szCs w:val="56"/>
+    </w:rPr>
+  </w:style>
+  <w:style w:type="paragraph" w:styleId="Subttulo">
+    <w:name w:val="Subtitle"/>
+    <w:basedOn w:val="Normal"/>
+    <w:next w:val="Normal"/>
+    <w:link w:val="SubttuloCarter"/>
+    <w:uiPriority w:val="11"/>
+    <w:qFormat/>
+    <w:rsid w:val="000A4855"/>
+    <w:pPr>
+      <w:numPr>
+        <w:ilvl w:val="1"/>
+      </w:numPr>
+      <w:spacing w:after="160" w:line="278" w:lineRule="auto"/>
+    </w:pPr>
+    <w:rPr>
+      <w:rFonts w:eastAsiaTheme="majorEastAsia" w:cstheme="majorBidi"/>
+      <w:color w:val="595959" w:themeColor="text1" w:themeTint="A6"/>
+      <w:spacing w:val="15"/>
+      <w:kern w:val="2"/>
+      <w:sz w:val="28"/>
+      <w:szCs w:val="28"/>
+      <w:lang w:val="pt-PT"/>
+      <w14:ligatures w14:val="standardContextual"/>
+    </w:rPr>
+  </w:style>
+  <w:style w:type="character" w:customStyle="1" w:styleId="SubttuloCarter">
+    <w:name w:val="Subtítulo Caráter"/>
+    <w:basedOn w:val="Tipodeletrapredefinidodopargrafo"/>
+    <w:link w:val="Subttulo"/>
+    <w:uiPriority w:val="11"/>
+    <w:rsid w:val="000A4855"/>
+    <w:rPr>
+      <w:rFonts w:eastAsiaTheme="majorEastAsia" w:cstheme="majorBidi"/>
+      <w:color w:val="595959" w:themeColor="text1" w:themeTint="A6"/>
+      <w:spacing w:val="15"/>
+      <w:sz w:val="28"/>
+      <w:szCs w:val="28"/>
+    </w:rPr>
+  </w:style>
+  <w:style w:type="paragraph" w:styleId="Citao">
+    <w:name w:val="Quote"/>
+    <w:basedOn w:val="Normal"/>
+    <w:next w:val="Normal"/>
+    <w:link w:val="CitaoCarter"/>
+    <w:uiPriority w:val="29"/>
+    <w:qFormat/>
+    <w:rsid w:val="000A4855"/>
+    <w:pPr>
+      <w:spacing w:before="160" w:after="160" w:line="278" w:lineRule="auto"/>
+      <w:jc w:val="center"/>
+    </w:pPr>
+    <w:rPr>
+      <w:rFonts w:eastAsiaTheme="minorHAnsi" w:cstheme="minorBidi"/>
+      <w:i/>
+      <w:iCs/>
+      <w:color w:val="404040" w:themeColor="text1" w:themeTint="BF"/>
+      <w:kern w:val="2"/>
+      <w:sz w:val="24"/>
+      <w:lang w:val="pt-PT"/>
+      <w14:ligatures w14:val="standardContextual"/>
+    </w:rPr>
+  </w:style>
+  <w:style w:type="character" w:customStyle="1" w:styleId="CitaoCarter">
+    <w:name w:val="Citação Caráter"/>
+    <w:basedOn w:val="Tipodeletrapredefinidodopargrafo"/>
+    <w:link w:val="Citao"/>
+    <w:uiPriority w:val="29"/>
+    <w:rsid w:val="000A4855"/>
+    <w:rPr>
+      <w:i/>
+      <w:iCs/>
+      <w:color w:val="404040" w:themeColor="text1" w:themeTint="BF"/>
+    </w:rPr>
+  </w:style>
+  <w:style w:type="paragraph" w:styleId="PargrafodaLista">
+    <w:name w:val="List Paragraph"/>
+    <w:basedOn w:val="Normal"/>
+    <w:uiPriority w:val="34"/>
+    <w:qFormat/>
+    <w:rsid w:val="000A4855"/>
+    <w:pPr>
+      <w:spacing w:after="160" w:line="278" w:lineRule="auto"/>
+      <w:ind w:left="720"/>
+      <w:contextualSpacing/>
+    </w:pPr>
+    <w:rPr>
+      <w:rFonts w:eastAsiaTheme="minorHAnsi" w:cstheme="minorBidi"/>
+      <w:kern w:val="2"/>
+      <w:sz w:val="24"/>
+      <w:lang w:val="pt-PT"/>
+      <w14:ligatures w14:val="standardContextual"/>
+    </w:rPr>
+  </w:style>
+  <w:style w:type="character" w:styleId="nfaseIntensa">
+    <w:name w:val="Intense Emphasis"/>
+    <w:basedOn w:val="Tipodeletrapredefinidodopargrafo"/>
+    <w:uiPriority w:val="21"/>
+    <w:qFormat/>
+    <w:rsid w:val="000A4855"/>
+    <w:rPr>
+      <w:i/>
+      <w:iCs/>
+      <w:color w:val="0F4761" w:themeColor="accent1" w:themeShade="BF"/>
+    </w:rPr>
+  </w:style>
+  <w:style w:type="paragraph" w:styleId="CitaoIntensa">
+    <w:name w:val="Intense Quote"/>
+    <w:basedOn w:val="Normal"/>
+    <w:next w:val="Normal"/>
+    <w:link w:val="CitaoIntensaCarter"/>
+    <w:uiPriority w:val="30"/>
+    <w:qFormat/>
+    <w:rsid w:val="000A4855"/>
+    <w:pPr>
+      <w:pBdr>
+        <w:top w:val="single" w:sz="4" w:space="10" w:color="0F4761" w:themeColor="accent1" w:themeShade="BF"/>
+        <w:bottom w:val="single" w:sz="4" w:space="10" w:color="0F4761" w:themeColor="accent1" w:themeShade="BF"/>
+      </w:pBdr>
+      <w:spacing w:before="360" w:after="360" w:line="278" w:lineRule="auto"/>
+      <w:ind w:left="864" w:right="864"/>
+      <w:jc w:val="center"/>
+    </w:pPr>
+    <w:rPr>
+      <w:rFonts w:eastAsiaTheme="minorHAnsi" w:cstheme="minorBidi"/>
+      <w:i/>
+      <w:iCs/>
+      <w:color w:val="0F4761" w:themeColor="accent1" w:themeShade="BF"/>
+      <w:kern w:val="2"/>
+      <w:sz w:val="24"/>
+      <w:lang w:val="pt-PT"/>
+      <w14:ligatures w14:val="standardContextual"/>
+    </w:rPr>
+  </w:style>
+  <w:style w:type="character" w:customStyle="1" w:styleId="CitaoIntensaCarter">
+    <w:name w:val="Citação Intensa Caráter"/>
+    <w:basedOn w:val="Tipodeletrapredefinidodopargrafo"/>
+    <w:link w:val="CitaoIntensa"/>
+    <w:uiPriority w:val="30"/>
+    <w:rsid w:val="000A4855"/>
+    <w:rPr>
+      <w:i/>
+      <w:iCs/>
+      <w:color w:val="0F4761" w:themeColor="accent1" w:themeShade="BF"/>
+    </w:rPr>
+  </w:style>
+  <w:style w:type="character" w:styleId="RefernciaIntensa">
+    <w:name w:val="Intense Reference"/>
+    <w:basedOn w:val="Tipodeletrapredefinidodopargrafo"/>
+    <w:uiPriority w:val="32"/>
+    <w:qFormat/>
+    <w:rsid w:val="000A4855"/>
+    <w:rPr>
+      <w:b/>
+      <w:bCs/>
+      <w:smallCaps/>
+      <w:color w:val="0F4761" w:themeColor="accent1" w:themeShade="BF"/>
+      <w:spacing w:val="5"/>
+    </w:rPr>
+  </w:style>
   <w:style w:type="paragraph" w:customStyle="1" w:styleId="Quantidade">
     <w:name w:val="Quantidade"/>
     <w:basedOn w:val="Normal"/>
-    <w:rsid w:val="00304BC4"/>
+    <w:rsid w:val="000A4855"/>
     <w:pPr>
       <w:jc w:val="right"/>
     </w:pPr>
@@ -3048,7 +3502,7 @@
   <w:style w:type="paragraph" w:customStyle="1" w:styleId="DataeNmero">
     <w:name w:val="Data e Número"/>
     <w:basedOn w:val="Normal"/>
-    <w:rsid w:val="00304BC4"/>
+    <w:rsid w:val="000A4855"/>
     <w:pPr>
       <w:spacing w:line="264" w:lineRule="auto"/>
       <w:jc w:val="right"/>
@@ -3064,27 +3518,27 @@
     <w:name w:val="Cabeçalhos das colunas"/>
     <w:basedOn w:val="Ttulo2"/>
     <w:autoRedefine/>
-    <w:rsid w:val="00743359"/>
+    <w:rsid w:val="000A4855"/>
     <w:pPr>
       <w:keepNext w:val="0"/>
-      <w:spacing w:before="20" w:after="0"/>
+      <w:keepLines w:val="0"/>
+      <w:spacing w:before="20" w:after="0" w:line="240" w:lineRule="auto"/>
       <w:jc w:val="center"/>
     </w:pPr>
     <w:rPr>
-      <w:rFonts w:cs="Times New Roman"/>
-      <w:bCs w:val="0"/>
-      <w:i w:val="0"/>
-      <w:iCs w:val="0"/>
+      <w:rFonts w:eastAsia="Times New Roman" w:cs="Times New Roman"/>
+      <w:b/>
       <w:color w:val="FFFFFF" w:themeColor="background1"/>
+      <w:kern w:val="0"/>
       <w:sz w:val="24"/>
       <w:szCs w:val="24"/>
-      <w:lang w:val="pt-PT"/>
+      <w14:ligatures w14:val="none"/>
     </w:rPr>
   </w:style>
   <w:style w:type="paragraph" w:customStyle="1" w:styleId="slogan">
     <w:name w:val="slogan"/>
     <w:basedOn w:val="Normal"/>
-    <w:rsid w:val="00304BC4"/>
+    <w:rsid w:val="000A4855"/>
     <w:pPr>
       <w:spacing w:after="60"/>
       <w:outlineLvl w:val="2"/>
@@ -3097,24 +3551,11 @@
       <w:szCs w:val="18"/>
     </w:rPr>
   </w:style>
-  <w:style w:type="paragraph" w:customStyle="1" w:styleId="Endereoinferior">
-    <w:name w:val="Endereço inferior"/>
-    <w:basedOn w:val="Normal"/>
-    <w:rsid w:val="00304BC4"/>
-    <w:pPr>
-      <w:spacing w:before="520"/>
-      <w:jc w:val="center"/>
-    </w:pPr>
-    <w:rPr>
-      <w:color w:val="B0CCB0" w:themeColor="accent2"/>
-      <w:szCs w:val="18"/>
-    </w:rPr>
-  </w:style>
   <w:style w:type="paragraph" w:customStyle="1" w:styleId="obrigado">
     <w:name w:val="obrigado"/>
     <w:basedOn w:val="Normal"/>
     <w:autoRedefine/>
-    <w:rsid w:val="00304BC4"/>
+    <w:rsid w:val="000A4855"/>
     <w:pPr>
       <w:spacing w:before="100"/>
       <w:jc w:val="center"/>
@@ -3128,7 +3569,7 @@
   <w:style w:type="paragraph" w:customStyle="1" w:styleId="textoalinhadodireita">
     <w:name w:val="texto alinhado à direita"/>
     <w:basedOn w:val="Normal"/>
-    <w:rsid w:val="00304BC4"/>
+    <w:rsid w:val="000A4855"/>
     <w:pPr>
       <w:spacing w:line="240" w:lineRule="atLeast"/>
       <w:jc w:val="right"/>
@@ -3142,7 +3583,7 @@
   <w:style w:type="paragraph" w:customStyle="1" w:styleId="Letraspequenas">
     <w:name w:val="Letras pequenas"/>
     <w:basedOn w:val="Normal"/>
-    <w:rsid w:val="00304BC4"/>
+    <w:rsid w:val="000A4855"/>
     <w:pPr>
       <w:tabs>
         <w:tab w:val="right" w:leader="underscore" w:pos="9360"/>
@@ -3159,7 +3600,7 @@
   <w:style w:type="paragraph" w:customStyle="1" w:styleId="cabealhos">
     <w:name w:val="cabeçalhos"/>
     <w:basedOn w:val="textoalinhadodireita"/>
-    <w:rsid w:val="00304BC4"/>
+    <w:rsid w:val="000A4855"/>
     <w:rPr>
       <w:rFonts w:asciiTheme="majorHAnsi" w:hAnsiTheme="majorHAnsi"/>
       <w:bCs/>
@@ -3167,134 +3608,17 @@
       <w:spacing w:val="4"/>
     </w:rPr>
   </w:style>
-  <w:style w:type="paragraph" w:styleId="Textodebalo">
-    <w:name w:val="Balloon Text"/>
-    <w:basedOn w:val="Normal"/>
-    <w:link w:val="TextodebaloCarter"/>
-    <w:rsid w:val="00820001"/>
-    <w:rPr>
-      <w:rFonts w:ascii="Tahoma" w:hAnsi="Tahoma" w:cs="Tahoma"/>
-      <w:szCs w:val="16"/>
-    </w:rPr>
-  </w:style>
-  <w:style w:type="character" w:customStyle="1" w:styleId="TextodebaloCarter">
-    <w:name w:val="Texto de balão Caráter"/>
-    <w:basedOn w:val="Tipodeletrapredefinidodopargrafo"/>
-    <w:link w:val="Textodebalo"/>
-    <w:rsid w:val="00820001"/>
-    <w:rPr>
-      <w:rFonts w:ascii="Tahoma" w:hAnsi="Tahoma" w:cs="Tahoma"/>
-      <w:sz w:val="16"/>
-      <w:szCs w:val="16"/>
-    </w:rPr>
-  </w:style>
-  <w:style w:type="character" w:styleId="TextodoMarcadordePosio">
-    <w:name w:val="Placeholder Text"/>
-    <w:basedOn w:val="Tipodeletrapredefinidodopargrafo"/>
-    <w:uiPriority w:val="99"/>
-    <w:semiHidden/>
-    <w:rsid w:val="00304BC4"/>
-    <w:rPr>
-      <w:color w:val="808080"/>
-    </w:rPr>
-  </w:style>
   <w:style w:type="paragraph" w:customStyle="1" w:styleId="textocentradoinferior">
     <w:name w:val="texto centrado inferior"/>
     <w:basedOn w:val="Normal"/>
-    <w:rsid w:val="00304BC4"/>
+    <w:rsid w:val="000A4855"/>
     <w:pPr>
       <w:spacing w:before="520"/>
       <w:jc w:val="center"/>
     </w:pPr>
     <w:rPr>
-      <w:color w:val="B0CCB0" w:themeColor="accent2"/>
+      <w:color w:val="E97132" w:themeColor="accent2"/>
       <w:szCs w:val="18"/>
-    </w:rPr>
-  </w:style>
-  <w:style w:type="character" w:customStyle="1" w:styleId="TextodoMarcadordePosio1">
-    <w:name w:val="Texto do Marcador de Posição1"/>
-    <w:basedOn w:val="Tipodeletrapredefinidodopargrafo"/>
-    <w:semiHidden/>
-    <w:rsid w:val="00B50005"/>
-    <w:rPr>
-      <w:rFonts w:cs="Times New Roman"/>
-      <w:color w:val="808080"/>
-    </w:rPr>
-  </w:style>
-  <w:style w:type="paragraph" w:styleId="Cabealho">
-    <w:name w:val="header"/>
-    <w:basedOn w:val="Normal"/>
-    <w:link w:val="CabealhoCarter"/>
-    <w:rsid w:val="00C371B1"/>
-    <w:pPr>
-      <w:tabs>
-        <w:tab w:val="center" w:pos="4419"/>
-        <w:tab w:val="right" w:pos="8838"/>
-      </w:tabs>
-    </w:pPr>
-  </w:style>
-  <w:style w:type="character" w:customStyle="1" w:styleId="CabealhoCarter">
-    <w:name w:val="Cabeçalho Caráter"/>
-    <w:basedOn w:val="Tipodeletrapredefinidodopargrafo"/>
-    <w:link w:val="Cabealho"/>
-    <w:rsid w:val="00C371B1"/>
-    <w:rPr>
-      <w:rFonts w:asciiTheme="minorHAnsi" w:hAnsiTheme="minorHAnsi"/>
-      <w:sz w:val="16"/>
-      <w:szCs w:val="24"/>
-    </w:rPr>
-  </w:style>
-  <w:style w:type="paragraph" w:styleId="Rodap">
-    <w:name w:val="footer"/>
-    <w:basedOn w:val="Normal"/>
-    <w:link w:val="RodapCarter"/>
-    <w:rsid w:val="00C371B1"/>
-    <w:pPr>
-      <w:tabs>
-        <w:tab w:val="center" w:pos="4419"/>
-        <w:tab w:val="right" w:pos="8838"/>
-      </w:tabs>
-    </w:pPr>
-  </w:style>
-  <w:style w:type="character" w:customStyle="1" w:styleId="RodapCarter">
-    <w:name w:val="Rodapé Caráter"/>
-    <w:basedOn w:val="Tipodeletrapredefinidodopargrafo"/>
-    <w:link w:val="Rodap"/>
-    <w:rsid w:val="00C371B1"/>
-    <w:rPr>
-      <w:rFonts w:asciiTheme="minorHAnsi" w:hAnsiTheme="minorHAnsi"/>
-      <w:sz w:val="16"/>
-      <w:szCs w:val="24"/>
-    </w:rPr>
-  </w:style>
-  <w:style w:type="character" w:styleId="Hiperligao">
-    <w:name w:val="Hyperlink"/>
-    <w:basedOn w:val="Tipodeletrapredefinidodopargrafo"/>
-    <w:rsid w:val="00CD720E"/>
-    <w:rPr>
-      <w:color w:val="DB5353" w:themeColor="hyperlink"/>
-      <w:u w:val="single"/>
-    </w:rPr>
-  </w:style>
-  <w:style w:type="character" w:styleId="MenoNoResolvida">
-    <w:name w:val="Unresolved Mention"/>
-    <w:basedOn w:val="Tipodeletrapredefinidodopargrafo"/>
-    <w:uiPriority w:val="99"/>
-    <w:semiHidden/>
-    <w:unhideWhenUsed/>
-    <w:rsid w:val="00CD720E"/>
-    <w:rPr>
-      <w:color w:val="605E5C"/>
-      <w:shd w:val="clear" w:color="auto" w:fill="E1DFDD"/>
-    </w:rPr>
-  </w:style>
-  <w:style w:type="character" w:styleId="Hiperligaovisitada">
-    <w:name w:val="FollowedHyperlink"/>
-    <w:basedOn w:val="Tipodeletrapredefinidodopargrafo"/>
-    <w:rsid w:val="002A03DE"/>
-    <w:rPr>
-      <w:color w:val="903638" w:themeColor="followedHyperlink"/>
-      <w:u w:val="single"/>
     </w:rPr>
   </w:style>
 </w:styles>
@@ -3305,7 +3629,7 @@
   <w:docParts>
     <w:docPart>
       <w:docPartPr>
-        <w:name w:val="27BD909F2A6B75458648C150E1BFC6D9"/>
+        <w:name w:val="72E7F962CECC08478E7DAB4E20344CBA"/>
         <w:category>
           <w:name w:val="Geral"/>
           <w:gallery w:val="placeholder"/>
@@ -3316,142 +3640,12 @@
         <w:behaviors>
           <w:behavior w:val="content"/>
         </w:behaviors>
-        <w:guid w:val="{3B9D6BC6-3851-1C4F-9842-647CC5FB06F0}"/>
+        <w:guid w:val="{BC6135AC-5759-E049-A610-DAC20F83B63A}"/>
       </w:docPartPr>
       <w:docPartBody>
         <w:p>
           <w:pPr>
-            <w:pStyle w:val="27BD909F2A6B75458648C150E1BFC6D9"/>
-          </w:pPr>
-          <w:r>
-            <w:t>[O Nome da Sua Empresa]</w:t>
-          </w:r>
-        </w:p>
-      </w:docPartBody>
-    </w:docPart>
-    <w:docPart>
-      <w:docPartPr>
-        <w:name w:val="79360773C6411E40A350D24DFC9866FC"/>
-        <w:category>
-          <w:name w:val="Geral"/>
-          <w:gallery w:val="placeholder"/>
-        </w:category>
-        <w:types>
-          <w:type w:val="bbPlcHdr"/>
-        </w:types>
-        <w:behaviors>
-          <w:behavior w:val="content"/>
-        </w:behaviors>
-        <w:guid w:val="{E3AD5C25-A34D-C147-8D7E-CD8BEB82A8FB}"/>
-      </w:docPartPr>
-      <w:docPartBody>
-        <w:p>
-          <w:pPr>
-            <w:pStyle w:val="79360773C6411E40A350D24DFC9866FC"/>
-          </w:pPr>
-          <w:r>
-            <w:t>[Morada]</w:t>
-          </w:r>
-        </w:p>
-      </w:docPartBody>
-    </w:docPart>
-    <w:docPart>
-      <w:docPartPr>
-        <w:name w:val="E62327E3A5DAD248B04B1D2A0F6BBA5E"/>
-        <w:category>
-          <w:name w:val="Geral"/>
-          <w:gallery w:val="placeholder"/>
-        </w:category>
-        <w:types>
-          <w:type w:val="bbPlcHdr"/>
-        </w:types>
-        <w:behaviors>
-          <w:behavior w:val="content"/>
-        </w:behaviors>
-        <w:guid w:val="{B2E4EA80-6BB6-0744-9564-A6C408AD8E62}"/>
-      </w:docPartPr>
-      <w:docPartBody>
-        <w:p>
-          <w:pPr>
-            <w:pStyle w:val="E62327E3A5DAD248B04B1D2A0F6BBA5E"/>
-          </w:pPr>
-          <w:r>
-            <w:t>[Código Postal Localidade]</w:t>
-          </w:r>
-        </w:p>
-      </w:docPartBody>
-    </w:docPart>
-    <w:docPart>
-      <w:docPartPr>
-        <w:name w:val="03458B7B848F394DACE7E8CB6FDD7E1B"/>
-        <w:category>
-          <w:name w:val="Geral"/>
-          <w:gallery w:val="placeholder"/>
-        </w:category>
-        <w:types>
-          <w:type w:val="bbPlcHdr"/>
-        </w:types>
-        <w:behaviors>
-          <w:behavior w:val="content"/>
-        </w:behaviors>
-        <w:guid w:val="{8153792F-757B-7944-9545-E33C00E821CC}"/>
-      </w:docPartPr>
-      <w:docPartBody>
-        <w:p>
-          <w:pPr>
-            <w:pStyle w:val="03458B7B848F394DACE7E8CB6FDD7E1B"/>
-          </w:pPr>
-          <w:r>
-            <w:t>[000-000-0000]</w:t>
-          </w:r>
-        </w:p>
-      </w:docPartBody>
-    </w:docPart>
-    <w:docPart>
-      <w:docPartPr>
-        <w:name w:val="B1C605FF812E0C4EA8A7E2B87E8CBB24"/>
-        <w:category>
-          <w:name w:val="Geral"/>
-          <w:gallery w:val="placeholder"/>
-        </w:category>
-        <w:types>
-          <w:type w:val="bbPlcHdr"/>
-        </w:types>
-        <w:behaviors>
-          <w:behavior w:val="content"/>
-        </w:behaviors>
-        <w:guid w:val="{797AEE60-2FB2-2748-A409-3CC1A61CEB7D}"/>
-      </w:docPartPr>
-      <w:docPartBody>
-        <w:p>
-          <w:pPr>
-            <w:pStyle w:val="B1C605FF812E0C4EA8A7E2B87E8CBB24"/>
-          </w:pPr>
-          <w:r>
-            <w:t>[correio eletrónico</w:t>
-          </w:r>
-        </w:p>
-      </w:docPartBody>
-    </w:docPart>
-    <w:docPart>
-      <w:docPartPr>
-        <w:name w:val="0AB559449F428347B6D28F8DEF044FA2"/>
-        <w:category>
-          <w:name w:val="Geral"/>
-          <w:gallery w:val="placeholder"/>
-        </w:category>
-        <w:types>
-          <w:type w:val="bbPlcHdr"/>
-        </w:types>
-        <w:behaviors>
-          <w:behavior w:val="content"/>
-        </w:behaviors>
-        <w:guid w:val="{173890F9-641D-3D4E-A666-BA05D9829F56}"/>
-      </w:docPartPr>
-      <w:docPartBody>
-        <w:p>
-          <w:pPr>
-            <w:pStyle w:val="0AB559449F428347B6D28F8DEF044FA2"/>
+            <w:pStyle w:val="72E7F962CECC08478E7DAB4E20344CBA"/>
           </w:pPr>
           <w:r>
             <w:rPr>
@@ -3476,7 +3670,7 @@
     </w:docPart>
     <w:docPart>
       <w:docPartPr>
-        <w:name w:val="14CB122C902B0546B41E9560F9223D60"/>
+        <w:name w:val="20A971050998BC4998293F060963703E"/>
         <w:category>
           <w:name w:val="Geral"/>
           <w:gallery w:val="placeholder"/>
@@ -3487,22 +3681,37 @@
         <w:behaviors>
           <w:behavior w:val="content"/>
         </w:behaviors>
-        <w:guid w:val="{913DEA63-D2B6-EC4A-9BAE-8115E860ADCE}"/>
+        <w:guid w:val="{E168E26A-1051-3A49-ADC0-3198A985B5E8}"/>
       </w:docPartPr>
       <w:docPartBody>
         <w:p>
           <w:pPr>
-            <w:pStyle w:val="14CB122C902B0546B41E9560F9223D60"/>
+            <w:pStyle w:val="20A971050998BC4998293F060963703E"/>
           </w:pPr>
           <w:r>
-            <w:t>[Morada]</w:t>
+            <w:rPr>
+              <w:rStyle w:val="TextodoMarcadordePosio"/>
+            </w:rPr>
+            <w:t>[</w:t>
+          </w:r>
+          <w:r>
+            <w:rPr>
+              <w:rStyle w:val="TextodoMarcadordePosio1"/>
+            </w:rPr>
+            <w:t>Nome</w:t>
+          </w:r>
+          <w:r>
+            <w:rPr>
+              <w:rStyle w:val="TextodoMarcadordePosio"/>
+            </w:rPr>
+            <w:t>]</w:t>
           </w:r>
         </w:p>
       </w:docPartBody>
     </w:docPart>
     <w:docPart>
       <w:docPartPr>
-        <w:name w:val="D14AA4190D95094BA0DAF14EBD6053F5"/>
+        <w:name w:val="205A07211A48D94F9D478B43CA71D4D6"/>
         <w:category>
           <w:name w:val="Geral"/>
           <w:gallery w:val="placeholder"/>
@@ -3513,12 +3722,38 @@
         <w:behaviors>
           <w:behavior w:val="content"/>
         </w:behaviors>
-        <w:guid w:val="{31910C5D-9766-0A4B-8B09-DFBDCD2C0066}"/>
+        <w:guid w:val="{58F97F24-582C-2F4E-A705-53D44E684C96}"/>
       </w:docPartPr>
       <w:docPartBody>
         <w:p>
           <w:pPr>
-            <w:pStyle w:val="D14AA4190D95094BA0DAF14EBD6053F5"/>
+            <w:pStyle w:val="205A07211A48D94F9D478B43CA71D4D6"/>
+          </w:pPr>
+          <w:r>
+            <w:t>[Morada]</w:t>
+          </w:r>
+        </w:p>
+      </w:docPartBody>
+    </w:docPart>
+    <w:docPart>
+      <w:docPartPr>
+        <w:name w:val="E7552D7FCA1F7341A7DBB77EAA1847F5"/>
+        <w:category>
+          <w:name w:val="Geral"/>
+          <w:gallery w:val="placeholder"/>
+        </w:category>
+        <w:types>
+          <w:type w:val="bbPlcHdr"/>
+        </w:types>
+        <w:behaviors>
+          <w:behavior w:val="content"/>
+        </w:behaviors>
+        <w:guid w:val="{D4D30C31-064B-6748-BC3B-91D8EBE17F57}"/>
+      </w:docPartPr>
+      <w:docPartBody>
+        <w:p>
+          <w:pPr>
+            <w:pStyle w:val="E7552D7FCA1F7341A7DBB77EAA1847F5"/>
           </w:pPr>
           <w:r>
             <w:rPr>
@@ -3543,7 +3778,7 @@
     </w:docPart>
     <w:docPart>
       <w:docPartPr>
-        <w:name w:val="E6B74F44A921604E974D558CB8FE69E4"/>
+        <w:name w:val="8CDF33C59DAEAC45B70E6444CC76E1C0"/>
         <w:category>
           <w:name w:val="Geral"/>
           <w:gallery w:val="placeholder"/>
@@ -3554,12 +3789,12 @@
         <w:behaviors>
           <w:behavior w:val="content"/>
         </w:behaviors>
-        <w:guid w:val="{E6528543-1745-E546-9476-A22FDD3F5686}"/>
+        <w:guid w:val="{063264E5-5EB4-4049-B6F3-2A7E213977B6}"/>
       </w:docPartPr>
       <w:docPartBody>
         <w:p>
           <w:pPr>
-            <w:pStyle w:val="E6B74F44A921604E974D558CB8FE69E4"/>
+            <w:pStyle w:val="8CDF33C59DAEAC45B70E6444CC76E1C0"/>
           </w:pPr>
           <w:r>
             <w:rPr>
@@ -3584,7 +3819,7 @@
     </w:docPart>
     <w:docPart>
       <w:docPartPr>
-        <w:name w:val="691F379E0C36754A8EFD6AAB3F77B1E8"/>
+        <w:name w:val="C9F40F6B2BA0A54EA20B29870D46A64E"/>
         <w:category>
           <w:name w:val="Geral"/>
           <w:gallery w:val="placeholder"/>
@@ -3595,12 +3830,209 @@
         <w:behaviors>
           <w:behavior w:val="content"/>
         </w:behaviors>
-        <w:guid w:val="{969095D9-488C-394A-A6C0-2121B8668450}"/>
+        <w:guid w:val="{6862508D-4AAB-6644-9113-2AC5ECFD994A}"/>
       </w:docPartPr>
       <w:docPartBody>
         <w:p>
           <w:pPr>
-            <w:pStyle w:val="691F379E0C36754A8EFD6AAB3F77B1E8"/>
+            <w:pStyle w:val="C9F40F6B2BA0A54EA20B29870D46A64E"/>
+          </w:pPr>
+          <w:r>
+            <w:t>[Morada]</w:t>
+          </w:r>
+        </w:p>
+      </w:docPartBody>
+    </w:docPart>
+    <w:docPart>
+      <w:docPartPr>
+        <w:name w:val="3ABF82A123A74A40884A4770D23568E2"/>
+        <w:category>
+          <w:name w:val="Geral"/>
+          <w:gallery w:val="placeholder"/>
+        </w:category>
+        <w:types>
+          <w:type w:val="bbPlcHdr"/>
+        </w:types>
+        <w:behaviors>
+          <w:behavior w:val="content"/>
+        </w:behaviors>
+        <w:guid w:val="{6F41A44B-DA74-B44B-BED8-94D81BD5535A}"/>
+      </w:docPartPr>
+      <w:docPartBody>
+        <w:p>
+          <w:pPr>
+            <w:pStyle w:val="3ABF82A123A74A40884A4770D23568E2"/>
+          </w:pPr>
+          <w:r>
+            <w:rPr>
+              <w:rStyle w:val="TextodoMarcadordePosio"/>
+            </w:rPr>
+            <w:t>[</w:t>
+          </w:r>
+          <w:r>
+            <w:rPr>
+              <w:rStyle w:val="TextodoMarcadordePosio1"/>
+            </w:rPr>
+            <w:t>Código Postal Localidade</w:t>
+          </w:r>
+          <w:r>
+            <w:rPr>
+              <w:rStyle w:val="TextodoMarcadordePosio"/>
+            </w:rPr>
+            <w:t>]</w:t>
+          </w:r>
+        </w:p>
+      </w:docPartBody>
+    </w:docPart>
+    <w:docPart>
+      <w:docPartPr>
+        <w:name w:val="852317C026D1744BB70F0BDB627EE967"/>
+        <w:category>
+          <w:name w:val="Geral"/>
+          <w:gallery w:val="placeholder"/>
+        </w:category>
+        <w:types>
+          <w:type w:val="bbPlcHdr"/>
+        </w:types>
+        <w:behaviors>
+          <w:behavior w:val="content"/>
+        </w:behaviors>
+        <w:guid w:val="{7C0AE97F-E398-EC49-A368-60566678711D}"/>
+      </w:docPartPr>
+      <w:docPartBody>
+        <w:p>
+          <w:pPr>
+            <w:pStyle w:val="852317C026D1744BB70F0BDB627EE967"/>
+          </w:pPr>
+          <w:r>
+            <w:t>[O Nome da Sua Empresa]</w:t>
+          </w:r>
+        </w:p>
+      </w:docPartBody>
+    </w:docPart>
+    <w:docPart>
+      <w:docPartPr>
+        <w:name w:val="A99C0C36FD85BC429880B5515FAB04DD"/>
+        <w:category>
+          <w:name w:val="Geral"/>
+          <w:gallery w:val="placeholder"/>
+        </w:category>
+        <w:types>
+          <w:type w:val="bbPlcHdr"/>
+        </w:types>
+        <w:behaviors>
+          <w:behavior w:val="content"/>
+        </w:behaviors>
+        <w:guid w:val="{EB26736D-F7F0-A34B-8814-290EE3EDFCCD}"/>
+      </w:docPartPr>
+      <w:docPartBody>
+        <w:p>
+          <w:pPr>
+            <w:pStyle w:val="A99C0C36FD85BC429880B5515FAB04DD"/>
+          </w:pPr>
+          <w:r>
+            <w:t>[Morada]</w:t>
+          </w:r>
+        </w:p>
+      </w:docPartBody>
+    </w:docPart>
+    <w:docPart>
+      <w:docPartPr>
+        <w:name w:val="BE0411A0EA92AE4686343E4B17C894C1"/>
+        <w:category>
+          <w:name w:val="Geral"/>
+          <w:gallery w:val="placeholder"/>
+        </w:category>
+        <w:types>
+          <w:type w:val="bbPlcHdr"/>
+        </w:types>
+        <w:behaviors>
+          <w:behavior w:val="content"/>
+        </w:behaviors>
+        <w:guid w:val="{8992504D-F88A-0548-AA4C-5C15B0D517D4}"/>
+      </w:docPartPr>
+      <w:docPartBody>
+        <w:p>
+          <w:pPr>
+            <w:pStyle w:val="BE0411A0EA92AE4686343E4B17C894C1"/>
+          </w:pPr>
+          <w:r>
+            <w:t>[Código Postal Localidade]</w:t>
+          </w:r>
+        </w:p>
+      </w:docPartBody>
+    </w:docPart>
+    <w:docPart>
+      <w:docPartPr>
+        <w:name w:val="C65B7357356F88418BB31A4037C49578"/>
+        <w:category>
+          <w:name w:val="Geral"/>
+          <w:gallery w:val="placeholder"/>
+        </w:category>
+        <w:types>
+          <w:type w:val="bbPlcHdr"/>
+        </w:types>
+        <w:behaviors>
+          <w:behavior w:val="content"/>
+        </w:behaviors>
+        <w:guid w:val="{7D16AE00-1C35-F349-B34E-5333C4492D3F}"/>
+      </w:docPartPr>
+      <w:docPartBody>
+        <w:p>
+          <w:pPr>
+            <w:pStyle w:val="C65B7357356F88418BB31A4037C49578"/>
+          </w:pPr>
+          <w:r>
+            <w:t>[000-000-0000]</w:t>
+          </w:r>
+        </w:p>
+      </w:docPartBody>
+    </w:docPart>
+    <w:docPart>
+      <w:docPartPr>
+        <w:name w:val="117E9EFC2465BC408E674CD01A37E446"/>
+        <w:category>
+          <w:name w:val="Geral"/>
+          <w:gallery w:val="placeholder"/>
+        </w:category>
+        <w:types>
+          <w:type w:val="bbPlcHdr"/>
+        </w:types>
+        <w:behaviors>
+          <w:behavior w:val="content"/>
+        </w:behaviors>
+        <w:guid w:val="{0D8622A3-E33E-7A44-927A-1255423BF111}"/>
+      </w:docPartPr>
+      <w:docPartBody>
+        <w:p>
+          <w:pPr>
+            <w:pStyle w:val="117E9EFC2465BC408E674CD01A37E446"/>
+          </w:pPr>
+          <w:r>
+            <w:t>[correio eletrónico</w:t>
+          </w:r>
+        </w:p>
+      </w:docPartBody>
+    </w:docPart>
+    <w:docPart>
+      <w:docPartPr>
+        <w:name w:val="6975D33416D1F948957A314C3DE3343E"/>
+        <w:category>
+          <w:name w:val="Geral"/>
+          <w:gallery w:val="placeholder"/>
+        </w:category>
+        <w:types>
+          <w:type w:val="bbPlcHdr"/>
+        </w:types>
+        <w:behaviors>
+          <w:behavior w:val="content"/>
+        </w:behaviors>
+        <w:guid w:val="{C873946E-6D7E-3141-A259-80CFDC5B5EBC}"/>
+      </w:docPartPr>
+      <w:docPartBody>
+        <w:p>
+          <w:pPr>
+            <w:pStyle w:val="6975D33416D1F948957A314C3DE3343E"/>
           </w:pPr>
           <w:r>
             <w:rPr>
@@ -3625,7 +4057,7 @@
     </w:docPart>
     <w:docPart>
       <w:docPartPr>
-        <w:name w:val="0307DC8A0D3A3642AEBF8F0A5E8D57CA"/>
+        <w:name w:val="1D4B21FD3C7EEF4C8BC8F7D5716C0EE4"/>
         <w:category>
           <w:name w:val="Geral"/>
           <w:gallery w:val="placeholder"/>
@@ -3636,12 +4068,12 @@
         <w:behaviors>
           <w:behavior w:val="content"/>
         </w:behaviors>
-        <w:guid w:val="{568D31BC-30AD-554D-81F9-3EAB07F84145}"/>
+        <w:guid w:val="{53FE3C37-3458-D848-8E17-130854BE0D15}"/>
       </w:docPartPr>
       <w:docPartBody>
         <w:p>
           <w:pPr>
-            <w:pStyle w:val="0307DC8A0D3A3642AEBF8F0A5E8D57CA"/>
+            <w:pStyle w:val="1D4B21FD3C7EEF4C8BC8F7D5716C0EE4"/>
           </w:pPr>
           <w:r>
             <w:rPr>
@@ -3666,7 +4098,7 @@
     </w:docPart>
     <w:docPart>
       <w:docPartPr>
-        <w:name w:val="4E19F24143E91C46A56E99512557E664"/>
+        <w:name w:val="72F75B7A1E196B499247D258B0596F2A"/>
         <w:category>
           <w:name w:val="Geral"/>
           <w:gallery w:val="placeholder"/>
@@ -3677,12 +4109,12 @@
         <w:behaviors>
           <w:behavior w:val="content"/>
         </w:behaviors>
-        <w:guid w:val="{96B5E7BF-CEC5-6F4A-801E-2C085276D0E7}"/>
+        <w:guid w:val="{6449C6ED-D554-794E-9734-A4B04750CB5F}"/>
       </w:docPartPr>
       <w:docPartBody>
         <w:p>
           <w:pPr>
-            <w:pStyle w:val="4E19F24143E91C46A56E99512557E664"/>
+            <w:pStyle w:val="72F75B7A1E196B499247D258B0596F2A"/>
           </w:pPr>
           <w:r>
             <w:rPr>
@@ -3707,7 +4139,7 @@
     </w:docPart>
     <w:docPart>
       <w:docPartPr>
-        <w:name w:val="A2BD95426524BC499068E639D1C17270"/>
+        <w:name w:val="6E924BECE33FE540981B30ED032F2C91"/>
         <w:category>
           <w:name w:val="Geral"/>
           <w:gallery w:val="placeholder"/>
@@ -3718,120 +4150,12 @@
         <w:behaviors>
           <w:behavior w:val="content"/>
         </w:behaviors>
-        <w:guid w:val="{EEEA8448-1132-1D4A-A973-07F68DBDDE1D}"/>
+        <w:guid w:val="{9E1E5CED-CA67-714D-B28C-E374C9BDDBA1}"/>
       </w:docPartPr>
       <w:docPartBody>
         <w:p>
           <w:pPr>
-            <w:pStyle w:val="A2BD95426524BC499068E639D1C17270"/>
-          </w:pPr>
-          <w:r>
-            <w:rPr>
-              <w:rStyle w:val="TextodoMarcadordePosio"/>
-            </w:rPr>
-            <w:t>[</w:t>
-          </w:r>
-          <w:r>
-            <w:rPr>
-              <w:rStyle w:val="TextodoMarcadordePosio1"/>
-            </w:rPr>
-            <w:t>Nome</w:t>
-          </w:r>
-          <w:r>
-            <w:rPr>
-              <w:rStyle w:val="TextodoMarcadordePosio"/>
-            </w:rPr>
-            <w:t>]</w:t>
-          </w:r>
-        </w:p>
-      </w:docPartBody>
-    </w:docPart>
-    <w:docPart>
-      <w:docPartPr>
-        <w:name w:val="3A39D44DBAE153429B3976283BD05512"/>
-        <w:category>
-          <w:name w:val="Geral"/>
-          <w:gallery w:val="placeholder"/>
-        </w:category>
-        <w:types>
-          <w:type w:val="bbPlcHdr"/>
-        </w:types>
-        <w:behaviors>
-          <w:behavior w:val="content"/>
-        </w:behaviors>
-        <w:guid w:val="{E3C96756-FFB5-D440-A7D7-C2C42F66C69A}"/>
-      </w:docPartPr>
-      <w:docPartBody>
-        <w:p>
-          <w:pPr>
-            <w:pStyle w:val="3A39D44DBAE153429B3976283BD05512"/>
-          </w:pPr>
-          <w:r>
-            <w:t>[Morada]</w:t>
-          </w:r>
-        </w:p>
-      </w:docPartBody>
-    </w:docPart>
-    <w:docPart>
-      <w:docPartPr>
-        <w:name w:val="05EC02B115654142A3572209B071F202"/>
-        <w:category>
-          <w:name w:val="Geral"/>
-          <w:gallery w:val="placeholder"/>
-        </w:category>
-        <w:types>
-          <w:type w:val="bbPlcHdr"/>
-        </w:types>
-        <w:behaviors>
-          <w:behavior w:val="content"/>
-        </w:behaviors>
-        <w:guid w:val="{8D4C0E46-00F3-7148-846C-3FCC1F5D6460}"/>
-      </w:docPartPr>
-      <w:docPartBody>
-        <w:p>
-          <w:pPr>
-            <w:pStyle w:val="05EC02B115654142A3572209B071F202"/>
-          </w:pPr>
-          <w:r>
-            <w:rPr>
-              <w:rStyle w:val="TextodoMarcadordePosio"/>
-            </w:rPr>
-            <w:t>[</w:t>
-          </w:r>
-          <w:r>
-            <w:rPr>
-              <w:rStyle w:val="TextodoMarcadordePosio1"/>
-            </w:rPr>
-            <w:t>Código Postal Localidade</w:t>
-          </w:r>
-          <w:r>
-            <w:rPr>
-              <w:rStyle w:val="TextodoMarcadordePosio"/>
-            </w:rPr>
-            <w:t>]</w:t>
-          </w:r>
-        </w:p>
-      </w:docPartBody>
-    </w:docPart>
-    <w:docPart>
-      <w:docPartPr>
-        <w:name w:val="69346F0E2F04434496D0050473145154"/>
-        <w:category>
-          <w:name w:val="Geral"/>
-          <w:gallery w:val="placeholder"/>
-        </w:category>
-        <w:types>
-          <w:type w:val="bbPlcHdr"/>
-        </w:types>
-        <w:behaviors>
-          <w:behavior w:val="content"/>
-        </w:behaviors>
-        <w:guid w:val="{52A0D785-2A93-BC45-8832-35D9D2B39D63}"/>
-      </w:docPartPr>
-      <w:docPartBody>
-        <w:p>
-          <w:pPr>
-            <w:pStyle w:val="69346F0E2F04434496D0050473145154"/>
+            <w:pStyle w:val="6E924BECE33FE540981B30ED032F2C91"/>
           </w:pPr>
           <w:r>
             <w:rPr>
@@ -3860,12 +4184,12 @@
 
 <file path=word/glossary/fontTable.xml><?xml version="1.0" encoding="utf-8"?>
 <w:fonts xmlns:mc="http://schemas.openxmlformats.org/markup-compatibility/2006" xmlns:r="http://schemas.openxmlformats.org/officeDocument/2006/relationships" xmlns:w="http://schemas.openxmlformats.org/wordprocessingml/2006/main" xmlns:w14="http://schemas.microsoft.com/office/word/2010/wordml" xmlns:w15="http://schemas.microsoft.com/office/word/2012/wordml" xmlns:w16cex="http://schemas.microsoft.com/office/word/2018/wordml/cex" xmlns:w16cid="http://schemas.microsoft.com/office/word/2016/wordml/cid" xmlns:w16="http://schemas.microsoft.com/office/word/2018/wordml" xmlns:w16du="http://schemas.microsoft.com/office/word/2023/wordml/word16du" xmlns:w16sdtdh="http://schemas.microsoft.com/office/word/2020/wordml/sdtdatahash" xmlns:w16sdtfl="http://schemas.microsoft.com/office/word/2024/wordml/sdtformatlock" xmlns:w16se="http://schemas.microsoft.com/office/word/2015/wordml/symex" mc:Ignorable="w14 w15 w16se w16cid w16 w16cex w16sdtdh w16sdtfl w16du">
-  <w:font w:name="Symbol">
-    <w:panose1 w:val="05050102010706020507"/>
-    <w:charset w:val="02"/>
-    <w:family w:val="decorative"/>
+  <w:font w:name="Aptos">
+    <w:panose1 w:val="020B0004020202020204"/>
+    <w:charset w:val="00"/>
+    <w:family w:val="swiss"/>
     <w:pitch w:val="variable"/>
-    <w:sig w:usb0="00000000" w:usb1="10000000" w:usb2="00000000" w:usb3="00000000" w:csb0="80000000" w:csb1="00000000"/>
+    <w:sig w:usb0="20000287" w:usb1="00000003" w:usb2="00000000" w:usb3="00000000" w:csb0="0000019F" w:csb1="00000000"/>
   </w:font>
   <w:font w:name="Times New Roman">
     <w:panose1 w:val="02020603050405020304"/>
@@ -3874,6 +4198,13 @@
     <w:pitch w:val="variable"/>
     <w:sig w:usb0="E0002EFF" w:usb1="C000785B" w:usb2="00000009" w:usb3="00000000" w:csb0="000001FF" w:csb1="00000000"/>
   </w:font>
+  <w:font w:name="Aptos Display">
+    <w:panose1 w:val="020B0004020202020204"/>
+    <w:charset w:val="00"/>
+    <w:family w:val="swiss"/>
+    <w:pitch w:val="variable"/>
+    <w:sig w:usb0="20000287" w:usb1="00000003" w:usb2="00000000" w:usb3="00000000" w:csb0="0000019F" w:csb1="00000000"/>
+  </w:font>
   <w:font w:name="Microsoft Sans Serif">
     <w:panose1 w:val="020B0604020202020204"/>
     <w:charset w:val="00"/>
@@ -3881,49 +4212,12 @@
     <w:pitch w:val="variable"/>
     <w:sig w:usb0="E1002BFF" w:usb1="C0000002" w:usb2="00000008" w:usb3="00000000" w:csb0="000101FF" w:csb1="00000000"/>
   </w:font>
-  <w:font w:name="Arial">
-    <w:panose1 w:val="020B0604020202020204"/>
-    <w:charset w:val="00"/>
+  <w:font w:name="Microsoft GothicNeo">
+    <w:panose1 w:val="020B0500000101010101"/>
+    <w:charset w:val="81"/>
     <w:family w:val="swiss"/>
     <w:pitch w:val="variable"/>
-    <w:sig w:usb0="E0002AFF" w:usb1="C0007843" w:usb2="00000009" w:usb3="00000000" w:csb0="000001FF" w:csb1="00000000"/>
-  </w:font>
-  <w:font w:name="Tahoma">
-    <w:panose1 w:val="020B0604030504040204"/>
-    <w:charset w:val="00"/>
-    <w:family w:val="swiss"/>
-    <w:pitch w:val="variable"/>
-    <w:sig w:usb0="E1002EFF" w:usb1="C000605B" w:usb2="00000029" w:usb3="00000000" w:csb0="000101FF" w:csb1="00000000"/>
-  </w:font>
-  <w:font w:name="SimHei">
-    <w:altName w:val="黑体"/>
-    <w:panose1 w:val="02010609060101010101"/>
-    <w:charset w:val="86"/>
-    <w:family w:val="modern"/>
-    <w:pitch w:val="fixed"/>
-    <w:sig w:usb0="800002BF" w:usb1="38CF7CFA" w:usb2="00000016" w:usb3="00000000" w:csb0="00040001" w:csb1="00000000"/>
-  </w:font>
-  <w:font w:name="SimSun">
-    <w:altName w:val="宋体"/>
-    <w:panose1 w:val="02010600030101010101"/>
-    <w:charset w:val="86"/>
-    <w:family w:val="auto"/>
-    <w:pitch w:val="variable"/>
-    <w:sig w:usb0="00000203" w:usb1="288F0000" w:usb2="00000016" w:usb3="00000000" w:csb0="00040001" w:csb1="00000000"/>
-  </w:font>
-  <w:font w:name="Aptos">
-    <w:panose1 w:val="020B0004020202020204"/>
-    <w:charset w:val="00"/>
-    <w:family w:val="swiss"/>
-    <w:pitch w:val="variable"/>
-    <w:sig w:usb0="20000287" w:usb1="00000003" w:usb2="00000000" w:usb3="00000000" w:csb0="0000019F" w:csb1="00000000"/>
-  </w:font>
-  <w:font w:name="Aptos Display">
-    <w:panose1 w:val="020B0004020202020204"/>
-    <w:charset w:val="00"/>
-    <w:family w:val="swiss"/>
-    <w:pitch w:val="variable"/>
-    <w:sig w:usb0="20000287" w:usb1="00000003" w:usb2="00000000" w:usb3="00000000" w:csb0="0000019F" w:csb1="00000000"/>
+    <w:sig w:usb0="800002BF" w:usb1="29D7A47B" w:usb2="00000010" w:usb3="00000000" w:csb0="0029009F" w:csb1="00000000"/>
   </w:font>
 </w:fonts>
 </file>
@@ -3944,20 +4238,13 @@
     <w:compatSetting w:name="useWord2013TrackBottomHyphenation" w:uri="http://schemas.microsoft.com/office/word" w:val="0"/>
   </w:compat>
   <w:rsids>
-    <w:rsidRoot w:val="008825D6"/>
-    <w:rsid w:val="003853CA"/>
-    <w:rsid w:val="00430129"/>
-    <w:rsid w:val="00481115"/>
-    <w:rsid w:val="00567F17"/>
-    <w:rsid w:val="00767682"/>
-    <w:rsid w:val="007A1EC5"/>
-    <w:rsid w:val="008825D6"/>
-    <w:rsid w:val="008A39E1"/>
-    <w:rsid w:val="0092455F"/>
-    <w:rsid w:val="00A4350B"/>
-    <w:rsid w:val="00BC1AA5"/>
-    <w:rsid w:val="00C74A6C"/>
-    <w:rsid w:val="00D12AB3"/>
+    <w:rsidRoot w:val="002A4457"/>
+    <w:rsid w:val="002A4457"/>
+    <w:rsid w:val="00345E94"/>
+    <w:rsid w:val="0037421F"/>
+    <w:rsid w:val="00496059"/>
+    <w:rsid w:val="00CD0386"/>
+    <w:rsid w:val="00D857EA"/>
   </w:rsids>
   <m:mathPr>
     <m:mathFont m:val="Cambria Math"/>
@@ -4413,7 +4700,7 @@
     <w:basedOn w:val="Tipodeletrapredefinidodopargrafo"/>
     <w:uiPriority w:val="99"/>
     <w:semiHidden/>
-    <w:rsid w:val="00C74A6C"/>
+    <w:rsid w:val="002A4457"/>
     <w:rPr>
       <w:color w:val="808080"/>
     </w:rPr>
@@ -4422,70 +4709,75 @@
     <w:name w:val="Texto do Marcador de Posição1"/>
     <w:basedOn w:val="Tipodeletrapredefinidodopargrafo"/>
     <w:semiHidden/>
-    <w:rsid w:val="00C74A6C"/>
+    <w:rsid w:val="002A4457"/>
     <w:rPr>
       <w:rFonts w:cs="Times New Roman"/>
       <w:color w:val="808080"/>
     </w:rPr>
   </w:style>
-  <w:style w:type="paragraph" w:customStyle="1" w:styleId="27BD909F2A6B75458648C150E1BFC6D9">
-    <w:name w:val="27BD909F2A6B75458648C150E1BFC6D9"/>
-  </w:style>
-  <w:style w:type="paragraph" w:customStyle="1" w:styleId="79360773C6411E40A350D24DFC9866FC">
-    <w:name w:val="79360773C6411E40A350D24DFC9866FC"/>
-  </w:style>
-  <w:style w:type="paragraph" w:customStyle="1" w:styleId="E62327E3A5DAD248B04B1D2A0F6BBA5E">
-    <w:name w:val="E62327E3A5DAD248B04B1D2A0F6BBA5E"/>
-  </w:style>
-  <w:style w:type="paragraph" w:customStyle="1" w:styleId="03458B7B848F394DACE7E8CB6FDD7E1B">
-    <w:name w:val="03458B7B848F394DACE7E8CB6FDD7E1B"/>
-  </w:style>
-  <w:style w:type="paragraph" w:customStyle="1" w:styleId="B1C605FF812E0C4EA8A7E2B87E8CBB24">
-    <w:name w:val="B1C605FF812E0C4EA8A7E2B87E8CBB24"/>
-  </w:style>
-  <w:style w:type="paragraph" w:customStyle="1" w:styleId="0AB559449F428347B6D28F8DEF044FA2">
-    <w:name w:val="0AB559449F428347B6D28F8DEF044FA2"/>
-    <w:rsid w:val="008825D6"/>
-  </w:style>
-  <w:style w:type="paragraph" w:customStyle="1" w:styleId="14CB122C902B0546B41E9560F9223D60">
-    <w:name w:val="14CB122C902B0546B41E9560F9223D60"/>
-    <w:rsid w:val="008825D6"/>
-  </w:style>
-  <w:style w:type="paragraph" w:customStyle="1" w:styleId="D14AA4190D95094BA0DAF14EBD6053F5">
-    <w:name w:val="D14AA4190D95094BA0DAF14EBD6053F5"/>
-    <w:rsid w:val="008825D6"/>
-  </w:style>
-  <w:style w:type="paragraph" w:customStyle="1" w:styleId="E6B74F44A921604E974D558CB8FE69E4">
-    <w:name w:val="E6B74F44A921604E974D558CB8FE69E4"/>
-    <w:rsid w:val="008825D6"/>
-  </w:style>
-  <w:style w:type="paragraph" w:customStyle="1" w:styleId="691F379E0C36754A8EFD6AAB3F77B1E8">
-    <w:name w:val="691F379E0C36754A8EFD6AAB3F77B1E8"/>
-    <w:rsid w:val="008825D6"/>
-  </w:style>
-  <w:style w:type="paragraph" w:customStyle="1" w:styleId="0307DC8A0D3A3642AEBF8F0A5E8D57CA">
-    <w:name w:val="0307DC8A0D3A3642AEBF8F0A5E8D57CA"/>
-    <w:rsid w:val="008825D6"/>
-  </w:style>
-  <w:style w:type="paragraph" w:customStyle="1" w:styleId="4E19F24143E91C46A56E99512557E664">
-    <w:name w:val="4E19F24143E91C46A56E99512557E664"/>
-    <w:rsid w:val="008825D6"/>
-  </w:style>
-  <w:style w:type="paragraph" w:customStyle="1" w:styleId="A2BD95426524BC499068E639D1C17270">
-    <w:name w:val="A2BD95426524BC499068E639D1C17270"/>
-    <w:rsid w:val="008825D6"/>
-  </w:style>
-  <w:style w:type="paragraph" w:customStyle="1" w:styleId="3A39D44DBAE153429B3976283BD05512">
-    <w:name w:val="3A39D44DBAE153429B3976283BD05512"/>
-    <w:rsid w:val="008825D6"/>
-  </w:style>
-  <w:style w:type="paragraph" w:customStyle="1" w:styleId="05EC02B115654142A3572209B071F202">
-    <w:name w:val="05EC02B115654142A3572209B071F202"/>
-    <w:rsid w:val="008825D6"/>
-  </w:style>
-  <w:style w:type="paragraph" w:customStyle="1" w:styleId="69346F0E2F04434496D0050473145154">
-    <w:name w:val="69346F0E2F04434496D0050473145154"/>
-    <w:rsid w:val="00C74A6C"/>
+  <w:style w:type="paragraph" w:customStyle="1" w:styleId="72E7F962CECC08478E7DAB4E20344CBA">
+    <w:name w:val="72E7F962CECC08478E7DAB4E20344CBA"/>
+    <w:rsid w:val="002A4457"/>
+  </w:style>
+  <w:style w:type="paragraph" w:customStyle="1" w:styleId="20A971050998BC4998293F060963703E">
+    <w:name w:val="20A971050998BC4998293F060963703E"/>
+    <w:rsid w:val="002A4457"/>
+  </w:style>
+  <w:style w:type="paragraph" w:customStyle="1" w:styleId="205A07211A48D94F9D478B43CA71D4D6">
+    <w:name w:val="205A07211A48D94F9D478B43CA71D4D6"/>
+    <w:rsid w:val="002A4457"/>
+  </w:style>
+  <w:style w:type="paragraph" w:customStyle="1" w:styleId="E7552D7FCA1F7341A7DBB77EAA1847F5">
+    <w:name w:val="E7552D7FCA1F7341A7DBB77EAA1847F5"/>
+    <w:rsid w:val="002A4457"/>
+  </w:style>
+  <w:style w:type="paragraph" w:customStyle="1" w:styleId="8CDF33C59DAEAC45B70E6444CC76E1C0">
+    <w:name w:val="8CDF33C59DAEAC45B70E6444CC76E1C0"/>
+    <w:rsid w:val="002A4457"/>
+  </w:style>
+  <w:style w:type="paragraph" w:customStyle="1" w:styleId="C9F40F6B2BA0A54EA20B29870D46A64E">
+    <w:name w:val="C9F40F6B2BA0A54EA20B29870D46A64E"/>
+    <w:rsid w:val="002A4457"/>
+  </w:style>
+  <w:style w:type="paragraph" w:customStyle="1" w:styleId="3ABF82A123A74A40884A4770D23568E2">
+    <w:name w:val="3ABF82A123A74A40884A4770D23568E2"/>
+    <w:rsid w:val="002A4457"/>
+  </w:style>
+  <w:style w:type="paragraph" w:customStyle="1" w:styleId="852317C026D1744BB70F0BDB627EE967">
+    <w:name w:val="852317C026D1744BB70F0BDB627EE967"/>
+    <w:rsid w:val="002A4457"/>
+  </w:style>
+  <w:style w:type="paragraph" w:customStyle="1" w:styleId="A99C0C36FD85BC429880B5515FAB04DD">
+    <w:name w:val="A99C0C36FD85BC429880B5515FAB04DD"/>
+    <w:rsid w:val="002A4457"/>
+  </w:style>
+  <w:style w:type="paragraph" w:customStyle="1" w:styleId="BE0411A0EA92AE4686343E4B17C894C1">
+    <w:name w:val="BE0411A0EA92AE4686343E4B17C894C1"/>
+    <w:rsid w:val="002A4457"/>
+  </w:style>
+  <w:style w:type="paragraph" w:customStyle="1" w:styleId="C65B7357356F88418BB31A4037C49578">
+    <w:name w:val="C65B7357356F88418BB31A4037C49578"/>
+    <w:rsid w:val="002A4457"/>
+  </w:style>
+  <w:style w:type="paragraph" w:customStyle="1" w:styleId="117E9EFC2465BC408E674CD01A37E446">
+    <w:name w:val="117E9EFC2465BC408E674CD01A37E446"/>
+    <w:rsid w:val="002A4457"/>
+  </w:style>
+  <w:style w:type="paragraph" w:customStyle="1" w:styleId="6975D33416D1F948957A314C3DE3343E">
+    <w:name w:val="6975D33416D1F948957A314C3DE3343E"/>
+    <w:rsid w:val="002A4457"/>
+  </w:style>
+  <w:style w:type="paragraph" w:customStyle="1" w:styleId="1D4B21FD3C7EEF4C8BC8F7D5716C0EE4">
+    <w:name w:val="1D4B21FD3C7EEF4C8BC8F7D5716C0EE4"/>
+    <w:rsid w:val="002A4457"/>
+  </w:style>
+  <w:style w:type="paragraph" w:customStyle="1" w:styleId="72F75B7A1E196B499247D258B0596F2A">
+    <w:name w:val="72F75B7A1E196B499247D258B0596F2A"/>
+    <w:rsid w:val="002A4457"/>
+  </w:style>
+  <w:style w:type="paragraph" w:customStyle="1" w:styleId="6E924BECE33FE540981B30ED032F2C91">
+    <w:name w:val="6E924BECE33FE540981B30ED032F2C91"/>
+    <w:rsid w:val="002A4457"/>
   </w:style>
 </w:styles>
 </file>
@@ -4498,9 +4790,9 @@
 </file>
 
 <file path=word/theme/theme1.xml><?xml version="1.0" encoding="utf-8"?>
-<a:theme xmlns:a="http://schemas.openxmlformats.org/drawingml/2006/main" name="Office Theme">
+<a:theme xmlns:a="http://schemas.openxmlformats.org/drawingml/2006/main" name="Tema do Office">
   <a:themeElements>
-    <a:clrScheme name="Foundry">
+    <a:clrScheme name="Office">
       <a:dk1>
         <a:sysClr val="windowText" lastClr="000000"/>
       </a:dk1>
@@ -4508,46 +4800,140 @@
         <a:sysClr val="window" lastClr="FFFFFF"/>
       </a:lt1>
       <a:dk2>
-        <a:srgbClr val="676A55"/>
+        <a:srgbClr val="0E2841"/>
       </a:dk2>
       <a:lt2>
-        <a:srgbClr val="EAEBDE"/>
+        <a:srgbClr val="E8E8E8"/>
       </a:lt2>
       <a:accent1>
-        <a:srgbClr val="72A376"/>
+        <a:srgbClr val="156082"/>
       </a:accent1>
       <a:accent2>
-        <a:srgbClr val="B0CCB0"/>
+        <a:srgbClr val="E97132"/>
       </a:accent2>
       <a:accent3>
-        <a:srgbClr val="A8CDD7"/>
+        <a:srgbClr val="196B24"/>
       </a:accent3>
       <a:accent4>
-        <a:srgbClr val="C0BEAF"/>
+        <a:srgbClr val="0F9ED5"/>
       </a:accent4>
       <a:accent5>
-        <a:srgbClr val="CEC597"/>
+        <a:srgbClr val="A02B93"/>
       </a:accent5>
       <a:accent6>
-        <a:srgbClr val="E8B7B7"/>
+        <a:srgbClr val="4EA72E"/>
       </a:accent6>
       <a:hlink>
-        <a:srgbClr val="DB5353"/>
+        <a:srgbClr val="467886"/>
       </a:hlink>
       <a:folHlink>
-        <a:srgbClr val="903638"/>
+        <a:srgbClr val="96607D"/>
       </a:folHlink>
     </a:clrScheme>
-    <a:fontScheme name="Green">
+    <a:fontScheme name="Office">
       <a:majorFont>
-        <a:latin typeface="Microsoft Sans Serif"/>
+        <a:latin typeface="Aptos Display" panose="02110004020202020204"/>
         <a:ea typeface=""/>
         <a:cs typeface=""/>
+        <a:font script="Jpan" typeface="游ゴシック Light"/>
+        <a:font script="Hang" typeface="맑은 고딕"/>
+        <a:font script="Hans" typeface="等线 Light"/>
+        <a:font script="Hant" typeface="新細明體"/>
+        <a:font script="Arab" typeface="Times New Roman"/>
+        <a:font script="Hebr" typeface="Times New Roman"/>
+        <a:font script="Thai" typeface="Angsana New"/>
+        <a:font script="Ethi" typeface="Nyala"/>
+        <a:font script="Beng" typeface="Vrinda"/>
+        <a:font script="Gujr" typeface="Shruti"/>
+        <a:font script="Khmr" typeface="MoolBoran"/>
+        <a:font script="Knda" typeface="Tunga"/>
+        <a:font script="Guru" typeface="Raavi"/>
+        <a:font script="Cans" typeface="Euphemia"/>
+        <a:font script="Cher" typeface="Plantagenet Cherokee"/>
+        <a:font script="Yiii" typeface="Microsoft Yi Baiti"/>
+        <a:font script="Tibt" typeface="Microsoft Himalaya"/>
+        <a:font script="Thaa" typeface="MV Boli"/>
+        <a:font script="Deva" typeface="Mangal"/>
+        <a:font script="Telu" typeface="Gautami"/>
+        <a:font script="Taml" typeface="Latha"/>
+        <a:font script="Syrc" typeface="Estrangelo Edessa"/>
+        <a:font script="Orya" typeface="Kalinga"/>
+        <a:font script="Mlym" typeface="Kartika"/>
+        <a:font script="Laoo" typeface="DokChampa"/>
+        <a:font script="Sinh" typeface="Iskoola Pota"/>
+        <a:font script="Mong" typeface="Mongolian Baiti"/>
+        <a:font script="Viet" typeface="Times New Roman"/>
+        <a:font script="Uigh" typeface="Microsoft Uighur"/>
+        <a:font script="Geor" typeface="Sylfaen"/>
+        <a:font script="Armn" typeface="Arial"/>
+        <a:font script="Bugi" typeface="Leelawadee UI"/>
+        <a:font script="Bopo" typeface="Microsoft JhengHei"/>
+        <a:font script="Java" typeface="Javanese Text"/>
+        <a:font script="Lisu" typeface="Segoe UI"/>
+        <a:font script="Mymr" typeface="Myanmar Text"/>
+        <a:font script="Nkoo" typeface="Ebrima"/>
+        <a:font script="Olck" typeface="Nirmala UI"/>
+        <a:font script="Osma" typeface="Ebrima"/>
+        <a:font script="Phag" typeface="Phagspa"/>
+        <a:font script="Syrn" typeface="Estrangelo Edessa"/>
+        <a:font script="Syrj" typeface="Estrangelo Edessa"/>
+        <a:font script="Syre" typeface="Estrangelo Edessa"/>
+        <a:font script="Sora" typeface="Nirmala UI"/>
+        <a:font script="Tale" typeface="Microsoft Tai Le"/>
+        <a:font script="Talu" typeface="Microsoft New Tai Lue"/>
+        <a:font script="Tfng" typeface="Ebrima"/>
       </a:majorFont>
       <a:minorFont>
-        <a:latin typeface="Microsoft Sans Serif"/>
+        <a:latin typeface="Aptos" panose="02110004020202020204"/>
         <a:ea typeface=""/>
         <a:cs typeface=""/>
+        <a:font script="Jpan" typeface="游明朝"/>
+        <a:font script="Hang" typeface="맑은 고딕"/>
+        <a:font script="Hans" typeface="等线"/>
+        <a:font script="Hant" typeface="新細明體"/>
+        <a:font script="Arab" typeface="Arial"/>
+        <a:font script="Hebr" typeface="Arial"/>
+        <a:font script="Thai" typeface="Cordia New"/>
+        <a:font script="Ethi" typeface="Nyala"/>
+        <a:font script="Beng" typeface="Vrinda"/>
+        <a:font script="Gujr" typeface="Shruti"/>
+        <a:font script="Khmr" typeface="DaunPenh"/>
+        <a:font script="Knda" typeface="Tunga"/>
+        <a:font script="Guru" typeface="Raavi"/>
+        <a:font script="Cans" typeface="Euphemia"/>
+        <a:font script="Cher" typeface="Plantagenet Cherokee"/>
+        <a:font script="Yiii" typeface="Microsoft Yi Baiti"/>
+        <a:font script="Tibt" typeface="Microsoft Himalaya"/>
+        <a:font script="Thaa" typeface="MV Boli"/>
+        <a:font script="Deva" typeface="Mangal"/>
+        <a:font script="Telu" typeface="Gautami"/>
+        <a:font script="Taml" typeface="Latha"/>
+        <a:font script="Syrc" typeface="Estrangelo Edessa"/>
+        <a:font script="Orya" typeface="Kalinga"/>
+        <a:font script="Mlym" typeface="Kartika"/>
+        <a:font script="Laoo" typeface="DokChampa"/>
+        <a:font script="Sinh" typeface="Iskoola Pota"/>
+        <a:font script="Mong" typeface="Mongolian Baiti"/>
+        <a:font script="Viet" typeface="Arial"/>
+        <a:font script="Uigh" typeface="Microsoft Uighur"/>
+        <a:font script="Geor" typeface="Sylfaen"/>
+        <a:font script="Armn" typeface="Arial"/>
+        <a:font script="Bugi" typeface="Leelawadee UI"/>
+        <a:font script="Bopo" typeface="Microsoft JhengHei"/>
+        <a:font script="Java" typeface="Javanese Text"/>
+        <a:font script="Lisu" typeface="Segoe UI"/>
+        <a:font script="Mymr" typeface="Myanmar Text"/>
+        <a:font script="Nkoo" typeface="Ebrima"/>
+        <a:font script="Olck" typeface="Nirmala UI"/>
+        <a:font script="Osma" typeface="Ebrima"/>
+        <a:font script="Phag" typeface="Phagspa"/>
+        <a:font script="Syrn" typeface="Estrangelo Edessa"/>
+        <a:font script="Syrj" typeface="Estrangelo Edessa"/>
+        <a:font script="Syre" typeface="Estrangelo Edessa"/>
+        <a:font script="Sora" typeface="Nirmala UI"/>
+        <a:font script="Tale" typeface="Microsoft Tai Le"/>
+        <a:font script="Talu" typeface="Microsoft New Tai Lue"/>
+        <a:font script="Tfng" typeface="Ebrima"/>
       </a:minorFont>
     </a:fontScheme>
     <a:fmtScheme name="Office">
@@ -4559,1370 +4945,161 @@
           <a:gsLst>
             <a:gs pos="0">
               <a:schemeClr val="phClr">
-                <a:tint val="50000"/>
-                <a:satMod val="300000"/>
+                <a:lumMod val="110000"/>
+                <a:satMod val="105000"/>
+                <a:tint val="67000"/>
               </a:schemeClr>
             </a:gs>
-            <a:gs pos="35000">
+            <a:gs pos="50000">
               <a:schemeClr val="phClr">
-                <a:tint val="37000"/>
-                <a:satMod val="300000"/>
+                <a:lumMod val="105000"/>
+                <a:satMod val="103000"/>
+                <a:tint val="73000"/>
               </a:schemeClr>
             </a:gs>
             <a:gs pos="100000">
               <a:schemeClr val="phClr">
-                <a:tint val="15000"/>
-                <a:satMod val="350000"/>
+                <a:lumMod val="105000"/>
+                <a:satMod val="109000"/>
+                <a:tint val="81000"/>
               </a:schemeClr>
             </a:gs>
           </a:gsLst>
-          <a:lin ang="16200000" scaled="1"/>
+          <a:lin ang="5400000" scaled="0"/>
         </a:gradFill>
         <a:gradFill rotWithShape="1">
           <a:gsLst>
             <a:gs pos="0">
               <a:schemeClr val="phClr">
-                <a:shade val="51000"/>
-                <a:satMod val="130000"/>
+                <a:satMod val="103000"/>
+                <a:lumMod val="102000"/>
+                <a:tint val="94000"/>
               </a:schemeClr>
             </a:gs>
-            <a:gs pos="80000">
+            <a:gs pos="50000">
               <a:schemeClr val="phClr">
-                <a:shade val="93000"/>
-                <a:satMod val="130000"/>
+                <a:satMod val="110000"/>
+                <a:lumMod val="100000"/>
+                <a:shade val="100000"/>
               </a:schemeClr>
             </a:gs>
             <a:gs pos="100000">
               <a:schemeClr val="phClr">
-                <a:shade val="94000"/>
-                <a:satMod val="135000"/>
+                <a:lumMod val="99000"/>
+                <a:satMod val="120000"/>
+                <a:shade val="78000"/>
               </a:schemeClr>
             </a:gs>
           </a:gsLst>
-          <a:lin ang="16200000" scaled="0"/>
+          <a:lin ang="5400000" scaled="0"/>
         </a:gradFill>
       </a:fillStyleLst>
       <a:lnStyleLst>
-        <a:ln w="9525" cap="flat" cmpd="sng" algn="ctr">
+        <a:ln w="12700" cap="flat" cmpd="sng" algn="ctr">
           <a:solidFill>
-            <a:schemeClr val="phClr">
-              <a:shade val="95000"/>
-              <a:satMod val="105000"/>
-            </a:schemeClr>
+            <a:schemeClr val="phClr"/>
           </a:solidFill>
           <a:prstDash val="solid"/>
+          <a:miter lim="800000"/>
+        </a:ln>
+        <a:ln w="19050" cap="flat" cmpd="sng" algn="ctr">
+          <a:solidFill>
+            <a:schemeClr val="phClr"/>
+          </a:solidFill>
+          <a:prstDash val="solid"/>
+          <a:miter lim="800000"/>
         </a:ln>
         <a:ln w="25400" cap="flat" cmpd="sng" algn="ctr">
           <a:solidFill>
             <a:schemeClr val="phClr"/>
           </a:solidFill>
           <a:prstDash val="solid"/>
-        </a:ln>
-        <a:ln w="38100" cap="flat" cmpd="sng" algn="ctr">
-          <a:solidFill>
-            <a:schemeClr val="phClr"/>
-          </a:solidFill>
-          <a:prstDash val="solid"/>
+          <a:miter lim="800000"/>
         </a:ln>
       </a:lnStyleLst>
       <a:effectStyleLst>
         <a:effectStyle>
+          <a:effectLst/>
+        </a:effectStyle>
+        <a:effectStyle>
+          <a:effectLst/>
+        </a:effectStyle>
+        <a:effectStyle>
           <a:effectLst>
-            <a:outerShdw blurRad="40000" dist="20000" dir="5400000" rotWithShape="0">
+            <a:outerShdw blurRad="57150" dist="19050" dir="5400000" algn="ctr" rotWithShape="0">
               <a:srgbClr val="000000">
-                <a:alpha val="38000"/>
+                <a:alpha val="63000"/>
               </a:srgbClr>
             </a:outerShdw>
           </a:effectLst>
-        </a:effectStyle>
-        <a:effectStyle>
-          <a:effectLst>
-            <a:outerShdw blurRad="40000" dist="23000" dir="5400000" rotWithShape="0">
-              <a:srgbClr val="000000">
-                <a:alpha val="35000"/>
-              </a:srgbClr>
-            </a:outerShdw>
-          </a:effectLst>
-        </a:effectStyle>
-        <a:effectStyle>
-          <a:effectLst>
-            <a:outerShdw blurRad="40000" dist="23000" dir="5400000" rotWithShape="0">
-              <a:srgbClr val="000000">
-                <a:alpha val="35000"/>
-              </a:srgbClr>
-            </a:outerShdw>
-          </a:effectLst>
-          <a:scene3d>
-            <a:camera prst="orthographicFront">
-              <a:rot lat="0" lon="0" rev="0"/>
-            </a:camera>
-            <a:lightRig rig="threePt" dir="t">
-              <a:rot lat="0" lon="0" rev="1200000"/>
-            </a:lightRig>
-          </a:scene3d>
-          <a:sp3d>
-            <a:bevelT w="63500" h="25400"/>
-          </a:sp3d>
         </a:effectStyle>
       </a:effectStyleLst>
       <a:bgFillStyleLst>
         <a:solidFill>
           <a:schemeClr val="phClr"/>
         </a:solidFill>
+        <a:solidFill>
+          <a:schemeClr val="phClr">
+            <a:tint val="95000"/>
+            <a:satMod val="170000"/>
+          </a:schemeClr>
+        </a:solidFill>
         <a:gradFill rotWithShape="1">
           <a:gsLst>
             <a:gs pos="0">
               <a:schemeClr val="phClr">
-                <a:tint val="40000"/>
-                <a:satMod val="350000"/>
+                <a:tint val="93000"/>
+                <a:satMod val="150000"/>
+                <a:shade val="98000"/>
+                <a:lumMod val="102000"/>
               </a:schemeClr>
             </a:gs>
-            <a:gs pos="40000">
+            <a:gs pos="50000">
               <a:schemeClr val="phClr">
-                <a:tint val="45000"/>
-                <a:shade val="99000"/>
-                <a:satMod val="350000"/>
+                <a:tint val="98000"/>
+                <a:satMod val="130000"/>
+                <a:shade val="90000"/>
+                <a:lumMod val="103000"/>
               </a:schemeClr>
             </a:gs>
             <a:gs pos="100000">
               <a:schemeClr val="phClr">
-                <a:shade val="20000"/>
-                <a:satMod val="255000"/>
+                <a:shade val="63000"/>
+                <a:satMod val="120000"/>
               </a:schemeClr>
             </a:gs>
           </a:gsLst>
-          <a:path path="circle">
-            <a:fillToRect l="50000" t="-80000" r="50000" b="180000"/>
-          </a:path>
-        </a:gradFill>
-        <a:gradFill rotWithShape="1">
-          <a:gsLst>
-            <a:gs pos="0">
-              <a:schemeClr val="phClr">
-                <a:tint val="80000"/>
-                <a:satMod val="300000"/>
-              </a:schemeClr>
-            </a:gs>
-            <a:gs pos="100000">
-              <a:schemeClr val="phClr">
-                <a:shade val="30000"/>
-                <a:satMod val="200000"/>
-              </a:schemeClr>
-            </a:gs>
-          </a:gsLst>
-          <a:path path="circle">
-            <a:fillToRect l="50000" t="50000" r="50000" b="50000"/>
-          </a:path>
+          <a:lin ang="5400000" scaled="0"/>
         </a:gradFill>
       </a:bgFillStyleLst>
     </a:fmtScheme>
   </a:themeElements>
-  <a:objectDefaults/>
+  <a:objectDefaults>
+    <a:lnDef>
+      <a:spPr/>
+      <a:bodyPr/>
+      <a:lstStyle/>
+      <a:style>
+        <a:lnRef idx="2">
+          <a:schemeClr val="accent1"/>
+        </a:lnRef>
+        <a:fillRef idx="0">
+          <a:schemeClr val="accent1"/>
+        </a:fillRef>
+        <a:effectRef idx="1">
+          <a:schemeClr val="accent1"/>
+        </a:effectRef>
+        <a:fontRef idx="minor">
+          <a:schemeClr val="tx1"/>
+        </a:fontRef>
+      </a:style>
+    </a:lnDef>
+  </a:objectDefaults>
   <a:extraClrSchemeLst/>
+  <a:extLst>
+    <a:ext uri="{05A4C25C-085E-4340-85A3-A5531E510DB2}">
+      <thm15:themeFamily xmlns:thm15="http://schemas.microsoft.com/office/thememl/2012/main" name="Office Theme" id="{2E142A2C-CD16-42D6-873A-C26D2A0506FA}" vid="{1BDDFF52-6CD6-40A5-AB3C-68EB2F1E4D0A}"/>
+    </a:ext>
+  </a:extLst>
 </a:theme>
-</file>
-
-<file path=customXml/item1.xml><?xml version="1.0" encoding="utf-8"?>
-<p:properties xmlns:p="http://schemas.microsoft.com/office/2006/metadata/properties" xmlns:xsi="http://www.w3.org/2001/XMLSchema-instance" xmlns:pc="http://schemas.microsoft.com/office/infopath/2007/PartnerControls">
-  <documentManagement>
-    <DirectSourceMarket xmlns="8289c1ac-6532-4c62-99f0-6d047703163c">english</DirectSourceMarket>
-    <ApprovalStatus xmlns="8289c1ac-6532-4c62-99f0-6d047703163c">InProgress</ApprovalStatus>
-    <MarketSpecific xmlns="8289c1ac-6532-4c62-99f0-6d047703163c">false</MarketSpecific>
-    <LocComments xmlns="8289c1ac-6532-4c62-99f0-6d047703163c" xsi:nil="true"/>
-    <ThumbnailAssetId xmlns="8289c1ac-6532-4c62-99f0-6d047703163c" xsi:nil="true"/>
-    <PrimaryImageGen xmlns="8289c1ac-6532-4c62-99f0-6d047703163c">false</PrimaryImageGen>
-    <LegacyData xmlns="8289c1ac-6532-4c62-99f0-6d047703163c" xsi:nil="true"/>
-    <NumericId xmlns="8289c1ac-6532-4c62-99f0-6d047703163c">-1</NumericId>
-    <TPFriendlyName xmlns="8289c1ac-6532-4c62-99f0-6d047703163c">Sales quote (Green design)</TPFriendlyName>
-    <BlockPublish xmlns="8289c1ac-6532-4c62-99f0-6d047703163c">false</BlockPublish>
-    <BusinessGroup xmlns="8289c1ac-6532-4c62-99f0-6d047703163c" xsi:nil="true"/>
-    <LocRecommendedHandoff xmlns="8289c1ac-6532-4c62-99f0-6d047703163c" xsi:nil="true"/>
-    <SourceTitle xmlns="8289c1ac-6532-4c62-99f0-6d047703163c">Sales quote (Green design)</SourceTitle>
-    <OpenTemplate xmlns="8289c1ac-6532-4c62-99f0-6d047703163c">true</OpenTemplate>
-    <APEditor xmlns="8289c1ac-6532-4c62-99f0-6d047703163c">
-      <UserInfo>
-        <DisplayName/>
-        <AccountId xsi:nil="true"/>
-        <AccountType/>
-      </UserInfo>
-    </APEditor>
-    <UALocComments xmlns="8289c1ac-6532-4c62-99f0-6d047703163c" xsi:nil="true"/>
-    <ParentAssetId xmlns="8289c1ac-6532-4c62-99f0-6d047703163c" xsi:nil="true"/>
-    <PublishStatusLookup xmlns="8289c1ac-6532-4c62-99f0-6d047703163c">
-      <Value>255110</Value>
-      <Value>258478</Value>
-    </PublishStatusLookup>
-    <FeatureTagsTaxHTField0 xmlns="8289c1ac-6532-4c62-99f0-6d047703163c">
-      <Terms xmlns="http://schemas.microsoft.com/office/infopath/2007/PartnerControls"/>
-    </FeatureTagsTaxHTField0>
-    <IntlLangReviewDate xmlns="8289c1ac-6532-4c62-99f0-6d047703163c" xsi:nil="true"/>
-    <Providers xmlns="8289c1ac-6532-4c62-99f0-6d047703163c" xsi:nil="true"/>
-    <MachineTranslated xmlns="8289c1ac-6532-4c62-99f0-6d047703163c">false</MachineTranslated>
-    <OriginalSourceMarket xmlns="8289c1ac-6532-4c62-99f0-6d047703163c">english</OriginalSourceMarket>
-    <TPInstallLocation xmlns="8289c1ac-6532-4c62-99f0-6d047703163c">{My Templates}</TPInstallLocation>
-    <ClipArtFilename xmlns="8289c1ac-6532-4c62-99f0-6d047703163c" xsi:nil="true"/>
-    <APDescription xmlns="8289c1ac-6532-4c62-99f0-6d047703163c" xsi:nil="true"/>
-    <ContentItem xmlns="8289c1ac-6532-4c62-99f0-6d047703163c" xsi:nil="true"/>
-    <PublishTargets xmlns="8289c1ac-6532-4c62-99f0-6d047703163c">OfficeOnline</PublishTargets>
-    <TimesCloned xmlns="8289c1ac-6532-4c62-99f0-6d047703163c" xsi:nil="true"/>
-    <EditorialStatus xmlns="8289c1ac-6532-4c62-99f0-6d047703163c" xsi:nil="true"/>
-    <TPLaunchHelpLinkType xmlns="8289c1ac-6532-4c62-99f0-6d047703163c">Template</TPLaunchHelpLinkType>
-    <LastModifiedDateTime xmlns="8289c1ac-6532-4c62-99f0-6d047703163c" xsi:nil="true"/>
-    <ScenarioTagsTaxHTField0 xmlns="8289c1ac-6532-4c62-99f0-6d047703163c">
-      <Terms xmlns="http://schemas.microsoft.com/office/infopath/2007/PartnerControls"/>
-    </ScenarioTagsTaxHTField0>
-    <OriginalRelease xmlns="8289c1ac-6532-4c62-99f0-6d047703163c">14</OriginalRelease>
-    <AssetStart xmlns="8289c1ac-6532-4c62-99f0-6d047703163c">2011-12-07T04:05:57+00:00</AssetStart>
-    <Provider xmlns="8289c1ac-6532-4c62-99f0-6d047703163c" xsi:nil="true"/>
-    <AcquiredFrom xmlns="8289c1ac-6532-4c62-99f0-6d047703163c">Internal MS</AcquiredFrom>
-    <FriendlyTitle xmlns="8289c1ac-6532-4c62-99f0-6d047703163c" xsi:nil="true"/>
-    <LastHandOff xmlns="8289c1ac-6532-4c62-99f0-6d047703163c" xsi:nil="true"/>
-    <LocalizationTagsTaxHTField0 xmlns="8289c1ac-6532-4c62-99f0-6d047703163c">
-      <Terms xmlns="http://schemas.microsoft.com/office/infopath/2007/PartnerControls"/>
-    </LocalizationTagsTaxHTField0>
-    <TPClientViewer xmlns="8289c1ac-6532-4c62-99f0-6d047703163c">Microsoft Office Word</TPClientViewer>
-    <Manager xmlns="8289c1ac-6532-4c62-99f0-6d047703163c" xsi:nil="true"/>
-    <UACurrentWords xmlns="8289c1ac-6532-4c62-99f0-6d047703163c" xsi:nil="true"/>
-    <UALocRecommendation xmlns="8289c1ac-6532-4c62-99f0-6d047703163c">Localize</UALocRecommendation>
-    <ArtSampleDocs xmlns="8289c1ac-6532-4c62-99f0-6d047703163c" xsi:nil="true"/>
-    <CSXHash xmlns="8289c1ac-6532-4c62-99f0-6d047703163c" xsi:nil="true"/>
-    <IsDeleted xmlns="8289c1ac-6532-4c62-99f0-6d047703163c">false</IsDeleted>
-    <ShowIn xmlns="8289c1ac-6532-4c62-99f0-6d047703163c">Show everywhere</ShowIn>
-    <UANotes xmlns="8289c1ac-6532-4c62-99f0-6d047703163c" xsi:nil="true"/>
-    <TemplateStatus xmlns="8289c1ac-6532-4c62-99f0-6d047703163c">Complete</TemplateStatus>
-    <Downloads xmlns="8289c1ac-6532-4c62-99f0-6d047703163c">0</Downloads>
-    <VoteCount xmlns="8289c1ac-6532-4c62-99f0-6d047703163c" xsi:nil="true"/>
-    <OOCacheId xmlns="8289c1ac-6532-4c62-99f0-6d047703163c" xsi:nil="true"/>
-    <InternalTagsTaxHTField0 xmlns="8289c1ac-6532-4c62-99f0-6d047703163c">
-      <Terms xmlns="http://schemas.microsoft.com/office/infopath/2007/PartnerControls"/>
-    </InternalTagsTaxHTField0>
-    <CSXSubmissionMarket xmlns="8289c1ac-6532-4c62-99f0-6d047703163c" xsi:nil="true"/>
-    <AssetExpire xmlns="8289c1ac-6532-4c62-99f0-6d047703163c">2035-01-01T00:00:00+00:00</AssetExpire>
-    <DSATActionTaken xmlns="8289c1ac-6532-4c62-99f0-6d047703163c" xsi:nil="true"/>
-    <TPExecutable xmlns="8289c1ac-6532-4c62-99f0-6d047703163c" xsi:nil="true"/>
-    <SubmitterId xmlns="8289c1ac-6532-4c62-99f0-6d047703163c" xsi:nil="true"/>
-    <EditorialTags xmlns="8289c1ac-6532-4c62-99f0-6d047703163c" xsi:nil="true"/>
-    <AssetType xmlns="8289c1ac-6532-4c62-99f0-6d047703163c">TP</AssetType>
-    <BugNumber xmlns="8289c1ac-6532-4c62-99f0-6d047703163c">467</BugNumber>
-    <CSXUpdate xmlns="8289c1ac-6532-4c62-99f0-6d047703163c">false</CSXUpdate>
-    <CSXSubmissionDate xmlns="8289c1ac-6532-4c62-99f0-6d047703163c" xsi:nil="true"/>
-    <ApprovalLog xmlns="8289c1ac-6532-4c62-99f0-6d047703163c" xsi:nil="true"/>
-    <Milestone xmlns="8289c1ac-6532-4c62-99f0-6d047703163c" xsi:nil="true"/>
-    <OriginAsset xmlns="8289c1ac-6532-4c62-99f0-6d047703163c" xsi:nil="true"/>
-    <TPComponent xmlns="8289c1ac-6532-4c62-99f0-6d047703163c">WORDFiles</TPComponent>
-    <RecommendationsModifier xmlns="8289c1ac-6532-4c62-99f0-6d047703163c" xsi:nil="true"/>
-    <AssetId xmlns="8289c1ac-6532-4c62-99f0-6d047703163c">TP010377331</AssetId>
-    <TPApplication xmlns="8289c1ac-6532-4c62-99f0-6d047703163c">Word</TPApplication>
-    <TPLaunchHelpLink xmlns="8289c1ac-6532-4c62-99f0-6d047703163c" xsi:nil="true"/>
-    <IntlLocPriority xmlns="8289c1ac-6532-4c62-99f0-6d047703163c" xsi:nil="true"/>
-    <PolicheckWords xmlns="8289c1ac-6532-4c62-99f0-6d047703163c" xsi:nil="true"/>
-    <CrawlForDependencies xmlns="8289c1ac-6532-4c62-99f0-6d047703163c">false</CrawlForDependencies>
-    <HandoffToMSDN xmlns="8289c1ac-6532-4c62-99f0-6d047703163c" xsi:nil="true"/>
-    <IntlLangReviewer xmlns="8289c1ac-6532-4c62-99f0-6d047703163c" xsi:nil="true"/>
-    <PlannedPubDate xmlns="8289c1ac-6532-4c62-99f0-6d047703163c" xsi:nil="true"/>
-    <TrustLevel xmlns="8289c1ac-6532-4c62-99f0-6d047703163c">1 Microsoft Managed Content</TrustLevel>
-    <LocLastLocAttemptVersionLookup xmlns="8289c1ac-6532-4c62-99f0-6d047703163c">110370</LocLastLocAttemptVersionLookup>
-    <TemplateTemplateType xmlns="8289c1ac-6532-4c62-99f0-6d047703163c">Word 2007 Default</TemplateTemplateType>
-    <IsSearchable xmlns="8289c1ac-6532-4c62-99f0-6d047703163c">false</IsSearchable>
-    <TPNamespace xmlns="8289c1ac-6532-4c62-99f0-6d047703163c">WINWORD</TPNamespace>
-    <CampaignTagsTaxHTField0 xmlns="8289c1ac-6532-4c62-99f0-6d047703163c">
-      <Terms xmlns="http://schemas.microsoft.com/office/infopath/2007/PartnerControls"/>
-    </CampaignTagsTaxHTField0>
-    <TaxCatchAll xmlns="8289c1ac-6532-4c62-99f0-6d047703163c"/>
-    <Markets xmlns="8289c1ac-6532-4c62-99f0-6d047703163c"/>
-    <IntlLangReview xmlns="8289c1ac-6532-4c62-99f0-6d047703163c">false</IntlLangReview>
-    <UAProjectedTotalWords xmlns="8289c1ac-6532-4c62-99f0-6d047703163c" xsi:nil="true"/>
-    <OutputCachingOn xmlns="8289c1ac-6532-4c62-99f0-6d047703163c">false</OutputCachingOn>
-    <TPAppVersion xmlns="8289c1ac-6532-4c62-99f0-6d047703163c">12</TPAppVersion>
-    <TPCommandLine xmlns="8289c1ac-6532-4c62-99f0-6d047703163c">{WD} /f {FilePath}</TPCommandLine>
-    <APAuthor xmlns="8289c1ac-6532-4c62-99f0-6d047703163c">
-      <UserInfo>
-        <DisplayName/>
-        <AccountId>1073741823</AccountId>
-        <AccountType/>
-      </UserInfo>
-    </APAuthor>
-    <LocManualTestRequired xmlns="8289c1ac-6532-4c62-99f0-6d047703163c">false</LocManualTestRequired>
-    <LocMarketGroupTiers2 xmlns="8289c1ac-6532-4c62-99f0-6d047703163c" xsi:nil="true"/>
-  </documentManagement>
-</p:properties>
-</file>
-
-<file path=customXml/item2.xml><?xml version="1.0" encoding="utf-8"?>
-<?mso-contentType ?>
-<FormTemplates xmlns="http://schemas.microsoft.com/sharepoint/v3/contenttype/forms">
-  <Display>DocumentLibraryForm</Display>
-  <Edit>AssetEditForm</Edit>
-  <New>DocumentLibraryForm</New>
-</FormTemplates>
-</file>
-
-<file path=customXml/item3.xml><?xml version="1.0" encoding="utf-8"?>
-<ct:contentTypeSchema xmlns:ct="http://schemas.microsoft.com/office/2006/metadata/contentType" xmlns:ma="http://schemas.microsoft.com/office/2006/metadata/properties/metaAttributes" ct:_="" ma:_="" ma:contentTypeName="TemplateFile" ma:contentTypeID="0x0101005EB5FCBB1E5ECD4D83FA6E62BA4F98FF04003B76559807ED7042AFCC9CD6E0E16B7A" ma:contentTypeVersion="56" ma:contentTypeDescription="Create a new document." ma:contentTypeScope="" ma:versionID="1bb8166288bc6583df760821a8465e9a">
-  <xsd:schema xmlns:xsd="http://www.w3.org/2001/XMLSchema" xmlns:xs="http://www.w3.org/2001/XMLSchema" xmlns:p="http://schemas.microsoft.com/office/2006/metadata/properties" xmlns:ns2="8289c1ac-6532-4c62-99f0-6d047703163c" targetNamespace="http://schemas.microsoft.com/office/2006/metadata/properties" ma:root="true" ma:fieldsID="72dad6d391a7c203314e0cd163637bed" ns2:_="">
-    <xsd:import namespace="8289c1ac-6532-4c62-99f0-6d047703163c"/>
-    <xsd:element name="properties">
-      <xsd:complexType>
-        <xsd:sequence>
-          <xsd:element name="documentManagement">
-            <xsd:complexType>
-              <xsd:all>
-                <xsd:element ref="ns2:AcquiredFrom" minOccurs="0"/>
-                <xsd:element ref="ns2:UACurrentWords" minOccurs="0"/>
-                <xsd:element ref="ns2:TPApplication" minOccurs="0"/>
-                <xsd:element ref="ns2:ApprovalLog" minOccurs="0"/>
-                <xsd:element ref="ns2:ApprovalStatus" minOccurs="0"/>
-                <xsd:element ref="ns2:AssetStart" minOccurs="0"/>
-                <xsd:element ref="ns2:AssetExpire" minOccurs="0"/>
-                <xsd:element ref="ns2:AssetId" minOccurs="0"/>
-                <xsd:element ref="ns2:IsSearchable" minOccurs="0"/>
-                <xsd:element ref="ns2:AssetType" minOccurs="0"/>
-                <xsd:element ref="ns2:APAuthor" minOccurs="0"/>
-                <xsd:element ref="ns2:BlockPublish" minOccurs="0"/>
-                <xsd:element ref="ns2:BugNumber" minOccurs="0"/>
-                <xsd:element ref="ns2:CampaignTagsTaxHTField0" minOccurs="0"/>
-                <xsd:element ref="ns2:TPClientViewer" minOccurs="0"/>
-                <xsd:element ref="ns2:ClipArtFilename" minOccurs="0"/>
-                <xsd:element ref="ns2:TPCommandLine" minOccurs="0"/>
-                <xsd:element ref="ns2:TPComponent" minOccurs="0"/>
-                <xsd:element ref="ns2:ContentItem" minOccurs="0"/>
-                <xsd:element ref="ns2:CrawlForDependencies" minOccurs="0"/>
-                <xsd:element ref="ns2:CSXHash" minOccurs="0"/>
-                <xsd:element ref="ns2:CSXSubmissionMarket" minOccurs="0"/>
-                <xsd:element ref="ns2:CSXUpdate" minOccurs="0"/>
-                <xsd:element ref="ns2:IntlLangReviewDate" minOccurs="0"/>
-                <xsd:element ref="ns2:IsDeleted" minOccurs="0"/>
-                <xsd:element ref="ns2:APDescription" minOccurs="0"/>
-                <xsd:element ref="ns2:DirectSourceMarket" minOccurs="0"/>
-                <xsd:element ref="ns2:Downloads" minOccurs="0"/>
-                <xsd:element ref="ns2:DSATActionTaken" minOccurs="0"/>
-                <xsd:element ref="ns2:APEditor" minOccurs="0"/>
-                <xsd:element ref="ns2:EditorialStatus" minOccurs="0"/>
-                <xsd:element ref="ns2:EditorialTags" minOccurs="0"/>
-                <xsd:element ref="ns2:TPExecutable" minOccurs="0"/>
-                <xsd:element ref="ns2:FeatureTagsTaxHTField0" minOccurs="0"/>
-                <xsd:element ref="ns2:TPFriendlyName" minOccurs="0"/>
-                <xsd:element ref="ns2:FriendlyTitle" minOccurs="0"/>
-                <xsd:element ref="ns2:PrimaryImageGen" minOccurs="0"/>
-                <xsd:element ref="ns2:HandoffToMSDN" minOccurs="0"/>
-                <xsd:element ref="ns2:InProjectListLookup" minOccurs="0"/>
-                <xsd:element ref="ns2:TPInstallLocation" minOccurs="0"/>
-                <xsd:element ref="ns2:InternalTagsTaxHTField0" minOccurs="0"/>
-                <xsd:element ref="ns2:IntlLangReview" minOccurs="0"/>
-                <xsd:element ref="ns2:IntlLangReviewer" minOccurs="0"/>
-                <xsd:element ref="ns2:MarketSpecific" minOccurs="0"/>
-                <xsd:element ref="ns2:LastCompleteVersionLookup" minOccurs="0"/>
-                <xsd:element ref="ns2:LastHandOff" minOccurs="0"/>
-                <xsd:element ref="ns2:LastModifiedDateTime" minOccurs="0"/>
-                <xsd:element ref="ns2:LastPreviewErrorLookup" minOccurs="0"/>
-                <xsd:element ref="ns2:LastPreviewResultLookup" minOccurs="0"/>
-                <xsd:element ref="ns2:LastPreviewAttemptDateLookup" minOccurs="0"/>
-                <xsd:element ref="ns2:LastPreviewedByLookup" minOccurs="0"/>
-                <xsd:element ref="ns2:LastPreviewTimeLookup" minOccurs="0"/>
-                <xsd:element ref="ns2:LastPreviewVersionLookup" minOccurs="0"/>
-                <xsd:element ref="ns2:LastPublishErrorLookup" minOccurs="0"/>
-                <xsd:element ref="ns2:LastPublishResultLookup" minOccurs="0"/>
-                <xsd:element ref="ns2:LastPublishAttemptDateLookup" minOccurs="0"/>
-                <xsd:element ref="ns2:LastPublishedByLookup" minOccurs="0"/>
-                <xsd:element ref="ns2:LastPublishTimeLookup" minOccurs="0"/>
-                <xsd:element ref="ns2:LastPublishVersionLookup" minOccurs="0"/>
-                <xsd:element ref="ns2:TPLaunchHelpLinkType" minOccurs="0"/>
-                <xsd:element ref="ns2:LegacyData" minOccurs="0"/>
-                <xsd:element ref="ns2:TPLaunchHelpLink" minOccurs="0"/>
-                <xsd:element ref="ns2:LocComments" minOccurs="0"/>
-                <xsd:element ref="ns2:LocLastLocAttemptVersionLookup" minOccurs="0"/>
-                <xsd:element ref="ns2:LocLastLocAttemptVersionTypeLookup" minOccurs="0"/>
-                <xsd:element ref="ns2:LocManualTestRequired" minOccurs="0"/>
-                <xsd:element ref="ns2:LocMarketGroupTiers2" minOccurs="0"/>
-                <xsd:element ref="ns2:LocNewPublishedVersionLookup" minOccurs="0"/>
-                <xsd:element ref="ns2:LocOverallHandbackStatusLookup" minOccurs="0"/>
-                <xsd:element ref="ns2:LocOverallLocStatusLookup" minOccurs="0"/>
-                <xsd:element ref="ns2:LocOverallPreviewStatusLookup" minOccurs="0"/>
-                <xsd:element ref="ns2:LocOverallPublishStatusLookup" minOccurs="0"/>
-                <xsd:element ref="ns2:IntlLocPriority" minOccurs="0"/>
-                <xsd:element ref="ns2:LocProcessedForHandoffsLookup" minOccurs="0"/>
-                <xsd:element ref="ns2:LocProcessedForMarketsLookup" minOccurs="0"/>
-                <xsd:element ref="ns2:LocPublishedDependentAssetsLookup" minOccurs="0"/>
-                <xsd:element ref="ns2:LocPublishedLinkedAssetsLookup" minOccurs="0"/>
-                <xsd:element ref="ns2:LocRecommendedHandoff" minOccurs="0"/>
-                <xsd:element ref="ns2:LocalizationTagsTaxHTField0" minOccurs="0"/>
-                <xsd:element ref="ns2:MachineTranslated" minOccurs="0"/>
-                <xsd:element ref="ns2:Manager" minOccurs="0"/>
-                <xsd:element ref="ns2:Markets" minOccurs="0"/>
-                <xsd:element ref="ns2:Milestone" minOccurs="0"/>
-                <xsd:element ref="ns2:TPNamespace" minOccurs="0"/>
-                <xsd:element ref="ns2:NumericId" minOccurs="0"/>
-                <xsd:element ref="ns2:NumOfRatingsLookup" minOccurs="0"/>
-                <xsd:element ref="ns2:OOCacheId" minOccurs="0"/>
-                <xsd:element ref="ns2:OpenTemplate" minOccurs="0"/>
-                <xsd:element ref="ns2:OriginAsset" minOccurs="0"/>
-                <xsd:element ref="ns2:OriginalRelease" minOccurs="0"/>
-                <xsd:element ref="ns2:OriginalSourceMarket" minOccurs="0"/>
-                <xsd:element ref="ns2:OutputCachingOn" minOccurs="0"/>
-                <xsd:element ref="ns2:ParentAssetId" minOccurs="0"/>
-                <xsd:element ref="ns2:PlannedPubDate" minOccurs="0"/>
-                <xsd:element ref="ns2:PolicheckWords" minOccurs="0"/>
-                <xsd:element ref="ns2:BusinessGroup" minOccurs="0"/>
-                <xsd:element ref="ns2:UAProjectedTotalWords" minOccurs="0"/>
-                <xsd:element ref="ns2:Provider" minOccurs="0"/>
-                <xsd:element ref="ns2:Providers" minOccurs="0"/>
-                <xsd:element ref="ns2:PublishStatusLookup" minOccurs="0"/>
-                <xsd:element ref="ns2:PublishTargets" minOccurs="0"/>
-                <xsd:element ref="ns2:RecommendationsModifier" minOccurs="0"/>
-                <xsd:element ref="ns2:ArtSampleDocs" minOccurs="0"/>
-                <xsd:element ref="ns2:ScenarioTagsTaxHTField0" minOccurs="0"/>
-                <xsd:element ref="ns2:ShowIn" minOccurs="0"/>
-                <xsd:element ref="ns2:SourceTitle" minOccurs="0"/>
-                <xsd:element ref="ns2:CSXSubmissionDate" minOccurs="0"/>
-                <xsd:element ref="ns2:SubmitterId" minOccurs="0"/>
-                <xsd:element ref="ns2:TaxCatchAll" minOccurs="0"/>
-                <xsd:element ref="ns2:TaxCatchAllLabel" minOccurs="0"/>
-                <xsd:element ref="ns2:TemplateStatus" minOccurs="0"/>
-                <xsd:element ref="ns2:TemplateTemplateType" minOccurs="0"/>
-                <xsd:element ref="ns2:ThumbnailAssetId" minOccurs="0"/>
-                <xsd:element ref="ns2:TimesCloned" minOccurs="0"/>
-                <xsd:element ref="ns2:TrustLevel" minOccurs="0"/>
-                <xsd:element ref="ns2:UALocComments" minOccurs="0"/>
-                <xsd:element ref="ns2:UALocRecommendation" minOccurs="0"/>
-                <xsd:element ref="ns2:UANotes" minOccurs="0"/>
-                <xsd:element ref="ns2:TPAppVersion" minOccurs="0"/>
-                <xsd:element ref="ns2:VoteCount" minOccurs="0"/>
-              </xsd:all>
-            </xsd:complexType>
-          </xsd:element>
-        </xsd:sequence>
-      </xsd:complexType>
-    </xsd:element>
-  </xsd:schema>
-  <xsd:schema xmlns:xsd="http://www.w3.org/2001/XMLSchema" xmlns:xs="http://www.w3.org/2001/XMLSchema" xmlns:dms="http://schemas.microsoft.com/office/2006/documentManagement/types" xmlns:pc="http://schemas.microsoft.com/office/infopath/2007/PartnerControls" targetNamespace="8289c1ac-6532-4c62-99f0-6d047703163c" elementFormDefault="qualified">
-    <xsd:import namespace="http://schemas.microsoft.com/office/2006/documentManagement/types"/>
-    <xsd:import namespace="http://schemas.microsoft.com/office/infopath/2007/PartnerControls"/>
-    <xsd:element name="AcquiredFrom" ma:index="1" nillable="true" ma:displayName="Acquired From" ma:default="Internal MS" ma:internalName="AcquiredFrom" ma:readOnly="false">
-      <xsd:simpleType>
-        <xsd:restriction base="dms:Choice">
-          <xsd:enumeration value="Internal MS"/>
-          <xsd:enumeration value="Community"/>
-          <xsd:enumeration value="MVP"/>
-          <xsd:enumeration value="Publisher"/>
-          <xsd:enumeration value="Partner"/>
-          <xsd:enumeration value="None"/>
-        </xsd:restriction>
-      </xsd:simpleType>
-    </xsd:element>
-    <xsd:element name="UACurrentWords" ma:index="2" nillable="true" ma:displayName="Actual Word Count" ma:default="" ma:internalName="UACurrentWords" ma:readOnly="false">
-      <xsd:simpleType>
-        <xsd:restriction base="dms:Unknown"/>
-      </xsd:simpleType>
-    </xsd:element>
-    <xsd:element name="TPApplication" ma:index="3" nillable="true" ma:displayName="Application to Open Template With" ma:default="" ma:internalName="TPApplication">
-      <xsd:simpleType>
-        <xsd:restriction base="dms:Text"/>
-      </xsd:simpleType>
-    </xsd:element>
-    <xsd:element name="ApprovalLog" ma:index="4" nillable="true" ma:displayName="Approval Log" ma:default="" ma:hidden="true" ma:internalName="ApprovalLog" ma:readOnly="false">
-      <xsd:simpleType>
-        <xsd:restriction base="dms:Note"/>
-      </xsd:simpleType>
-    </xsd:element>
-    <xsd:element name="ApprovalStatus" ma:index="5" nillable="true" ma:displayName="Approval Status" ma:default="InProgress" ma:internalName="ApprovalStatus" ma:readOnly="false">
-      <xsd:simpleType>
-        <xsd:restriction base="dms:Choice">
-          <xsd:enumeration value="InProgress"/>
-          <xsd:enumeration value="Rejected"/>
-          <xsd:enumeration value="Questionable"/>
-          <xsd:enumeration value="ApprovedAutomatic"/>
-          <xsd:enumeration value="ApprovedManual"/>
-          <xsd:enumeration value="On Hold"/>
-          <xsd:enumeration value="Needs Review"/>
-          <xsd:enumeration value="A Violation"/>
-          <xsd:enumeration value="Unpublished Violation"/>
-        </xsd:restriction>
-      </xsd:simpleType>
-    </xsd:element>
-    <xsd:element name="AssetStart" ma:index="6" nillable="true" ma:displayName="Asset Begin Date" ma:default="[Today]" ma:internalName="AssetStart" ma:readOnly="false">
-      <xsd:simpleType>
-        <xsd:restriction base="dms:DateTime"/>
-      </xsd:simpleType>
-    </xsd:element>
-    <xsd:element name="AssetExpire" ma:index="7" nillable="true" ma:displayName="Asset End Date" ma:default="2029-01-01T00:00:00Z" ma:internalName="AssetExpire" ma:readOnly="false">
-      <xsd:simpleType>
-        <xsd:restriction base="dms:DateTime"/>
-      </xsd:simpleType>
-    </xsd:element>
-    <xsd:element name="AssetId" ma:index="8" nillable="true" ma:displayName="Asset ID" ma:default="" ma:indexed="true" ma:internalName="AssetId" ma:readOnly="false">
-      <xsd:simpleType>
-        <xsd:restriction base="dms:Text">
-          <xsd:maxLength value="255"/>
-        </xsd:restriction>
-      </xsd:simpleType>
-    </xsd:element>
-    <xsd:element name="IsSearchable" ma:index="9" nillable="true" ma:displayName="Asset Searchable?" ma:default="true" ma:internalName="IsSearchable" ma:readOnly="false">
-      <xsd:simpleType>
-        <xsd:restriction base="dms:Boolean"/>
-      </xsd:simpleType>
-    </xsd:element>
-    <xsd:element name="AssetType" ma:index="10" nillable="true" ma:displayName="Asset Type" ma:default="" ma:internalName="AssetType" ma:readOnly="false">
-      <xsd:simpleType>
-        <xsd:restriction base="dms:Unknown"/>
-      </xsd:simpleType>
-    </xsd:element>
-    <xsd:element name="APAuthor" ma:index="11" nillable="true" ma:displayName="Author" ma:default="" ma:list="UserInfo" ma:internalName="APAuthor" ma:readOnly="false">
-      <xsd:complexType>
-        <xsd:complexContent>
-          <xsd:extension base="dms:User">
-            <xsd:sequence>
-              <xsd:element name="UserInfo" minOccurs="0" maxOccurs="unbounded">
-                <xsd:complexType>
-                  <xsd:sequence>
-                    <xsd:element name="DisplayName" type="xsd:string" minOccurs="0"/>
-                    <xsd:element name="AccountId" type="dms:UserId" minOccurs="0" nillable="true"/>
-                    <xsd:element name="AccountType" type="xsd:string" minOccurs="0"/>
-                  </xsd:sequence>
-                </xsd:complexType>
-              </xsd:element>
-            </xsd:sequence>
-          </xsd:extension>
-        </xsd:complexContent>
-      </xsd:complexType>
-    </xsd:element>
-    <xsd:element name="BlockPublish" ma:index="12" nillable="true" ma:displayName="Block from Publishing?" ma:default="" ma:internalName="BlockPublish" ma:readOnly="false">
-      <xsd:simpleType>
-        <xsd:restriction base="dms:Boolean"/>
-      </xsd:simpleType>
-    </xsd:element>
-    <xsd:element name="BugNumber" ma:index="13" nillable="true" ma:displayName="Bug Number" ma:default="" ma:internalName="BugNumber" ma:readOnly="false">
-      <xsd:simpleType>
-        <xsd:restriction base="dms:Text"/>
-      </xsd:simpleType>
-    </xsd:element>
-    <xsd:element name="CampaignTagsTaxHTField0" ma:index="15" nillable="true" ma:taxonomy="true" ma:internalName="CampaignTagsTaxHTField0" ma:taxonomyFieldName="CampaignTags" ma:displayName="Campaigns" ma:readOnly="false" ma:default="" ma:fieldId="{bdf52740-a1d7-4610-92ff-f21b5e9dc0f6}" ma:taxonomyMulti="true" ma:sspId="8f79753a-75d3-41f5-8ca3-40b843941b4f" ma:termSetId="ca0e50d4-faa1-44ce-961e-bb1441c60e66" ma:anchorId="00000000-0000-0000-0000-000000000000" ma:open="false" ma:isKeyword="false">
-      <xsd:complexType>
-        <xsd:sequence>
-          <xsd:element ref="pc:Terms" minOccurs="0" maxOccurs="1"/>
-        </xsd:sequence>
-      </xsd:complexType>
-    </xsd:element>
-    <xsd:element name="TPClientViewer" ma:index="16" nillable="true" ma:displayName="Client Viewer" ma:default="" ma:internalName="TPClientViewer">
-      <xsd:simpleType>
-        <xsd:restriction base="dms:Text"/>
-      </xsd:simpleType>
-    </xsd:element>
-    <xsd:element name="ClipArtFilename" ma:index="17" nillable="true" ma:displayName="Clip Art Name" ma:default="" ma:internalName="ClipArtFilename" ma:readOnly="false">
-      <xsd:simpleType>
-        <xsd:restriction base="dms:Text"/>
-      </xsd:simpleType>
-    </xsd:element>
-    <xsd:element name="TPCommandLine" ma:index="18" nillable="true" ma:displayName="Command Line" ma:default="" ma:internalName="TPCommandLine">
-      <xsd:simpleType>
-        <xsd:restriction base="dms:Text"/>
-      </xsd:simpleType>
-    </xsd:element>
-    <xsd:element name="TPComponent" ma:index="19" nillable="true" ma:displayName="Component" ma:default="" ma:internalName="TPComponent">
-      <xsd:simpleType>
-        <xsd:restriction base="dms:Text"/>
-      </xsd:simpleType>
-    </xsd:element>
-    <xsd:element name="ContentItem" ma:index="20" nillable="true" ma:displayName="Content Item" ma:default="" ma:hidden="true" ma:internalName="ContentItem" ma:readOnly="false">
-      <xsd:simpleType>
-        <xsd:restriction base="dms:Unknown"/>
-      </xsd:simpleType>
-    </xsd:element>
-    <xsd:element name="CrawlForDependencies" ma:index="22" nillable="true" ma:displayName="Crawl for Dependencies?" ma:default="true" ma:internalName="CrawlForDependencies" ma:readOnly="false">
-      <xsd:simpleType>
-        <xsd:restriction base="dms:Boolean"/>
-      </xsd:simpleType>
-    </xsd:element>
-    <xsd:element name="CSXHash" ma:index="25" nillable="true" ma:displayName="CSX Hash" ma:default="" ma:indexed="true" ma:internalName="CSXHash" ma:readOnly="false">
-      <xsd:simpleType>
-        <xsd:restriction base="dms:Text"/>
-      </xsd:simpleType>
-    </xsd:element>
-    <xsd:element name="CSXSubmissionMarket" ma:index="26" nillable="true" ma:displayName="CSX Submission Market" ma:default="" ma:list="{96D3B97A-7091-4962-A628-1341EA054D1C}" ma:internalName="CSXSubmissionMarket" ma:readOnly="false" ma:showField="MarketName" ma:web="8289c1ac-6532-4c62-99f0-6d047703163c">
-      <xsd:simpleType>
-        <xsd:restriction base="dms:Lookup"/>
-      </xsd:simpleType>
-    </xsd:element>
-    <xsd:element name="CSXUpdate" ma:index="27" nillable="true" ma:displayName="CSX Updated?" ma:default="false" ma:internalName="CSXUpdate" ma:readOnly="false">
-      <xsd:simpleType>
-        <xsd:restriction base="dms:Boolean"/>
-      </xsd:simpleType>
-    </xsd:element>
-    <xsd:element name="IntlLangReviewDate" ma:index="28" nillable="true" ma:displayName="Date to Complete Intl QA" ma:default="" ma:internalName="IntlLangReviewDate" ma:readOnly="false">
-      <xsd:simpleType>
-        <xsd:restriction base="dms:DateTime"/>
-      </xsd:simpleType>
-    </xsd:element>
-    <xsd:element name="IsDeleted" ma:index="29" nillable="true" ma:displayName="Deleted?" ma:default="" ma:internalName="IsDeleted" ma:readOnly="false">
-      <xsd:simpleType>
-        <xsd:restriction base="dms:Boolean"/>
-      </xsd:simpleType>
-    </xsd:element>
-    <xsd:element name="APDescription" ma:index="30" nillable="true" ma:displayName="Description" ma:default="" ma:internalName="APDescription" ma:readOnly="false">
-      <xsd:simpleType>
-        <xsd:restriction base="dms:Note"/>
-      </xsd:simpleType>
-    </xsd:element>
-    <xsd:element name="DirectSourceMarket" ma:index="31" nillable="true" ma:displayName="Direct Source Market Group" ma:default="" ma:internalName="DirectSourceMarket" ma:readOnly="false">
-      <xsd:simpleType>
-        <xsd:restriction base="dms:Text"/>
-      </xsd:simpleType>
-    </xsd:element>
-    <xsd:element name="Downloads" ma:index="32" nillable="true" ma:displayName="Downloads" ma:default="0" ma:hidden="true" ma:internalName="Downloads" ma:readOnly="false">
-      <xsd:simpleType>
-        <xsd:restriction base="dms:Unknown"/>
-      </xsd:simpleType>
-    </xsd:element>
-    <xsd:element name="DSATActionTaken" ma:index="33" nillable="true" ma:displayName="DSAT Action Taken" ma:default="" ma:internalName="DSATActionTaken" ma:readOnly="false">
-      <xsd:simpleType>
-        <xsd:restriction base="dms:Choice">
-          <xsd:enumeration value="Best Bets"/>
-          <xsd:enumeration value="Expire"/>
-          <xsd:enumeration value="Hide"/>
-          <xsd:enumeration value="None"/>
-        </xsd:restriction>
-      </xsd:simpleType>
-    </xsd:element>
-    <xsd:element name="APEditor" ma:index="34" nillable="true" ma:displayName="Editor" ma:default="" ma:list="UserInfo" ma:internalName="APEditor" ma:readOnly="false">
-      <xsd:complexType>
-        <xsd:complexContent>
-          <xsd:extension base="dms:User">
-            <xsd:sequence>
-              <xsd:element name="UserInfo" minOccurs="0" maxOccurs="unbounded">
-                <xsd:complexType>
-                  <xsd:sequence>
-                    <xsd:element name="DisplayName" type="xsd:string" minOccurs="0"/>
-                    <xsd:element name="AccountId" type="dms:UserId" minOccurs="0" nillable="true"/>
-                    <xsd:element name="AccountType" type="xsd:string" minOccurs="0"/>
-                  </xsd:sequence>
-                </xsd:complexType>
-              </xsd:element>
-            </xsd:sequence>
-          </xsd:extension>
-        </xsd:complexContent>
-      </xsd:complexType>
-    </xsd:element>
-    <xsd:element name="EditorialStatus" ma:index="35" nillable="true" ma:displayName="Editorial Status" ma:default="" ma:internalName="EditorialStatus" ma:readOnly="false">
-      <xsd:simpleType>
-        <xsd:restriction base="dms:Unknown"/>
-      </xsd:simpleType>
-    </xsd:element>
-    <xsd:element name="EditorialTags" ma:index="36" nillable="true" ma:displayName="Editorial Tags" ma:default="" ma:internalName="EditorialTags">
-      <xsd:simpleType>
-        <xsd:restriction base="dms:Unknown"/>
-      </xsd:simpleType>
-    </xsd:element>
-    <xsd:element name="TPExecutable" ma:index="37" nillable="true" ma:displayName="Executable" ma:default="" ma:internalName="TPExecutable">
-      <xsd:simpleType>
-        <xsd:restriction base="dms:Text"/>
-      </xsd:simpleType>
-    </xsd:element>
-    <xsd:element name="FeatureTagsTaxHTField0" ma:index="39" nillable="true" ma:taxonomy="true" ma:internalName="FeatureTagsTaxHTField0" ma:taxonomyFieldName="FeatureTags" ma:displayName="Features" ma:readOnly="false" ma:default="" ma:fieldId="{b1724e4d-c2fd-4cce-a4dc-25a6fb8b18d0}" ma:taxonomyMulti="true" ma:sspId="8f79753a-75d3-41f5-8ca3-40b843941b4f" ma:termSetId="f1ab6845-967d-4854-a0ba-4ec07f0f8113" ma:anchorId="00000000-0000-0000-0000-000000000000" ma:open="false" ma:isKeyword="false">
-      <xsd:complexType>
-        <xsd:sequence>
-          <xsd:element ref="pc:Terms" minOccurs="0" maxOccurs="1"/>
-        </xsd:sequence>
-      </xsd:complexType>
-    </xsd:element>
-    <xsd:element name="TPFriendlyName" ma:index="40" nillable="true" ma:displayName="Friendly Name" ma:default="" ma:internalName="TPFriendlyName">
-      <xsd:simpleType>
-        <xsd:restriction base="dms:Text"/>
-      </xsd:simpleType>
-    </xsd:element>
-    <xsd:element name="FriendlyTitle" ma:index="41" nillable="true" ma:displayName="Friendly Title" ma:default="" ma:description="Shorter title to be used when displaying search results" ma:internalName="FriendlyTitle" ma:readOnly="false">
-      <xsd:simpleType>
-        <xsd:restriction base="dms:Text"/>
-      </xsd:simpleType>
-    </xsd:element>
-    <xsd:element name="PrimaryImageGen" ma:index="42" nillable="true" ma:displayName="Generate Images?" ma:default="true" ma:internalName="PrimaryImageGen">
-      <xsd:simpleType>
-        <xsd:restriction base="dms:Boolean"/>
-      </xsd:simpleType>
-    </xsd:element>
-    <xsd:element name="HandoffToMSDN" ma:index="43" nillable="true" ma:displayName="Handoff To MSDN Date" ma:default="" ma:internalName="HandoffToMSDN" ma:readOnly="false">
-      <xsd:simpleType>
-        <xsd:restriction base="dms:DateTime"/>
-      </xsd:simpleType>
-    </xsd:element>
-    <xsd:element name="InProjectListLookup" ma:index="44" nillable="true" ma:displayName="InProjectListLookup" ma:list="{A3699821-3E8B-4D34-8D50-9149D36CA131}" ma:internalName="InProjectListLookup" ma:readOnly="true" ma:showField="InProjectList" ma:web="8289c1ac-6532-4c62-99f0-6d047703163c">
-      <xsd:complexType>
-        <xsd:complexContent>
-          <xsd:extension base="dms:MultiChoiceLookup">
-            <xsd:sequence>
-              <xsd:element name="Value" type="dms:Lookup" maxOccurs="unbounded" minOccurs="0" nillable="true"/>
-            </xsd:sequence>
-          </xsd:extension>
-        </xsd:complexContent>
-      </xsd:complexType>
-    </xsd:element>
-    <xsd:element name="TPInstallLocation" ma:index="45" nillable="true" ma:displayName="Install Location" ma:default="" ma:internalName="TPInstallLocation">
-      <xsd:simpleType>
-        <xsd:restriction base="dms:Text"/>
-      </xsd:simpleType>
-    </xsd:element>
-    <xsd:element name="InternalTagsTaxHTField0" ma:index="47" nillable="true" ma:taxonomy="true" ma:internalName="InternalTagsTaxHTField0" ma:taxonomyFieldName="InternalTags" ma:displayName="Internal Tags" ma:readOnly="false" ma:default="" ma:fieldId="{cedb78af-5ed4-499f-9639-632dc4fda4cc}" ma:taxonomyMulti="true" ma:sspId="8f79753a-75d3-41f5-8ca3-40b843941b4f" ma:termSetId="82b6639e-f7fc-4c18-ad2d-003a6e707765" ma:anchorId="00000000-0000-0000-0000-000000000000" ma:open="false" ma:isKeyword="false">
-      <xsd:complexType>
-        <xsd:sequence>
-          <xsd:element ref="pc:Terms" minOccurs="0" maxOccurs="1"/>
-        </xsd:sequence>
-      </xsd:complexType>
-    </xsd:element>
-    <xsd:element name="IntlLangReview" ma:index="48" nillable="true" ma:displayName="Intl Lang QA Review Required?" ma:default="" ma:internalName="IntlLangReview" ma:readOnly="false">
-      <xsd:simpleType>
-        <xsd:restriction base="dms:Boolean"/>
-      </xsd:simpleType>
-    </xsd:element>
-    <xsd:element name="IntlLangReviewer" ma:index="49" nillable="true" ma:displayName="Intl Lang QA Reviewer" ma:default="" ma:internalName="IntlLangReviewer" ma:readOnly="false">
-      <xsd:simpleType>
-        <xsd:restriction base="dms:Text"/>
-      </xsd:simpleType>
-    </xsd:element>
-    <xsd:element name="MarketSpecific" ma:index="50" nillable="true" ma:displayName="Is Market Specific?" ma:default="" ma:internalName="MarketSpecific" ma:readOnly="false">
-      <xsd:simpleType>
-        <xsd:restriction base="dms:Boolean"/>
-      </xsd:simpleType>
-    </xsd:element>
-    <xsd:element name="LastCompleteVersionLookup" ma:index="51" nillable="true" ma:displayName="Last Complete Version Lookup" ma:default="" ma:list="{A3699821-3E8B-4D34-8D50-9149D36CA131}" ma:internalName="LastCompleteVersionLookup" ma:readOnly="true" ma:showField="LastCompleteVersion" ma:web="8289c1ac-6532-4c62-99f0-6d047703163c">
-      <xsd:complexType>
-        <xsd:complexContent>
-          <xsd:extension base="dms:MultiChoiceLookup">
-            <xsd:sequence>
-              <xsd:element name="Value" type="dms:Lookup" maxOccurs="unbounded" minOccurs="0" nillable="true"/>
-            </xsd:sequence>
-          </xsd:extension>
-        </xsd:complexContent>
-      </xsd:complexType>
-    </xsd:element>
-    <xsd:element name="LastHandOff" ma:index="52" nillable="true" ma:displayName="Last Hand-off" ma:default="" ma:internalName="LastHandOff" ma:readOnly="false">
-      <xsd:simpleType>
-        <xsd:restriction base="dms:DateTime"/>
-      </xsd:simpleType>
-    </xsd:element>
-    <xsd:element name="LastModifiedDateTime" ma:index="53" nillable="true" ma:displayName="Last Modified Date" ma:default="" ma:internalName="LastModifiedDateTime" ma:readOnly="false">
-      <xsd:simpleType>
-        <xsd:restriction base="dms:DateTime"/>
-      </xsd:simpleType>
-    </xsd:element>
-    <xsd:element name="LastPreviewErrorLookup" ma:index="54" nillable="true" ma:displayName="Last Preview Attempt Error" ma:default="" ma:list="{A3699821-3E8B-4D34-8D50-9149D36CA131}" ma:internalName="LastPreviewErrorLookup" ma:readOnly="true" ma:showField="LastPreviewError" ma:web="8289c1ac-6532-4c62-99f0-6d047703163c">
-      <xsd:complexType>
-        <xsd:complexContent>
-          <xsd:extension base="dms:MultiChoiceLookup">
-            <xsd:sequence>
-              <xsd:element name="Value" type="dms:Lookup" maxOccurs="unbounded" minOccurs="0" nillable="true"/>
-            </xsd:sequence>
-          </xsd:extension>
-        </xsd:complexContent>
-      </xsd:complexType>
-    </xsd:element>
-    <xsd:element name="LastPreviewResultLookup" ma:index="55" nillable="true" ma:displayName="Last Preview Attempt Result" ma:default="" ma:list="{A3699821-3E8B-4D34-8D50-9149D36CA131}" ma:internalName="LastPreviewResultLookup" ma:readOnly="true" ma:showField="LastPreviewResult" ma:web="8289c1ac-6532-4c62-99f0-6d047703163c">
-      <xsd:complexType>
-        <xsd:complexContent>
-          <xsd:extension base="dms:MultiChoiceLookup">
-            <xsd:sequence>
-              <xsd:element name="Value" type="dms:Lookup" maxOccurs="unbounded" minOccurs="0" nillable="true"/>
-            </xsd:sequence>
-          </xsd:extension>
-        </xsd:complexContent>
-      </xsd:complexType>
-    </xsd:element>
-    <xsd:element name="LastPreviewAttemptDateLookup" ma:index="56" nillable="true" ma:displayName="Last Preview Attempted On" ma:default="" ma:list="{A3699821-3E8B-4D34-8D50-9149D36CA131}" ma:internalName="LastPreviewAttemptDateLookup" ma:readOnly="true" ma:showField="LastPreviewAttemptDate" ma:web="8289c1ac-6532-4c62-99f0-6d047703163c">
-      <xsd:complexType>
-        <xsd:complexContent>
-          <xsd:extension base="dms:MultiChoiceLookup">
-            <xsd:sequence>
-              <xsd:element name="Value" type="dms:Lookup" maxOccurs="unbounded" minOccurs="0" nillable="true"/>
-            </xsd:sequence>
-          </xsd:extension>
-        </xsd:complexContent>
-      </xsd:complexType>
-    </xsd:element>
-    <xsd:element name="LastPreviewedByLookup" ma:index="57" nillable="true" ma:displayName="Last Previewed By" ma:default="" ma:list="{A3699821-3E8B-4D34-8D50-9149D36CA131}" ma:internalName="LastPreviewedByLookup" ma:readOnly="true" ma:showField="LastPreviewedBy" ma:web="8289c1ac-6532-4c62-99f0-6d047703163c">
-      <xsd:complexType>
-        <xsd:complexContent>
-          <xsd:extension base="dms:MultiChoiceLookup">
-            <xsd:sequence>
-              <xsd:element name="Value" type="dms:Lookup" maxOccurs="unbounded" minOccurs="0" nillable="true"/>
-            </xsd:sequence>
-          </xsd:extension>
-        </xsd:complexContent>
-      </xsd:complexType>
-    </xsd:element>
-    <xsd:element name="LastPreviewTimeLookup" ma:index="58" nillable="true" ma:displayName="Last Previewed Date" ma:default="" ma:list="{A3699821-3E8B-4D34-8D50-9149D36CA131}" ma:internalName="LastPreviewTimeLookup" ma:readOnly="true" ma:showField="LastPreviewTime" ma:web="8289c1ac-6532-4c62-99f0-6d047703163c">
-      <xsd:complexType>
-        <xsd:complexContent>
-          <xsd:extension base="dms:MultiChoiceLookup">
-            <xsd:sequence>
-              <xsd:element name="Value" type="dms:Lookup" maxOccurs="unbounded" minOccurs="0" nillable="true"/>
-            </xsd:sequence>
-          </xsd:extension>
-        </xsd:complexContent>
-      </xsd:complexType>
-    </xsd:element>
-    <xsd:element name="LastPreviewVersionLookup" ma:index="59" nillable="true" ma:displayName="Last Previewed Version" ma:default="" ma:list="{A3699821-3E8B-4D34-8D50-9149D36CA131}" ma:internalName="LastPreviewVersionLookup" ma:readOnly="true" ma:showField="LastPreviewVersion" ma:web="8289c1ac-6532-4c62-99f0-6d047703163c">
-      <xsd:complexType>
-        <xsd:complexContent>
-          <xsd:extension base="dms:MultiChoiceLookup">
-            <xsd:sequence>
-              <xsd:element name="Value" type="dms:Lookup" maxOccurs="unbounded" minOccurs="0" nillable="true"/>
-            </xsd:sequence>
-          </xsd:extension>
-        </xsd:complexContent>
-      </xsd:complexType>
-    </xsd:element>
-    <xsd:element name="LastPublishErrorLookup" ma:index="60" nillable="true" ma:displayName="Last Publish Attempt Error" ma:default="" ma:list="{A3699821-3E8B-4D34-8D50-9149D36CA131}" ma:internalName="LastPublishErrorLookup" ma:readOnly="true" ma:showField="LastPublishError" ma:web="8289c1ac-6532-4c62-99f0-6d047703163c">
-      <xsd:complexType>
-        <xsd:complexContent>
-          <xsd:extension base="dms:MultiChoiceLookup">
-            <xsd:sequence>
-              <xsd:element name="Value" type="dms:Lookup" maxOccurs="unbounded" minOccurs="0" nillable="true"/>
-            </xsd:sequence>
-          </xsd:extension>
-        </xsd:complexContent>
-      </xsd:complexType>
-    </xsd:element>
-    <xsd:element name="LastPublishResultLookup" ma:index="61" nillable="true" ma:displayName="Last Publish Attempt Result" ma:default="" ma:list="{A3699821-3E8B-4D34-8D50-9149D36CA131}" ma:internalName="LastPublishResultLookup" ma:readOnly="true" ma:showField="LastPublishResult" ma:web="8289c1ac-6532-4c62-99f0-6d047703163c">
-      <xsd:complexType>
-        <xsd:complexContent>
-          <xsd:extension base="dms:MultiChoiceLookup">
-            <xsd:sequence>
-              <xsd:element name="Value" type="dms:Lookup" maxOccurs="unbounded" minOccurs="0" nillable="true"/>
-            </xsd:sequence>
-          </xsd:extension>
-        </xsd:complexContent>
-      </xsd:complexType>
-    </xsd:element>
-    <xsd:element name="LastPublishAttemptDateLookup" ma:index="62" nillable="true" ma:displayName="Last Publish Attempted On" ma:default="" ma:list="{A3699821-3E8B-4D34-8D50-9149D36CA131}" ma:internalName="LastPublishAttemptDateLookup" ma:readOnly="true" ma:showField="LastPublishAttemptDate" ma:web="8289c1ac-6532-4c62-99f0-6d047703163c">
-      <xsd:complexType>
-        <xsd:complexContent>
-          <xsd:extension base="dms:MultiChoiceLookup">
-            <xsd:sequence>
-              <xsd:element name="Value" type="dms:Lookup" maxOccurs="unbounded" minOccurs="0" nillable="true"/>
-            </xsd:sequence>
-          </xsd:extension>
-        </xsd:complexContent>
-      </xsd:complexType>
-    </xsd:element>
-    <xsd:element name="LastPublishedByLookup" ma:index="63" nillable="true" ma:displayName="Last Published By" ma:default="" ma:list="{A3699821-3E8B-4D34-8D50-9149D36CA131}" ma:internalName="LastPublishedByLookup" ma:readOnly="true" ma:showField="LastPublishedBy" ma:web="8289c1ac-6532-4c62-99f0-6d047703163c">
-      <xsd:complexType>
-        <xsd:complexContent>
-          <xsd:extension base="dms:MultiChoiceLookup">
-            <xsd:sequence>
-              <xsd:element name="Value" type="dms:Lookup" maxOccurs="unbounded" minOccurs="0" nillable="true"/>
-            </xsd:sequence>
-          </xsd:extension>
-        </xsd:complexContent>
-      </xsd:complexType>
-    </xsd:element>
-    <xsd:element name="LastPublishTimeLookup" ma:index="64" nillable="true" ma:displayName="Last Published Date" ma:default="" ma:list="{A3699821-3E8B-4D34-8D50-9149D36CA131}" ma:internalName="LastPublishTimeLookup" ma:readOnly="true" ma:showField="LastPublishTime" ma:web="8289c1ac-6532-4c62-99f0-6d047703163c">
-      <xsd:complexType>
-        <xsd:complexContent>
-          <xsd:extension base="dms:MultiChoiceLookup">
-            <xsd:sequence>
-              <xsd:element name="Value" type="dms:Lookup" maxOccurs="unbounded" minOccurs="0" nillable="true"/>
-            </xsd:sequence>
-          </xsd:extension>
-        </xsd:complexContent>
-      </xsd:complexType>
-    </xsd:element>
-    <xsd:element name="LastPublishVersionLookup" ma:index="65" nillable="true" ma:displayName="Last Published Version" ma:default="" ma:list="{A3699821-3E8B-4D34-8D50-9149D36CA131}" ma:internalName="LastPublishVersionLookup" ma:readOnly="true" ma:showField="LastPublishVersion" ma:web="8289c1ac-6532-4c62-99f0-6d047703163c">
-      <xsd:complexType>
-        <xsd:complexContent>
-          <xsd:extension base="dms:MultiChoiceLookup">
-            <xsd:sequence>
-              <xsd:element name="Value" type="dms:Lookup" maxOccurs="unbounded" minOccurs="0" nillable="true"/>
-            </xsd:sequence>
-          </xsd:extension>
-        </xsd:complexContent>
-      </xsd:complexType>
-    </xsd:element>
-    <xsd:element name="TPLaunchHelpLinkType" ma:index="66" nillable="true" ma:displayName="Launch Help Link Type" ma:default="Template" ma:internalName="TPLaunchHelpLinkType">
-      <xsd:simpleType>
-        <xsd:restriction base="dms:Choice">
-          <xsd:enumeration value="Template"/>
-          <xsd:enumeration value="Training"/>
-          <xsd:enumeration value="URL"/>
-          <xsd:enumeration value="None"/>
-        </xsd:restriction>
-      </xsd:simpleType>
-    </xsd:element>
-    <xsd:element name="LegacyData" ma:index="67" nillable="true" ma:displayName="Legacy Data" ma:default="" ma:internalName="LegacyData" ma:readOnly="false">
-      <xsd:simpleType>
-        <xsd:restriction base="dms:Note"/>
-      </xsd:simpleType>
-    </xsd:element>
-    <xsd:element name="TPLaunchHelpLink" ma:index="68" nillable="true" ma:displayName="Link to Launch Help Topic" ma:default="" ma:internalName="TPLaunchHelpLink">
-      <xsd:simpleType>
-        <xsd:restriction base="dms:Text"/>
-      </xsd:simpleType>
-    </xsd:element>
-    <xsd:element name="LocComments" ma:index="69" nillable="true" ma:displayName="Loc Approval Comments" ma:default="" ma:internalName="LocComments" ma:readOnly="false">
-      <xsd:simpleType>
-        <xsd:restriction base="dms:Note"/>
-      </xsd:simpleType>
-    </xsd:element>
-    <xsd:element name="LocLastLocAttemptVersionLookup" ma:index="70" nillable="true" ma:displayName="Loc Last Loc Attempt Version" ma:default="" ma:list="{D2B51FE6-7DF0-4C74-A55C-454F0900EEA3}" ma:internalName="LocLastLocAttemptVersionLookup" ma:readOnly="false" ma:showField="LastLocAttemptVersion" ma:web="8289c1ac-6532-4c62-99f0-6d047703163c">
-      <xsd:simpleType>
-        <xsd:restriction base="dms:Lookup"/>
-      </xsd:simpleType>
-    </xsd:element>
-    <xsd:element name="LocLastLocAttemptVersionTypeLookup" ma:index="71" nillable="true" ma:displayName="Loc Last Loc Attempt Version Type" ma:default="" ma:list="{D2B51FE6-7DF0-4C74-A55C-454F0900EEA3}" ma:internalName="LocLastLocAttemptVersionTypeLookup" ma:readOnly="true" ma:showField="LastLocAttemptVersionType" ma:web="8289c1ac-6532-4c62-99f0-6d047703163c">
-      <xsd:simpleType>
-        <xsd:restriction base="dms:Lookup"/>
-      </xsd:simpleType>
-    </xsd:element>
-    <xsd:element name="LocManualTestRequired" ma:index="72" nillable="true" ma:displayName="Loc Manual Test Required" ma:default="" ma:internalName="LocManualTestRequired" ma:readOnly="false">
-      <xsd:simpleType>
-        <xsd:restriction base="dms:Boolean"/>
-      </xsd:simpleType>
-    </xsd:element>
-    <xsd:element name="LocMarketGroupTiers2" ma:index="73" nillable="true" ma:displayName="Loc Market Group Tiers" ma:internalName="LocMarketGroupTiers2" ma:readOnly="false">
-      <xsd:simpleType>
-        <xsd:restriction base="dms:Unknown"/>
-      </xsd:simpleType>
-    </xsd:element>
-    <xsd:element name="LocNewPublishedVersionLookup" ma:index="74" nillable="true" ma:displayName="Loc New Published Version Lookup" ma:default="" ma:list="{D2B51FE6-7DF0-4C74-A55C-454F0900EEA3}" ma:internalName="LocNewPublishedVersionLookup" ma:readOnly="true" ma:showField="NewPublishedVersion" ma:web="8289c1ac-6532-4c62-99f0-6d047703163c">
-      <xsd:simpleType>
-        <xsd:restriction base="dms:Lookup"/>
-      </xsd:simpleType>
-    </xsd:element>
-    <xsd:element name="LocOverallHandbackStatusLookup" ma:index="75" nillable="true" ma:displayName="Loc Overall Handback Status" ma:default="" ma:list="{D2B51FE6-7DF0-4C74-A55C-454F0900EEA3}" ma:internalName="LocOverallHandbackStatusLookup" ma:readOnly="true" ma:showField="OverallHandbackStatus" ma:web="8289c1ac-6532-4c62-99f0-6d047703163c">
-      <xsd:simpleType>
-        <xsd:restriction base="dms:Lookup"/>
-      </xsd:simpleType>
-    </xsd:element>
-    <xsd:element name="LocOverallLocStatusLookup" ma:index="76" nillable="true" ma:displayName="Loc Overall Localize Status" ma:default="" ma:list="{D2B51FE6-7DF0-4C74-A55C-454F0900EEA3}" ma:internalName="LocOverallLocStatusLookup" ma:readOnly="true" ma:showField="OverallLocStatus" ma:web="8289c1ac-6532-4c62-99f0-6d047703163c">
-      <xsd:simpleType>
-        <xsd:restriction base="dms:Lookup"/>
-      </xsd:simpleType>
-    </xsd:element>
-    <xsd:element name="LocOverallPreviewStatusLookup" ma:index="77" nillable="true" ma:displayName="Loc Overall Preview Status" ma:default="" ma:list="{D2B51FE6-7DF0-4C74-A55C-454F0900EEA3}" ma:internalName="LocOverallPreviewStatusLookup" ma:readOnly="true" ma:showField="OverallPreviewStatus" ma:web="8289c1ac-6532-4c62-99f0-6d047703163c">
-      <xsd:simpleType>
-        <xsd:restriction base="dms:Lookup"/>
-      </xsd:simpleType>
-    </xsd:element>
-    <xsd:element name="LocOverallPublishStatusLookup" ma:index="78" nillable="true" ma:displayName="Loc Overall Publish Status" ma:default="" ma:list="{D2B51FE6-7DF0-4C74-A55C-454F0900EEA3}" ma:internalName="LocOverallPublishStatusLookup" ma:readOnly="true" ma:showField="OverallPublishStatus" ma:web="8289c1ac-6532-4c62-99f0-6d047703163c">
-      <xsd:simpleType>
-        <xsd:restriction base="dms:Lookup"/>
-      </xsd:simpleType>
-    </xsd:element>
-    <xsd:element name="IntlLocPriority" ma:index="79" nillable="true" ma:displayName="Loc Priority" ma:default="" ma:internalName="IntlLocPriority" ma:readOnly="false">
-      <xsd:simpleType>
-        <xsd:restriction base="dms:Unknown"/>
-      </xsd:simpleType>
-    </xsd:element>
-    <xsd:element name="LocProcessedForHandoffsLookup" ma:index="80" nillable="true" ma:displayName="Loc Processed For Handoffs" ma:default="" ma:list="{D2B51FE6-7DF0-4C74-A55C-454F0900EEA3}" ma:internalName="LocProcessedForHandoffsLookup" ma:readOnly="true" ma:showField="ProcessedForHandoffs" ma:web="8289c1ac-6532-4c62-99f0-6d047703163c">
-      <xsd:simpleType>
-        <xsd:restriction base="dms:Lookup"/>
-      </xsd:simpleType>
-    </xsd:element>
-    <xsd:element name="LocProcessedForMarketsLookup" ma:index="81" nillable="true" ma:displayName="Loc Processed For Markets" ma:default="" ma:list="{D2B51FE6-7DF0-4C74-A55C-454F0900EEA3}" ma:internalName="LocProcessedForMarketsLookup" ma:readOnly="true" ma:showField="ProcessedForMarkets" ma:web="8289c1ac-6532-4c62-99f0-6d047703163c">
-      <xsd:simpleType>
-        <xsd:restriction base="dms:Lookup"/>
-      </xsd:simpleType>
-    </xsd:element>
-    <xsd:element name="LocPublishedDependentAssetsLookup" ma:index="82" nillable="true" ma:displayName="Loc Published Dependent Assets" ma:default="" ma:list="{D2B51FE6-7DF0-4C74-A55C-454F0900EEA3}" ma:internalName="LocPublishedDependentAssetsLookup" ma:readOnly="true" ma:showField="PublishedDependentAssets" ma:web="8289c1ac-6532-4c62-99f0-6d047703163c">
-      <xsd:simpleType>
-        <xsd:restriction base="dms:Lookup"/>
-      </xsd:simpleType>
-    </xsd:element>
-    <xsd:element name="LocPublishedLinkedAssetsLookup" ma:index="83" nillable="true" ma:displayName="Loc Published Linked Assets" ma:default="" ma:list="{D2B51FE6-7DF0-4C74-A55C-454F0900EEA3}" ma:internalName="LocPublishedLinkedAssetsLookup" ma:readOnly="true" ma:showField="PublishedLinkedAssets" ma:web="8289c1ac-6532-4c62-99f0-6d047703163c">
-      <xsd:simpleType>
-        <xsd:restriction base="dms:Lookup"/>
-      </xsd:simpleType>
-    </xsd:element>
-    <xsd:element name="LocRecommendedHandoff" ma:index="84" nillable="true" ma:displayName="Loc Recommended Handoff" ma:default="" ma:indexed="true" ma:internalName="LocRecommendedHandoff" ma:readOnly="false">
-      <xsd:simpleType>
-        <xsd:restriction base="dms:Text"/>
-      </xsd:simpleType>
-    </xsd:element>
-    <xsd:element name="LocalizationTagsTaxHTField0" ma:index="86" nillable="true" ma:taxonomy="true" ma:internalName="LocalizationTagsTaxHTField0" ma:taxonomyFieldName="LocalizationTags" ma:displayName="Localization Tags" ma:readOnly="false" ma:default="" ma:fieldId="{bfba7468-1461-4c33-b276-c6b0f11e56ac}" ma:taxonomyMulti="true" ma:sspId="8f79753a-75d3-41f5-8ca3-40b843941b4f" ma:termSetId="5b7703a5-8e8b-4b58-8b31-1cea35331da3" ma:anchorId="00000000-0000-0000-0000-000000000000" ma:open="false" ma:isKeyword="false">
-      <xsd:complexType>
-        <xsd:sequence>
-          <xsd:element ref="pc:Terms" minOccurs="0" maxOccurs="1"/>
-        </xsd:sequence>
-      </xsd:complexType>
-    </xsd:element>
-    <xsd:element name="MachineTranslated" ma:index="87" nillable="true" ma:displayName="Machine Translated" ma:default="" ma:internalName="MachineTranslated" ma:readOnly="false">
-      <xsd:simpleType>
-        <xsd:restriction base="dms:Boolean"/>
-      </xsd:simpleType>
-    </xsd:element>
-    <xsd:element name="Manager" ma:index="88" nillable="true" ma:displayName="Manager" ma:hidden="true" ma:internalName="Manager" ma:readOnly="false">
-      <xsd:simpleType>
-        <xsd:restriction base="dms:Text"/>
-      </xsd:simpleType>
-    </xsd:element>
-    <xsd:element name="Markets" ma:index="89" nillable="true" ma:displayName="Markets" ma:default="" ma:description="Leave blank to show in all markets" ma:list="{96D3B97A-7091-4962-A628-1341EA054D1C}" ma:internalName="Markets" ma:readOnly="false" ma:showField="MarketName" ma:web="8289c1ac-6532-4c62-99f0-6d047703163c">
-      <xsd:complexType>
-        <xsd:complexContent>
-          <xsd:extension base="dms:MultiChoiceLookup">
-            <xsd:sequence>
-              <xsd:element name="Value" type="dms:Lookup" maxOccurs="unbounded" minOccurs="0" nillable="true"/>
-            </xsd:sequence>
-          </xsd:extension>
-        </xsd:complexContent>
-      </xsd:complexType>
-    </xsd:element>
-    <xsd:element name="Milestone" ma:index="90" nillable="true" ma:displayName="Milestone" ma:default="" ma:internalName="Milestone" ma:readOnly="false">
-      <xsd:simpleType>
-        <xsd:restriction base="dms:Unknown"/>
-      </xsd:simpleType>
-    </xsd:element>
-    <xsd:element name="TPNamespace" ma:index="93" nillable="true" ma:displayName="Namespace" ma:default="" ma:internalName="TPNamespace">
-      <xsd:simpleType>
-        <xsd:restriction base="dms:Text"/>
-      </xsd:simpleType>
-    </xsd:element>
-    <xsd:element name="NumericId" ma:index="94" nillable="true" ma:displayName="Numeric ID" ma:default="" ma:indexed="true" ma:internalName="NumericId" ma:readOnly="false">
-      <xsd:simpleType>
-        <xsd:restriction base="dms:Number"/>
-      </xsd:simpleType>
-    </xsd:element>
-    <xsd:element name="NumOfRatingsLookup" ma:index="95" nillable="true" ma:displayName="NumOfRatings" ma:default="" ma:list="{A3699821-3E8B-4D34-8D50-9149D36CA131}" ma:internalName="NumOfRatingsLookup" ma:readOnly="true" ma:showField="NumOfRatings" ma:web="8289c1ac-6532-4c62-99f0-6d047703163c">
-      <xsd:complexType>
-        <xsd:complexContent>
-          <xsd:extension base="dms:MultiChoiceLookup">
-            <xsd:sequence>
-              <xsd:element name="Value" type="dms:Lookup" maxOccurs="unbounded" minOccurs="0" nillable="true"/>
-            </xsd:sequence>
-          </xsd:extension>
-        </xsd:complexContent>
-      </xsd:complexType>
-    </xsd:element>
-    <xsd:element name="OOCacheId" ma:index="96" nillable="true" ma:displayName="OOCacheId" ma:internalName="OOCacheId" ma:readOnly="false">
-      <xsd:simpleType>
-        <xsd:restriction base="dms:Text"/>
-      </xsd:simpleType>
-    </xsd:element>
-    <xsd:element name="OpenTemplate" ma:index="97" nillable="true" ma:displayName="Open Template" ma:default="true" ma:internalName="OpenTemplate">
-      <xsd:simpleType>
-        <xsd:restriction base="dms:Boolean"/>
-      </xsd:simpleType>
-    </xsd:element>
-    <xsd:element name="OriginAsset" ma:index="98" nillable="true" ma:displayName="Origin Asset" ma:default="" ma:internalName="OriginAsset" ma:readOnly="false">
-      <xsd:simpleType>
-        <xsd:restriction base="dms:Text"/>
-      </xsd:simpleType>
-    </xsd:element>
-    <xsd:element name="OriginalRelease" ma:index="99" nillable="true" ma:displayName="Original Release" ma:default="15" ma:internalName="OriginalRelease" ma:readOnly="false">
-      <xsd:simpleType>
-        <xsd:restriction base="dms:Choice">
-          <xsd:enumeration value="14"/>
-          <xsd:enumeration value="15"/>
-          <xsd:enumeration value="16"/>
-        </xsd:restriction>
-      </xsd:simpleType>
-    </xsd:element>
-    <xsd:element name="OriginalSourceMarket" ma:index="100" nillable="true" ma:displayName="Original Source Market Group" ma:default="" ma:internalName="OriginalSourceMarket" ma:readOnly="false">
-      <xsd:simpleType>
-        <xsd:restriction base="dms:Text"/>
-      </xsd:simpleType>
-    </xsd:element>
-    <xsd:element name="OutputCachingOn" ma:index="101" nillable="true" ma:displayName="Output Caching" ma:default="true" ma:hidden="true" ma:internalName="OutputCachingOn" ma:readOnly="false">
-      <xsd:simpleType>
-        <xsd:restriction base="dms:Boolean"/>
-      </xsd:simpleType>
-    </xsd:element>
-    <xsd:element name="ParentAssetId" ma:index="102" nillable="true" ma:displayName="Parent Asset Id" ma:default="" ma:internalName="ParentAssetId" ma:readOnly="false">
-      <xsd:simpleType>
-        <xsd:restriction base="dms:Text"/>
-      </xsd:simpleType>
-    </xsd:element>
-    <xsd:element name="PlannedPubDate" ma:index="103" nillable="true" ma:displayName="Planned Publish Date" ma:default="" ma:indexed="true" ma:internalName="PlannedPubDate" ma:readOnly="false">
-      <xsd:simpleType>
-        <xsd:restriction base="dms:DateTime"/>
-      </xsd:simpleType>
-    </xsd:element>
-    <xsd:element name="PolicheckWords" ma:index="104" nillable="true" ma:displayName="Policheck Words" ma:default="" ma:internalName="PolicheckWords" ma:readOnly="false">
-      <xsd:simpleType>
-        <xsd:restriction base="dms:Text"/>
-      </xsd:simpleType>
-    </xsd:element>
-    <xsd:element name="BusinessGroup" ma:index="105" nillable="true" ma:displayName="Product Division Owner" ma:default="" ma:internalName="BusinessGroup" ma:readOnly="false">
-      <xsd:simpleType>
-        <xsd:restriction base="dms:Unknown"/>
-      </xsd:simpleType>
-    </xsd:element>
-    <xsd:element name="UAProjectedTotalWords" ma:index="106" nillable="true" ma:displayName="Projected Word Count" ma:default="" ma:internalName="UAProjectedTotalWords" ma:readOnly="false">
-      <xsd:simpleType>
-        <xsd:restriction base="dms:Unknown"/>
-      </xsd:simpleType>
-    </xsd:element>
-    <xsd:element name="Provider" ma:index="107" nillable="true" ma:displayName="Provider" ma:default="" ma:internalName="Provider" ma:readOnly="false">
-      <xsd:simpleType>
-        <xsd:restriction base="dms:Unknown"/>
-      </xsd:simpleType>
-    </xsd:element>
-    <xsd:element name="Providers" ma:index="108" nillable="true" ma:displayName="Providers" ma:default="" ma:internalName="Providers">
-      <xsd:simpleType>
-        <xsd:restriction base="dms:Unknown"/>
-      </xsd:simpleType>
-    </xsd:element>
-    <xsd:element name="PublishStatusLookup" ma:index="109" nillable="true" ma:displayName="Publish Status" ma:default="" ma:list="{A3699821-3E8B-4D34-8D50-9149D36CA131}" ma:internalName="PublishStatusLookup" ma:readOnly="false" ma:showField="PublishStatus" ma:web="8289c1ac-6532-4c62-99f0-6d047703163c">
-      <xsd:complexType>
-        <xsd:complexContent>
-          <xsd:extension base="dms:MultiChoiceLookup">
-            <xsd:sequence>
-              <xsd:element name="Value" type="dms:Lookup" maxOccurs="unbounded" minOccurs="0" nillable="true"/>
-            </xsd:sequence>
-          </xsd:extension>
-        </xsd:complexContent>
-      </xsd:complexType>
-    </xsd:element>
-    <xsd:element name="PublishTargets" ma:index="110" nillable="true" ma:displayName="Publish Target" ma:default="OfficeOnlineVNext" ma:internalName="PublishTargets" ma:readOnly="false">
-      <xsd:simpleType>
-        <xsd:restriction base="dms:Unknown"/>
-      </xsd:simpleType>
-    </xsd:element>
-    <xsd:element name="RecommendationsModifier" ma:index="111" nillable="true" ma:displayName="Recommendations Modifier" ma:default="" ma:internalName="RecommendationsModifier" ma:readOnly="false">
-      <xsd:simpleType>
-        <xsd:restriction base="dms:Number"/>
-      </xsd:simpleType>
-    </xsd:element>
-    <xsd:element name="ArtSampleDocs" ma:index="112" nillable="true" ma:displayName="Sample Docs" ma:default="" ma:hidden="true" ma:internalName="ArtSampleDocs" ma:readOnly="false">
-      <xsd:simpleType>
-        <xsd:restriction base="dms:Text"/>
-      </xsd:simpleType>
-    </xsd:element>
-    <xsd:element name="ScenarioTagsTaxHTField0" ma:index="114" nillable="true" ma:taxonomy="true" ma:internalName="ScenarioTagsTaxHTField0" ma:taxonomyFieldName="ScenarioTags" ma:displayName="Scenarios" ma:readOnly="false" ma:default="" ma:fieldId="{7d04b479-8c6f-495c-aa6e-33bcaa9037bb}" ma:taxonomyMulti="true" ma:sspId="8f79753a-75d3-41f5-8ca3-40b843941b4f" ma:termSetId="4b7d5f16-e2f2-4fc0-bab3-6e8b931e57d6" ma:anchorId="00000000-0000-0000-0000-000000000000" ma:open="false" ma:isKeyword="false">
-      <xsd:complexType>
-        <xsd:sequence>
-          <xsd:element ref="pc:Terms" minOccurs="0" maxOccurs="1"/>
-        </xsd:sequence>
-      </xsd:complexType>
-    </xsd:element>
-    <xsd:element name="ShowIn" ma:index="116" nillable="true" ma:displayName="Show In" ma:default="Show everywhere" ma:internalName="ShowIn" ma:readOnly="false">
-      <xsd:simpleType>
-        <xsd:restriction base="dms:Choice">
-          <xsd:enumeration value="Hide on web"/>
-          <xsd:enumeration value="On Web no search"/>
-          <xsd:enumeration value="Show everywhere"/>
-          <xsd:enumeration value="Special use only"/>
-        </xsd:restriction>
-      </xsd:simpleType>
-    </xsd:element>
-    <xsd:element name="SourceTitle" ma:index="117" nillable="true" ma:displayName="Source Title" ma:default="" ma:indexed="true" ma:internalName="SourceTitle" ma:readOnly="false">
-      <xsd:simpleType>
-        <xsd:restriction base="dms:Text"/>
-      </xsd:simpleType>
-    </xsd:element>
-    <xsd:element name="CSXSubmissionDate" ma:index="118" nillable="true" ma:displayName="Submission Date" ma:default="" ma:internalName="CSXSubmissionDate" ma:readOnly="false">
-      <xsd:simpleType>
-        <xsd:restriction base="dms:DateTime"/>
-      </xsd:simpleType>
-    </xsd:element>
-    <xsd:element name="SubmitterId" ma:index="119" nillable="true" ma:displayName="Submitter ID" ma:default="" ma:internalName="SubmitterId" ma:readOnly="false">
-      <xsd:simpleType>
-        <xsd:restriction base="dms:Text"/>
-      </xsd:simpleType>
-    </xsd:element>
-    <xsd:element name="TaxCatchAll" ma:index="120" nillable="true" ma:displayName="Taxonomy Catch All Column" ma:hidden="true" ma:list="{2877ee78-c716-4f0a-ba73-cc9f8391e772}" ma:internalName="TaxCatchAll" ma:showField="CatchAllData" ma:web="8289c1ac-6532-4c62-99f0-6d047703163c">
-      <xsd:complexType>
-        <xsd:complexContent>
-          <xsd:extension base="dms:MultiChoiceLookup">
-            <xsd:sequence>
-              <xsd:element name="Value" type="dms:Lookup" maxOccurs="unbounded" minOccurs="0" nillable="true"/>
-            </xsd:sequence>
-          </xsd:extension>
-        </xsd:complexContent>
-      </xsd:complexType>
-    </xsd:element>
-    <xsd:element name="TaxCatchAllLabel" ma:index="121" nillable="true" ma:displayName="Taxonomy Catch All Column1" ma:hidden="true" ma:list="{2877ee78-c716-4f0a-ba73-cc9f8391e772}" ma:internalName="TaxCatchAllLabel" ma:readOnly="true" ma:showField="CatchAllDataLabel" ma:web="8289c1ac-6532-4c62-99f0-6d047703163c">
-      <xsd:complexType>
-        <xsd:complexContent>
-          <xsd:extension base="dms:MultiChoiceLookup">
-            <xsd:sequence>
-              <xsd:element name="Value" type="dms:Lookup" maxOccurs="unbounded" minOccurs="0" nillable="true"/>
-            </xsd:sequence>
-          </xsd:extension>
-        </xsd:complexContent>
-      </xsd:complexType>
-    </xsd:element>
-    <xsd:element name="TemplateStatus" ma:index="122" nillable="true" ma:displayName="Template Status" ma:default="" ma:internalName="TemplateStatus">
-      <xsd:simpleType>
-        <xsd:restriction base="dms:Unknown"/>
-      </xsd:simpleType>
-    </xsd:element>
-    <xsd:element name="TemplateTemplateType" ma:index="123" nillable="true" ma:displayName="Template Type" ma:default="" ma:internalName="TemplateTemplateType">
-      <xsd:simpleType>
-        <xsd:restriction base="dms:Unknown"/>
-      </xsd:simpleType>
-    </xsd:element>
-    <xsd:element name="ThumbnailAssetId" ma:index="124" nillable="true" ma:displayName="Thumbnail Image Asset" ma:default="" ma:internalName="ThumbnailAssetId" ma:readOnly="false">
-      <xsd:simpleType>
-        <xsd:restriction base="dms:Text"/>
-      </xsd:simpleType>
-    </xsd:element>
-    <xsd:element name="TimesCloned" ma:index="125" nillable="true" ma:displayName="Times Cloned" ma:default="" ma:internalName="TimesCloned" ma:readOnly="false">
-      <xsd:simpleType>
-        <xsd:restriction base="dms:Number"/>
-      </xsd:simpleType>
-    </xsd:element>
-    <xsd:element name="TrustLevel" ma:index="127" nillable="true" ma:displayName="Trust Level" ma:default="1 Microsoft Managed Content" ma:internalName="TrustLevel" ma:readOnly="false">
-      <xsd:simpleType>
-        <xsd:restriction base="dms:Unknown"/>
-      </xsd:simpleType>
-    </xsd:element>
-    <xsd:element name="UALocComments" ma:index="128" nillable="true" ma:displayName="UA Loc Comments" ma:default="" ma:internalName="UALocComments" ma:readOnly="false">
-      <xsd:simpleType>
-        <xsd:restriction base="dms:Note"/>
-      </xsd:simpleType>
-    </xsd:element>
-    <xsd:element name="UALocRecommendation" ma:index="129" nillable="true" ma:displayName="UA Loc Recommendation" ma:default="Localize" ma:internalName="UALocRecommendation" ma:readOnly="false">
-      <xsd:simpleType>
-        <xsd:restriction base="dms:Choice">
-          <xsd:enumeration value="Localize"/>
-          <xsd:enumeration value="Never Localize"/>
-          <xsd:enumeration value="Priority Localize"/>
-        </xsd:restriction>
-      </xsd:simpleType>
-    </xsd:element>
-    <xsd:element name="UANotes" ma:index="130" nillable="true" ma:displayName="UA Notes" ma:default="" ma:internalName="UANotes" ma:readOnly="false">
-      <xsd:simpleType>
-        <xsd:restriction base="dms:Note"/>
-      </xsd:simpleType>
-    </xsd:element>
-    <xsd:element name="TPAppVersion" ma:index="131" nillable="true" ma:displayName="Version" ma:default="" ma:internalName="TPAppVersion">
-      <xsd:simpleType>
-        <xsd:restriction base="dms:Text"/>
-      </xsd:simpleType>
-    </xsd:element>
-    <xsd:element name="VoteCount" ma:index="132" nillable="true" ma:displayName="Vote Count" ma:default="" ma:internalName="VoteCount" ma:readOnly="false">
-      <xsd:simpleType>
-        <xsd:restriction base="dms:Unknown"/>
-      </xsd:simpleType>
-    </xsd:element>
-  </xsd:schema>
-  <xsd:schema xmlns="http://schemas.openxmlformats.org/package/2006/metadata/core-properties" xmlns:xsd="http://www.w3.org/2001/XMLSchema" xmlns:xsi="http://www.w3.org/2001/XMLSchema-instance" xmlns:dc="http://purl.org/dc/elements/1.1/" xmlns:dcterms="http://purl.org/dc/terms/" xmlns:odoc="http://schemas.microsoft.com/internal/obd" targetNamespace="http://schemas.openxmlformats.org/package/2006/metadata/core-properties" elementFormDefault="qualified" attributeFormDefault="unqualified" blockDefault="#all">
-    <xsd:import namespace="http://purl.org/dc/elements/1.1/" schemaLocation="http://dublincore.org/schemas/xmls/qdc/2003/04/02/dc.xsd"/>
-    <xsd:import namespace="http://purl.org/dc/terms/" schemaLocation="http://dublincore.org/schemas/xmls/qdc/2003/04/02/dcterms.xsd"/>
-    <xsd:element name="coreProperties" type="CT_coreProperties"/>
-    <xsd:complexType name="CT_coreProperties">
-      <xsd:all>
-        <xsd:element ref="dc:creator" minOccurs="0" maxOccurs="1"/>
-        <xsd:element ref="dcterms:created" minOccurs="0" maxOccurs="1"/>
-        <xsd:element ref="dc:identifier" minOccurs="0" maxOccurs="1"/>
-        <xsd:element name="contentType" minOccurs="0" maxOccurs="1" type="xsd:string" ma:index="21" ma:displayName="Content Type"/>
-        <xsd:element ref="dc:title" minOccurs="0" maxOccurs="1" ma:index="126" ma:displayName="Title"/>
-        <xsd:element ref="dc:subject" minOccurs="0" maxOccurs="1"/>
-        <xsd:element ref="dc:description" minOccurs="0" maxOccurs="1"/>
-        <xsd:element name="keywords" minOccurs="0" maxOccurs="1" type="xsd:string"/>
-        <xsd:element ref="dc:language" minOccurs="0" maxOccurs="1"/>
-        <xsd:element name="category" minOccurs="0" maxOccurs="1" type="xsd:string"/>
-        <xsd:element name="version" minOccurs="0" maxOccurs="1" type="xsd:string"/>
-        <xsd:element name="revision" minOccurs="0" maxOccurs="1" type="xsd:string">
-          <xsd:annotation>
-            <xsd:documentation>
-                        This value indicates the number of saves or revisions. The application is responsible for updating this value after each revision.
-                    </xsd:documentation>
-          </xsd:annotation>
-        </xsd:element>
-        <xsd:element name="lastModifiedBy" minOccurs="0" maxOccurs="1" type="xsd:string"/>
-        <xsd:element ref="dcterms:modified" minOccurs="0" maxOccurs="1"/>
-        <xsd:element name="contentStatus" minOccurs="0" maxOccurs="1" type="xsd:string"/>
-      </xsd:all>
-    </xsd:complexType>
-  </xsd:schema>
-  <xs:schema xmlns:pc="http://schemas.microsoft.com/office/infopath/2007/PartnerControls" xmlns:xs="http://www.w3.org/2001/XMLSchema" targetNamespace="http://schemas.microsoft.com/office/infopath/2007/PartnerControls" elementFormDefault="qualified" attributeFormDefault="unqualified">
-    <xs:element name="Person">
-      <xs:complexType>
-        <xs:sequence>
-          <xs:element ref="pc:DisplayName" minOccurs="0"/>
-          <xs:element ref="pc:AccountId" minOccurs="0"/>
-          <xs:element ref="pc:AccountType" minOccurs="0"/>
-        </xs:sequence>
-      </xs:complexType>
-    </xs:element>
-    <xs:element name="DisplayName" type="xs:string"/>
-    <xs:element name="AccountId" type="xs:string"/>
-    <xs:element name="AccountType" type="xs:string"/>
-    <xs:element name="BDCAssociatedEntity">
-      <xs:complexType>
-        <xs:sequence>
-          <xs:element ref="pc:BDCEntity" minOccurs="0" maxOccurs="unbounded"/>
-        </xs:sequence>
-        <xs:attribute ref="pc:EntityNamespace"/>
-        <xs:attribute ref="pc:EntityName"/>
-        <xs:attribute ref="pc:SystemInstanceName"/>
-        <xs:attribute ref="pc:AssociationName"/>
-      </xs:complexType>
-    </xs:element>
-    <xs:attribute name="EntityNamespace" type="xs:string"/>
-    <xs:attribute name="EntityName" type="xs:string"/>
-    <xs:attribute name="SystemInstanceName" type="xs:string"/>
-    <xs:attribute name="AssociationName" type="xs:string"/>
-    <xs:element name="BDCEntity">
-      <xs:complexType>
-        <xs:sequence>
-          <xs:element ref="pc:EntityDisplayName" minOccurs="0"/>
-          <xs:element ref="pc:EntityInstanceReference" minOccurs="0"/>
-          <xs:element ref="pc:EntityId1" minOccurs="0"/>
-          <xs:element ref="pc:EntityId2" minOccurs="0"/>
-          <xs:element ref="pc:EntityId3" minOccurs="0"/>
-          <xs:element ref="pc:EntityId4" minOccurs="0"/>
-          <xs:element ref="pc:EntityId5" minOccurs="0"/>
-        </xs:sequence>
-      </xs:complexType>
-    </xs:element>
-    <xs:element name="EntityDisplayName" type="xs:string"/>
-    <xs:element name="EntityInstanceReference" type="xs:string"/>
-    <xs:element name="EntityId1" type="xs:string"/>
-    <xs:element name="EntityId2" type="xs:string"/>
-    <xs:element name="EntityId3" type="xs:string"/>
-    <xs:element name="EntityId4" type="xs:string"/>
-    <xs:element name="EntityId5" type="xs:string"/>
-    <xs:element name="Terms">
-      <xs:complexType>
-        <xs:sequence>
-          <xs:element ref="pc:TermInfo" minOccurs="0" maxOccurs="unbounded"/>
-        </xs:sequence>
-      </xs:complexType>
-    </xs:element>
-    <xs:element name="TermInfo">
-      <xs:complexType>
-        <xs:sequence>
-          <xs:element ref="pc:TermName" minOccurs="0"/>
-          <xs:element ref="pc:TermId" minOccurs="0"/>
-        </xs:sequence>
-      </xs:complexType>
-    </xs:element>
-    <xs:element name="TermName" type="xs:string"/>
-    <xs:element name="TermId" type="xs:string"/>
-  </xs:schema>
-</ct:contentTypeSchema>
-</file>
-
-<file path=customXml/itemProps1.xml><?xml version="1.0" encoding="utf-8"?>
-<ds:datastoreItem xmlns:ds="http://schemas.openxmlformats.org/officeDocument/2006/customXml" ds:itemID="{8629318E-FB3C-4B31-A572-7E8640CD1647}">
-  <ds:schemaRefs>
-    <ds:schemaRef ds:uri="http://schemas.microsoft.com/office/2006/metadata/properties"/>
-    <ds:schemaRef ds:uri="http://schemas.microsoft.com/office/infopath/2007/PartnerControls"/>
-    <ds:schemaRef ds:uri="8289c1ac-6532-4c62-99f0-6d047703163c"/>
-  </ds:schemaRefs>
-</ds:datastoreItem>
-</file>
-
-<file path=customXml/itemProps2.xml><?xml version="1.0" encoding="utf-8"?>
-<ds:datastoreItem xmlns:ds="http://schemas.openxmlformats.org/officeDocument/2006/customXml" ds:itemID="{FC836CF2-0FCF-4A80-9A4C-B5C0CC63139B}">
-  <ds:schemaRefs>
-    <ds:schemaRef ds:uri="http://schemas.microsoft.com/sharepoint/v3/contenttype/forms"/>
-  </ds:schemaRefs>
-</ds:datastoreItem>
-</file>
-
-<file path=customXml/itemProps3.xml><?xml version="1.0" encoding="utf-8"?>
-<ds:datastoreItem xmlns:ds="http://schemas.openxmlformats.org/officeDocument/2006/customXml" ds:itemID="{7ED942B4-9D86-4535-907A-8D9FA7D4C764}">
-  <ds:schemaRefs>
-    <ds:schemaRef ds:uri="http://schemas.microsoft.com/office/2006/metadata/contentType"/>
-    <ds:schemaRef ds:uri="http://schemas.microsoft.com/office/2006/metadata/properties/metaAttributes"/>
-    <ds:schemaRef ds:uri="http://www.w3.org/2001/XMLSchema"/>
-    <ds:schemaRef ds:uri="http://schemas.microsoft.com/office/2006/metadata/properties"/>
-    <ds:schemaRef ds:uri="8289c1ac-6532-4c62-99f0-6d047703163c"/>
-    <ds:schemaRef ds:uri="http://schemas.microsoft.com/office/2006/documentManagement/types"/>
-    <ds:schemaRef ds:uri="http://schemas.microsoft.com/office/infopath/2007/PartnerControls"/>
-    <ds:schemaRef ds:uri="http://schemas.openxmlformats.org/package/2006/metadata/core-properties"/>
-    <ds:schemaRef ds:uri="http://purl.org/dc/elements/1.1/"/>
-    <ds:schemaRef ds:uri="http://purl.org/dc/terms/"/>
-    <ds:schemaRef ds:uri="http://schemas.microsoft.com/internal/obd"/>
-  </ds:schemaRefs>
-</ds:datastoreItem>
 </file>
--- a/Invoice(Fatura)_Teiker.docx
+++ b/Invoice(Fatura)_Teiker.docx
@@ -1853,9 +1853,8 @@
                 <w:szCs w:val="24"/>
                 <w:lang w:val="pt-PT"/>
               </w:rPr>
-              <w:t xml:space="preserve"> 10 </w:t>
+              <w:t xml:space="preserve"> </w:t>
             </w:r>
-            <w:proofErr w:type="spellStart"/>
             <w:r>
               <w:rPr>
                 <w:rFonts w:ascii="Microsoft Sans Serif" w:hAnsi="Microsoft Sans Serif" w:cs="Microsoft Sans Serif"/>
@@ -1864,9 +1863,8 @@
                 <w:szCs w:val="24"/>
                 <w:lang w:val="pt-PT"/>
               </w:rPr>
-              <w:t>days</w:t>
+              <w:t>5</w:t>
             </w:r>
-            <w:proofErr w:type="spellEnd"/>
             <w:r>
               <w:rPr>
                 <w:rFonts w:ascii="Microsoft Sans Serif" w:hAnsi="Microsoft Sans Serif" w:cs="Microsoft Sans Serif"/>
@@ -1875,7 +1873,7 @@
                 <w:szCs w:val="24"/>
                 <w:lang w:val="pt-PT"/>
               </w:rPr>
-              <w:t xml:space="preserve"> net</w:t>
+              <w:t xml:space="preserve"> days net</w:t>
             </w:r>
           </w:p>
         </w:tc>
@@ -2204,7 +2202,6 @@
         </w:rPr>
         <w:t xml:space="preserve">  </w:t>
       </w:r>
-      <w:proofErr w:type="spellStart"/>
       <w:sdt>
         <w:sdtPr>
           <w:rPr>
@@ -2242,6 +2239,7 @@
             </w:rPr>
             <w:t xml:space="preserve"> </w:t>
           </w:r>
+          <w:proofErr w:type="spellStart"/>
           <w:r>
             <w:rPr>
               <w:rFonts w:ascii="Microsoft Sans Serif" w:hAnsi="Microsoft Sans Serif" w:cs="Microsoft Sans Serif"/>
@@ -4239,10 +4237,12 @@
   </w:compat>
   <w:rsids>
     <w:rsidRoot w:val="002A4457"/>
+    <w:rsid w:val="00044C0C"/>
     <w:rsid w:val="002A4457"/>
     <w:rsid w:val="00345E94"/>
     <w:rsid w:val="0037421F"/>
     <w:rsid w:val="00496059"/>
+    <w:rsid w:val="009E37CC"/>
     <w:rsid w:val="00CD0386"/>
     <w:rsid w:val="00D857EA"/>
   </w:rsids>

--- a/Invoice(Fatura)_Teiker.docx
+++ b/Invoice(Fatura)_Teiker.docx
@@ -112,6 +112,66 @@
                 <w:color w:val="284434"/>
               </w:rPr>
             </w:pPr>
+            <w:r>
+              <w:rPr>
+                <w:rFonts w:ascii="Microsoft Sans Serif" w:hAnsi="Microsoft Sans Serif" w:cs="Microsoft Sans Serif"/>
+                <w:color w:val="284434"/>
+              </w:rPr>
+              <w:t xml:space="preserve">                                            </w:t>
+            </w:r>
+            <w:r>
+              <w:rPr>
+                <w:rFonts w:ascii="Microsoft Sans Serif" w:hAnsi="Microsoft Sans Serif" w:cs="Microsoft Sans Serif"/>
+                <w:color w:val="284434"/>
+              </w:rPr>
+              <w:fldChar w:fldCharType="begin">
+                <w:ffData>
+                  <w:name w:val="qr_code"/>
+                  <w:enabled/>
+                  <w:calcOnExit w:val="0"/>
+                  <w:textInput>
+                    <w:default w:val="qr_code"/>
+                  </w:textInput>
+                </w:ffData>
+              </w:fldChar>
+            </w:r>
+            <w:bookmarkStart w:id="0" w:name="qr_code"/>
+            <w:r>
+              <w:rPr>
+                <w:rFonts w:ascii="Microsoft Sans Serif" w:hAnsi="Microsoft Sans Serif" w:cs="Microsoft Sans Serif"/>
+                <w:color w:val="284434"/>
+              </w:rPr>
+              <w:instrText xml:space="preserve"> FORMTEXT </w:instrText>
+            </w:r>
+            <w:r>
+              <w:rPr>
+                <w:rFonts w:ascii="Microsoft Sans Serif" w:hAnsi="Microsoft Sans Serif" w:cs="Microsoft Sans Serif"/>
+                <w:color w:val="284434"/>
+              </w:rPr>
+            </w:r>
+            <w:r>
+              <w:rPr>
+                <w:rFonts w:ascii="Microsoft Sans Serif" w:hAnsi="Microsoft Sans Serif" w:cs="Microsoft Sans Serif"/>
+                <w:color w:val="284434"/>
+              </w:rPr>
+              <w:fldChar w:fldCharType="separate"/>
+            </w:r>
+            <w:r>
+              <w:rPr>
+                <w:rFonts w:ascii="Microsoft Sans Serif" w:hAnsi="Microsoft Sans Serif" w:cs="Microsoft Sans Serif"/>
+                <w:noProof/>
+                <w:color w:val="284434"/>
+              </w:rPr>
+              <w:t>qr_code</w:t>
+            </w:r>
+            <w:r>
+              <w:rPr>
+                <w:rFonts w:ascii="Microsoft Sans Serif" w:hAnsi="Microsoft Sans Serif" w:cs="Microsoft Sans Serif"/>
+                <w:color w:val="284434"/>
+              </w:rPr>
+              <w:fldChar w:fldCharType="end"/>
+            </w:r>
+            <w:bookmarkEnd w:id="0"/>
           </w:p>
         </w:tc>
       </w:tr>
@@ -242,7 +302,7 @@
                 </w:placeholder>
               </w:sdtPr>
               <w:sdtContent>
-                <w:bookmarkStart w:id="0" w:name="invoice_date"/>
+                <w:bookmarkStart w:id="1" w:name="invoice_date"/>
                 <w:r>
                   <w:rPr>
                     <w:rFonts w:ascii="Microsoft Sans Serif" w:hAnsi="Microsoft Sans Serif" w:cs="Microsoft Sans Serif"/>
@@ -312,7 +372,7 @@
                   </w:rPr>
                   <w:fldChar w:fldCharType="end"/>
                 </w:r>
-                <w:bookmarkEnd w:id="0"/>
+                <w:bookmarkEnd w:id="1"/>
               </w:sdtContent>
             </w:sdt>
           </w:p>
@@ -390,7 +450,7 @@
                 </w:ffData>
               </w:fldChar>
             </w:r>
-            <w:bookmarkStart w:id="1" w:name="invoice_number"/>
+            <w:bookmarkStart w:id="2" w:name="invoice_number"/>
             <w:r>
               <w:rPr>
                 <w:rFonts w:ascii="Microsoft Sans Serif" w:hAnsi="Microsoft Sans Serif" w:cs="Microsoft Sans Serif"/>
@@ -441,7 +501,7 @@
               </w:rPr>
               <w:fldChar w:fldCharType="end"/>
             </w:r>
-            <w:bookmarkEnd w:id="1"/>
+            <w:bookmarkEnd w:id="2"/>
           </w:p>
         </w:tc>
       </w:tr>
@@ -680,7 +740,7 @@
                     </w:ffData>
                   </w:fldChar>
                 </w:r>
-                <w:bookmarkStart w:id="2" w:name="client_name"/>
+                <w:bookmarkStart w:id="3" w:name="client_name"/>
                 <w:r>
                   <w:rPr>
                     <w:rFonts w:ascii="Microsoft Sans Serif" w:hAnsi="Microsoft Sans Serif" w:cs="Microsoft Sans Serif"/>
@@ -732,7 +792,7 @@
                   <w:fldChar w:fldCharType="end"/>
                 </w:r>
               </w:p>
-              <w:bookmarkEnd w:id="2" w:displacedByCustomXml="next"/>
+              <w:bookmarkEnd w:id="3" w:displacedByCustomXml="next"/>
             </w:sdtContent>
           </w:sdt>
           <w:sdt>
@@ -780,7 +840,7 @@
                     </w:ffData>
                   </w:fldChar>
                 </w:r>
-                <w:bookmarkStart w:id="3" w:name="client_address"/>
+                <w:bookmarkStart w:id="4" w:name="client_address"/>
                 <w:r>
                   <w:rPr>
                     <w:rFonts w:ascii="Microsoft Sans Serif" w:hAnsi="Microsoft Sans Serif" w:cs="Microsoft Sans Serif"/>
@@ -832,7 +892,7 @@
                   <w:fldChar w:fldCharType="end"/>
                 </w:r>
               </w:p>
-              <w:bookmarkEnd w:id="3" w:displacedByCustomXml="next"/>
+              <w:bookmarkEnd w:id="4" w:displacedByCustomXml="next"/>
             </w:sdtContent>
           </w:sdt>
           <w:sdt>
@@ -880,7 +940,7 @@
                     </w:ffData>
                   </w:fldChar>
                 </w:r>
-                <w:bookmarkStart w:id="4" w:name="client_postal_code"/>
+                <w:bookmarkStart w:id="5" w:name="client_postal_code"/>
                 <w:r>
                   <w:rPr>
                     <w:rFonts w:ascii="Microsoft Sans Serif" w:hAnsi="Microsoft Sans Serif" w:cs="Microsoft Sans Serif"/>
@@ -931,7 +991,7 @@
                   </w:rPr>
                   <w:fldChar w:fldCharType="end"/>
                 </w:r>
-                <w:bookmarkEnd w:id="4"/>
+                <w:bookmarkEnd w:id="5"/>
               </w:p>
               <w:p>
                 <w:pPr>
@@ -963,7 +1023,7 @@
                     </w:ffData>
                   </w:fldChar>
                 </w:r>
-                <w:bookmarkStart w:id="5" w:name="client_city"/>
+                <w:bookmarkStart w:id="6" w:name="client_city"/>
                 <w:r>
                   <w:rPr>
                     <w:rFonts w:ascii="Microsoft Sans Serif" w:hAnsi="Microsoft Sans Serif" w:cs="Microsoft Sans Serif"/>
@@ -1015,7 +1075,7 @@
                   <w:fldChar w:fldCharType="end"/>
                 </w:r>
               </w:p>
-              <w:bookmarkEnd w:id="5" w:displacedByCustomXml="next"/>
+              <w:bookmarkEnd w:id="6" w:displacedByCustomXml="next"/>
             </w:sdtContent>
           </w:sdt>
         </w:tc>
@@ -1873,7 +1933,29 @@
                 <w:szCs w:val="24"/>
                 <w:lang w:val="pt-PT"/>
               </w:rPr>
-              <w:t xml:space="preserve"> days net</w:t>
+              <w:t xml:space="preserve"> </w:t>
+            </w:r>
+            <w:proofErr w:type="spellStart"/>
+            <w:r>
+              <w:rPr>
+                <w:rFonts w:ascii="Microsoft Sans Serif" w:hAnsi="Microsoft Sans Serif" w:cs="Microsoft Sans Serif"/>
+                <w:color w:val="284434"/>
+                <w:sz w:val="24"/>
+                <w:szCs w:val="24"/>
+                <w:lang w:val="pt-PT"/>
+              </w:rPr>
+              <w:t>days</w:t>
+            </w:r>
+            <w:proofErr w:type="spellEnd"/>
+            <w:r>
+              <w:rPr>
+                <w:rFonts w:ascii="Microsoft Sans Serif" w:hAnsi="Microsoft Sans Serif" w:cs="Microsoft Sans Serif"/>
+                <w:color w:val="284434"/>
+                <w:sz w:val="24"/>
+                <w:szCs w:val="24"/>
+                <w:lang w:val="pt-PT"/>
+              </w:rPr>
+              <w:t xml:space="preserve"> net</w:t>
             </w:r>
           </w:p>
         </w:tc>
@@ -4238,9 +4320,11 @@
   <w:rsids>
     <w:rsidRoot w:val="002A4457"/>
     <w:rsid w:val="00044C0C"/>
+    <w:rsid w:val="00131585"/>
     <w:rsid w:val="002A4457"/>
     <w:rsid w:val="00345E94"/>
     <w:rsid w:val="0037421F"/>
+    <w:rsid w:val="0043225F"/>
     <w:rsid w:val="00496059"/>
     <w:rsid w:val="009E37CC"/>
     <w:rsid w:val="00CD0386"/>

--- a/Invoice(Fatura)_Teiker.docx
+++ b/Invoice(Fatura)_Teiker.docx
@@ -387,7 +387,6 @@
                 <w:lang w:val="pt-PT"/>
               </w:rPr>
             </w:pPr>
-            <w:proofErr w:type="spellStart"/>
             <w:r>
               <w:rPr>
                 <w:rFonts w:ascii="Microsoft Sans Serif" w:hAnsi="Microsoft Sans Serif" w:cs="Microsoft Sans Serif"/>
@@ -396,40 +395,7 @@
                 <w:szCs w:val="24"/>
                 <w:lang w:val="pt-PT"/>
               </w:rPr>
-              <w:t>Invoice</w:t>
-            </w:r>
-            <w:proofErr w:type="spellEnd"/>
-            <w:r>
-              <w:rPr>
-                <w:rFonts w:ascii="Microsoft Sans Serif" w:hAnsi="Microsoft Sans Serif" w:cs="Microsoft Sans Serif"/>
-                <w:color w:val="284434"/>
-                <w:sz w:val="24"/>
-                <w:szCs w:val="24"/>
-                <w:lang w:val="pt-PT"/>
-              </w:rPr>
-              <w:t xml:space="preserve"> </w:t>
-            </w:r>
-            <w:proofErr w:type="spellStart"/>
-            <w:r>
-              <w:rPr>
-                <w:rFonts w:ascii="Microsoft Sans Serif" w:hAnsi="Microsoft Sans Serif" w:cs="Microsoft Sans Serif"/>
-                <w:color w:val="284434"/>
-                <w:sz w:val="24"/>
-                <w:szCs w:val="24"/>
-                <w:lang w:val="pt-PT"/>
-              </w:rPr>
-              <w:t>Nr</w:t>
-            </w:r>
-            <w:proofErr w:type="spellEnd"/>
-            <w:r>
-              <w:rPr>
-                <w:rFonts w:ascii="Microsoft Sans Serif" w:hAnsi="Microsoft Sans Serif" w:cs="Microsoft Sans Serif"/>
-                <w:color w:val="284434"/>
-                <w:sz w:val="24"/>
-                <w:szCs w:val="24"/>
-                <w:lang w:val="pt-PT"/>
-              </w:rPr>
-              <w:t xml:space="preserve"> </w:t>
+              <w:t xml:space="preserve">Invoice Nr </w:t>
             </w:r>
             <w:r>
               <w:rPr>
@@ -545,7 +511,6 @@
                     <w:lang w:val="pt-PT"/>
                   </w:rPr>
                 </w:pPr>
-                <w:proofErr w:type="spellStart"/>
                 <w:r>
                   <w:rPr>
                     <w:rFonts w:ascii="Microsoft Sans Serif" w:eastAsia="Microsoft GothicNeo" w:hAnsi="Microsoft Sans Serif" w:cs="Microsoft Sans Serif"/>
@@ -554,18 +519,7 @@
                     <w:szCs w:val="24"/>
                     <w:lang w:val="pt-PT"/>
                   </w:rPr>
-                  <w:t>Sonia</w:t>
-                </w:r>
-                <w:proofErr w:type="spellEnd"/>
-                <w:r>
-                  <w:rPr>
-                    <w:rFonts w:ascii="Microsoft Sans Serif" w:eastAsia="Microsoft GothicNeo" w:hAnsi="Microsoft Sans Serif" w:cs="Microsoft Sans Serif"/>
-                    <w:color w:val="284434"/>
-                    <w:sz w:val="24"/>
-                    <w:szCs w:val="24"/>
-                    <w:lang w:val="pt-PT"/>
-                  </w:rPr>
-                  <w:t xml:space="preserve"> Pereira</w:t>
+                  <w:t>Sonia Pereira</w:t>
                 </w:r>
               </w:p>
             </w:sdtContent>
@@ -597,7 +551,6 @@
                     <w:lang w:val="pt-PT"/>
                   </w:rPr>
                 </w:pPr>
-                <w:proofErr w:type="spellStart"/>
                 <w:r>
                   <w:rPr>
                     <w:rFonts w:ascii="Microsoft Sans Serif" w:hAnsi="Microsoft Sans Serif" w:cs="Microsoft Sans Serif"/>
@@ -606,18 +559,7 @@
                     <w:szCs w:val="24"/>
                     <w:lang w:val="pt-PT"/>
                   </w:rPr>
-                  <w:t>Bahnhofstrasse</w:t>
-                </w:r>
-                <w:proofErr w:type="spellEnd"/>
-                <w:r>
-                  <w:rPr>
-                    <w:rFonts w:ascii="Microsoft Sans Serif" w:hAnsi="Microsoft Sans Serif" w:cs="Microsoft Sans Serif"/>
-                    <w:color w:val="284434"/>
-                    <w:sz w:val="24"/>
-                    <w:szCs w:val="24"/>
-                    <w:lang w:val="pt-PT"/>
-                  </w:rPr>
-                  <w:t xml:space="preserve"> 6</w:t>
+                  <w:t>Bahnhofstrasse 6</w:t>
                 </w:r>
               </w:p>
             </w:sdtContent>
@@ -1182,14 +1124,12 @@
                 <w:color w:val="000000" w:themeColor="text1"/>
               </w:rPr>
             </w:pPr>
-            <w:proofErr w:type="spellStart"/>
             <w:r>
               <w:rPr>
                 <w:rFonts w:ascii="Microsoft Sans Serif" w:hAnsi="Microsoft Sans Serif" w:cs="Microsoft Sans Serif"/>
               </w:rPr>
               <w:t>Description</w:t>
             </w:r>
-            <w:proofErr w:type="spellEnd"/>
           </w:p>
         </w:tc>
         <w:tc>
@@ -1211,14 +1151,12 @@
                 <w:rFonts w:ascii="Microsoft Sans Serif" w:hAnsi="Microsoft Sans Serif" w:cs="Microsoft Sans Serif"/>
               </w:rPr>
             </w:pPr>
-            <w:proofErr w:type="spellStart"/>
             <w:r>
               <w:rPr>
                 <w:rFonts w:ascii="Microsoft Sans Serif" w:hAnsi="Microsoft Sans Serif" w:cs="Microsoft Sans Serif"/>
               </w:rPr>
               <w:t>Unit</w:t>
             </w:r>
-            <w:proofErr w:type="spellEnd"/>
           </w:p>
         </w:tc>
         <w:tc>
@@ -1244,16 +1182,8 @@
               <w:rPr>
                 <w:rFonts w:ascii="Microsoft Sans Serif" w:hAnsi="Microsoft Sans Serif" w:cs="Microsoft Sans Serif"/>
               </w:rPr>
-              <w:t xml:space="preserve">Price Per </w:t>
+              <w:t>Price Per Hour</w:t>
             </w:r>
-            <w:proofErr w:type="spellStart"/>
-            <w:r>
-              <w:rPr>
-                <w:rFonts w:ascii="Microsoft Sans Serif" w:hAnsi="Microsoft Sans Serif" w:cs="Microsoft Sans Serif"/>
-              </w:rPr>
-              <w:t>Hour</w:t>
-            </w:r>
-            <w:proofErr w:type="spellEnd"/>
           </w:p>
         </w:tc>
         <w:tc>
@@ -1309,7 +1239,6 @@
                 <w:lang w:val="pt-PT"/>
               </w:rPr>
             </w:pPr>
-            <w:proofErr w:type="spellStart"/>
             <w:r>
               <w:rPr>
                 <w:rFonts w:ascii="Microsoft Sans Serif" w:hAnsi="Microsoft Sans Serif" w:cs="Microsoft Sans Serif"/>
@@ -1317,49 +1246,8 @@
                 <w:sz w:val="24"/>
                 <w:lang w:val="pt-PT"/>
               </w:rPr>
-              <w:t>Cleaning</w:t>
+              <w:t>Cleaning Service August</w:t>
             </w:r>
-            <w:proofErr w:type="spellEnd"/>
-            <w:r>
-              <w:rPr>
-                <w:rFonts w:ascii="Microsoft Sans Serif" w:hAnsi="Microsoft Sans Serif" w:cs="Microsoft Sans Serif"/>
-                <w:color w:val="284434"/>
-                <w:sz w:val="24"/>
-                <w:lang w:val="pt-PT"/>
-              </w:rPr>
-              <w:t xml:space="preserve"> </w:t>
-            </w:r>
-            <w:proofErr w:type="spellStart"/>
-            <w:r>
-              <w:rPr>
-                <w:rFonts w:ascii="Microsoft Sans Serif" w:hAnsi="Microsoft Sans Serif" w:cs="Microsoft Sans Serif"/>
-                <w:color w:val="284434"/>
-                <w:sz w:val="24"/>
-                <w:lang w:val="pt-PT"/>
-              </w:rPr>
-              <w:t>Service</w:t>
-            </w:r>
-            <w:proofErr w:type="spellEnd"/>
-            <w:r>
-              <w:rPr>
-                <w:rFonts w:ascii="Microsoft Sans Serif" w:hAnsi="Microsoft Sans Serif" w:cs="Microsoft Sans Serif"/>
-                <w:color w:val="284434"/>
-                <w:sz w:val="24"/>
-                <w:lang w:val="pt-PT"/>
-              </w:rPr>
-              <w:t xml:space="preserve"> </w:t>
-            </w:r>
-            <w:proofErr w:type="spellStart"/>
-            <w:r>
-              <w:rPr>
-                <w:rFonts w:ascii="Microsoft Sans Serif" w:hAnsi="Microsoft Sans Serif" w:cs="Microsoft Sans Serif"/>
-                <w:color w:val="284434"/>
-                <w:sz w:val="24"/>
-                <w:lang w:val="pt-PT"/>
-              </w:rPr>
-              <w:t>August</w:t>
-            </w:r>
-            <w:proofErr w:type="spellEnd"/>
           </w:p>
         </w:tc>
         <w:tc>
@@ -1383,7 +1271,6 @@
                 <w:lang w:val="pt-PT"/>
               </w:rPr>
             </w:pPr>
-            <w:proofErr w:type="spellStart"/>
             <w:r>
               <w:rPr>
                 <w:rFonts w:ascii="Microsoft Sans Serif" w:hAnsi="Microsoft Sans Serif" w:cs="Microsoft Sans Serif"/>
@@ -1393,7 +1280,6 @@
               </w:rPr>
               <w:t>Hours</w:t>
             </w:r>
-            <w:proofErr w:type="spellEnd"/>
           </w:p>
         </w:tc>
         <w:tc>
@@ -1891,9 +1777,8 @@
                 <w:szCs w:val="24"/>
                 <w:lang w:val="pt-PT"/>
               </w:rPr>
-              <w:t xml:space="preserve">#Payment </w:t>
+              <w:t xml:space="preserve">#Payment within </w:t>
             </w:r>
-            <w:proofErr w:type="spellStart"/>
             <w:r>
               <w:rPr>
                 <w:rFonts w:ascii="Microsoft Sans Serif" w:hAnsi="Microsoft Sans Serif" w:cs="Microsoft Sans Serif"/>
@@ -1902,9 +1787,8 @@
                 <w:szCs w:val="24"/>
                 <w:lang w:val="pt-PT"/>
               </w:rPr>
-              <w:t>within</w:t>
+              <w:t>5</w:t>
             </w:r>
-            <w:proofErr w:type="spellEnd"/>
             <w:r>
               <w:rPr>
                 <w:rFonts w:ascii="Microsoft Sans Serif" w:hAnsi="Microsoft Sans Serif" w:cs="Microsoft Sans Serif"/>
@@ -1913,49 +1797,7 @@
                 <w:szCs w:val="24"/>
                 <w:lang w:val="pt-PT"/>
               </w:rPr>
-              <w:t xml:space="preserve"> </w:t>
-            </w:r>
-            <w:r>
-              <w:rPr>
-                <w:rFonts w:ascii="Microsoft Sans Serif" w:hAnsi="Microsoft Sans Serif" w:cs="Microsoft Sans Serif"/>
-                <w:color w:val="284434"/>
-                <w:sz w:val="24"/>
-                <w:szCs w:val="24"/>
-                <w:lang w:val="pt-PT"/>
-              </w:rPr>
-              <w:t>5</w:t>
-            </w:r>
-            <w:r>
-              <w:rPr>
-                <w:rFonts w:ascii="Microsoft Sans Serif" w:hAnsi="Microsoft Sans Serif" w:cs="Microsoft Sans Serif"/>
-                <w:color w:val="284434"/>
-                <w:sz w:val="24"/>
-                <w:szCs w:val="24"/>
-                <w:lang w:val="pt-PT"/>
-              </w:rPr>
-              <w:t xml:space="preserve"> </w:t>
-            </w:r>
-            <w:proofErr w:type="spellStart"/>
-            <w:r>
-              <w:rPr>
-                <w:rFonts w:ascii="Microsoft Sans Serif" w:hAnsi="Microsoft Sans Serif" w:cs="Microsoft Sans Serif"/>
-                <w:color w:val="284434"/>
-                <w:sz w:val="24"/>
-                <w:szCs w:val="24"/>
-                <w:lang w:val="pt-PT"/>
-              </w:rPr>
-              <w:t>days</w:t>
-            </w:r>
-            <w:proofErr w:type="spellEnd"/>
-            <w:r>
-              <w:rPr>
-                <w:rFonts w:ascii="Microsoft Sans Serif" w:hAnsi="Microsoft Sans Serif" w:cs="Microsoft Sans Serif"/>
-                <w:color w:val="284434"/>
-                <w:sz w:val="24"/>
-                <w:szCs w:val="24"/>
-                <w:lang w:val="pt-PT"/>
-              </w:rPr>
-              <w:t xml:space="preserve"> net</w:t>
+              <w:t xml:space="preserve"> days net</w:t>
             </w:r>
           </w:p>
         </w:tc>
@@ -2021,7 +1863,6 @@
           </w:placeholder>
         </w:sdtPr>
         <w:sdtContent>
-          <w:proofErr w:type="spellStart"/>
           <w:r>
             <w:rPr>
               <w:rFonts w:ascii="Microsoft Sans Serif" w:hAnsi="Microsoft Sans Serif" w:cs="Microsoft Sans Serif"/>
@@ -2032,7 +1873,6 @@
             </w:rPr>
             <w:t>Teiker</w:t>
           </w:r>
-          <w:proofErr w:type="spellEnd"/>
         </w:sdtContent>
       </w:sdt>
       <w:r>
@@ -2060,7 +1900,6 @@
           </w:placeholder>
         </w:sdtPr>
         <w:sdtContent>
-          <w:proofErr w:type="spellStart"/>
           <w:r>
             <w:rPr>
               <w:rFonts w:ascii="Microsoft Sans Serif" w:hAnsi="Microsoft Sans Serif" w:cs="Microsoft Sans Serif"/>
@@ -2069,18 +1908,7 @@
               <w:szCs w:val="24"/>
               <w:lang w:val="pt-PT"/>
             </w:rPr>
-            <w:t>Bahnhofstrasse</w:t>
-          </w:r>
-          <w:proofErr w:type="spellEnd"/>
-          <w:r>
-            <w:rPr>
-              <w:rFonts w:ascii="Microsoft Sans Serif" w:hAnsi="Microsoft Sans Serif" w:cs="Microsoft Sans Serif"/>
-              <w:color w:val="284434"/>
-              <w:sz w:val="24"/>
-              <w:szCs w:val="24"/>
-              <w:lang w:val="pt-PT"/>
-            </w:rPr>
-            <w:t xml:space="preserve"> 6</w:t>
+            <w:t>Bahnhofstrasse 6</w:t>
           </w:r>
         </w:sdtContent>
       </w:sdt>
@@ -2117,20 +1945,8 @@
               <w:szCs w:val="24"/>
               <w:lang w:val="pt-PT"/>
             </w:rPr>
-            <w:t xml:space="preserve">3778 - </w:t>
+            <w:t>3778 - Schonried</w:t>
           </w:r>
-          <w:proofErr w:type="spellStart"/>
-          <w:r>
-            <w:rPr>
-              <w:rFonts w:ascii="Microsoft Sans Serif" w:hAnsi="Microsoft Sans Serif" w:cs="Microsoft Sans Serif"/>
-              <w:color w:val="284434"/>
-              <w:sz w:val="24"/>
-              <w:szCs w:val="24"/>
-              <w:lang w:val="pt-PT"/>
-            </w:rPr>
-            <w:t>Schonried</w:t>
-          </w:r>
-          <w:proofErr w:type="spellEnd"/>
         </w:sdtContent>
       </w:sdt>
       <w:r>
@@ -2262,7 +2078,6 @@
           <w:lang w:val="pt-PT"/>
         </w:rPr>
       </w:pPr>
-      <w:proofErr w:type="spellStart"/>
       <w:r>
         <w:rPr>
           <w:rFonts w:ascii="Microsoft Sans Serif" w:hAnsi="Microsoft Sans Serif" w:cs="Microsoft Sans Serif"/>
@@ -2271,18 +2086,7 @@
           <w:szCs w:val="24"/>
           <w:lang w:val="pt-PT"/>
         </w:rPr>
-        <w:t>Bank</w:t>
-      </w:r>
-      <w:proofErr w:type="spellEnd"/>
-      <w:r>
-        <w:rPr>
-          <w:rFonts w:ascii="Microsoft Sans Serif" w:hAnsi="Microsoft Sans Serif" w:cs="Microsoft Sans Serif"/>
-          <w:color w:val="284434"/>
-          <w:sz w:val="24"/>
-          <w:szCs w:val="24"/>
-          <w:lang w:val="pt-PT"/>
-        </w:rPr>
-        <w:t xml:space="preserve">  </w:t>
+        <w:t xml:space="preserve">Bank  </w:t>
       </w:r>
       <w:sdt>
         <w:sdtPr>
@@ -2321,7 +2125,6 @@
             </w:rPr>
             <w:t xml:space="preserve"> </w:t>
           </w:r>
-          <w:proofErr w:type="spellStart"/>
           <w:r>
             <w:rPr>
               <w:rFonts w:ascii="Microsoft Sans Serif" w:hAnsi="Microsoft Sans Serif" w:cs="Microsoft Sans Serif"/>
@@ -2334,7 +2137,6 @@
             </w:rPr>
             <w:t>Berner</w:t>
           </w:r>
-          <w:proofErr w:type="spellEnd"/>
           <w:r>
             <w:rPr>
               <w:rFonts w:ascii="Microsoft Sans Serif" w:hAnsi="Microsoft Sans Serif" w:cs="Microsoft Sans Serif"/>
@@ -2345,7 +2147,6 @@
             </w:rPr>
             <w:t xml:space="preserve"> </w:t>
           </w:r>
-          <w:proofErr w:type="spellStart"/>
           <w:r>
             <w:rPr>
               <w:rFonts w:ascii="Microsoft Sans Serif" w:hAnsi="Microsoft Sans Serif" w:cs="Microsoft Sans Serif"/>
@@ -2358,7 +2159,6 @@
             </w:rPr>
             <w:t>Kantonalbank</w:t>
           </w:r>
-          <w:proofErr w:type="spellEnd"/>
         </w:sdtContent>
       </w:sdt>
       <w:r>
@@ -2495,7 +2295,6 @@
           <w:lang w:val="pt-PT"/>
         </w:rPr>
       </w:pPr>
-      <w:proofErr w:type="spellStart"/>
       <w:r>
         <w:rPr>
           <w:rFonts w:ascii="Microsoft Sans Serif" w:hAnsi="Microsoft Sans Serif" w:cs="Microsoft Sans Serif"/>
@@ -2504,40 +2303,7 @@
           <w:szCs w:val="24"/>
           <w:lang w:val="pt-PT"/>
         </w:rPr>
-        <w:t>Payment</w:t>
-      </w:r>
-      <w:proofErr w:type="spellEnd"/>
-      <w:r>
-        <w:rPr>
-          <w:rFonts w:ascii="Microsoft Sans Serif" w:hAnsi="Microsoft Sans Serif" w:cs="Microsoft Sans Serif"/>
-          <w:color w:val="284434"/>
-          <w:sz w:val="24"/>
-          <w:szCs w:val="24"/>
-          <w:lang w:val="pt-PT"/>
-        </w:rPr>
-        <w:t xml:space="preserve"> </w:t>
-      </w:r>
-      <w:proofErr w:type="spellStart"/>
-      <w:r>
-        <w:rPr>
-          <w:rFonts w:ascii="Microsoft Sans Serif" w:hAnsi="Microsoft Sans Serif" w:cs="Microsoft Sans Serif"/>
-          <w:color w:val="284434"/>
-          <w:sz w:val="24"/>
-          <w:szCs w:val="24"/>
-          <w:lang w:val="pt-PT"/>
-        </w:rPr>
-        <w:t>by</w:t>
-      </w:r>
-      <w:proofErr w:type="spellEnd"/>
-      <w:r>
-        <w:rPr>
-          <w:rFonts w:ascii="Microsoft Sans Serif" w:hAnsi="Microsoft Sans Serif" w:cs="Microsoft Sans Serif"/>
-          <w:color w:val="284434"/>
-          <w:sz w:val="24"/>
-          <w:szCs w:val="24"/>
-          <w:lang w:val="pt-PT"/>
-        </w:rPr>
-        <w:t xml:space="preserve"> TWINT  </w:t>
+        <w:t xml:space="preserve">Payment by TWINT  </w:t>
       </w:r>
       <w:sdt>
         <w:sdtPr>
@@ -4326,6 +4092,7 @@
     <w:rsid w:val="0037421F"/>
     <w:rsid w:val="0043225F"/>
     <w:rsid w:val="00496059"/>
+    <w:rsid w:val="00945D1F"/>
     <w:rsid w:val="009E37CC"/>
     <w:rsid w:val="00CD0386"/>
     <w:rsid w:val="00D857EA"/>
